--- a/docs/Plan de Pruebas de Software - TrazaDoc.docx
+++ b/docs/Plan de Pruebas de Software - TrazaDoc.docx
@@ -26,6 +26,7 @@
         <w:spacing w:before="120"/>
         <w:jc w:val="center"/>
       </w:pPr>
+      <w:proofErr w:type="spellStart"/>
       <w:r>
         <w:rPr>
           <w:b/>
@@ -35,6 +36,7 @@
         </w:rPr>
         <w:t>TrazaDoc</w:t>
       </w:r>
+      <w:proofErr w:type="spellEnd"/>
     </w:p>
     <w:p>
       <w:pPr>
@@ -80,8 +82,16 @@
         <w:jc w:val="center"/>
       </w:pPr>
       <w:r>
-        <w:t>Director: Juan Carlos Navarro Beltrán</w:t>
+        <w:t xml:space="preserve">Director: </w:t>
       </w:r>
+      <w:r>
+        <w:t xml:space="preserve">Sara Fernanda </w:t>
+      </w:r>
+      <w:proofErr w:type="spellStart"/>
+      <w:r>
+        <w:t>Sanchez</w:t>
+      </w:r>
+      <w:proofErr w:type="spellEnd"/>
     </w:p>
     <w:p>
       <w:pPr>
@@ -160,12 +170,6 @@
         <w:gridCol w:w="3931"/>
       </w:tblGrid>
       <w:tr>
-        <w:tblPrEx>
-          <w:tblCellMar>
-            <w:top w:w="0" w:type="dxa"/>
-            <w:bottom w:w="0" w:type="dxa"/>
-          </w:tblCellMar>
-        </w:tblPrEx>
         <w:trPr>
           <w:cantSplit/>
           <w:tblHeader/>
@@ -300,12 +304,6 @@
         </w:tc>
       </w:tr>
       <w:tr>
-        <w:tblPrEx>
-          <w:tblCellMar>
-            <w:top w:w="0" w:type="dxa"/>
-            <w:bottom w:w="0" w:type="dxa"/>
-          </w:tblCellMar>
-        </w:tblPrEx>
         <w:trPr>
           <w:cantSplit/>
         </w:trPr>
@@ -2559,73 +2557,6 @@
               <w14:ligatures w14:val="standardContextual"/>
             </w:rPr>
           </w:pPr>
-          <w:hyperlink w:anchor="_Toc243846533" w:history="1">
-            <w:r>
-              <w:rPr>
-                <w:rStyle w:val="Hipervnculo"/>
-                <w:noProof/>
-              </w:rPr>
-              <w:t>11. Aprobaciones</w:t>
-            </w:r>
-            <w:r>
-              <w:rPr>
-                <w:noProof/>
-              </w:rPr>
-              <w:tab/>
-            </w:r>
-            <w:r>
-              <w:rPr>
-                <w:noProof/>
-              </w:rPr>
-              <w:fldChar w:fldCharType="begin"/>
-            </w:r>
-            <w:r>
-              <w:rPr>
-                <w:noProof/>
-              </w:rPr>
-              <w:instrText xml:space="preserve"> PAGEREF _Toc243846533 \h </w:instrText>
-            </w:r>
-            <w:r>
-              <w:rPr>
-                <w:noProof/>
-              </w:rPr>
-            </w:r>
-            <w:r>
-              <w:rPr>
-                <w:noProof/>
-              </w:rPr>
-              <w:fldChar w:fldCharType="separate"/>
-            </w:r>
-            <w:r>
-              <w:rPr>
-                <w:noProof/>
-              </w:rPr>
-              <w:t>29</w:t>
-            </w:r>
-            <w:r>
-              <w:rPr>
-                <w:noProof/>
-              </w:rPr>
-              <w:fldChar w:fldCharType="end"/>
-            </w:r>
-          </w:hyperlink>
-        </w:p>
-        <w:p>
-          <w:pPr>
-            <w:pStyle w:val="TDC1"/>
-            <w:tabs>
-              <w:tab w:val="right" w:leader="dot" w:pos="9350"/>
-            </w:tabs>
-            <w:rPr>
-              <w:rFonts w:asciiTheme="minorHAnsi" w:eastAsiaTheme="minorEastAsia" w:hAnsiTheme="minorHAnsi" w:cstheme="minorBidi"/>
-              <w:noProof/>
-              <w:color w:val="auto"/>
-              <w:kern w:val="2"/>
-              <w:sz w:val="24"/>
-              <w:szCs w:val="24"/>
-              <w14:ligatures w14:val="standardContextual"/>
-            </w:rPr>
-          </w:pPr>
           <w:hyperlink w:anchor="_Toc243846534" w:history="1">
             <w:r>
               <w:rPr>
@@ -3104,60 +3035,46 @@
     <w:p>
       <w:pPr>
         <w:spacing w:after="140" w:line="276" w:lineRule="auto"/>
+        <w:jc w:val="both"/>
       </w:pPr>
       <w:r>
         <w:t xml:space="preserve">Este documento es el </w:t>
       </w:r>
       <w:r>
-        <w:rPr>
-          <w:b/>
-          <w:bCs/>
-        </w:rPr>
-        <w:t>Plan de Pruebas de Software (PPS)</w:t>
+        <w:t xml:space="preserve">Plan de Pruebas de Software (PPS) de </w:t>
       </w:r>
+      <w:proofErr w:type="spellStart"/>
       <w:r>
-        <w:t xml:space="preserve"> de TrazaDoc, el MVP desarrollado en el trabajo de grado. Responde al </w:t>
+        <w:t>TrazaDoc</w:t>
       </w:r>
+      <w:proofErr w:type="spellEnd"/>
       <w:r>
-        <w:rPr>
-          <w:b/>
-          <w:bCs/>
-        </w:rPr>
-        <w:t>objetivo específico 4 (OE4)</w:t>
-      </w:r>
-      <w:r>
-        <w:t>:</w:t>
+        <w:t>, el MVP desarrollado en el trabajo de grado. Responde al objetivo específico 4 (OE4):</w:t>
       </w:r>
     </w:p>
     <w:p>
       <w:pPr>
         <w:spacing w:after="140" w:line="276" w:lineRule="auto"/>
         <w:ind w:left="567" w:right="567"/>
+        <w:jc w:val="both"/>
       </w:pPr>
       <w:r>
-        <w:rPr>
-          <w:b/>
-          <w:bCs/>
-        </w:rPr>
         <w:t>"Evaluar el MVP mediante un plan de pruebas que verifique el comportamiento funcional de los módulos, la detección de alteraciones en documentos registrados y el rendimiento operativo del sistema."</w:t>
       </w:r>
     </w:p>
     <w:p>
       <w:pPr>
         <w:spacing w:after="140" w:line="276" w:lineRule="auto"/>
+        <w:jc w:val="both"/>
       </w:pPr>
       <w:r>
         <w:t xml:space="preserve">Su propósito es definir, antes de ejecutar cualquier prueba, </w:t>
       </w:r>
       <w:r>
-        <w:rPr>
-          <w:b/>
-          <w:bCs/>
-        </w:rPr>
-        <w:t>qué se va a probar, cómo, dónde, quién lo hace, cuándo y con qué criterio se decide si el sistema pasa o no</w:t>
+        <w:t>qué se va a probar, cómo, dónde, quién lo hace, cuándo y con qué criterio se decide si el sistema pasa o no.</w:t>
       </w:r>
       <w:r>
-        <w:t>. Así, los resultados que se presenten en el informe final se pueden repetir y comprobar.</w:t>
+        <w:t xml:space="preserve"> Así, los resultados que se presenten en el informe final se pueden repetir y comprobar.</w:t>
       </w:r>
     </w:p>
     <w:p>
@@ -3173,19 +3090,30 @@
     <w:p>
       <w:pPr>
         <w:spacing w:after="140" w:line="276" w:lineRule="auto"/>
+        <w:jc w:val="both"/>
       </w:pPr>
       <w:r>
         <w:t xml:space="preserve">Este documento está escrito para </w:t>
       </w:r>
       <w:r>
-        <w:rPr>
-          <w:b/>
-          <w:bCs/>
-        </w:rPr>
         <w:t>cualquier persona interesada</w:t>
       </w:r>
       <w:r>
-        <w:t xml:space="preserve"> en TrazaDoc: el equipo del proyecto, el director y la codirectora, los jurados, otros estudiantes o desarrolladores que quieran repetir las pruebas, y empresas que evalúen una solución parecida. No hace falta saber de blockchain ni de programación: cada término técnico se explica la primera vez que aparece, y cada prueba dice paso a paso qué se hace y qué se espera ver.</w:t>
+        <w:t xml:space="preserve"> en </w:t>
+      </w:r>
+      <w:proofErr w:type="spellStart"/>
+      <w:r>
+        <w:t>TrazaDoc</w:t>
+      </w:r>
+      <w:proofErr w:type="spellEnd"/>
+      <w:r>
+        <w:t xml:space="preserve">: el equipo del proyecto, </w:t>
+      </w:r>
+      <w:r>
+        <w:t>la directora</w:t>
+      </w:r>
+      <w:r>
+        <w:t xml:space="preserve"> y la codirectora, los jurados, otros estudiantes o desarrolladores que quieran repetir las pruebas, y empresas que evalúen una solución parecida. No hace falta saber de blockchain ni de programación: cada término técnico se explica la primera vez que aparece, y cada prueba dice paso a paso qué se hace y qué se espera ver.</w:t>
       </w:r>
     </w:p>
     <w:p>
@@ -3194,41 +3122,47 @@
       </w:pPr>
       <w:bookmarkStart w:id="2" w:name="_Toc243846504"/>
       <w:r>
-        <w:t>1.2 Qué es TrazaDoc</w:t>
+        <w:t xml:space="preserve">1.2 Qué es </w:t>
+      </w:r>
+      <w:proofErr w:type="spellStart"/>
+      <w:r>
+        <w:t>TrazaDoc</w:t>
       </w:r>
       <w:bookmarkEnd w:id="2"/>
+      <w:proofErr w:type="spellEnd"/>
     </w:p>
     <w:p>
       <w:pPr>
         <w:spacing w:after="140" w:line="276" w:lineRule="auto"/>
+        <w:jc w:val="both"/>
       </w:pPr>
+      <w:proofErr w:type="spellStart"/>
       <w:r>
-        <w:t xml:space="preserve">TrazaDoc permite a una empresa proteger sus contratos laborales y acuerdos de confidencialidad en PDF. Cuando un Empleado carga un documento, el sistema calcula su </w:t>
+        <w:t>TrazaDoc</w:t>
+      </w:r>
+      <w:proofErr w:type="spellEnd"/>
+      <w:r>
+        <w:t xml:space="preserve"> permite a una empresa proteger sus contratos laborales y acuerdos de </w:t>
       </w:r>
       <w:r>
-        <w:rPr>
-          <w:b/>
-          <w:bCs/>
-        </w:rPr>
-        <w:t>huella digital (hash SHA-256)</w:t>
+        <w:t>confidencialidad en PDF. Cuando un Empleado carga un documento, el sistema calcula su huella digital (hash SHA-256), una especie de "código único" del archivo: si al documento se le cambia aunque sea una coma, la huella cambia por completo. Esa huella se guarda en una red blockchain permisionada (</w:t>
+      </w:r>
+      <w:proofErr w:type="spellStart"/>
+      <w:r>
+        <w:t>Hyperledger</w:t>
+      </w:r>
+      <w:proofErr w:type="spellEnd"/>
+      <w:r>
+        <w:t xml:space="preserve"> Fabric), donde nadie puede modificarla ni borrarla. Después, un Verificador puede comprobar si una copia del documento es idéntica a la registrada, y el Administrador puede consultar todo el historial</w:t>
       </w:r>
       <w:r>
-        <w:t xml:space="preserve">, una especie de "código único" del archivo: si al documento se le cambia aunque sea una coma, la huella cambia por completo. Esa huella se guarda en una </w:t>
-      </w:r>
-      <w:r>
-        <w:rPr>
-          <w:b/>
-          <w:bCs/>
-        </w:rPr>
-        <w:t>red blockchain permisionada (Hyperledger Fabric)</w:t>
-      </w:r>
-      <w:r>
-        <w:t>, donde nadie puede modificarla ni borrarla. Después, un Verificador puede comprobar si una copia del documento es idéntica a la registrada, y el Administrador puede consultar todo el historial.</w:t>
+        <w:t>.</w:t>
       </w:r>
     </w:p>
     <w:p>
       <w:pPr>
         <w:spacing w:after="140" w:line="276" w:lineRule="auto"/>
+        <w:jc w:val="both"/>
       </w:pPr>
       <w:r>
         <w:t>El sistema tiene tres roles:</w:t>
@@ -3242,6 +3176,7 @@
           <w:numId w:val="2"/>
         </w:numPr>
         <w:spacing w:after="70" w:line="264" w:lineRule="auto"/>
+        <w:jc w:val="both"/>
       </w:pPr>
       <w:r>
         <w:rPr>
@@ -3262,6 +3197,7 @@
           <w:numId w:val="2"/>
         </w:numPr>
         <w:spacing w:after="70" w:line="264" w:lineRule="auto"/>
+        <w:jc w:val="both"/>
       </w:pPr>
       <w:r>
         <w:rPr>
@@ -3282,6 +3218,7 @@
           <w:numId w:val="2"/>
         </w:numPr>
         <w:spacing w:after="70" w:line="264" w:lineRule="auto"/>
+        <w:jc w:val="both"/>
       </w:pPr>
       <w:r>
         <w:rPr>
@@ -3312,6 +3249,7 @@
           <w:numId w:val="2"/>
         </w:numPr>
         <w:spacing w:after="70" w:line="264" w:lineRule="auto"/>
+        <w:jc w:val="both"/>
       </w:pPr>
       <w:r>
         <w:t>Comprobar que cada función del sistema se comporta como lo definen las 24 historias de usuario y sus 51 escenarios de aceptación.</w:t>
@@ -3325,6 +3263,7 @@
           <w:numId w:val="2"/>
         </w:numPr>
         <w:spacing w:after="70" w:line="264" w:lineRule="auto"/>
+        <w:jc w:val="both"/>
       </w:pPr>
       <w:r>
         <w:t xml:space="preserve">Demostrar que el sistema detecta el </w:t>
@@ -3348,6 +3287,7 @@
           <w:numId w:val="2"/>
         </w:numPr>
         <w:spacing w:after="70" w:line="264" w:lineRule="auto"/>
+        <w:jc w:val="both"/>
       </w:pPr>
       <w:r>
         <w:t>Comprobar que el historial guardado en la blockchain coincide, en orden y contenido, con las acciones realizadas (no repudio).</w:t>
@@ -3361,6 +3301,7 @@
           <w:numId w:val="2"/>
         </w:numPr>
         <w:spacing w:after="70" w:line="264" w:lineRule="auto"/>
+        <w:jc w:val="both"/>
       </w:pPr>
       <w:r>
         <w:t>Medir los tiempos de respuesta al registrar y al verificar un documento.</w:t>
@@ -3374,6 +3315,7 @@
           <w:numId w:val="2"/>
         </w:numPr>
         <w:spacing w:after="70" w:line="264" w:lineRule="auto"/>
+        <w:jc w:val="both"/>
       </w:pPr>
       <w:r>
         <w:t>Encontrar, registrar y hacer seguimiento a los defectos hasta su cierre.</w:t>
@@ -3397,9 +3339,34 @@
           <w:numId w:val="2"/>
         </w:numPr>
         <w:spacing w:after="70" w:line="264" w:lineRule="auto"/>
+        <w:jc w:val="both"/>
       </w:pPr>
       <w:r>
-        <w:t>Frontend: React 19, Vite y TypeScript, servido por nginx.</w:t>
+        <w:t xml:space="preserve">Frontend: </w:t>
+      </w:r>
+      <w:proofErr w:type="spellStart"/>
+      <w:r>
+        <w:t>React</w:t>
+      </w:r>
+      <w:proofErr w:type="spellEnd"/>
+      <w:r>
+        <w:t xml:space="preserve"> 19, Vite y </w:t>
+      </w:r>
+      <w:proofErr w:type="spellStart"/>
+      <w:r>
+        <w:t>TypeScript</w:t>
+      </w:r>
+      <w:proofErr w:type="spellEnd"/>
+      <w:r>
+        <w:t xml:space="preserve">, servido por </w:t>
+      </w:r>
+      <w:proofErr w:type="spellStart"/>
+      <w:r>
+        <w:t>nginx</w:t>
+      </w:r>
+      <w:proofErr w:type="spellEnd"/>
+      <w:r>
+        <w:t>.</w:t>
       </w:r>
     </w:p>
     <w:p>
@@ -3410,8 +3377,15 @@
           <w:numId w:val="2"/>
         </w:numPr>
         <w:spacing w:after="70" w:line="264" w:lineRule="auto"/>
+        <w:jc w:val="both"/>
+        <w:rPr>
+          <w:lang w:val="en-US"/>
+        </w:rPr>
       </w:pPr>
       <w:r>
+        <w:rPr>
+          <w:lang w:val="en-US"/>
+        </w:rPr>
         <w:t>Backend: Node.js 20 con Express y TypeScript.</w:t>
       </w:r>
     </w:p>
@@ -3423,9 +3397,34 @@
           <w:numId w:val="2"/>
         </w:numPr>
         <w:spacing w:after="70" w:line="264" w:lineRule="auto"/>
+        <w:jc w:val="both"/>
       </w:pPr>
       <w:r>
-        <w:t>Blockchain: Hyperledger Fabric 2.5.16 (2 organizaciones, 1 orderer, 3 autoridades certificadoras, canal contratoschannel).</w:t>
+        <w:t xml:space="preserve">Blockchain: </w:t>
+      </w:r>
+      <w:proofErr w:type="spellStart"/>
+      <w:r>
+        <w:t>Hyperledger</w:t>
+      </w:r>
+      <w:proofErr w:type="spellEnd"/>
+      <w:r>
+        <w:t xml:space="preserve"> Fabric 2.5.16 (2 organizaciones, 1 </w:t>
+      </w:r>
+      <w:proofErr w:type="spellStart"/>
+      <w:r>
+        <w:t>orderer</w:t>
+      </w:r>
+      <w:proofErr w:type="spellEnd"/>
+      <w:r>
+        <w:t xml:space="preserve">, 3 autoridades certificadoras, canal </w:t>
+      </w:r>
+      <w:proofErr w:type="spellStart"/>
+      <w:r>
+        <w:t>contratoschannel</w:t>
+      </w:r>
+      <w:proofErr w:type="spellEnd"/>
+      <w:r>
+        <w:t>).</w:t>
       </w:r>
     </w:p>
     <w:p>
@@ -3436,9 +3435,26 @@
           <w:numId w:val="2"/>
         </w:numPr>
         <w:spacing w:after="70" w:line="264" w:lineRule="auto"/>
+        <w:jc w:val="both"/>
       </w:pPr>
       <w:r>
-        <w:t>Contrato inteligente (chaincode): Go.</w:t>
+        <w:t>Contrato inteligente (</w:t>
+      </w:r>
+      <w:proofErr w:type="spellStart"/>
+      <w:r>
+        <w:t>chaincode</w:t>
+      </w:r>
+      <w:proofErr w:type="spellEnd"/>
+      <w:r>
+        <w:t xml:space="preserve">): </w:t>
+      </w:r>
+      <w:proofErr w:type="spellStart"/>
+      <w:r>
+        <w:t>Go</w:t>
+      </w:r>
+      <w:proofErr w:type="spellEnd"/>
+      <w:r>
+        <w:t>.</w:t>
       </w:r>
     </w:p>
     <w:p>
@@ -3449,6 +3465,7 @@
           <w:numId w:val="2"/>
         </w:numPr>
         <w:spacing w:after="70" w:line="264" w:lineRule="auto"/>
+        <w:jc w:val="both"/>
       </w:pPr>
       <w:r>
         <w:t>Base de datos: MongoDB 7.</w:t>
@@ -3462,6 +3479,7 @@
           <w:numId w:val="2"/>
         </w:numPr>
         <w:spacing w:after="70" w:line="264" w:lineRule="auto"/>
+        <w:jc w:val="both"/>
       </w:pPr>
       <w:r>
         <w:t>Autenticación: contraseña + código de 6 dígitos enviado por correo (Brevo) y sesión con JWT.</w:t>
@@ -3475,9 +3493,18 @@
           <w:numId w:val="2"/>
         </w:numPr>
         <w:spacing w:after="70" w:line="264" w:lineRule="auto"/>
+        <w:jc w:val="both"/>
       </w:pPr>
       <w:r>
-        <w:t>Infraestructura: Docker y Docker Compose; en el entorno de validación, Caddy para HTTPS.</w:t>
+        <w:t xml:space="preserve">Infraestructura: Docker y Docker </w:t>
+      </w:r>
+      <w:proofErr w:type="spellStart"/>
+      <w:r>
+        <w:t>Compose</w:t>
+      </w:r>
+      <w:proofErr w:type="spellEnd"/>
+      <w:r>
+        <w:t>; en el entorno de validación, Caddy para HTTPS.</w:t>
       </w:r>
     </w:p>
     <w:p>
@@ -3502,13 +3529,21 @@
     <w:p>
       <w:pPr>
         <w:spacing w:after="140" w:line="276" w:lineRule="auto"/>
+        <w:jc w:val="both"/>
       </w:pPr>
       <w:r>
         <w:rPr>
           <w:b/>
           <w:bCs/>
         </w:rPr>
-        <w:t>Funcionalidades que se prueban.</w:t>
+        <w:t>Funcionalidades que se prueban</w:t>
+      </w:r>
+      <w:r>
+        <w:rPr>
+          <w:b/>
+          <w:bCs/>
+        </w:rPr>
+        <w:t>:</w:t>
       </w:r>
       <w:r>
         <w:t xml:space="preserve"> Las cinco épicas del backlog: autenticación y control de acceso, registro y gestión documental, verificación de integridad, administración del sistema e infraestructura. En total, 24 historias de usuario y 51 escenarios de aceptación (sección 2.1).</w:t>
@@ -3517,13 +3552,21 @@
     <w:p>
       <w:pPr>
         <w:spacing w:after="140" w:line="276" w:lineRule="auto"/>
+        <w:jc w:val="both"/>
       </w:pPr>
       <w:r>
         <w:rPr>
           <w:b/>
           <w:bCs/>
         </w:rPr>
-        <w:t>Tipos de prueba.</w:t>
+        <w:t>Tipos de prueba</w:t>
+      </w:r>
+      <w:r>
+        <w:rPr>
+          <w:b/>
+          <w:bCs/>
+        </w:rPr>
+        <w:t>:</w:t>
       </w:r>
       <w:r>
         <w:t xml:space="preserve"> Pruebas funcionales de caja negra (manuales y automatizadas), pruebas de integridad por mutación documental, pruebas de trazabilidad e inmutabilidad, pruebas de rendimiento, pruebas de humo, de regresión y de usabilidad (sección 5).</w:t>
@@ -3532,13 +3575,21 @@
     <w:p>
       <w:pPr>
         <w:spacing w:after="140" w:line="276" w:lineRule="auto"/>
+        <w:jc w:val="both"/>
       </w:pPr>
       <w:r>
         <w:rPr>
           <w:b/>
           <w:bCs/>
         </w:rPr>
-        <w:t>Entornos.</w:t>
+        <w:t>Entornos</w:t>
+      </w:r>
+      <w:r>
+        <w:rPr>
+          <w:b/>
+          <w:bCs/>
+        </w:rPr>
+        <w:t>:</w:t>
       </w:r>
       <w:r>
         <w:t xml:space="preserve"> Un entorno de desarrollo local para ensayos y un entorno de validación en una máquina virtual de Microsoft Azure, donde se hace la ejecución oficial (sección 3).</w:t>
@@ -3553,7 +3604,14 @@
           <w:b/>
           <w:bCs/>
         </w:rPr>
-        <w:t>Criterios de éxito.</w:t>
+        <w:t>Criterios de éxito</w:t>
+      </w:r>
+      <w:r>
+        <w:rPr>
+          <w:b/>
+          <w:bCs/>
+        </w:rPr>
+        <w:t>:</w:t>
       </w:r>
       <w:r>
         <w:t xml:space="preserve"> Los indicadores (KPI) del OE4 definidos en el trabajo de grado:</w:t>
@@ -3597,12 +3655,6 @@
         <w:gridCol w:w="4212"/>
       </w:tblGrid>
       <w:tr>
-        <w:tblPrEx>
-          <w:tblCellMar>
-            <w:top w:w="0" w:type="dxa"/>
-            <w:bottom w:w="0" w:type="dxa"/>
-          </w:tblCellMar>
-        </w:tblPrEx>
         <w:trPr>
           <w:cantSplit/>
           <w:tblHeader/>
@@ -3673,12 +3725,6 @@
         </w:tc>
       </w:tr>
       <w:tr>
-        <w:tblPrEx>
-          <w:tblCellMar>
-            <w:top w:w="0" w:type="dxa"/>
-            <w:bottom w:w="0" w:type="dxa"/>
-          </w:tblCellMar>
-        </w:tblPrEx>
         <w:trPr>
           <w:cantSplit/>
         </w:trPr>
@@ -3744,12 +3790,6 @@
         </w:tc>
       </w:tr>
       <w:tr>
-        <w:tblPrEx>
-          <w:tblCellMar>
-            <w:top w:w="0" w:type="dxa"/>
-            <w:bottom w:w="0" w:type="dxa"/>
-          </w:tblCellMar>
-        </w:tblPrEx>
         <w:trPr>
           <w:cantSplit/>
         </w:trPr>
@@ -3815,12 +3855,6 @@
         </w:tc>
       </w:tr>
       <w:tr>
-        <w:tblPrEx>
-          <w:tblCellMar>
-            <w:top w:w="0" w:type="dxa"/>
-            <w:bottom w:w="0" w:type="dxa"/>
-          </w:tblCellMar>
-        </w:tblPrEx>
         <w:trPr>
           <w:cantSplit/>
         </w:trPr>
@@ -3886,12 +3920,6 @@
         </w:tc>
       </w:tr>
       <w:tr>
-        <w:tblPrEx>
-          <w:tblCellMar>
-            <w:top w:w="0" w:type="dxa"/>
-            <w:bottom w:w="0" w:type="dxa"/>
-          </w:tblCellMar>
-        </w:tblPrEx>
         <w:trPr>
           <w:cantSplit/>
         </w:trPr>
@@ -4022,12 +4050,6 @@
         <w:gridCol w:w="4493"/>
       </w:tblGrid>
       <w:tr>
-        <w:tblPrEx>
-          <w:tblCellMar>
-            <w:top w:w="0" w:type="dxa"/>
-            <w:bottom w:w="0" w:type="dxa"/>
-          </w:tblCellMar>
-        </w:tblPrEx>
         <w:trPr>
           <w:cantSplit/>
           <w:tblHeader/>
@@ -4130,12 +4152,6 @@
         </w:tc>
       </w:tr>
       <w:tr>
-        <w:tblPrEx>
-          <w:tblCellMar>
-            <w:top w:w="0" w:type="dxa"/>
-            <w:bottom w:w="0" w:type="dxa"/>
-          </w:tblCellMar>
-        </w:tblPrEx>
         <w:trPr>
           <w:cantSplit/>
         </w:trPr>
@@ -4231,12 +4247,6 @@
         </w:tc>
       </w:tr>
       <w:tr>
-        <w:tblPrEx>
-          <w:tblCellMar>
-            <w:top w:w="0" w:type="dxa"/>
-            <w:bottom w:w="0" w:type="dxa"/>
-          </w:tblCellMar>
-        </w:tblPrEx>
         <w:trPr>
           <w:cantSplit/>
         </w:trPr>
@@ -4332,12 +4342,6 @@
         </w:tc>
       </w:tr>
       <w:tr>
-        <w:tblPrEx>
-          <w:tblCellMar>
-            <w:top w:w="0" w:type="dxa"/>
-            <w:bottom w:w="0" w:type="dxa"/>
-          </w:tblCellMar>
-        </w:tblPrEx>
         <w:trPr>
           <w:cantSplit/>
         </w:trPr>
@@ -4433,12 +4437,6 @@
         </w:tc>
       </w:tr>
       <w:tr>
-        <w:tblPrEx>
-          <w:tblCellMar>
-            <w:top w:w="0" w:type="dxa"/>
-            <w:bottom w:w="0" w:type="dxa"/>
-          </w:tblCellMar>
-        </w:tblPrEx>
         <w:trPr>
           <w:cantSplit/>
         </w:trPr>
@@ -4498,7 +4496,23 @@
                 <w:sz w:val="19"/>
                 <w:szCs w:val="19"/>
               </w:rPr>
-              <w:t>Laura Sofia Diaz Suarez (interfaz y usabilidad), Sofia Ortiz Daza (backend, chaincode, infraestructura y despliegue)</w:t>
+              <w:t xml:space="preserve">Laura Sofia Diaz Suarez (interfaz y usabilidad), Sofia Ortiz Daza (backend, </w:t>
+            </w:r>
+            <w:proofErr w:type="spellStart"/>
+            <w:r>
+              <w:rPr>
+                <w:sz w:val="19"/>
+                <w:szCs w:val="19"/>
+              </w:rPr>
+              <w:t>chaincode</w:t>
+            </w:r>
+            <w:proofErr w:type="spellEnd"/>
+            <w:r>
+              <w:rPr>
+                <w:sz w:val="19"/>
+                <w:szCs w:val="19"/>
+              </w:rPr>
+              <w:t>, infraestructura y despliegue)</w:t>
             </w:r>
           </w:p>
         </w:tc>
@@ -4534,12 +4548,6 @@
         </w:tc>
       </w:tr>
       <w:tr>
-        <w:tblPrEx>
-          <w:tblCellMar>
-            <w:top w:w="0" w:type="dxa"/>
-            <w:bottom w:w="0" w:type="dxa"/>
-          </w:tblCellMar>
-        </w:tblPrEx>
         <w:trPr>
           <w:cantSplit/>
         </w:trPr>
@@ -4652,13 +4660,21 @@
     <w:p>
       <w:pPr>
         <w:spacing w:after="140" w:line="276" w:lineRule="auto"/>
+        <w:jc w:val="both"/>
       </w:pPr>
       <w:r>
         <w:rPr>
           <w:b/>
           <w:bCs/>
         </w:rPr>
-        <w:t>Cronograma.</w:t>
+        <w:t>Cronograma</w:t>
+      </w:r>
+      <w:r>
+        <w:rPr>
+          <w:b/>
+          <w:bCs/>
+        </w:rPr>
+        <w:t>:</w:t>
       </w:r>
       <w:r>
         <w:t xml:space="preserve"> Dos semanas de pruebas locales (11 al 24 de octubre de 2026), despliegue en Azure el 25 de octubre y pruebas sobre el despliegue del 25 al 29 de octubre (sección 6).</w:t>
@@ -4667,13 +4683,21 @@
     <w:p>
       <w:pPr>
         <w:spacing w:after="140" w:line="276" w:lineRule="auto"/>
+        <w:jc w:val="both"/>
       </w:pPr>
       <w:r>
         <w:rPr>
           <w:b/>
           <w:bCs/>
         </w:rPr>
-        <w:t>Herramientas.</w:t>
+        <w:t>Herramientas</w:t>
+      </w:r>
+      <w:r>
+        <w:rPr>
+          <w:b/>
+          <w:bCs/>
+        </w:rPr>
+        <w:t>:</w:t>
       </w:r>
       <w:r>
         <w:t xml:space="preserve"> Pruebas automatizadas del proyecto, navegador, Postman, GitHub Issues y documentos de Word y Excel (sección 9).</w:t>
@@ -4682,6 +4706,7 @@
     <w:p>
       <w:pPr>
         <w:pStyle w:val="Ttulo2"/>
+        <w:jc w:val="both"/>
       </w:pPr>
       <w:bookmarkStart w:id="6" w:name="_Toc243846508"/>
       <w:r>
@@ -4692,13 +4717,21 @@
     <w:p>
       <w:pPr>
         <w:spacing w:after="140" w:line="276" w:lineRule="auto"/>
+        <w:jc w:val="both"/>
       </w:pPr>
       <w:r>
         <w:rPr>
           <w:b/>
           <w:bCs/>
         </w:rPr>
-        <w:t>Introducción.</w:t>
+        <w:t>Introducción</w:t>
+      </w:r>
+      <w:r>
+        <w:rPr>
+          <w:b/>
+          <w:bCs/>
+        </w:rPr>
+        <w:t>:</w:t>
       </w:r>
       <w:r>
         <w:t xml:space="preserve"> Se prueba el sistema completo, tal como lo usa una persona: desde el navegador, pasando por el backend, hasta la red blockchain y la base de datos. Cada historia de usuario tiene al menos dos escenarios de aceptación (uno principal y uno alterno o de error) y cada escenario se convierte en un caso de prueba (Anexo A).</w:t>
@@ -4707,16 +4740,32 @@
     <w:p>
       <w:pPr>
         <w:spacing w:after="140" w:line="276" w:lineRule="auto"/>
+        <w:jc w:val="both"/>
       </w:pPr>
       <w:r>
         <w:rPr>
           <w:b/>
           <w:bCs/>
         </w:rPr>
-        <w:t>Objetivos de la prueba.</w:t>
+        <w:t>Objetivos de la prueba</w:t>
       </w:r>
       <w:r>
-        <w:t xml:space="preserve"> Encontrar defectos antes de la entrega, confirmar que se cumplen los requerimientos y medir los indicadores del OE4.</w:t>
+        <w:rPr>
+          <w:b/>
+          <w:bCs/>
+        </w:rPr>
+        <w:t>:</w:t>
+      </w:r>
+      <w:r>
+        <w:t xml:space="preserve"> Encontrar defectos antes de la entrega, </w:t>
+      </w:r>
+      <w:proofErr w:type="gramStart"/>
+      <w:r>
+        <w:t>confirmar</w:t>
+      </w:r>
+      <w:proofErr w:type="gramEnd"/>
+      <w:r>
+        <w:t xml:space="preserve"> que se cumplen los requerimientos y medir los indicadores del OE4.</w:t>
       </w:r>
     </w:p>
     <w:p>
@@ -4767,12 +4816,6 @@
         <w:gridCol w:w="1497"/>
       </w:tblGrid>
       <w:tr>
-        <w:tblPrEx>
-          <w:tblCellMar>
-            <w:top w:w="0" w:type="dxa"/>
-            <w:bottom w:w="0" w:type="dxa"/>
-          </w:tblCellMar>
-        </w:tblPrEx>
         <w:trPr>
           <w:cantSplit/>
           <w:tblHeader/>
@@ -4907,12 +4950,6 @@
         </w:tc>
       </w:tr>
       <w:tr>
-        <w:tblPrEx>
-          <w:tblCellMar>
-            <w:top w:w="0" w:type="dxa"/>
-            <w:bottom w:w="0" w:type="dxa"/>
-          </w:tblCellMar>
-        </w:tblPrEx>
         <w:trPr>
           <w:cantSplit/>
         </w:trPr>
@@ -5038,12 +5075,6 @@
         </w:tc>
       </w:tr>
       <w:tr>
-        <w:tblPrEx>
-          <w:tblCellMar>
-            <w:top w:w="0" w:type="dxa"/>
-            <w:bottom w:w="0" w:type="dxa"/>
-          </w:tblCellMar>
-        </w:tblPrEx>
         <w:trPr>
           <w:cantSplit/>
         </w:trPr>
@@ -5169,12 +5200,6 @@
         </w:tc>
       </w:tr>
       <w:tr>
-        <w:tblPrEx>
-          <w:tblCellMar>
-            <w:top w:w="0" w:type="dxa"/>
-            <w:bottom w:w="0" w:type="dxa"/>
-          </w:tblCellMar>
-        </w:tblPrEx>
         <w:trPr>
           <w:cantSplit/>
         </w:trPr>
@@ -5300,12 +5325,6 @@
         </w:tc>
       </w:tr>
       <w:tr>
-        <w:tblPrEx>
-          <w:tblCellMar>
-            <w:top w:w="0" w:type="dxa"/>
-            <w:bottom w:w="0" w:type="dxa"/>
-          </w:tblCellMar>
-        </w:tblPrEx>
         <w:trPr>
           <w:cantSplit/>
         </w:trPr>
@@ -5431,12 +5450,6 @@
         </w:tc>
       </w:tr>
       <w:tr>
-        <w:tblPrEx>
-          <w:tblCellMar>
-            <w:top w:w="0" w:type="dxa"/>
-            <w:bottom w:w="0" w:type="dxa"/>
-          </w:tblCellMar>
-        </w:tblPrEx>
         <w:trPr>
           <w:cantSplit/>
         </w:trPr>
@@ -7108,6 +7121,7 @@
     <w:p>
       <w:pPr>
         <w:spacing w:after="140" w:line="276" w:lineRule="auto"/>
+        <w:jc w:val="both"/>
       </w:pPr>
       <w:r>
         <w:t>Quedan fuera de estas pruebas, porque están fuera del alcance del MVP declarado en el trabajo de grado (numerales 2.6.1 y 2.6.2):</w:t>
@@ -7121,6 +7135,7 @@
           <w:numId w:val="3"/>
         </w:numPr>
         <w:spacing w:after="80" w:line="264" w:lineRule="auto"/>
+        <w:jc w:val="both"/>
       </w:pPr>
       <w:r>
         <w:t>Firma electrónica o digital avanzada con validez jurídica plena (PKI). El sistema complementa la firma, no la reemplaza.</w:t>
@@ -7134,6 +7149,7 @@
           <w:numId w:val="3"/>
         </w:numPr>
         <w:spacing w:after="80" w:line="264" w:lineRule="auto"/>
+        <w:jc w:val="both"/>
       </w:pPr>
       <w:r>
         <w:t>Cargas masivas o por lotes y pruebas de carga o estrés a escala empresarial.</w:t>
@@ -7147,6 +7163,7 @@
           <w:numId w:val="3"/>
         </w:numPr>
         <w:spacing w:after="80" w:line="264" w:lineRule="auto"/>
+        <w:jc w:val="both"/>
       </w:pPr>
       <w:r>
         <w:t>Archivos distintos a PDF (DOCX, XML o imágenes): solo se prueba que el sistema los rechace.</w:t>
@@ -7160,6 +7177,7 @@
           <w:numId w:val="3"/>
         </w:numPr>
         <w:spacing w:after="80" w:line="264" w:lineRule="auto"/>
+        <w:jc w:val="both"/>
       </w:pPr>
       <w:r>
         <w:t>Uso en la infraestructura productiva de la empresa o con datos reales: todas las pruebas usan datos ficticios.</w:t>
@@ -7173,6 +7191,7 @@
           <w:numId w:val="3"/>
         </w:numPr>
         <w:spacing w:after="80" w:line="264" w:lineRule="auto"/>
+        <w:jc w:val="both"/>
       </w:pPr>
       <w:r>
         <w:t>Certificación ISO/IEC 27001 o auditorías de cumplimiento normativo.</w:t>
@@ -7186,6 +7205,7 @@
           <w:numId w:val="3"/>
         </w:numPr>
         <w:spacing w:after="80" w:line="264" w:lineRule="auto"/>
+        <w:jc w:val="both"/>
       </w:pPr>
       <w:r>
         <w:t>Aplicaciones móviles nativas: el sistema es web; en celular solo se hace una revisión visual básica.</w:t>
@@ -7199,6 +7219,7 @@
           <w:numId w:val="3"/>
         </w:numPr>
         <w:spacing w:after="80" w:line="264" w:lineRule="auto"/>
+        <w:jc w:val="both"/>
       </w:pPr>
       <w:r>
         <w:t>Prevención de copias, reenvíos o impresiones del documento antes de su registro.</w:t>
@@ -7212,6 +7233,7 @@
           <w:numId w:val="3"/>
         </w:numPr>
         <w:spacing w:after="80" w:line="264" w:lineRule="auto"/>
+        <w:jc w:val="both"/>
       </w:pPr>
       <w:r>
         <w:t>Recuperación de contraseña por correo, que no hace parte de los requerimientos.</w:t>
@@ -7231,19 +7253,16 @@
     <w:p>
       <w:pPr>
         <w:spacing w:after="140" w:line="276" w:lineRule="auto"/>
+        <w:jc w:val="both"/>
       </w:pPr>
       <w:r>
         <w:t xml:space="preserve">Se usan dos entornos con el mismo software y la misma configuración. El local sirve para ensayar y para las pruebas que exigen apagar componentes; el de Azure es donde se hace la </w:t>
       </w:r>
       <w:r>
-        <w:rPr>
-          <w:b/>
-          <w:bCs/>
-        </w:rPr>
-        <w:t>ejecución oficial</w:t>
+        <w:t>ejecución oficial,</w:t>
       </w:r>
       <w:r>
-        <w:t>, cuyos resultados van al informe.</w:t>
+        <w:t xml:space="preserve"> cuyos resultados van al informe.</w:t>
       </w:r>
     </w:p>
     <w:p>
@@ -7285,12 +7304,6 @@
         <w:gridCol w:w="4447"/>
       </w:tblGrid>
       <w:tr>
-        <w:tblPrEx>
-          <w:tblCellMar>
-            <w:top w:w="0" w:type="dxa"/>
-            <w:bottom w:w="0" w:type="dxa"/>
-          </w:tblCellMar>
-        </w:tblPrEx>
         <w:trPr>
           <w:cantSplit/>
           <w:tblHeader/>
@@ -7393,12 +7406,6 @@
         </w:tc>
       </w:tr>
       <w:tr>
-        <w:tblPrEx>
-          <w:tblCellMar>
-            <w:top w:w="0" w:type="dxa"/>
-            <w:bottom w:w="0" w:type="dxa"/>
-          </w:tblCellMar>
-        </w:tblPrEx>
         <w:trPr>
           <w:cantSplit/>
         </w:trPr>
@@ -7494,12 +7501,6 @@
         </w:tc>
       </w:tr>
       <w:tr>
-        <w:tblPrEx>
-          <w:tblCellMar>
-            <w:top w:w="0" w:type="dxa"/>
-            <w:bottom w:w="0" w:type="dxa"/>
-          </w:tblCellMar>
-        </w:tblPrEx>
         <w:trPr>
           <w:cantSplit/>
         </w:trPr>
@@ -7658,12 +7659,6 @@
         <w:gridCol w:w="3651"/>
       </w:tblGrid>
       <w:tr>
-        <w:tblPrEx>
-          <w:tblCellMar>
-            <w:top w:w="0" w:type="dxa"/>
-            <w:bottom w:w="0" w:type="dxa"/>
-          </w:tblCellMar>
-        </w:tblPrEx>
         <w:trPr>
           <w:cantSplit/>
           <w:tblHeader/>
@@ -7766,12 +7761,6 @@
         </w:tc>
       </w:tr>
       <w:tr>
-        <w:tblPrEx>
-          <w:tblCellMar>
-            <w:top w:w="0" w:type="dxa"/>
-            <w:bottom w:w="0" w:type="dxa"/>
-          </w:tblCellMar>
-        </w:tblPrEx>
         <w:trPr>
           <w:cantSplit/>
         </w:trPr>
@@ -7825,13 +7814,35 @@
           <w:p>
             <w:pPr>
               <w:spacing w:after="20"/>
-            </w:pPr>
-            <w:r>
-              <w:rPr>
-                <w:sz w:val="19"/>
-                <w:szCs w:val="19"/>
-              </w:rPr>
-              <w:t>Windows 11 Pro con Docker Desktop 28.5</w:t>
+              <w:rPr>
+                <w:lang w:val="en-US"/>
+              </w:rPr>
+            </w:pPr>
+            <w:r>
+              <w:rPr>
+                <w:sz w:val="19"/>
+                <w:szCs w:val="19"/>
+                <w:lang w:val="en-US"/>
+              </w:rPr>
+              <w:t xml:space="preserve">Windows 11 Pro </w:t>
+            </w:r>
+            <w:proofErr w:type="gramStart"/>
+            <w:r>
+              <w:rPr>
+                <w:sz w:val="19"/>
+                <w:szCs w:val="19"/>
+                <w:lang w:val="en-US"/>
+              </w:rPr>
+              <w:t>con</w:t>
+            </w:r>
+            <w:proofErr w:type="gramEnd"/>
+            <w:r>
+              <w:rPr>
+                <w:sz w:val="19"/>
+                <w:szCs w:val="19"/>
+                <w:lang w:val="en-US"/>
+              </w:rPr>
+              <w:t xml:space="preserve"> Docker Desktop 28.5</w:t>
             </w:r>
           </w:p>
         </w:tc>
@@ -7861,18 +7872,21 @@
                 <w:sz w:val="19"/>
                 <w:szCs w:val="19"/>
               </w:rPr>
-              <w:t>Ubuntu Server 24.04 LTS con Docker Engine</w:t>
-            </w:r>
+              <w:t xml:space="preserve">Ubuntu Server 24.04 LTS con Docker </w:t>
+            </w:r>
+            <w:proofErr w:type="spellStart"/>
+            <w:r>
+              <w:rPr>
+                <w:sz w:val="19"/>
+                <w:szCs w:val="19"/>
+              </w:rPr>
+              <w:t>Engine</w:t>
+            </w:r>
+            <w:proofErr w:type="spellEnd"/>
           </w:p>
         </w:tc>
       </w:tr>
       <w:tr>
-        <w:tblPrEx>
-          <w:tblCellMar>
-            <w:top w:w="0" w:type="dxa"/>
-            <w:bottom w:w="0" w:type="dxa"/>
-          </w:tblCellMar>
-        </w:tblPrEx>
         <w:trPr>
           <w:cantSplit/>
         </w:trPr>
@@ -7962,18 +7976,28 @@
                 <w:sz w:val="19"/>
                 <w:szCs w:val="19"/>
               </w:rPr>
-              <w:t>Máquina virtual Standard_B2s: 2 vCPU, 4 GB de RAM, disco SSD de 30 GB</w:t>
+              <w:t xml:space="preserve">Máquina virtual Standard_B2s: 2 </w:t>
+            </w:r>
+            <w:proofErr w:type="spellStart"/>
+            <w:r>
+              <w:rPr>
+                <w:sz w:val="19"/>
+                <w:szCs w:val="19"/>
+              </w:rPr>
+              <w:t>vCPU</w:t>
+            </w:r>
+            <w:proofErr w:type="spellEnd"/>
+            <w:r>
+              <w:rPr>
+                <w:sz w:val="19"/>
+                <w:szCs w:val="19"/>
+              </w:rPr>
+              <w:t>, 4 GB de RAM, disco SSD de 30 GB</w:t>
             </w:r>
           </w:p>
         </w:tc>
       </w:tr>
       <w:tr>
-        <w:tblPrEx>
-          <w:tblCellMar>
-            <w:top w:w="0" w:type="dxa"/>
-            <w:bottom w:w="0" w:type="dxa"/>
-          </w:tblCellMar>
-        </w:tblPrEx>
         <w:trPr>
           <w:cantSplit/>
         </w:trPr>
@@ -8033,7 +8057,23 @@
                 <w:sz w:val="19"/>
                 <w:szCs w:val="19"/>
               </w:rPr>
-              <w:t>Conexión cableada o Wi-Fi del equipo</w:t>
+              <w:t xml:space="preserve">Conexión cableada o </w:t>
+            </w:r>
+            <w:proofErr w:type="spellStart"/>
+            <w:r>
+              <w:rPr>
+                <w:sz w:val="19"/>
+                <w:szCs w:val="19"/>
+              </w:rPr>
+              <w:t>Wi</w:t>
+            </w:r>
+            <w:proofErr w:type="spellEnd"/>
+            <w:r>
+              <w:rPr>
+                <w:sz w:val="19"/>
+                <w:szCs w:val="19"/>
+              </w:rPr>
+              <w:t>-Fi del equipo</w:t>
             </w:r>
           </w:p>
         </w:tc>
@@ -8069,12 +8109,6 @@
         </w:tc>
       </w:tr>
       <w:tr>
-        <w:tblPrEx>
-          <w:tblCellMar>
-            <w:top w:w="0" w:type="dxa"/>
-            <w:bottom w:w="0" w:type="dxa"/>
-          </w:tblCellMar>
-        </w:tblPrEx>
         <w:trPr>
           <w:cantSplit/>
         </w:trPr>
@@ -8164,18 +8198,44 @@
                 <w:sz w:val="19"/>
                 <w:szCs w:val="19"/>
               </w:rPr>
-              <w:t>HTTPS con certificado Let's Encrypt (Caddy), límite de intentos de inicio de sesión por IP</w:t>
+              <w:t xml:space="preserve">HTTPS con certificado </w:t>
+            </w:r>
+            <w:proofErr w:type="spellStart"/>
+            <w:r>
+              <w:rPr>
+                <w:sz w:val="19"/>
+                <w:szCs w:val="19"/>
+              </w:rPr>
+              <w:t>Let's</w:t>
+            </w:r>
+            <w:proofErr w:type="spellEnd"/>
+            <w:r>
+              <w:rPr>
+                <w:sz w:val="19"/>
+                <w:szCs w:val="19"/>
+              </w:rPr>
+              <w:t xml:space="preserve"> </w:t>
+            </w:r>
+            <w:proofErr w:type="spellStart"/>
+            <w:r>
+              <w:rPr>
+                <w:sz w:val="19"/>
+                <w:szCs w:val="19"/>
+              </w:rPr>
+              <w:t>Encrypt</w:t>
+            </w:r>
+            <w:proofErr w:type="spellEnd"/>
+            <w:r>
+              <w:rPr>
+                <w:sz w:val="19"/>
+                <w:szCs w:val="19"/>
+              </w:rPr>
+              <w:t xml:space="preserve"> (Caddy), límite de intentos de inicio de sesión por IP</w:t>
             </w:r>
           </w:p>
         </w:tc>
       </w:tr>
       <w:tr>
-        <w:tblPrEx>
-          <w:tblCellMar>
-            <w:top w:w="0" w:type="dxa"/>
-            <w:bottom w:w="0" w:type="dxa"/>
-          </w:tblCellMar>
-        </w:tblPrEx>
         <w:trPr>
           <w:cantSplit/>
         </w:trPr>
@@ -8235,7 +8295,23 @@
                 <w:sz w:val="19"/>
                 <w:szCs w:val="19"/>
               </w:rPr>
-              <w:t>La misma versión del repositorio en ambos entornos (se identifica por el commit de Git anotado en el informe)</w:t>
+              <w:t xml:space="preserve">La misma versión del repositorio en ambos entornos (se identifica por el </w:t>
+            </w:r>
+            <w:proofErr w:type="spellStart"/>
+            <w:r>
+              <w:rPr>
+                <w:sz w:val="19"/>
+                <w:szCs w:val="19"/>
+              </w:rPr>
+              <w:t>commit</w:t>
+            </w:r>
+            <w:proofErr w:type="spellEnd"/>
+            <w:r>
+              <w:rPr>
+                <w:sz w:val="19"/>
+                <w:szCs w:val="19"/>
+              </w:rPr>
+              <w:t xml:space="preserve"> de Git anotado en el informe)</w:t>
             </w:r>
           </w:p>
         </w:tc>
@@ -8296,6 +8372,7 @@
           <w:numId w:val="2"/>
         </w:numPr>
         <w:spacing w:after="70" w:line="264" w:lineRule="auto"/>
+        <w:jc w:val="both"/>
       </w:pPr>
       <w:r>
         <w:t>Windows 11: Google Chrome, Microsoft Edge y Mozilla Firefox, en sus versiones estables vigentes.</w:t>
@@ -8309,6 +8386,7 @@
           <w:numId w:val="2"/>
         </w:numPr>
         <w:spacing w:after="70" w:line="264" w:lineRule="auto"/>
+        <w:jc w:val="both"/>
       </w:pPr>
       <w:r>
         <w:t>Android: Google Chrome (revisión visual básica de las pantallas, sin casos completos).</w:t>
@@ -8322,6 +8400,7 @@
           <w:numId w:val="2"/>
         </w:numPr>
         <w:spacing w:after="70" w:line="264" w:lineRule="auto"/>
+        <w:jc w:val="both"/>
       </w:pPr>
       <w:r>
         <w:t>Resolución de referencia: 1440 × 900 píxeles en computador.</w:t>
@@ -8340,6 +8419,7 @@
     <w:p>
       <w:pPr>
         <w:spacing w:after="140" w:line="276" w:lineRule="auto"/>
+        <w:jc w:val="both"/>
       </w:pPr>
       <w:r>
         <w:t>Cada rol tiene su usuario de prueba. Todos los correos llegan al mismo buzón del proyecto (contratosblockchain@gmail.com), lo que permite recibir los códigos de verificación de todos los roles en un solo lugar.</w:t>
@@ -8384,12 +8464,6 @@
         <w:gridCol w:w="5242"/>
       </w:tblGrid>
       <w:tr>
-        <w:tblPrEx>
-          <w:tblCellMar>
-            <w:top w:w="0" w:type="dxa"/>
-            <w:bottom w:w="0" w:type="dxa"/>
-          </w:tblCellMar>
-        </w:tblPrEx>
         <w:trPr>
           <w:cantSplit/>
           <w:tblHeader/>
@@ -8492,12 +8566,6 @@
         </w:tc>
       </w:tr>
       <w:tr>
-        <w:tblPrEx>
-          <w:tblCellMar>
-            <w:top w:w="0" w:type="dxa"/>
-            <w:bottom w:w="0" w:type="dxa"/>
-          </w:tblCellMar>
-        </w:tblPrEx>
         <w:trPr>
           <w:cantSplit/>
         </w:trPr>
@@ -8593,12 +8661,6 @@
         </w:tc>
       </w:tr>
       <w:tr>
-        <w:tblPrEx>
-          <w:tblCellMar>
-            <w:top w:w="0" w:type="dxa"/>
-            <w:bottom w:w="0" w:type="dxa"/>
-          </w:tblCellMar>
-        </w:tblPrEx>
         <w:trPr>
           <w:cantSplit/>
         </w:trPr>
@@ -8694,12 +8756,6 @@
         </w:tc>
       </w:tr>
       <w:tr>
-        <w:tblPrEx>
-          <w:tblCellMar>
-            <w:top w:w="0" w:type="dxa"/>
-            <w:bottom w:w="0" w:type="dxa"/>
-          </w:tblCellMar>
-        </w:tblPrEx>
         <w:trPr>
           <w:cantSplit/>
         </w:trPr>
@@ -8795,12 +8851,6 @@
         </w:tc>
       </w:tr>
       <w:tr>
-        <w:tblPrEx>
-          <w:tblCellMar>
-            <w:top w:w="0" w:type="dxa"/>
-            <w:bottom w:w="0" w:type="dxa"/>
-          </w:tblCellMar>
-        </w:tblPrEx>
         <w:trPr>
           <w:cantSplit/>
         </w:trPr>
@@ -8928,16 +8978,21 @@
           <w:numId w:val="2"/>
         </w:numPr>
         <w:spacing w:after="70" w:line="264" w:lineRule="auto"/>
+        <w:jc w:val="both"/>
       </w:pPr>
       <w:r>
-        <w:rPr>
-          <w:b/>
-          <w:bCs/>
-        </w:rPr>
         <w:t>20 documentos sintéticos</w:t>
       </w:r>
       <w:r>
-        <w:t xml:space="preserve"> (12 contratos laborales y 8 acuerdos de confidencialidad) con datos ficticios, y una copia alterada de cada uno, en la carpeta docs/documentos-prueba del repositorio. Las alteraciones son de cinco tipos: texto, firma, metadatos, un solo carácter y anexo agregado (4 documentos de cada tipo).</w:t>
+        <w:t xml:space="preserve"> (12 contratos laborales y 8 acuerdos de confidencialidad) con datos ficticios, y una copia alterada de cada uno, en la carpeta </w:t>
+      </w:r>
+      <w:proofErr w:type="spellStart"/>
+      <w:r>
+        <w:t>docs</w:t>
+      </w:r>
+      <w:proofErr w:type="spellEnd"/>
+      <w:r>
+        <w:t>/documentos-prueba del repositorio. Las alteraciones son de cinco tipos: texto, firma, metadatos, un solo carácter y anexo agregado (4 documentos de cada tipo).</w:t>
       </w:r>
     </w:p>
     <w:p>
@@ -8948,9 +9003,18 @@
           <w:numId w:val="2"/>
         </w:numPr>
         <w:spacing w:after="70" w:line="264" w:lineRule="auto"/>
+        <w:jc w:val="both"/>
       </w:pPr>
       <w:r>
-        <w:t>Archivos para los casos de límite: PDF de 10 MB, de 25 MB y de 30 MB, un archivo DOCX y un archivo de texto con extensión .pdf.</w:t>
+        <w:t>Archivos para los casos de límite: PDF de 10 MB, de 25 MB y de 30 MB, un archivo DOCX y un archivo de texto con extensión .</w:t>
+      </w:r>
+      <w:proofErr w:type="spellStart"/>
+      <w:r>
+        <w:t>pdf</w:t>
+      </w:r>
+      <w:proofErr w:type="spellEnd"/>
+      <w:r>
+        <w:t>.</w:t>
       </w:r>
     </w:p>
     <w:p>
@@ -8961,6 +9025,7 @@
           <w:numId w:val="2"/>
         </w:numPr>
         <w:spacing w:after="70" w:line="264" w:lineRule="auto"/>
+        <w:jc w:val="both"/>
       </w:pPr>
       <w:r>
         <w:t>Ningún documento contiene información real de la empresa ni de personas.</w:t>
@@ -8980,16 +9045,10 @@
     <w:p>
       <w:pPr>
         <w:spacing w:after="140" w:line="276" w:lineRule="auto"/>
+        <w:jc w:val="both"/>
       </w:pPr>
       <w:r>
-        <w:t xml:space="preserve">Un </w:t>
-      </w:r>
-      <w:r>
-        <w:rPr>
-          <w:b/>
-          <w:bCs/>
-        </w:rPr>
-        <w:t>defecto</w:t>
+        <w:t>Un defecto</w:t>
       </w:r>
       <w:r>
         <w:t xml:space="preserve"> es cualquier diferencia entre lo que hace el sistema y lo que dice el resultado esperado de un caso de prueba, un requerimiento o una historia de usuario. También se reportan problemas de uso (por ejemplo, un mensaje confuso) y errores técnicos (por ejemplo, una pantalla que no carga).</w:t>
@@ -9013,6 +9072,7 @@
           <w:numId w:val="4"/>
         </w:numPr>
         <w:spacing w:after="80" w:line="264" w:lineRule="auto"/>
+        <w:jc w:val="both"/>
       </w:pPr>
       <w:r>
         <w:t>Repetir el problema al menos una vez para confirmar que no fue casual.</w:t>
@@ -9026,6 +9086,7 @@
           <w:numId w:val="4"/>
         </w:numPr>
         <w:spacing w:after="80" w:line="264" w:lineRule="auto"/>
+        <w:jc w:val="both"/>
       </w:pPr>
       <w:r>
         <w:t>Crear el reporte en GitHub Issues del repositorio con la etiqueta "defecto" y la de su severidad.</w:t>
@@ -9039,6 +9100,7 @@
           <w:numId w:val="4"/>
         </w:numPr>
         <w:spacing w:after="80" w:line="264" w:lineRule="auto"/>
+        <w:jc w:val="both"/>
       </w:pPr>
       <w:r>
         <w:t>Llenar todos los campos de la plantilla (Tabla 7).</w:t>
@@ -9052,6 +9114,7 @@
           <w:numId w:val="4"/>
         </w:numPr>
         <w:spacing w:after="80" w:line="264" w:lineRule="auto"/>
+        <w:jc w:val="both"/>
       </w:pPr>
       <w:r>
         <w:t>Adjuntar la evidencia: captura de pantalla y, si aplica, el mensaje de error o el registro del backend.</w:t>
@@ -9065,6 +9128,7 @@
           <w:numId w:val="4"/>
         </w:numPr>
         <w:spacing w:after="80" w:line="264" w:lineRule="auto"/>
+        <w:jc w:val="both"/>
       </w:pPr>
       <w:r>
         <w:t>Asignarlo a la responsable del área (Tabla 9) y avisar por el canal del equipo.</w:t>
@@ -9108,12 +9172,6 @@
         <w:gridCol w:w="6739"/>
       </w:tblGrid>
       <w:tr>
-        <w:tblPrEx>
-          <w:tblCellMar>
-            <w:top w:w="0" w:type="dxa"/>
-            <w:bottom w:w="0" w:type="dxa"/>
-          </w:tblCellMar>
-        </w:tblPrEx>
         <w:trPr>
           <w:cantSplit/>
           <w:tblHeader/>
@@ -9184,12 +9242,6 @@
         </w:tc>
       </w:tr>
       <w:tr>
-        <w:tblPrEx>
-          <w:tblCellMar>
-            <w:top w:w="0" w:type="dxa"/>
-            <w:bottom w:w="0" w:type="dxa"/>
-          </w:tblCellMar>
-        </w:tblPrEx>
         <w:trPr>
           <w:cantSplit/>
         </w:trPr>
@@ -9255,12 +9307,6 @@
         </w:tc>
       </w:tr>
       <w:tr>
-        <w:tblPrEx>
-          <w:tblCellMar>
-            <w:top w:w="0" w:type="dxa"/>
-            <w:bottom w:w="0" w:type="dxa"/>
-          </w:tblCellMar>
-        </w:tblPrEx>
         <w:trPr>
           <w:cantSplit/>
         </w:trPr>
@@ -9326,12 +9372,6 @@
         </w:tc>
       </w:tr>
       <w:tr>
-        <w:tblPrEx>
-          <w:tblCellMar>
-            <w:top w:w="0" w:type="dxa"/>
-            <w:bottom w:w="0" w:type="dxa"/>
-          </w:tblCellMar>
-        </w:tblPrEx>
         <w:trPr>
           <w:cantSplit/>
         </w:trPr>
@@ -9397,12 +9437,6 @@
         </w:tc>
       </w:tr>
       <w:tr>
-        <w:tblPrEx>
-          <w:tblCellMar>
-            <w:top w:w="0" w:type="dxa"/>
-            <w:bottom w:w="0" w:type="dxa"/>
-          </w:tblCellMar>
-        </w:tblPrEx>
         <w:trPr>
           <w:cantSplit/>
         </w:trPr>
@@ -9462,18 +9496,28 @@
                 <w:sz w:val="19"/>
                 <w:szCs w:val="19"/>
               </w:rPr>
-              <w:t>Local o Azure, navegador y versión del sistema (commit).</w:t>
+              <w:t>Local o Azure, navegador y versión del sistema (</w:t>
+            </w:r>
+            <w:proofErr w:type="spellStart"/>
+            <w:r>
+              <w:rPr>
+                <w:sz w:val="19"/>
+                <w:szCs w:val="19"/>
+              </w:rPr>
+              <w:t>commit</w:t>
+            </w:r>
+            <w:proofErr w:type="spellEnd"/>
+            <w:r>
+              <w:rPr>
+                <w:sz w:val="19"/>
+                <w:szCs w:val="19"/>
+              </w:rPr>
+              <w:t>).</w:t>
             </w:r>
           </w:p>
         </w:tc>
       </w:tr>
       <w:tr>
-        <w:tblPrEx>
-          <w:tblCellMar>
-            <w:top w:w="0" w:type="dxa"/>
-            <w:bottom w:w="0" w:type="dxa"/>
-          </w:tblCellMar>
-        </w:tblPrEx>
         <w:trPr>
           <w:cantSplit/>
         </w:trPr>
@@ -9539,12 +9583,6 @@
         </w:tc>
       </w:tr>
       <w:tr>
-        <w:tblPrEx>
-          <w:tblCellMar>
-            <w:top w:w="0" w:type="dxa"/>
-            <w:bottom w:w="0" w:type="dxa"/>
-          </w:tblCellMar>
-        </w:tblPrEx>
         <w:trPr>
           <w:cantSplit/>
         </w:trPr>
@@ -9610,12 +9648,6 @@
         </w:tc>
       </w:tr>
       <w:tr>
-        <w:tblPrEx>
-          <w:tblCellMar>
-            <w:top w:w="0" w:type="dxa"/>
-            <w:bottom w:w="0" w:type="dxa"/>
-          </w:tblCellMar>
-        </w:tblPrEx>
         <w:trPr>
           <w:cantSplit/>
         </w:trPr>
@@ -9681,12 +9713,6 @@
         </w:tc>
       </w:tr>
       <w:tr>
-        <w:tblPrEx>
-          <w:tblCellMar>
-            <w:top w:w="0" w:type="dxa"/>
-            <w:bottom w:w="0" w:type="dxa"/>
-          </w:tblCellMar>
-        </w:tblPrEx>
         <w:trPr>
           <w:cantSplit/>
         </w:trPr>
@@ -9752,12 +9778,6 @@
         </w:tc>
       </w:tr>
       <w:tr>
-        <w:tblPrEx>
-          <w:tblCellMar>
-            <w:top w:w="0" w:type="dxa"/>
-            <w:bottom w:w="0" w:type="dxa"/>
-          </w:tblCellMar>
-        </w:tblPrEx>
         <w:trPr>
           <w:cantSplit/>
         </w:trPr>
@@ -9817,7 +9837,23 @@
                 <w:sz w:val="19"/>
                 <w:szCs w:val="19"/>
               </w:rPr>
-              <w:t>Nuevo, Asignado, En corrección, Corregido, Re-probado, Cerrado o Rechazado.</w:t>
+              <w:t xml:space="preserve">Nuevo, Asignado, En corrección, Corregido, </w:t>
+            </w:r>
+            <w:proofErr w:type="spellStart"/>
+            <w:r>
+              <w:rPr>
+                <w:sz w:val="19"/>
+                <w:szCs w:val="19"/>
+              </w:rPr>
+              <w:t>Re-probado</w:t>
+            </w:r>
+            <w:proofErr w:type="spellEnd"/>
+            <w:r>
+              <w:rPr>
+                <w:sz w:val="19"/>
+                <w:szCs w:val="19"/>
+              </w:rPr>
+              <w:t>, Cerrado o Rechazado.</w:t>
             </w:r>
           </w:p>
         </w:tc>
@@ -9887,12 +9923,6 @@
         <w:gridCol w:w="2060"/>
       </w:tblGrid>
       <w:tr>
-        <w:tblPrEx>
-          <w:tblCellMar>
-            <w:top w:w="0" w:type="dxa"/>
-            <w:bottom w:w="0" w:type="dxa"/>
-          </w:tblCellMar>
-        </w:tblPrEx>
         <w:trPr>
           <w:cantSplit/>
           <w:tblHeader/>
@@ -9989,31 +10019,9 @@
                 <w:sz w:val="19"/>
                 <w:szCs w:val="19"/>
               </w:rPr>
-              <w:t>Ejemplo en TrazaDoc</w:t>
-            </w:r>
-          </w:p>
-        </w:tc>
-        <w:tc>
-          <w:tcPr>
-            <w:tcW w:w="2060" w:type="dxa"/>
-            <w:tcBorders>
-              <w:top w:val="single" w:sz="4" w:space="0" w:color="000000"/>
-              <w:left w:val="single" w:sz="4" w:space="0" w:color="000000"/>
-              <w:bottom w:val="single" w:sz="12" w:space="0" w:color="000000"/>
-              <w:right w:val="single" w:sz="4" w:space="0" w:color="000000"/>
-            </w:tcBorders>
-            <w:tcMar>
-              <w:top w:w="50" w:type="dxa"/>
-              <w:left w:w="90" w:type="dxa"/>
-              <w:bottom w:w="50" w:type="dxa"/>
-              <w:right w:w="90" w:type="dxa"/>
-            </w:tcMar>
-            <w:vAlign w:val="center"/>
-          </w:tcPr>
-          <w:p>
-            <w:pPr>
-              <w:spacing w:after="20"/>
-            </w:pPr>
+              <w:t xml:space="preserve">Ejemplo en </w:t>
+            </w:r>
+            <w:proofErr w:type="spellStart"/>
             <w:r>
               <w:rPr>
                 <w:b/>
@@ -10021,18 +10029,45 @@
                 <w:sz w:val="19"/>
                 <w:szCs w:val="19"/>
               </w:rPr>
+              <w:t>TrazaDoc</w:t>
+            </w:r>
+            <w:proofErr w:type="spellEnd"/>
+          </w:p>
+        </w:tc>
+        <w:tc>
+          <w:tcPr>
+            <w:tcW w:w="2060" w:type="dxa"/>
+            <w:tcBorders>
+              <w:top w:val="single" w:sz="4" w:space="0" w:color="000000"/>
+              <w:left w:val="single" w:sz="4" w:space="0" w:color="000000"/>
+              <w:bottom w:val="single" w:sz="12" w:space="0" w:color="000000"/>
+              <w:right w:val="single" w:sz="4" w:space="0" w:color="000000"/>
+            </w:tcBorders>
+            <w:tcMar>
+              <w:top w:w="50" w:type="dxa"/>
+              <w:left w:w="90" w:type="dxa"/>
+              <w:bottom w:w="50" w:type="dxa"/>
+              <w:right w:w="90" w:type="dxa"/>
+            </w:tcMar>
+            <w:vAlign w:val="center"/>
+          </w:tcPr>
+          <w:p>
+            <w:pPr>
+              <w:spacing w:after="20"/>
+            </w:pPr>
+            <w:r>
+              <w:rPr>
+                <w:b/>
+                <w:bCs/>
+                <w:sz w:val="19"/>
+                <w:szCs w:val="19"/>
+              </w:rPr>
               <w:t>Tiempo objetivo de corrección</w:t>
             </w:r>
           </w:p>
         </w:tc>
       </w:tr>
       <w:tr>
-        <w:tblPrEx>
-          <w:tblCellMar>
-            <w:top w:w="0" w:type="dxa"/>
-            <w:bottom w:w="0" w:type="dxa"/>
-          </w:tblCellMar>
-        </w:tblPrEx>
         <w:trPr>
           <w:cantSplit/>
         </w:trPr>
@@ -10158,12 +10193,6 @@
         </w:tc>
       </w:tr>
       <w:tr>
-        <w:tblPrEx>
-          <w:tblCellMar>
-            <w:top w:w="0" w:type="dxa"/>
-            <w:bottom w:w="0" w:type="dxa"/>
-          </w:tblCellMar>
-        </w:tblPrEx>
         <w:trPr>
           <w:cantSplit/>
         </w:trPr>
@@ -10289,12 +10318,6 @@
         </w:tc>
       </w:tr>
       <w:tr>
-        <w:tblPrEx>
-          <w:tblCellMar>
-            <w:top w:w="0" w:type="dxa"/>
-            <w:bottom w:w="0" w:type="dxa"/>
-          </w:tblCellMar>
-        </w:tblPrEx>
         <w:trPr>
           <w:cantSplit/>
         </w:trPr>
@@ -10420,12 +10443,6 @@
         </w:tc>
       </w:tr>
       <w:tr>
-        <w:tblPrEx>
-          <w:tblCellMar>
-            <w:top w:w="0" w:type="dxa"/>
-            <w:bottom w:w="0" w:type="dxa"/>
-          </w:tblCellMar>
-        </w:tblPrEx>
         <w:trPr>
           <w:cantSplit/>
         </w:trPr>
@@ -10589,7 +10606,13 @@
       </w:pPr>
       <w:bookmarkStart w:id="16" w:name="_Toc243846518"/>
       <w:r>
-        <w:t>4.3 Responsables por área</w:t>
+        <w:t xml:space="preserve">4.3 </w:t>
+      </w:r>
+      <w:r>
+        <w:t>responsables</w:t>
+      </w:r>
+      <w:r>
+        <w:t xml:space="preserve"> por área</w:t>
       </w:r>
       <w:bookmarkEnd w:id="16"/>
     </w:p>
@@ -10631,12 +10654,6 @@
         <w:gridCol w:w="4680"/>
       </w:tblGrid>
       <w:tr>
-        <w:tblPrEx>
-          <w:tblCellMar>
-            <w:top w:w="0" w:type="dxa"/>
-            <w:bottom w:w="0" w:type="dxa"/>
-          </w:tblCellMar>
-        </w:tblPrEx>
         <w:trPr>
           <w:cantSplit/>
           <w:tblHeader/>
@@ -10707,12 +10724,6 @@
         </w:tc>
       </w:tr>
       <w:tr>
-        <w:tblPrEx>
-          <w:tblCellMar>
-            <w:top w:w="0" w:type="dxa"/>
-            <w:bottom w:w="0" w:type="dxa"/>
-          </w:tblCellMar>
-        </w:tblPrEx>
         <w:trPr>
           <w:cantSplit/>
         </w:trPr>
@@ -10778,12 +10789,6 @@
         </w:tc>
       </w:tr>
       <w:tr>
-        <w:tblPrEx>
-          <w:tblCellMar>
-            <w:top w:w="0" w:type="dxa"/>
-            <w:bottom w:w="0" w:type="dxa"/>
-          </w:tblCellMar>
-        </w:tblPrEx>
         <w:trPr>
           <w:cantSplit/>
         </w:trPr>
@@ -10849,12 +10854,6 @@
         </w:tc>
       </w:tr>
       <w:tr>
-        <w:tblPrEx>
-          <w:tblCellMar>
-            <w:top w:w="0" w:type="dxa"/>
-            <w:bottom w:w="0" w:type="dxa"/>
-          </w:tblCellMar>
-        </w:tblPrEx>
         <w:trPr>
           <w:cantSplit/>
         </w:trPr>
@@ -10920,12 +10919,6 @@
         </w:tc>
       </w:tr>
       <w:tr>
-        <w:tblPrEx>
-          <w:tblCellMar>
-            <w:top w:w="0" w:type="dxa"/>
-            <w:bottom w:w="0" w:type="dxa"/>
-          </w:tblCellMar>
-        </w:tblPrEx>
         <w:trPr>
           <w:cantSplit/>
         </w:trPr>
@@ -10955,7 +10948,23 @@
                 <w:sz w:val="19"/>
                 <w:szCs w:val="19"/>
               </w:rPr>
-              <w:t>Blockchain (chaincode y red Fabric)</w:t>
+              <w:t>Blockchain (</w:t>
+            </w:r>
+            <w:proofErr w:type="spellStart"/>
+            <w:r>
+              <w:rPr>
+                <w:sz w:val="19"/>
+                <w:szCs w:val="19"/>
+              </w:rPr>
+              <w:t>chaincode</w:t>
+            </w:r>
+            <w:proofErr w:type="spellEnd"/>
+            <w:r>
+              <w:rPr>
+                <w:sz w:val="19"/>
+                <w:szCs w:val="19"/>
+              </w:rPr>
+              <w:t xml:space="preserve"> y red Fabric)</w:t>
             </w:r>
           </w:p>
         </w:tc>
@@ -10991,12 +11000,6 @@
         </w:tc>
       </w:tr>
       <w:tr>
-        <w:tblPrEx>
-          <w:tblCellMar>
-            <w:top w:w="0" w:type="dxa"/>
-            <w:bottom w:w="0" w:type="dxa"/>
-          </w:tblCellMar>
-        </w:tblPrEx>
         <w:trPr>
           <w:cantSplit/>
         </w:trPr>
@@ -11094,6 +11097,7 @@
     <w:p>
       <w:pPr>
         <w:spacing w:after="140" w:line="276" w:lineRule="auto"/>
+        <w:jc w:val="both"/>
       </w:pPr>
       <w:r>
         <w:rPr>
@@ -11109,6 +11113,7 @@
     <w:p>
       <w:pPr>
         <w:spacing w:after="140" w:line="276" w:lineRule="auto"/>
+        <w:jc w:val="both"/>
       </w:pPr>
       <w:r>
         <w:rPr>
@@ -11124,6 +11129,7 @@
     <w:p>
       <w:pPr>
         <w:pStyle w:val="Ttulo2"/>
+        <w:jc w:val="both"/>
       </w:pPr>
       <w:bookmarkStart w:id="17" w:name="_Toc243846519"/>
       <w:r>
@@ -11134,6 +11140,7 @@
     <w:p>
       <w:pPr>
         <w:spacing w:after="140" w:line="276" w:lineRule="auto"/>
+        <w:jc w:val="both"/>
       </w:pPr>
       <w:r>
         <w:t>Durante la preparación de este plan, al revisar el sistema y tomar las capturas, se identificaron los siguientes defectos. Quedan registrados desde ya para hacerles seguimiento durante la ejecución:</w:t>
@@ -11180,12 +11187,6 @@
         <w:gridCol w:w="1026"/>
       </w:tblGrid>
       <w:tr>
-        <w:tblPrEx>
-          <w:tblCellMar>
-            <w:top w:w="0" w:type="dxa"/>
-            <w:bottom w:w="0" w:type="dxa"/>
-          </w:tblCellMar>
-        </w:tblPrEx>
         <w:trPr>
           <w:cantSplit/>
           <w:tblHeader/>
@@ -11352,12 +11353,6 @@
         </w:tc>
       </w:tr>
       <w:tr>
-        <w:tblPrEx>
-          <w:tblCellMar>
-            <w:top w:w="0" w:type="dxa"/>
-            <w:bottom w:w="0" w:type="dxa"/>
-          </w:tblCellMar>
-        </w:tblPrEx>
         <w:trPr>
           <w:cantSplit/>
         </w:trPr>
@@ -11513,12 +11508,6 @@
         </w:tc>
       </w:tr>
       <w:tr>
-        <w:tblPrEx>
-          <w:tblCellMar>
-            <w:top w:w="0" w:type="dxa"/>
-            <w:bottom w:w="0" w:type="dxa"/>
-          </w:tblCellMar>
-        </w:tblPrEx>
         <w:trPr>
           <w:cantSplit/>
         </w:trPr>
@@ -11674,12 +11663,6 @@
         </w:tc>
       </w:tr>
       <w:tr>
-        <w:tblPrEx>
-          <w:tblCellMar>
-            <w:top w:w="0" w:type="dxa"/>
-            <w:bottom w:w="0" w:type="dxa"/>
-          </w:tblCellMar>
-        </w:tblPrEx>
         <w:trPr>
           <w:cantSplit/>
         </w:trPr>
@@ -11835,12 +11818,6 @@
         </w:tc>
       </w:tr>
       <w:tr>
-        <w:tblPrEx>
-          <w:tblCellMar>
-            <w:top w:w="0" w:type="dxa"/>
-            <w:bottom w:w="0" w:type="dxa"/>
-          </w:tblCellMar>
-        </w:tblPrEx>
         <w:trPr>
           <w:cantSplit/>
         </w:trPr>
@@ -11996,12 +11973,6 @@
         </w:tc>
       </w:tr>
       <w:tr>
-        <w:tblPrEx>
-          <w:tblCellMar>
-            <w:top w:w="0" w:type="dxa"/>
-            <w:bottom w:w="0" w:type="dxa"/>
-          </w:tblCellMar>
-        </w:tblPrEx>
         <w:trPr>
           <w:cantSplit/>
         </w:trPr>
@@ -12061,7 +12032,23 @@
                 <w:sz w:val="19"/>
                 <w:szCs w:val="19"/>
               </w:rPr>
-              <w:t>Las insignias de estado aparecen en minúscula ("pendiente", "alterado"), distinto de como se nombran en el resto del sistema.</w:t>
+              <w:t xml:space="preserve">Las insignias de estado aparecen en minúscula ("pendiente", "alterado"), distinto de </w:t>
+            </w:r>
+            <w:proofErr w:type="spellStart"/>
+            <w:r>
+              <w:rPr>
+                <w:sz w:val="19"/>
+                <w:szCs w:val="19"/>
+              </w:rPr>
+              <w:t>como</w:t>
+            </w:r>
+            <w:proofErr w:type="spellEnd"/>
+            <w:r>
+              <w:rPr>
+                <w:sz w:val="19"/>
+                <w:szCs w:val="19"/>
+              </w:rPr>
+              <w:t xml:space="preserve"> se nombran en el resto del sistema.</w:t>
             </w:r>
           </w:p>
         </w:tc>
@@ -12195,6 +12182,7 @@
     <w:p>
       <w:pPr>
         <w:spacing w:after="140" w:line="276" w:lineRule="auto"/>
+        <w:jc w:val="both"/>
       </w:pPr>
       <w:r>
         <w:t xml:space="preserve">Los casos se construyen a partir de los </w:t>
@@ -12218,6 +12206,7 @@
           <w:numId w:val="2"/>
         </w:numPr>
         <w:spacing w:after="70" w:line="264" w:lineRule="auto"/>
+        <w:jc w:val="both"/>
       </w:pPr>
       <w:r>
         <w:rPr>
@@ -12238,6 +12227,7 @@
           <w:numId w:val="2"/>
         </w:numPr>
         <w:spacing w:after="70" w:line="264" w:lineRule="auto"/>
+        <w:jc w:val="both"/>
       </w:pPr>
       <w:r>
         <w:rPr>
@@ -12258,6 +12248,7 @@
           <w:numId w:val="2"/>
         </w:numPr>
         <w:spacing w:after="70" w:line="264" w:lineRule="auto"/>
+        <w:jc w:val="both"/>
       </w:pPr>
       <w:r>
         <w:rPr>
@@ -12278,6 +12269,7 @@
           <w:numId w:val="2"/>
         </w:numPr>
         <w:spacing w:after="70" w:line="264" w:lineRule="auto"/>
+        <w:jc w:val="both"/>
       </w:pPr>
       <w:r>
         <w:rPr>
@@ -12298,6 +12290,7 @@
           <w:numId w:val="2"/>
         </w:numPr>
         <w:spacing w:after="70" w:line="264" w:lineRule="auto"/>
+        <w:jc w:val="both"/>
       </w:pPr>
       <w:r>
         <w:rPr>
@@ -12309,10 +12302,15 @@
       <w:r>
         <w:t xml:space="preserve"> se siguen los flujos completos de cada historia de usuario.</w:t>
       </w:r>
+      <w:r>
+        <w:t xml:space="preserve"> </w:t>
+      </w:r>
     </w:p>
     <w:p>
       <w:pPr>
-        <w:spacing w:after="140" w:line="276" w:lineRule="auto"/>
+        <w:spacing w:after="70" w:line="264" w:lineRule="auto"/>
+        <w:ind w:left="284"/>
+        <w:jc w:val="both"/>
       </w:pPr>
       <w:r>
         <w:t>Además se aplica la experiencia del equipo:</w:t>
@@ -12326,6 +12324,7 @@
           <w:numId w:val="2"/>
         </w:numPr>
         <w:spacing w:after="70" w:line="264" w:lineRule="auto"/>
+        <w:jc w:val="both"/>
       </w:pPr>
       <w:r>
         <w:rPr>
@@ -12346,6 +12345,7 @@
           <w:numId w:val="2"/>
         </w:numPr>
         <w:spacing w:after="70" w:line="264" w:lineRule="auto"/>
+        <w:jc w:val="both"/>
       </w:pPr>
       <w:r>
         <w:rPr>
@@ -12398,12 +12398,6 @@
         <w:gridCol w:w="1872"/>
       </w:tblGrid>
       <w:tr>
-        <w:tblPrEx>
-          <w:tblCellMar>
-            <w:top w:w="0" w:type="dxa"/>
-            <w:bottom w:w="0" w:type="dxa"/>
-          </w:tblCellMar>
-        </w:tblPrEx>
         <w:trPr>
           <w:cantSplit/>
           <w:tblHeader/>
@@ -12538,12 +12532,6 @@
         </w:tc>
       </w:tr>
       <w:tr>
-        <w:tblPrEx>
-          <w:tblCellMar>
-            <w:top w:w="0" w:type="dxa"/>
-            <w:bottom w:w="0" w:type="dxa"/>
-          </w:tblCellMar>
-        </w:tblPrEx>
         <w:trPr>
           <w:cantSplit/>
         </w:trPr>
@@ -12669,12 +12657,6 @@
         </w:tc>
       </w:tr>
       <w:tr>
-        <w:tblPrEx>
-          <w:tblCellMar>
-            <w:top w:w="0" w:type="dxa"/>
-            <w:bottom w:w="0" w:type="dxa"/>
-          </w:tblCellMar>
-        </w:tblPrEx>
         <w:trPr>
           <w:cantSplit/>
         </w:trPr>
@@ -12800,12 +12782,6 @@
         </w:tc>
       </w:tr>
       <w:tr>
-        <w:tblPrEx>
-          <w:tblCellMar>
-            <w:top w:w="0" w:type="dxa"/>
-            <w:bottom w:w="0" w:type="dxa"/>
-          </w:tblCellMar>
-        </w:tblPrEx>
         <w:trPr>
           <w:cantSplit/>
         </w:trPr>
@@ -12931,12 +12907,6 @@
         </w:tc>
       </w:tr>
       <w:tr>
-        <w:tblPrEx>
-          <w:tblCellMar>
-            <w:top w:w="0" w:type="dxa"/>
-            <w:bottom w:w="0" w:type="dxa"/>
-          </w:tblCellMar>
-        </w:tblPrEx>
         <w:trPr>
           <w:cantSplit/>
         </w:trPr>
@@ -13062,12 +13032,6 @@
         </w:tc>
       </w:tr>
       <w:tr>
-        <w:tblPrEx>
-          <w:tblCellMar>
-            <w:top w:w="0" w:type="dxa"/>
-            <w:bottom w:w="0" w:type="dxa"/>
-          </w:tblCellMar>
-        </w:tblPrEx>
         <w:trPr>
           <w:cantSplit/>
         </w:trPr>
@@ -13193,12 +13157,6 @@
         </w:tc>
       </w:tr>
       <w:tr>
-        <w:tblPrEx>
-          <w:tblCellMar>
-            <w:top w:w="0" w:type="dxa"/>
-            <w:bottom w:w="0" w:type="dxa"/>
-          </w:tblCellMar>
-        </w:tblPrEx>
         <w:trPr>
           <w:cantSplit/>
         </w:trPr>
@@ -13324,12 +13282,6 @@
         </w:tc>
       </w:tr>
       <w:tr>
-        <w:tblPrEx>
-          <w:tblCellMar>
-            <w:top w:w="0" w:type="dxa"/>
-            <w:bottom w:w="0" w:type="dxa"/>
-          </w:tblCellMar>
-        </w:tblPrEx>
         <w:trPr>
           <w:cantSplit/>
         </w:trPr>
@@ -13474,14 +13426,10 @@
         <w:spacing w:after="140" w:line="276" w:lineRule="auto"/>
       </w:pPr>
       <w:r>
-        <w:t xml:space="preserve">Los casos se </w:t>
+        <w:t>Los casos se</w:t>
       </w:r>
       <w:r>
-        <w:rPr>
-          <w:b/>
-          <w:bCs/>
-        </w:rPr>
-        <w:t>priorizan</w:t>
+        <w:t xml:space="preserve"> priorizan</w:t>
       </w:r>
       <w:r>
         <w:t xml:space="preserve"> en Alta, Media y Baja según el riesgo: primero lo relacionado con integridad, seguridad y permisos; luego las consultas; al final lo visual.</w:t>
@@ -13505,6 +13453,7 @@
           <w:numId w:val="5"/>
         </w:numPr>
         <w:spacing w:after="80" w:line="264" w:lineRule="auto"/>
+        <w:jc w:val="both"/>
       </w:pPr>
       <w:r>
         <w:rPr>
@@ -13525,19 +13474,13 @@
           <w:numId w:val="5"/>
         </w:numPr>
         <w:spacing w:after="80" w:line="264" w:lineRule="auto"/>
+        <w:jc w:val="both"/>
       </w:pPr>
       <w:r>
         <w:t xml:space="preserve">Si la prueba de humo falla, </w:t>
       </w:r>
       <w:r>
-        <w:rPr>
-          <w:b/>
-          <w:bCs/>
-        </w:rPr>
-        <w:t>se rechaza la versión</w:t>
-      </w:r>
-      <w:r>
-        <w:t xml:space="preserve"> y se espera una corregida antes de seguir.</w:t>
+        <w:t>se rechaza la versión y se espera una corregida antes de seguir.</w:t>
       </w:r>
     </w:p>
     <w:p>
@@ -13548,19 +13491,10 @@
           <w:numId w:val="5"/>
         </w:numPr>
         <w:spacing w:after="80" w:line="264" w:lineRule="auto"/>
+        <w:jc w:val="both"/>
       </w:pPr>
       <w:r>
-        <w:t xml:space="preserve">Si pasa, se ejecutan </w:t>
-      </w:r>
-      <w:r>
-        <w:rPr>
-          <w:b/>
-          <w:bCs/>
-        </w:rPr>
-        <w:t>a fondo</w:t>
-      </w:r>
-      <w:r>
-        <w:t xml:space="preserve"> los casos del Anexo A, en orden de prioridad, anotando el resultado de cada uno.</w:t>
+        <w:t>Si pasa, se ejecutan a fondo los casos del Anexo A, en orden de prioridad, anotando el resultado de cada uno.</w:t>
       </w:r>
     </w:p>
     <w:p>
@@ -13571,6 +13505,7 @@
           <w:numId w:val="5"/>
         </w:numPr>
         <w:spacing w:after="80" w:line="264" w:lineRule="auto"/>
+        <w:jc w:val="both"/>
       </w:pPr>
       <w:r>
         <w:t>Los defectos se reportan apenas se encuentran (sección 4), y al final del día se envía el resumen.</w:t>
@@ -13584,16 +13519,10 @@
           <w:numId w:val="5"/>
         </w:numPr>
         <w:spacing w:after="80" w:line="264" w:lineRule="auto"/>
+        <w:jc w:val="both"/>
       </w:pPr>
       <w:r>
-        <w:t xml:space="preserve">Cuando se corrige un defecto, se </w:t>
-      </w:r>
-      <w:r>
-        <w:rPr>
-          <w:b/>
-          <w:bCs/>
-        </w:rPr>
-        <w:t>vuelve a probar</w:t>
+        <w:t>Cuando se corrige un defecto, se vuelve a probar</w:t>
       </w:r>
       <w:r>
         <w:t xml:space="preserve"> el caso donde apareció y se repiten las pruebas automatizadas para confirmar que no se dañó nada más (regresión).</w:t>
@@ -13607,14 +13536,7 @@
         <w:t xml:space="preserve">Se planean tres </w:t>
       </w:r>
       <w:r>
-        <w:rPr>
-          <w:b/>
-          <w:bCs/>
-        </w:rPr>
-        <w:t>ciclos de prueba</w:t>
-      </w:r>
-      <w:r>
-        <w:t>:</w:t>
+        <w:t>ciclos de prueba:</w:t>
       </w:r>
     </w:p>
     <w:p>
@@ -13656,12 +13578,6 @@
         <w:gridCol w:w="4680"/>
       </w:tblGrid>
       <w:tr>
-        <w:tblPrEx>
-          <w:tblCellMar>
-            <w:top w:w="0" w:type="dxa"/>
-            <w:bottom w:w="0" w:type="dxa"/>
-          </w:tblCellMar>
-        </w:tblPrEx>
         <w:trPr>
           <w:cantSplit/>
           <w:tblHeader/>
@@ -13764,12 +13680,6 @@
         </w:tc>
       </w:tr>
       <w:tr>
-        <w:tblPrEx>
-          <w:tblCellMar>
-            <w:top w:w="0" w:type="dxa"/>
-            <w:bottom w:w="0" w:type="dxa"/>
-          </w:tblCellMar>
-        </w:tblPrEx>
         <w:trPr>
           <w:cantSplit/>
         </w:trPr>
@@ -13865,12 +13775,6 @@
         </w:tc>
       </w:tr>
       <w:tr>
-        <w:tblPrEx>
-          <w:tblCellMar>
-            <w:top w:w="0" w:type="dxa"/>
-            <w:bottom w:w="0" w:type="dxa"/>
-          </w:tblCellMar>
-        </w:tblPrEx>
         <w:trPr>
           <w:cantSplit/>
         </w:trPr>
@@ -13966,12 +13870,6 @@
         </w:tc>
       </w:tr>
       <w:tr>
-        <w:tblPrEx>
-          <w:tblCellMar>
-            <w:top w:w="0" w:type="dxa"/>
-            <w:bottom w:w="0" w:type="dxa"/>
-          </w:tblCellMar>
-        </w:tblPrEx>
         <w:trPr>
           <w:cantSplit/>
         </w:trPr>
@@ -14001,8 +13899,17 @@
                 <w:sz w:val="19"/>
                 <w:szCs w:val="19"/>
               </w:rPr>
-              <w:t>Ciclo 3: re-pruebas</w:t>
-            </w:r>
+              <w:t xml:space="preserve">Ciclo 3: </w:t>
+            </w:r>
+            <w:proofErr w:type="spellStart"/>
+            <w:r>
+              <w:rPr>
+                <w:sz w:val="19"/>
+                <w:szCs w:val="19"/>
+              </w:rPr>
+              <w:t>re-pruebas</w:t>
+            </w:r>
+            <w:proofErr w:type="spellEnd"/>
           </w:p>
         </w:tc>
         <w:tc>
@@ -14130,12 +14037,6 @@
         <w:gridCol w:w="3744"/>
       </w:tblGrid>
       <w:tr>
-        <w:tblPrEx>
-          <w:tblCellMar>
-            <w:top w:w="0" w:type="dxa"/>
-            <w:bottom w:w="0" w:type="dxa"/>
-          </w:tblCellMar>
-        </w:tblPrEx>
         <w:trPr>
           <w:cantSplit/>
           <w:tblHeader/>
@@ -14238,12 +14139,6 @@
         </w:tc>
       </w:tr>
       <w:tr>
-        <w:tblPrEx>
-          <w:tblCellMar>
-            <w:top w:w="0" w:type="dxa"/>
-            <w:bottom w:w="0" w:type="dxa"/>
-          </w:tblCellMar>
-        </w:tblPrEx>
         <w:trPr>
           <w:cantSplit/>
         </w:trPr>
@@ -14339,12 +14234,6 @@
         </w:tc>
       </w:tr>
       <w:tr>
-        <w:tblPrEx>
-          <w:tblCellMar>
-            <w:top w:w="0" w:type="dxa"/>
-            <w:bottom w:w="0" w:type="dxa"/>
-          </w:tblCellMar>
-        </w:tblPrEx>
         <w:trPr>
           <w:cantSplit/>
         </w:trPr>
@@ -14434,18 +14323,28 @@
                 <w:sz w:val="19"/>
                 <w:szCs w:val="19"/>
               </w:rPr>
-              <w:t>51 casos del Anexo A, manuales y automatizados (tests/e2e).</w:t>
+              <w:t>51 casos del Anexo A, manuales y automatizados (</w:t>
+            </w:r>
+            <w:proofErr w:type="spellStart"/>
+            <w:r>
+              <w:rPr>
+                <w:sz w:val="19"/>
+                <w:szCs w:val="19"/>
+              </w:rPr>
+              <w:t>tests</w:t>
+            </w:r>
+            <w:proofErr w:type="spellEnd"/>
+            <w:r>
+              <w:rPr>
+                <w:sz w:val="19"/>
+                <w:szCs w:val="19"/>
+              </w:rPr>
+              <w:t>/e2e).</w:t>
             </w:r>
           </w:p>
         </w:tc>
       </w:tr>
       <w:tr>
-        <w:tblPrEx>
-          <w:tblCellMar>
-            <w:top w:w="0" w:type="dxa"/>
-            <w:bottom w:w="0" w:type="dxa"/>
-          </w:tblCellMar>
-        </w:tblPrEx>
         <w:trPr>
           <w:cantSplit/>
         </w:trPr>
@@ -14535,18 +14434,44 @@
                 <w:sz w:val="19"/>
                 <w:szCs w:val="19"/>
               </w:rPr>
-              <w:t>20 documentos alterados de 5 formas (tests/integrity) y 5 casos manuales con captura.</w:t>
+              <w:t>20 documentos alterados de 5 formas (</w:t>
+            </w:r>
+            <w:proofErr w:type="spellStart"/>
+            <w:r>
+              <w:rPr>
+                <w:sz w:val="19"/>
+                <w:szCs w:val="19"/>
+              </w:rPr>
+              <w:t>tests</w:t>
+            </w:r>
+            <w:proofErr w:type="spellEnd"/>
+            <w:r>
+              <w:rPr>
+                <w:sz w:val="19"/>
+                <w:szCs w:val="19"/>
+              </w:rPr>
+              <w:t>/</w:t>
+            </w:r>
+            <w:proofErr w:type="spellStart"/>
+            <w:r>
+              <w:rPr>
+                <w:sz w:val="19"/>
+                <w:szCs w:val="19"/>
+              </w:rPr>
+              <w:t>integrity</w:t>
+            </w:r>
+            <w:proofErr w:type="spellEnd"/>
+            <w:r>
+              <w:rPr>
+                <w:sz w:val="19"/>
+                <w:szCs w:val="19"/>
+              </w:rPr>
+              <w:t>) y 5 casos manuales con captura.</w:t>
             </w:r>
           </w:p>
         </w:tc>
       </w:tr>
       <w:tr>
-        <w:tblPrEx>
-          <w:tblCellMar>
-            <w:top w:w="0" w:type="dxa"/>
-            <w:bottom w:w="0" w:type="dxa"/>
-          </w:tblCellMar>
-        </w:tblPrEx>
         <w:trPr>
           <w:cantSplit/>
         </w:trPr>
@@ -14642,12 +14567,6 @@
         </w:tc>
       </w:tr>
       <w:tr>
-        <w:tblPrEx>
-          <w:tblCellMar>
-            <w:top w:w="0" w:type="dxa"/>
-            <w:bottom w:w="0" w:type="dxa"/>
-          </w:tblCellMar>
-        </w:tblPrEx>
         <w:trPr>
           <w:cantSplit/>
         </w:trPr>
@@ -14737,18 +14656,44 @@
                 <w:sz w:val="19"/>
                 <w:szCs w:val="19"/>
               </w:rPr>
-              <w:t>50 verificaciones consecutivas (tests/perf) y tiempos del registro de los 20 documentos.</w:t>
+              <w:t>50 verificaciones consecutivas (</w:t>
+            </w:r>
+            <w:proofErr w:type="spellStart"/>
+            <w:r>
+              <w:rPr>
+                <w:sz w:val="19"/>
+                <w:szCs w:val="19"/>
+              </w:rPr>
+              <w:t>tests</w:t>
+            </w:r>
+            <w:proofErr w:type="spellEnd"/>
+            <w:r>
+              <w:rPr>
+                <w:sz w:val="19"/>
+                <w:szCs w:val="19"/>
+              </w:rPr>
+              <w:t>/</w:t>
+            </w:r>
+            <w:proofErr w:type="spellStart"/>
+            <w:r>
+              <w:rPr>
+                <w:sz w:val="19"/>
+                <w:szCs w:val="19"/>
+              </w:rPr>
+              <w:t>perf</w:t>
+            </w:r>
+            <w:proofErr w:type="spellEnd"/>
+            <w:r>
+              <w:rPr>
+                <w:sz w:val="19"/>
+                <w:szCs w:val="19"/>
+              </w:rPr>
+              <w:t>) y tiempos del registro de los 20 documentos.</w:t>
             </w:r>
           </w:p>
         </w:tc>
       </w:tr>
       <w:tr>
-        <w:tblPrEx>
-          <w:tblCellMar>
-            <w:top w:w="0" w:type="dxa"/>
-            <w:bottom w:w="0" w:type="dxa"/>
-          </w:tblCellMar>
-        </w:tblPrEx>
         <w:trPr>
           <w:cantSplit/>
         </w:trPr>
@@ -14778,8 +14723,17 @@
                 <w:sz w:val="19"/>
                 <w:szCs w:val="19"/>
               </w:rPr>
-              <w:t>Regresión y re-prueba</w:t>
-            </w:r>
+              <w:t xml:space="preserve">Regresión y </w:t>
+            </w:r>
+            <w:proofErr w:type="spellStart"/>
+            <w:r>
+              <w:rPr>
+                <w:sz w:val="19"/>
+                <w:szCs w:val="19"/>
+              </w:rPr>
+              <w:t>re-prueba</w:t>
+            </w:r>
+            <w:proofErr w:type="spellEnd"/>
           </w:p>
         </w:tc>
         <w:tc>
@@ -14838,18 +14792,28 @@
                 <w:sz w:val="19"/>
                 <w:szCs w:val="19"/>
               </w:rPr>
-              <w:t>144 pruebas automáticas del backend, pruebas del chaincode y la prueba e2e de 47 pasos.</w:t>
+              <w:t xml:space="preserve">144 pruebas automáticas del backend, pruebas del </w:t>
+            </w:r>
+            <w:proofErr w:type="spellStart"/>
+            <w:r>
+              <w:rPr>
+                <w:sz w:val="19"/>
+                <w:szCs w:val="19"/>
+              </w:rPr>
+              <w:t>chaincode</w:t>
+            </w:r>
+            <w:proofErr w:type="spellEnd"/>
+            <w:r>
+              <w:rPr>
+                <w:sz w:val="19"/>
+                <w:szCs w:val="19"/>
+              </w:rPr>
+              <w:t xml:space="preserve"> y la prueba e2e de 47 pasos.</w:t>
             </w:r>
           </w:p>
         </w:tc>
       </w:tr>
       <w:tr>
-        <w:tblPrEx>
-          <w:tblCellMar>
-            <w:top w:w="0" w:type="dxa"/>
-            <w:bottom w:w="0" w:type="dxa"/>
-          </w:tblCellMar>
-        </w:tblPrEx>
         <w:trPr>
           <w:cantSplit/>
         </w:trPr>
@@ -14977,6 +14941,7 @@
           <w:numId w:val="2"/>
         </w:numPr>
         <w:spacing w:after="70" w:line="264" w:lineRule="auto"/>
+        <w:jc w:val="both"/>
       </w:pPr>
       <w:r>
         <w:rPr>
@@ -14997,16 +14962,41 @@
           <w:numId w:val="2"/>
         </w:numPr>
         <w:spacing w:after="70" w:line="264" w:lineRule="auto"/>
+        <w:jc w:val="both"/>
       </w:pPr>
       <w:r>
         <w:rPr>
           <w:b/>
           <w:bCs/>
         </w:rPr>
-        <w:t>Pruebas desde el inicio (shift left):</w:t>
+        <w:t xml:space="preserve">Pruebas desde el inicio (shift </w:t>
+      </w:r>
+      <w:proofErr w:type="spellStart"/>
+      <w:r>
+        <w:rPr>
+          <w:b/>
+          <w:bCs/>
+        </w:rPr>
+        <w:t>left</w:t>
+      </w:r>
+      <w:proofErr w:type="spellEnd"/>
+      <w:r>
+        <w:rPr>
+          <w:b/>
+          <w:bCs/>
+        </w:rPr>
+        <w:t>):</w:t>
       </w:r>
       <w:r>
-        <w:t xml:space="preserve"> las pruebas automáticas se escribieron junto con el código desde el Sprint 1; hoy hay 144 pruebas del backend y las del chaincode, todas aprobadas.</w:t>
+        <w:t xml:space="preserve"> las pruebas automáticas se escribieron junto con el código desde el Sprint 1; hoy hay 144 pruebas del backend y las del </w:t>
+      </w:r>
+      <w:proofErr w:type="spellStart"/>
+      <w:r>
+        <w:t>chaincode</w:t>
+      </w:r>
+      <w:proofErr w:type="spellEnd"/>
+      <w:r>
+        <w:t>, todas aprobadas.</w:t>
       </w:r>
     </w:p>
     <w:p>
@@ -15017,6 +15007,7 @@
           <w:numId w:val="2"/>
         </w:numPr>
         <w:spacing w:after="70" w:line="264" w:lineRule="auto"/>
+        <w:jc w:val="both"/>
       </w:pPr>
       <w:r>
         <w:rPr>
@@ -15037,6 +15028,7 @@
           <w:numId w:val="2"/>
         </w:numPr>
         <w:spacing w:after="70" w:line="264" w:lineRule="auto"/>
+        <w:jc w:val="both"/>
       </w:pPr>
       <w:r>
         <w:rPr>
@@ -15057,6 +15049,7 @@
           <w:numId w:val="2"/>
         </w:numPr>
         <w:spacing w:after="70" w:line="264" w:lineRule="auto"/>
+        <w:jc w:val="both"/>
       </w:pPr>
       <w:r>
         <w:rPr>
@@ -15085,37 +15078,13 @@
         <w:spacing w:after="140" w:line="276" w:lineRule="auto"/>
       </w:pPr>
       <w:r>
-        <w:t xml:space="preserve">Las pruebas se hicieron en dos etapas. Durante las </w:t>
+        <w:t xml:space="preserve">Las pruebas se hicieron en dos etapas. </w:t>
       </w:r>
       <w:r>
-        <w:rPr>
-          <w:b/>
-          <w:bCs/>
-        </w:rPr>
-        <w:t>dos semanas anteriores al despliegue</w:t>
+        <w:t>Durante las dos semanas anteriores al despliegue (11 al 24 de octubre de 2026) se probó todo en el entorno local. El 25 de octubre se desplegó el sistema en Azure y del 25 al 29 de octubre se ejecutaron las pruebas</w:t>
       </w:r>
       <w:r>
-        <w:t xml:space="preserve"> (11 al 24 de octubre de 2026) se probó todo en el entorno local. El </w:t>
-      </w:r>
-      <w:r>
-        <w:rPr>
-          <w:b/>
-          <w:bCs/>
-        </w:rPr>
-        <w:t>25 de octubre</w:t>
-      </w:r>
-      <w:r>
-        <w:t xml:space="preserve"> se desplegó el sistema en Azure y del </w:t>
-      </w:r>
-      <w:r>
-        <w:rPr>
-          <w:b/>
-          <w:bCs/>
-        </w:rPr>
-        <w:t>25 al 29 de octubre</w:t>
-      </w:r>
-      <w:r>
-        <w:t xml:space="preserve"> se ejecutaron las pruebas sobre el despliegue.</w:t>
+        <w:t xml:space="preserve"> sobre el despliegue.</w:t>
       </w:r>
     </w:p>
     <w:p>
@@ -15156,12 +15125,6 @@
         <w:gridCol w:w="3744"/>
       </w:tblGrid>
       <w:tr>
-        <w:tblPrEx>
-          <w:tblCellMar>
-            <w:top w:w="0" w:type="dxa"/>
-            <w:bottom w:w="0" w:type="dxa"/>
-          </w:tblCellMar>
-        </w:tblPrEx>
         <w:trPr>
           <w:cantSplit/>
           <w:tblHeader/>
@@ -15232,12 +15195,6 @@
         </w:tc>
       </w:tr>
       <w:tr>
-        <w:tblPrEx>
-          <w:tblCellMar>
-            <w:top w:w="0" w:type="dxa"/>
-            <w:bottom w:w="0" w:type="dxa"/>
-          </w:tblCellMar>
-        </w:tblPrEx>
         <w:trPr>
           <w:cantSplit/>
         </w:trPr>
@@ -15303,12 +15260,6 @@
         </w:tc>
       </w:tr>
       <w:tr>
-        <w:tblPrEx>
-          <w:tblCellMar>
-            <w:top w:w="0" w:type="dxa"/>
-            <w:bottom w:w="0" w:type="dxa"/>
-          </w:tblCellMar>
-        </w:tblPrEx>
         <w:trPr>
           <w:cantSplit/>
         </w:trPr>
@@ -15374,12 +15325,6 @@
         </w:tc>
       </w:tr>
       <w:tr>
-        <w:tblPrEx>
-          <w:tblCellMar>
-            <w:top w:w="0" w:type="dxa"/>
-            <w:bottom w:w="0" w:type="dxa"/>
-          </w:tblCellMar>
-        </w:tblPrEx>
         <w:trPr>
           <w:cantSplit/>
         </w:trPr>
@@ -15445,12 +15390,6 @@
         </w:tc>
       </w:tr>
       <w:tr>
-        <w:tblPrEx>
-          <w:tblCellMar>
-            <w:top w:w="0" w:type="dxa"/>
-            <w:bottom w:w="0" w:type="dxa"/>
-          </w:tblCellMar>
-        </w:tblPrEx>
         <w:trPr>
           <w:cantSplit/>
         </w:trPr>
@@ -15516,12 +15455,6 @@
         </w:tc>
       </w:tr>
       <w:tr>
-        <w:tblPrEx>
-          <w:tblCellMar>
-            <w:top w:w="0" w:type="dxa"/>
-            <w:bottom w:w="0" w:type="dxa"/>
-          </w:tblCellMar>
-        </w:tblPrEx>
         <w:trPr>
           <w:cantSplit/>
         </w:trPr>
@@ -15587,12 +15520,6 @@
         </w:tc>
       </w:tr>
       <w:tr>
-        <w:tblPrEx>
-          <w:tblCellMar>
-            <w:top w:w="0" w:type="dxa"/>
-            <w:bottom w:w="0" w:type="dxa"/>
-          </w:tblCellMar>
-        </w:tblPrEx>
         <w:trPr>
           <w:cantSplit/>
         </w:trPr>
@@ -15622,7 +15549,23 @@
                 <w:sz w:val="19"/>
                 <w:szCs w:val="19"/>
               </w:rPr>
-              <w:t>Corrección de defectos y re-pruebas (ciclo 3)</w:t>
+              <w:t xml:space="preserve">Corrección de defectos y </w:t>
+            </w:r>
+            <w:proofErr w:type="spellStart"/>
+            <w:r>
+              <w:rPr>
+                <w:sz w:val="19"/>
+                <w:szCs w:val="19"/>
+              </w:rPr>
+              <w:t>re-pruebas</w:t>
+            </w:r>
+            <w:proofErr w:type="spellEnd"/>
+            <w:r>
+              <w:rPr>
+                <w:sz w:val="19"/>
+                <w:szCs w:val="19"/>
+              </w:rPr>
+              <w:t xml:space="preserve"> (ciclo 3)</w:t>
             </w:r>
           </w:p>
         </w:tc>
@@ -15658,12 +15601,6 @@
         </w:tc>
       </w:tr>
       <w:tr>
-        <w:tblPrEx>
-          <w:tblCellMar>
-            <w:top w:w="0" w:type="dxa"/>
-            <w:bottom w:w="0" w:type="dxa"/>
-          </w:tblCellMar>
-        </w:tblPrEx>
         <w:trPr>
           <w:cantSplit/>
         </w:trPr>
@@ -15791,12 +15728,6 @@
         <w:gridCol w:w="1684"/>
       </w:tblGrid>
       <w:tr>
-        <w:tblPrEx>
-          <w:tblCellMar>
-            <w:top w:w="0" w:type="dxa"/>
-            <w:bottom w:w="0" w:type="dxa"/>
-          </w:tblCellMar>
-        </w:tblPrEx>
         <w:trPr>
           <w:cantSplit/>
           <w:tblHeader/>
@@ -15822,6 +15753,7 @@
             <w:pPr>
               <w:spacing w:after="20"/>
             </w:pPr>
+            <w:proofErr w:type="spellStart"/>
             <w:r>
               <w:rPr>
                 <w:b/>
@@ -15831,6 +15763,7 @@
               </w:rPr>
               <w:t>N.°</w:t>
             </w:r>
+            <w:proofErr w:type="spellEnd"/>
           </w:p>
         </w:tc>
         <w:tc>
@@ -15931,12 +15864,6 @@
         </w:tc>
       </w:tr>
       <w:tr>
-        <w:tblPrEx>
-          <w:tblCellMar>
-            <w:top w:w="0" w:type="dxa"/>
-            <w:bottom w:w="0" w:type="dxa"/>
-          </w:tblCellMar>
-        </w:tblPrEx>
         <w:trPr>
           <w:cantSplit/>
         </w:trPr>
@@ -16062,12 +15989,6 @@
         </w:tc>
       </w:tr>
       <w:tr>
-        <w:tblPrEx>
-          <w:tblCellMar>
-            <w:top w:w="0" w:type="dxa"/>
-            <w:bottom w:w="0" w:type="dxa"/>
-          </w:tblCellMar>
-        </w:tblPrEx>
         <w:trPr>
           <w:cantSplit/>
         </w:trPr>
@@ -16193,12 +16114,6 @@
         </w:tc>
       </w:tr>
       <w:tr>
-        <w:tblPrEx>
-          <w:tblCellMar>
-            <w:top w:w="0" w:type="dxa"/>
-            <w:bottom w:w="0" w:type="dxa"/>
-          </w:tblCellMar>
-        </w:tblPrEx>
         <w:trPr>
           <w:cantSplit/>
         </w:trPr>
@@ -16324,12 +16239,6 @@
         </w:tc>
       </w:tr>
       <w:tr>
-        <w:tblPrEx>
-          <w:tblCellMar>
-            <w:top w:w="0" w:type="dxa"/>
-            <w:bottom w:w="0" w:type="dxa"/>
-          </w:tblCellMar>
-        </w:tblPrEx>
         <w:trPr>
           <w:cantSplit/>
         </w:trPr>
@@ -16455,12 +16364,6 @@
         </w:tc>
       </w:tr>
       <w:tr>
-        <w:tblPrEx>
-          <w:tblCellMar>
-            <w:top w:w="0" w:type="dxa"/>
-            <w:bottom w:w="0" w:type="dxa"/>
-          </w:tblCellMar>
-        </w:tblPrEx>
         <w:trPr>
           <w:cantSplit/>
         </w:trPr>
@@ -16586,12 +16489,6 @@
         </w:tc>
       </w:tr>
       <w:tr>
-        <w:tblPrEx>
-          <w:tblCellMar>
-            <w:top w:w="0" w:type="dxa"/>
-            <w:bottom w:w="0" w:type="dxa"/>
-          </w:tblCellMar>
-        </w:tblPrEx>
         <w:trPr>
           <w:cantSplit/>
         </w:trPr>
@@ -16717,12 +16614,6 @@
         </w:tc>
       </w:tr>
       <w:tr>
-        <w:tblPrEx>
-          <w:tblCellMar>
-            <w:top w:w="0" w:type="dxa"/>
-            <w:bottom w:w="0" w:type="dxa"/>
-          </w:tblCellMar>
-        </w:tblPrEx>
         <w:trPr>
           <w:cantSplit/>
         </w:trPr>
@@ -16848,12 +16739,6 @@
         </w:tc>
       </w:tr>
       <w:tr>
-        <w:tblPrEx>
-          <w:tblCellMar>
-            <w:top w:w="0" w:type="dxa"/>
-            <w:bottom w:w="0" w:type="dxa"/>
-          </w:tblCellMar>
-        </w:tblPrEx>
         <w:trPr>
           <w:cantSplit/>
         </w:trPr>
@@ -16979,12 +16864,6 @@
         </w:tc>
       </w:tr>
       <w:tr>
-        <w:tblPrEx>
-          <w:tblCellMar>
-            <w:top w:w="0" w:type="dxa"/>
-            <w:bottom w:w="0" w:type="dxa"/>
-          </w:tblCellMar>
-        </w:tblPrEx>
         <w:trPr>
           <w:cantSplit/>
         </w:trPr>
@@ -17110,12 +16989,6 @@
         </w:tc>
       </w:tr>
       <w:tr>
-        <w:tblPrEx>
-          <w:tblCellMar>
-            <w:top w:w="0" w:type="dxa"/>
-            <w:bottom w:w="0" w:type="dxa"/>
-          </w:tblCellMar>
-        </w:tblPrEx>
         <w:trPr>
           <w:cantSplit/>
         </w:trPr>
@@ -17241,12 +17114,6 @@
         </w:tc>
       </w:tr>
       <w:tr>
-        <w:tblPrEx>
-          <w:tblCellMar>
-            <w:top w:w="0" w:type="dxa"/>
-            <w:bottom w:w="0" w:type="dxa"/>
-          </w:tblCellMar>
-        </w:tblPrEx>
         <w:trPr>
           <w:cantSplit/>
         </w:trPr>
@@ -17372,12 +17239,6 @@
         </w:tc>
       </w:tr>
       <w:tr>
-        <w:tblPrEx>
-          <w:tblCellMar>
-            <w:top w:w="0" w:type="dxa"/>
-            <w:bottom w:w="0" w:type="dxa"/>
-          </w:tblCellMar>
-        </w:tblPrEx>
         <w:trPr>
           <w:cantSplit/>
         </w:trPr>
@@ -17503,12 +17364,6 @@
         </w:tc>
       </w:tr>
       <w:tr>
-        <w:tblPrEx>
-          <w:tblCellMar>
-            <w:top w:w="0" w:type="dxa"/>
-            <w:bottom w:w="0" w:type="dxa"/>
-          </w:tblCellMar>
-        </w:tblPrEx>
         <w:trPr>
           <w:cantSplit/>
         </w:trPr>
@@ -17634,12 +17489,6 @@
         </w:tc>
       </w:tr>
       <w:tr>
-        <w:tblPrEx>
-          <w:tblCellMar>
-            <w:top w:w="0" w:type="dxa"/>
-            <w:bottom w:w="0" w:type="dxa"/>
-          </w:tblCellMar>
-        </w:tblPrEx>
         <w:trPr>
           <w:cantSplit/>
         </w:trPr>
@@ -17765,12 +17614,6 @@
         </w:tc>
       </w:tr>
       <w:tr>
-        <w:tblPrEx>
-          <w:tblCellMar>
-            <w:top w:w="0" w:type="dxa"/>
-            <w:bottom w:w="0" w:type="dxa"/>
-          </w:tblCellMar>
-        </w:tblPrEx>
         <w:trPr>
           <w:cantSplit/>
         </w:trPr>
@@ -17896,12 +17739,6 @@
         </w:tc>
       </w:tr>
       <w:tr>
-        <w:tblPrEx>
-          <w:tblCellMar>
-            <w:top w:w="0" w:type="dxa"/>
-            <w:bottom w:w="0" w:type="dxa"/>
-          </w:tblCellMar>
-        </w:tblPrEx>
         <w:trPr>
           <w:cantSplit/>
         </w:trPr>
@@ -18027,12 +17864,6 @@
         </w:tc>
       </w:tr>
       <w:tr>
-        <w:tblPrEx>
-          <w:tblCellMar>
-            <w:top w:w="0" w:type="dxa"/>
-            <w:bottom w:w="0" w:type="dxa"/>
-          </w:tblCellMar>
-        </w:tblPrEx>
         <w:trPr>
           <w:cantSplit/>
         </w:trPr>
@@ -18158,12 +17989,6 @@
         </w:tc>
       </w:tr>
       <w:tr>
-        <w:tblPrEx>
-          <w:tblCellMar>
-            <w:top w:w="0" w:type="dxa"/>
-            <w:bottom w:w="0" w:type="dxa"/>
-          </w:tblCellMar>
-        </w:tblPrEx>
         <w:trPr>
           <w:cantSplit/>
         </w:trPr>
@@ -18223,7 +18048,23 @@
                 <w:sz w:val="19"/>
                 <w:szCs w:val="19"/>
               </w:rPr>
-              <w:t>Reporte de defectos, re-pruebas y regresión (ciclo 3)</w:t>
+              <w:t xml:space="preserve">Reporte de defectos, </w:t>
+            </w:r>
+            <w:proofErr w:type="spellStart"/>
+            <w:r>
+              <w:rPr>
+                <w:sz w:val="19"/>
+                <w:szCs w:val="19"/>
+              </w:rPr>
+              <w:t>re-pruebas</w:t>
+            </w:r>
+            <w:proofErr w:type="spellEnd"/>
+            <w:r>
+              <w:rPr>
+                <w:sz w:val="19"/>
+                <w:szCs w:val="19"/>
+              </w:rPr>
+              <w:t xml:space="preserve"> y regresión (ciclo 3)</w:t>
             </w:r>
           </w:p>
         </w:tc>
@@ -18289,12 +18130,6 @@
         </w:tc>
       </w:tr>
       <w:tr>
-        <w:tblPrEx>
-          <w:tblCellMar>
-            <w:top w:w="0" w:type="dxa"/>
-            <w:bottom w:w="0" w:type="dxa"/>
-          </w:tblCellMar>
-        </w:tblPrEx>
         <w:trPr>
           <w:cantSplit/>
         </w:trPr>
@@ -18420,12 +18255,6 @@
         </w:tc>
       </w:tr>
       <w:tr>
-        <w:tblPrEx>
-          <w:tblCellMar>
-            <w:top w:w="0" w:type="dxa"/>
-            <w:bottom w:w="0" w:type="dxa"/>
-          </w:tblCellMar>
-        </w:tblPrEx>
         <w:trPr>
           <w:cantSplit/>
         </w:trPr>
@@ -18574,7 +18403,23 @@
           <w:b/>
           <w:bCs/>
         </w:rPr>
-        <w:t>Duración total: 2 sprints de pruebas</w:t>
+        <w:t xml:space="preserve">Duración total: 2 </w:t>
+      </w:r>
+      <w:proofErr w:type="spellStart"/>
+      <w:r>
+        <w:rPr>
+          <w:b/>
+          <w:bCs/>
+        </w:rPr>
+        <w:t>sprints</w:t>
+      </w:r>
+      <w:proofErr w:type="spellEnd"/>
+      <w:r>
+        <w:rPr>
+          <w:b/>
+          <w:bCs/>
+        </w:rPr>
+        <w:t xml:space="preserve"> de pruebas</w:t>
       </w:r>
       <w:r>
         <w:t>: pruebas locales (11 al 24 de octubre de 2026) y pruebas sobre el despliegue (25 al 29 de octubre de 2026).</w:t>
@@ -18582,9 +18427,22 @@
     </w:p>
     <w:p>
       <w:pPr>
+        <w:rPr>
+          <w:b/>
+          <w:bCs/>
+          <w:sz w:val="32"/>
+          <w:szCs w:val="32"/>
+        </w:rPr>
+      </w:pPr>
+      <w:bookmarkStart w:id="24" w:name="_Toc243846526"/>
+      <w:r>
+        <w:br w:type="page"/>
+      </w:r>
+    </w:p>
+    <w:p>
+      <w:pPr>
         <w:pStyle w:val="Ttulo1"/>
       </w:pPr>
-      <w:bookmarkStart w:id="24" w:name="_Toc243846526"/>
       <w:r>
         <w:t>7. Entregables de prueba</w:t>
       </w:r>
@@ -18629,12 +18487,6 @@
         <w:gridCol w:w="2059"/>
       </w:tblGrid>
       <w:tr>
-        <w:tblPrEx>
-          <w:tblCellMar>
-            <w:top w:w="0" w:type="dxa"/>
-            <w:bottom w:w="0" w:type="dxa"/>
-          </w:tblCellMar>
-        </w:tblPrEx>
         <w:trPr>
           <w:cantSplit/>
           <w:tblHeader/>
@@ -18737,12 +18589,6 @@
         </w:tc>
       </w:tr>
       <w:tr>
-        <w:tblPrEx>
-          <w:tblCellMar>
-            <w:top w:w="0" w:type="dxa"/>
-            <w:bottom w:w="0" w:type="dxa"/>
-          </w:tblCellMar>
-        </w:tblPrEx>
         <w:trPr>
           <w:cantSplit/>
         </w:trPr>
@@ -18838,12 +18684,6 @@
         </w:tc>
       </w:tr>
       <w:tr>
-        <w:tblPrEx>
-          <w:tblCellMar>
-            <w:top w:w="0" w:type="dxa"/>
-            <w:bottom w:w="0" w:type="dxa"/>
-          </w:tblCellMar>
-        </w:tblPrEx>
         <w:trPr>
           <w:cantSplit/>
         </w:trPr>
@@ -18939,12 +18779,6 @@
         </w:tc>
       </w:tr>
       <w:tr>
-        <w:tblPrEx>
-          <w:tblCellMar>
-            <w:top w:w="0" w:type="dxa"/>
-            <w:bottom w:w="0" w:type="dxa"/>
-          </w:tblCellMar>
-        </w:tblPrEx>
         <w:trPr>
           <w:cantSplit/>
         </w:trPr>
@@ -19040,12 +18874,6 @@
         </w:tc>
       </w:tr>
       <w:tr>
-        <w:tblPrEx>
-          <w:tblCellMar>
-            <w:top w:w="0" w:type="dxa"/>
-            <w:bottom w:w="0" w:type="dxa"/>
-          </w:tblCellMar>
-        </w:tblPrEx>
         <w:trPr>
           <w:cantSplit/>
         </w:trPr>
@@ -19141,12 +18969,6 @@
         </w:tc>
       </w:tr>
       <w:tr>
-        <w:tblPrEx>
-          <w:tblCellMar>
-            <w:top w:w="0" w:type="dxa"/>
-            <w:bottom w:w="0" w:type="dxa"/>
-          </w:tblCellMar>
-        </w:tblPrEx>
         <w:trPr>
           <w:cantSplit/>
         </w:trPr>
@@ -19242,12 +19064,6 @@
         </w:tc>
       </w:tr>
       <w:tr>
-        <w:tblPrEx>
-          <w:tblCellMar>
-            <w:top w:w="0" w:type="dxa"/>
-            <w:bottom w:w="0" w:type="dxa"/>
-          </w:tblCellMar>
-        </w:tblPrEx>
         <w:trPr>
           <w:cantSplit/>
         </w:trPr>
@@ -19343,12 +19159,6 @@
         </w:tc>
       </w:tr>
       <w:tr>
-        <w:tblPrEx>
-          <w:tblCellMar>
-            <w:top w:w="0" w:type="dxa"/>
-            <w:bottom w:w="0" w:type="dxa"/>
-          </w:tblCellMar>
-        </w:tblPrEx>
         <w:trPr>
           <w:cantSplit/>
         </w:trPr>
@@ -19503,6 +19313,7 @@
           <w:numId w:val="2"/>
         </w:numPr>
         <w:spacing w:after="70" w:line="264" w:lineRule="auto"/>
+        <w:jc w:val="both"/>
       </w:pPr>
       <w:r>
         <w:t>El equipo tiene el documento de requerimientos (55 RF y 30 RNF), el backlog con las 24 historias de usuario y sus 51 escenarios de aceptación.</w:t>
@@ -19524,9 +19335,15 @@
           <w:numId w:val="2"/>
         </w:numPr>
         <w:spacing w:after="70" w:line="264" w:lineRule="auto"/>
+        <w:jc w:val="both"/>
       </w:pPr>
+      <w:proofErr w:type="gramStart"/>
       <w:r>
-        <w:t>Cada requerimiento a probar está entendido y relacionado con al menos un caso.</w:t>
+        <w:t>Cada requerimiento a probar</w:t>
+      </w:r>
+      <w:proofErr w:type="gramEnd"/>
+      <w:r>
+        <w:t xml:space="preserve"> está entendido y relacionado con al menos un caso.</w:t>
       </w:r>
     </w:p>
     <w:p>
@@ -19537,6 +19354,7 @@
           <w:numId w:val="2"/>
         </w:numPr>
         <w:spacing w:after="70" w:line="264" w:lineRule="auto"/>
+        <w:jc w:val="both"/>
       </w:pPr>
       <w:r>
         <w:t>Las dudas están resueltas con el director o anotadas como pregunta abierta.</w:t>
@@ -19568,6 +19386,7 @@
           <w:numId w:val="2"/>
         </w:numPr>
         <w:spacing w:after="70" w:line="264" w:lineRule="auto"/>
+        <w:jc w:val="both"/>
       </w:pPr>
       <w:r>
         <w:t>El plan y los casos de prueba están revisados por el equipo; la aprobación formal se registra en la sección 11.</w:t>
@@ -19581,6 +19400,7 @@
           <w:numId w:val="2"/>
         </w:numPr>
         <w:spacing w:after="70" w:line="264" w:lineRule="auto"/>
+        <w:jc w:val="both"/>
       </w:pPr>
       <w:r>
         <w:t>El sistema está desplegado en el entorno de validación y la prueba de humo pasa.</w:t>
@@ -19594,6 +19414,7 @@
           <w:numId w:val="2"/>
         </w:numPr>
         <w:spacing w:after="70" w:line="264" w:lineRule="auto"/>
+        <w:jc w:val="both"/>
       </w:pPr>
       <w:r>
         <w:t>Las pruebas automatizadas de la versión a probar están aprobadas.</w:t>
@@ -19607,6 +19428,7 @@
           <w:numId w:val="2"/>
         </w:numPr>
         <w:spacing w:after="70" w:line="264" w:lineRule="auto"/>
+        <w:jc w:val="both"/>
       </w:pPr>
       <w:r>
         <w:t>Los datos de prueba y los usuarios de cada rol están listos.</w:t>
@@ -19615,6 +19437,7 @@
     <w:p>
       <w:pPr>
         <w:spacing w:after="140" w:line="276" w:lineRule="auto"/>
+        <w:jc w:val="both"/>
       </w:pPr>
       <w:r>
         <w:t>Estado de las pruebas automatizadas al aprobar este plan (25 de octubre de 2026, entorno local):</w:t>
@@ -19658,12 +19481,6 @@
         <w:gridCol w:w="4212"/>
       </w:tblGrid>
       <w:tr>
-        <w:tblPrEx>
-          <w:tblCellMar>
-            <w:top w:w="0" w:type="dxa"/>
-            <w:bottom w:w="0" w:type="dxa"/>
-          </w:tblCellMar>
-        </w:tblPrEx>
         <w:trPr>
           <w:cantSplit/>
           <w:tblHeader/>
@@ -19734,12 +19551,6 @@
         </w:tc>
       </w:tr>
       <w:tr>
-        <w:tblPrEx>
-          <w:tblCellMar>
-            <w:top w:w="0" w:type="dxa"/>
-            <w:bottom w:w="0" w:type="dxa"/>
-          </w:tblCellMar>
-        </w:tblPrEx>
         <w:trPr>
           <w:cantSplit/>
         </w:trPr>
@@ -19805,12 +19616,6 @@
         </w:tc>
       </w:tr>
       <w:tr>
-        <w:tblPrEx>
-          <w:tblCellMar>
-            <w:top w:w="0" w:type="dxa"/>
-            <w:bottom w:w="0" w:type="dxa"/>
-          </w:tblCellMar>
-        </w:tblPrEx>
         <w:trPr>
           <w:cantSplit/>
         </w:trPr>
@@ -19840,7 +19645,23 @@
                 <w:sz w:val="19"/>
                 <w:szCs w:val="19"/>
               </w:rPr>
-              <w:t>Pruebas del contrato inteligente (Go)</w:t>
+              <w:t>Pruebas del contrato inteligente (</w:t>
+            </w:r>
+            <w:proofErr w:type="spellStart"/>
+            <w:r>
+              <w:rPr>
+                <w:sz w:val="19"/>
+                <w:szCs w:val="19"/>
+              </w:rPr>
+              <w:t>Go</w:t>
+            </w:r>
+            <w:proofErr w:type="spellEnd"/>
+            <w:r>
+              <w:rPr>
+                <w:sz w:val="19"/>
+                <w:szCs w:val="19"/>
+              </w:rPr>
+              <w:t>)</w:t>
             </w:r>
           </w:p>
         </w:tc>
@@ -19876,12 +19697,6 @@
         </w:tc>
       </w:tr>
       <w:tr>
-        <w:tblPrEx>
-          <w:tblCellMar>
-            <w:top w:w="0" w:type="dxa"/>
-            <w:bottom w:w="0" w:type="dxa"/>
-          </w:tblCellMar>
-        </w:tblPrEx>
         <w:trPr>
           <w:cantSplit/>
         </w:trPr>
@@ -19911,7 +19726,23 @@
                 <w:sz w:val="19"/>
                 <w:szCs w:val="19"/>
               </w:rPr>
-              <w:t>Prueba de punta a punta de la API (tests/e2e)</w:t>
+              <w:t>Prueba de punta a punta de la API (</w:t>
+            </w:r>
+            <w:proofErr w:type="spellStart"/>
+            <w:r>
+              <w:rPr>
+                <w:sz w:val="19"/>
+                <w:szCs w:val="19"/>
+              </w:rPr>
+              <w:t>tests</w:t>
+            </w:r>
+            <w:proofErr w:type="spellEnd"/>
+            <w:r>
+              <w:rPr>
+                <w:sz w:val="19"/>
+                <w:szCs w:val="19"/>
+              </w:rPr>
+              <w:t>/e2e)</w:t>
             </w:r>
           </w:p>
         </w:tc>
@@ -19947,12 +19778,6 @@
         </w:tc>
       </w:tr>
       <w:tr>
-        <w:tblPrEx>
-          <w:tblCellMar>
-            <w:top w:w="0" w:type="dxa"/>
-            <w:bottom w:w="0" w:type="dxa"/>
-          </w:tblCellMar>
-        </w:tblPrEx>
         <w:trPr>
           <w:cantSplit/>
         </w:trPr>
@@ -19982,7 +19807,39 @@
                 <w:sz w:val="19"/>
                 <w:szCs w:val="19"/>
               </w:rPr>
-              <w:t>Ensayo de integridad con los 20 documentos (tests/integrity)</w:t>
+              <w:t>Ensayo de integridad con los 20 documentos (</w:t>
+            </w:r>
+            <w:proofErr w:type="spellStart"/>
+            <w:r>
+              <w:rPr>
+                <w:sz w:val="19"/>
+                <w:szCs w:val="19"/>
+              </w:rPr>
+              <w:t>tests</w:t>
+            </w:r>
+            <w:proofErr w:type="spellEnd"/>
+            <w:r>
+              <w:rPr>
+                <w:sz w:val="19"/>
+                <w:szCs w:val="19"/>
+              </w:rPr>
+              <w:t>/</w:t>
+            </w:r>
+            <w:proofErr w:type="spellStart"/>
+            <w:r>
+              <w:rPr>
+                <w:sz w:val="19"/>
+                <w:szCs w:val="19"/>
+              </w:rPr>
+              <w:t>integrity</w:t>
+            </w:r>
+            <w:proofErr w:type="spellEnd"/>
+            <w:r>
+              <w:rPr>
+                <w:sz w:val="19"/>
+                <w:szCs w:val="19"/>
+              </w:rPr>
+              <w:t>)</w:t>
             </w:r>
           </w:p>
         </w:tc>
@@ -20018,12 +19875,6 @@
         </w:tc>
       </w:tr>
       <w:tr>
-        <w:tblPrEx>
-          <w:tblCellMar>
-            <w:top w:w="0" w:type="dxa"/>
-            <w:bottom w:w="0" w:type="dxa"/>
-          </w:tblCellMar>
-        </w:tblPrEx>
         <w:trPr>
           <w:cantSplit/>
         </w:trPr>
@@ -20053,7 +19904,39 @@
                 <w:sz w:val="19"/>
                 <w:szCs w:val="19"/>
               </w:rPr>
-              <w:t>Ensayo de latencia de la verificación (tests/perf)</w:t>
+              <w:t>Ensayo de latencia de la verificación (</w:t>
+            </w:r>
+            <w:proofErr w:type="spellStart"/>
+            <w:r>
+              <w:rPr>
+                <w:sz w:val="19"/>
+                <w:szCs w:val="19"/>
+              </w:rPr>
+              <w:t>tests</w:t>
+            </w:r>
+            <w:proofErr w:type="spellEnd"/>
+            <w:r>
+              <w:rPr>
+                <w:sz w:val="19"/>
+                <w:szCs w:val="19"/>
+              </w:rPr>
+              <w:t>/</w:t>
+            </w:r>
+            <w:proofErr w:type="spellStart"/>
+            <w:r>
+              <w:rPr>
+                <w:sz w:val="19"/>
+                <w:szCs w:val="19"/>
+              </w:rPr>
+              <w:t>perf</w:t>
+            </w:r>
+            <w:proofErr w:type="spellEnd"/>
+            <w:r>
+              <w:rPr>
+                <w:sz w:val="19"/>
+                <w:szCs w:val="19"/>
+              </w:rPr>
+              <w:t>)</w:t>
             </w:r>
           </w:p>
         </w:tc>
@@ -20119,6 +20002,7 @@
           <w:numId w:val="2"/>
         </w:numPr>
         <w:spacing w:after="70" w:line="264" w:lineRule="auto"/>
+        <w:jc w:val="both"/>
       </w:pPr>
       <w:r>
         <w:t>Todos los casos del Anexo A se ejecutaron y tienen resultado (PASS, FAIL o bloqueado con su motivo).</w:t>
@@ -20132,6 +20016,7 @@
           <w:numId w:val="2"/>
         </w:numPr>
         <w:spacing w:after="70" w:line="264" w:lineRule="auto"/>
+        <w:jc w:val="both"/>
       </w:pPr>
       <w:r>
         <w:t>Los reportes de defectos y de casos están listos.</w:t>
@@ -20145,6 +20030,7 @@
           <w:numId w:val="2"/>
         </w:numPr>
         <w:spacing w:after="70" w:line="264" w:lineRule="auto"/>
+        <w:jc w:val="both"/>
       </w:pPr>
       <w:r>
         <w:t>No quedan defectos críticos abiertos.</w:t>
@@ -20158,6 +20044,7 @@
           <w:numId w:val="2"/>
         </w:numPr>
         <w:spacing w:after="70" w:line="264" w:lineRule="auto"/>
+        <w:jc w:val="both"/>
       </w:pPr>
       <w:r>
         <w:t>Se cumplen los KPI: 90 % o más de casos funcionales en PASS, 100 % de detección de alteraciones y latencia P95 menor o igual a 3000 ms.</w:t>
@@ -20230,9 +20117,22 @@
     </w:p>
     <w:p>
       <w:pPr>
+        <w:rPr>
+          <w:b/>
+          <w:bCs/>
+          <w:sz w:val="32"/>
+          <w:szCs w:val="32"/>
+        </w:rPr>
+      </w:pPr>
+      <w:bookmarkStart w:id="29" w:name="_Toc243846531"/>
+      <w:r>
+        <w:br w:type="page"/>
+      </w:r>
+    </w:p>
+    <w:p>
+      <w:pPr>
         <w:pStyle w:val="Ttulo1"/>
       </w:pPr>
-      <w:bookmarkStart w:id="29" w:name="_Toc243846531"/>
       <w:r>
         <w:t>9. Herramientas</w:t>
       </w:r>
@@ -20284,12 +20184,6 @@
         <w:gridCol w:w="5429"/>
       </w:tblGrid>
       <w:tr>
-        <w:tblPrEx>
-          <w:tblCellMar>
-            <w:top w:w="0" w:type="dxa"/>
-            <w:bottom w:w="0" w:type="dxa"/>
-          </w:tblCellMar>
-        </w:tblPrEx>
         <w:trPr>
           <w:cantSplit/>
           <w:tblHeader/>
@@ -20360,12 +20254,6 @@
         </w:tc>
       </w:tr>
       <w:tr>
-        <w:tblPrEx>
-          <w:tblCellMar>
-            <w:top w:w="0" w:type="dxa"/>
-            <w:bottom w:w="0" w:type="dxa"/>
-          </w:tblCellMar>
-        </w:tblPrEx>
         <w:trPr>
           <w:cantSplit/>
         </w:trPr>
@@ -20431,12 +20319,6 @@
         </w:tc>
       </w:tr>
       <w:tr>
-        <w:tblPrEx>
-          <w:tblCellMar>
-            <w:top w:w="0" w:type="dxa"/>
-            <w:bottom w:w="0" w:type="dxa"/>
-          </w:tblCellMar>
-        </w:tblPrEx>
         <w:trPr>
           <w:cantSplit/>
         </w:trPr>
@@ -20461,12 +20343,21 @@
             <w:pPr>
               <w:spacing w:after="20"/>
             </w:pPr>
-            <w:r>
-              <w:rPr>
-                <w:sz w:val="19"/>
-                <w:szCs w:val="19"/>
-              </w:rPr>
-              <w:t>go test</w:t>
+            <w:proofErr w:type="spellStart"/>
+            <w:r>
+              <w:rPr>
+                <w:sz w:val="19"/>
+                <w:szCs w:val="19"/>
+              </w:rPr>
+              <w:t>go</w:t>
+            </w:r>
+            <w:proofErr w:type="spellEnd"/>
+            <w:r>
+              <w:rPr>
+                <w:sz w:val="19"/>
+                <w:szCs w:val="19"/>
+              </w:rPr>
+              <w:t xml:space="preserve"> test</w:t>
             </w:r>
           </w:p>
         </w:tc>
@@ -20502,12 +20393,6 @@
         </w:tc>
       </w:tr>
       <w:tr>
-        <w:tblPrEx>
-          <w:tblCellMar>
-            <w:top w:w="0" w:type="dxa"/>
-            <w:bottom w:w="0" w:type="dxa"/>
-          </w:tblCellMar>
-        </w:tblPrEx>
         <w:trPr>
           <w:cantSplit/>
         </w:trPr>
@@ -20573,12 +20458,6 @@
         </w:tc>
       </w:tr>
       <w:tr>
-        <w:tblPrEx>
-          <w:tblCellMar>
-            <w:top w:w="0" w:type="dxa"/>
-            <w:bottom w:w="0" w:type="dxa"/>
-          </w:tblCellMar>
-        </w:tblPrEx>
         <w:trPr>
           <w:cantSplit/>
         </w:trPr>
@@ -20603,13 +20482,31 @@
             <w:pPr>
               <w:spacing w:after="20"/>
             </w:pPr>
-            <w:r>
-              <w:rPr>
-                <w:sz w:val="19"/>
-                <w:szCs w:val="19"/>
-              </w:rPr>
-              <w:t>tests/integrity</w:t>
-            </w:r>
+            <w:proofErr w:type="spellStart"/>
+            <w:r>
+              <w:rPr>
+                <w:sz w:val="19"/>
+                <w:szCs w:val="19"/>
+              </w:rPr>
+              <w:t>tests</w:t>
+            </w:r>
+            <w:proofErr w:type="spellEnd"/>
+            <w:r>
+              <w:rPr>
+                <w:sz w:val="19"/>
+                <w:szCs w:val="19"/>
+              </w:rPr>
+              <w:t>/</w:t>
+            </w:r>
+            <w:proofErr w:type="spellStart"/>
+            <w:r>
+              <w:rPr>
+                <w:sz w:val="19"/>
+                <w:szCs w:val="19"/>
+              </w:rPr>
+              <w:t>integrity</w:t>
+            </w:r>
+            <w:proofErr w:type="spellEnd"/>
           </w:p>
         </w:tc>
         <w:tc>
@@ -20644,12 +20541,6 @@
         </w:tc>
       </w:tr>
       <w:tr>
-        <w:tblPrEx>
-          <w:tblCellMar>
-            <w:top w:w="0" w:type="dxa"/>
-            <w:bottom w:w="0" w:type="dxa"/>
-          </w:tblCellMar>
-        </w:tblPrEx>
         <w:trPr>
           <w:cantSplit/>
         </w:trPr>
@@ -20674,13 +20565,31 @@
             <w:pPr>
               <w:spacing w:after="20"/>
             </w:pPr>
-            <w:r>
-              <w:rPr>
-                <w:sz w:val="19"/>
-                <w:szCs w:val="19"/>
-              </w:rPr>
-              <w:t>tests/perf</w:t>
-            </w:r>
+            <w:proofErr w:type="spellStart"/>
+            <w:r>
+              <w:rPr>
+                <w:sz w:val="19"/>
+                <w:szCs w:val="19"/>
+              </w:rPr>
+              <w:t>tests</w:t>
+            </w:r>
+            <w:proofErr w:type="spellEnd"/>
+            <w:r>
+              <w:rPr>
+                <w:sz w:val="19"/>
+                <w:szCs w:val="19"/>
+              </w:rPr>
+              <w:t>/</w:t>
+            </w:r>
+            <w:proofErr w:type="spellStart"/>
+            <w:r>
+              <w:rPr>
+                <w:sz w:val="19"/>
+                <w:szCs w:val="19"/>
+              </w:rPr>
+              <w:t>perf</w:t>
+            </w:r>
+            <w:proofErr w:type="spellEnd"/>
           </w:p>
         </w:tc>
         <w:tc>
@@ -20715,12 +20624,6 @@
         </w:tc>
       </w:tr>
       <w:tr>
-        <w:tblPrEx>
-          <w:tblCellMar>
-            <w:top w:w="0" w:type="dxa"/>
-            <w:bottom w:w="0" w:type="dxa"/>
-          </w:tblCellMar>
-        </w:tblPrEx>
         <w:trPr>
           <w:cantSplit/>
         </w:trPr>
@@ -20786,12 +20689,6 @@
         </w:tc>
       </w:tr>
       <w:tr>
-        <w:tblPrEx>
-          <w:tblCellMar>
-            <w:top w:w="0" w:type="dxa"/>
-            <w:bottom w:w="0" w:type="dxa"/>
-          </w:tblCellMar>
-        </w:tblPrEx>
         <w:trPr>
           <w:cantSplit/>
         </w:trPr>
@@ -20821,8 +20718,17 @@
                 <w:sz w:val="19"/>
                 <w:szCs w:val="19"/>
               </w:rPr>
-              <w:t>Postman y la especificación OpenAPI</w:t>
-            </w:r>
+              <w:t xml:space="preserve">Postman y la especificación </w:t>
+            </w:r>
+            <w:proofErr w:type="spellStart"/>
+            <w:r>
+              <w:rPr>
+                <w:sz w:val="19"/>
+                <w:szCs w:val="19"/>
+              </w:rPr>
+              <w:t>OpenAPI</w:t>
+            </w:r>
+            <w:proofErr w:type="spellEnd"/>
           </w:p>
         </w:tc>
         <w:tc>
@@ -20851,18 +20757,28 @@
                 <w:sz w:val="19"/>
                 <w:szCs w:val="19"/>
               </w:rPr>
-              <w:t>Pruebas manuales de la API (docs/api).</w:t>
+              <w:t>Pruebas manuales de la API (</w:t>
+            </w:r>
+            <w:proofErr w:type="spellStart"/>
+            <w:r>
+              <w:rPr>
+                <w:sz w:val="19"/>
+                <w:szCs w:val="19"/>
+              </w:rPr>
+              <w:t>docs</w:t>
+            </w:r>
+            <w:proofErr w:type="spellEnd"/>
+            <w:r>
+              <w:rPr>
+                <w:sz w:val="19"/>
+                <w:szCs w:val="19"/>
+              </w:rPr>
+              <w:t>/api).</w:t>
             </w:r>
           </w:p>
         </w:tc>
       </w:tr>
       <w:tr>
-        <w:tblPrEx>
-          <w:tblCellMar>
-            <w:top w:w="0" w:type="dxa"/>
-            <w:bottom w:w="0" w:type="dxa"/>
-          </w:tblCellMar>
-        </w:tblPrEx>
         <w:trPr>
           <w:cantSplit/>
         </w:trPr>
@@ -20928,12 +20844,6 @@
         </w:tc>
       </w:tr>
       <w:tr>
-        <w:tblPrEx>
-          <w:tblCellMar>
-            <w:top w:w="0" w:type="dxa"/>
-            <w:bottom w:w="0" w:type="dxa"/>
-          </w:tblCellMar>
-        </w:tblPrEx>
         <w:trPr>
           <w:cantSplit/>
         </w:trPr>
@@ -20999,12 +20909,6 @@
         </w:tc>
       </w:tr>
       <w:tr>
-        <w:tblPrEx>
-          <w:tblCellMar>
-            <w:top w:w="0" w:type="dxa"/>
-            <w:bottom w:w="0" w:type="dxa"/>
-          </w:tblCellMar>
-        </w:tblPrEx>
         <w:trPr>
           <w:cantSplit/>
         </w:trPr>
@@ -21070,12 +20974,6 @@
         </w:tc>
       </w:tr>
       <w:tr>
-        <w:tblPrEx>
-          <w:tblCellMar>
-            <w:top w:w="0" w:type="dxa"/>
-            <w:bottom w:w="0" w:type="dxa"/>
-          </w:tblCellMar>
-        </w:tblPrEx>
         <w:trPr>
           <w:cantSplit/>
         </w:trPr>
@@ -21141,12 +21039,6 @@
         </w:tc>
       </w:tr>
       <w:tr>
-        <w:tblPrEx>
-          <w:tblCellMar>
-            <w:top w:w="0" w:type="dxa"/>
-            <w:bottom w:w="0" w:type="dxa"/>
-          </w:tblCellMar>
-        </w:tblPrEx>
         <w:trPr>
           <w:cantSplit/>
         </w:trPr>
@@ -21170,11 +21062,15 @@
           <w:p>
             <w:pPr>
               <w:spacing w:after="20"/>
-            </w:pPr>
-            <w:r>
-              <w:rPr>
-                <w:sz w:val="19"/>
-                <w:szCs w:val="19"/>
+              <w:rPr>
+                <w:lang w:val="en-US"/>
+              </w:rPr>
+            </w:pPr>
+            <w:r>
+              <w:rPr>
+                <w:sz w:val="19"/>
+                <w:szCs w:val="19"/>
+                <w:lang w:val="en-US"/>
               </w:rPr>
               <w:t>Docker Desktop y MongoDB Compass</w:t>
             </w:r>
@@ -21228,9 +21124,22 @@
     </w:p>
     <w:p>
       <w:pPr>
+        <w:rPr>
+          <w:b/>
+          <w:bCs/>
+          <w:sz w:val="32"/>
+          <w:szCs w:val="32"/>
+        </w:rPr>
+      </w:pPr>
+      <w:bookmarkStart w:id="30" w:name="_Toc243846532"/>
+      <w:r>
+        <w:br w:type="page"/>
+      </w:r>
+    </w:p>
+    <w:p>
+      <w:pPr>
         <w:pStyle w:val="Ttulo1"/>
       </w:pPr>
-      <w:bookmarkStart w:id="30" w:name="_Toc243846532"/>
       <w:r>
         <w:t>10. Riesgos y mitigaciones</w:t>
       </w:r>
@@ -21282,12 +21191,6 @@
         <w:gridCol w:w="5148"/>
       </w:tblGrid>
       <w:tr>
-        <w:tblPrEx>
-          <w:tblCellMar>
-            <w:top w:w="0" w:type="dxa"/>
-            <w:bottom w:w="0" w:type="dxa"/>
-          </w:tblCellMar>
-        </w:tblPrEx>
         <w:trPr>
           <w:cantSplit/>
           <w:tblHeader/>
@@ -21358,12 +21261,6 @@
         </w:tc>
       </w:tr>
       <w:tr>
-        <w:tblPrEx>
-          <w:tblCellMar>
-            <w:top w:w="0" w:type="dxa"/>
-            <w:bottom w:w="0" w:type="dxa"/>
-          </w:tblCellMar>
-        </w:tblPrEx>
         <w:trPr>
           <w:cantSplit/>
         </w:trPr>
@@ -21429,12 +21326,6 @@
         </w:tc>
       </w:tr>
       <w:tr>
-        <w:tblPrEx>
-          <w:tblCellMar>
-            <w:top w:w="0" w:type="dxa"/>
-            <w:bottom w:w="0" w:type="dxa"/>
-          </w:tblCellMar>
-        </w:tblPrEx>
         <w:trPr>
           <w:cantSplit/>
         </w:trPr>
@@ -21500,12 +21391,6 @@
         </w:tc>
       </w:tr>
       <w:tr>
-        <w:tblPrEx>
-          <w:tblCellMar>
-            <w:top w:w="0" w:type="dxa"/>
-            <w:bottom w:w="0" w:type="dxa"/>
-          </w:tblCellMar>
-        </w:tblPrEx>
         <w:trPr>
           <w:cantSplit/>
         </w:trPr>
@@ -21571,12 +21456,6 @@
         </w:tc>
       </w:tr>
       <w:tr>
-        <w:tblPrEx>
-          <w:tblCellMar>
-            <w:top w:w="0" w:type="dxa"/>
-            <w:bottom w:w="0" w:type="dxa"/>
-          </w:tblCellMar>
-        </w:tblPrEx>
         <w:trPr>
           <w:cantSplit/>
         </w:trPr>
@@ -21642,12 +21521,6 @@
         </w:tc>
       </w:tr>
       <w:tr>
-        <w:tblPrEx>
-          <w:tblCellMar>
-            <w:top w:w="0" w:type="dxa"/>
-            <w:bottom w:w="0" w:type="dxa"/>
-          </w:tblCellMar>
-        </w:tblPrEx>
         <w:trPr>
           <w:cantSplit/>
         </w:trPr>
@@ -21713,12 +21586,6 @@
         </w:tc>
       </w:tr>
       <w:tr>
-        <w:tblPrEx>
-          <w:tblCellMar>
-            <w:top w:w="0" w:type="dxa"/>
-            <w:bottom w:w="0" w:type="dxa"/>
-          </w:tblCellMar>
-        </w:tblPrEx>
         <w:trPr>
           <w:cantSplit/>
         </w:trPr>
@@ -21784,12 +21651,6 @@
         </w:tc>
       </w:tr>
       <w:tr>
-        <w:tblPrEx>
-          <w:tblCellMar>
-            <w:top w:w="0" w:type="dxa"/>
-            <w:bottom w:w="0" w:type="dxa"/>
-          </w:tblCellMar>
-        </w:tblPrEx>
         <w:trPr>
           <w:cantSplit/>
         </w:trPr>
@@ -21851,750 +21712,6 @@
               </w:rPr>
               <w:t>Se registran como defectos (DEF-03 y DEF-04); si no se implementan a tiempo, sus casos se reportan como FAIL con su justificación. Aun así, la meta de 90 % se alcanza si pasan los demás 47 casos (92 %).</w:t>
             </w:r>
-          </w:p>
-        </w:tc>
-      </w:tr>
-    </w:tbl>
-    <w:p>
-      <w:pPr>
-        <w:spacing w:after="200"/>
-      </w:pPr>
-      <w:r>
-        <w:rPr>
-          <w:i/>
-          <w:iCs/>
-          <w:sz w:val="18"/>
-          <w:szCs w:val="18"/>
-        </w:rPr>
-        <w:t>Fuente: elaboración propia.</w:t>
-      </w:r>
-    </w:p>
-    <w:p>
-      <w:pPr>
-        <w:pStyle w:val="Ttulo1"/>
-      </w:pPr>
-      <w:bookmarkStart w:id="31" w:name="_Toc243846533"/>
-      <w:r>
-        <w:t>11. Aprobaciones</w:t>
-      </w:r>
-      <w:bookmarkEnd w:id="31"/>
-    </w:p>
-    <w:p>
-      <w:pPr>
-        <w:spacing w:after="140" w:line="276" w:lineRule="auto"/>
-      </w:pPr>
-      <w:r>
-        <w:t>El equipo enviará los siguientes documentos para aprobación del director y la codirectora:</w:t>
-      </w:r>
-    </w:p>
-    <w:p>
-      <w:pPr>
-        <w:pStyle w:val="Prrafodelista"/>
-        <w:numPr>
-          <w:ilvl w:val="0"/>
-          <w:numId w:val="2"/>
-        </w:numPr>
-        <w:spacing w:after="70" w:line="264" w:lineRule="auto"/>
-      </w:pPr>
-      <w:r>
-        <w:t>Plan de pruebas</w:t>
-      </w:r>
-    </w:p>
-    <w:p>
-      <w:pPr>
-        <w:pStyle w:val="Prrafodelista"/>
-        <w:numPr>
-          <w:ilvl w:val="0"/>
-          <w:numId w:val="2"/>
-        </w:numPr>
-        <w:spacing w:after="70" w:line="264" w:lineRule="auto"/>
-      </w:pPr>
-      <w:r>
-        <w:t>Escenarios de prueba</w:t>
-      </w:r>
-    </w:p>
-    <w:p>
-      <w:pPr>
-        <w:pStyle w:val="Prrafodelista"/>
-        <w:numPr>
-          <w:ilvl w:val="0"/>
-          <w:numId w:val="2"/>
-        </w:numPr>
-        <w:spacing w:after="70" w:line="264" w:lineRule="auto"/>
-      </w:pPr>
-      <w:r>
-        <w:t>Casos de prueba</w:t>
-      </w:r>
-    </w:p>
-    <w:p>
-      <w:pPr>
-        <w:pStyle w:val="Prrafodelista"/>
-        <w:numPr>
-          <w:ilvl w:val="0"/>
-          <w:numId w:val="2"/>
-        </w:numPr>
-        <w:spacing w:after="70" w:line="264" w:lineRule="auto"/>
-      </w:pPr>
-      <w:r>
-        <w:t>Informes</w:t>
-      </w:r>
-    </w:p>
-    <w:p>
-      <w:pPr>
-        <w:spacing w:after="140" w:line="276" w:lineRule="auto"/>
-      </w:pPr>
-      <w:r>
-        <w:rPr>
-          <w:b/>
-          <w:bCs/>
-        </w:rPr>
-        <w:t>Las pruebas solo avanzan a la siguiente fase cuando se registra la aprobación correspondiente.</w:t>
-      </w:r>
-    </w:p>
-    <w:p>
-      <w:pPr>
-        <w:keepNext/>
-        <w:spacing w:before="120" w:after="80"/>
-      </w:pPr>
-      <w:r>
-        <w:rPr>
-          <w:b/>
-          <w:bCs/>
-        </w:rPr>
-        <w:t xml:space="preserve">Tabla 20. </w:t>
-      </w:r>
-      <w:r>
-        <w:t>Registro de aprobación</w:t>
-      </w:r>
-    </w:p>
-    <w:tbl>
-      <w:tblPr>
-        <w:tblW w:w="9360" w:type="dxa"/>
-        <w:tblBorders>
-          <w:top w:val="single" w:sz="4" w:space="0" w:color="auto"/>
-          <w:left w:val="single" w:sz="4" w:space="0" w:color="auto"/>
-          <w:bottom w:val="single" w:sz="4" w:space="0" w:color="auto"/>
-          <w:right w:val="single" w:sz="4" w:space="0" w:color="auto"/>
-          <w:insideH w:val="single" w:sz="4" w:space="0" w:color="auto"/>
-          <w:insideV w:val="single" w:sz="4" w:space="0" w:color="auto"/>
-        </w:tblBorders>
-        <w:tblCellMar>
-          <w:left w:w="10" w:type="dxa"/>
-          <w:right w:w="10" w:type="dxa"/>
-        </w:tblCellMar>
-        <w:tblLook w:val="04A0" w:firstRow="1" w:lastRow="0" w:firstColumn="1" w:lastColumn="0" w:noHBand="0" w:noVBand="1"/>
-      </w:tblPr>
-      <w:tblGrid>
-        <w:gridCol w:w="2059"/>
-        <w:gridCol w:w="3557"/>
-        <w:gridCol w:w="2059"/>
-        <w:gridCol w:w="1685"/>
-      </w:tblGrid>
-      <w:tr>
-        <w:tblPrEx>
-          <w:tblCellMar>
-            <w:top w:w="0" w:type="dxa"/>
-            <w:bottom w:w="0" w:type="dxa"/>
-          </w:tblCellMar>
-        </w:tblPrEx>
-        <w:trPr>
-          <w:cantSplit/>
-          <w:tblHeader/>
-        </w:trPr>
-        <w:tc>
-          <w:tcPr>
-            <w:tcW w:w="2059" w:type="dxa"/>
-            <w:tcBorders>
-              <w:top w:val="single" w:sz="4" w:space="0" w:color="000000"/>
-              <w:left w:val="single" w:sz="4" w:space="0" w:color="000000"/>
-              <w:bottom w:val="single" w:sz="12" w:space="0" w:color="000000"/>
-              <w:right w:val="single" w:sz="4" w:space="0" w:color="000000"/>
-            </w:tcBorders>
-            <w:tcMar>
-              <w:top w:w="50" w:type="dxa"/>
-              <w:left w:w="90" w:type="dxa"/>
-              <w:bottom w:w="50" w:type="dxa"/>
-              <w:right w:w="90" w:type="dxa"/>
-            </w:tcMar>
-            <w:vAlign w:val="center"/>
-          </w:tcPr>
-          <w:p>
-            <w:pPr>
-              <w:spacing w:after="20"/>
-            </w:pPr>
-            <w:r>
-              <w:rPr>
-                <w:b/>
-                <w:bCs/>
-                <w:sz w:val="19"/>
-                <w:szCs w:val="19"/>
-              </w:rPr>
-              <w:t>Rol</w:t>
-            </w:r>
-          </w:p>
-        </w:tc>
-        <w:tc>
-          <w:tcPr>
-            <w:tcW w:w="3557" w:type="dxa"/>
-            <w:tcBorders>
-              <w:top w:val="single" w:sz="4" w:space="0" w:color="000000"/>
-              <w:left w:val="single" w:sz="4" w:space="0" w:color="000000"/>
-              <w:bottom w:val="single" w:sz="12" w:space="0" w:color="000000"/>
-              <w:right w:val="single" w:sz="4" w:space="0" w:color="000000"/>
-            </w:tcBorders>
-            <w:tcMar>
-              <w:top w:w="50" w:type="dxa"/>
-              <w:left w:w="90" w:type="dxa"/>
-              <w:bottom w:w="50" w:type="dxa"/>
-              <w:right w:w="90" w:type="dxa"/>
-            </w:tcMar>
-            <w:vAlign w:val="center"/>
-          </w:tcPr>
-          <w:p>
-            <w:pPr>
-              <w:spacing w:after="20"/>
-            </w:pPr>
-            <w:r>
-              <w:rPr>
-                <w:b/>
-                <w:bCs/>
-                <w:sz w:val="19"/>
-                <w:szCs w:val="19"/>
-              </w:rPr>
-              <w:t>Nombre</w:t>
-            </w:r>
-          </w:p>
-        </w:tc>
-        <w:tc>
-          <w:tcPr>
-            <w:tcW w:w="2059" w:type="dxa"/>
-            <w:tcBorders>
-              <w:top w:val="single" w:sz="4" w:space="0" w:color="000000"/>
-              <w:left w:val="single" w:sz="4" w:space="0" w:color="000000"/>
-              <w:bottom w:val="single" w:sz="12" w:space="0" w:color="000000"/>
-              <w:right w:val="single" w:sz="4" w:space="0" w:color="000000"/>
-            </w:tcBorders>
-            <w:tcMar>
-              <w:top w:w="50" w:type="dxa"/>
-              <w:left w:w="90" w:type="dxa"/>
-              <w:bottom w:w="50" w:type="dxa"/>
-              <w:right w:w="90" w:type="dxa"/>
-            </w:tcMar>
-            <w:vAlign w:val="center"/>
-          </w:tcPr>
-          <w:p>
-            <w:pPr>
-              <w:spacing w:after="20"/>
-            </w:pPr>
-            <w:r>
-              <w:rPr>
-                <w:b/>
-                <w:bCs/>
-                <w:sz w:val="19"/>
-                <w:szCs w:val="19"/>
-              </w:rPr>
-              <w:t>Firma</w:t>
-            </w:r>
-          </w:p>
-        </w:tc>
-        <w:tc>
-          <w:tcPr>
-            <w:tcW w:w="1685" w:type="dxa"/>
-            <w:tcBorders>
-              <w:top w:val="single" w:sz="4" w:space="0" w:color="000000"/>
-              <w:left w:val="single" w:sz="4" w:space="0" w:color="000000"/>
-              <w:bottom w:val="single" w:sz="12" w:space="0" w:color="000000"/>
-              <w:right w:val="single" w:sz="4" w:space="0" w:color="000000"/>
-            </w:tcBorders>
-            <w:tcMar>
-              <w:top w:w="50" w:type="dxa"/>
-              <w:left w:w="90" w:type="dxa"/>
-              <w:bottom w:w="50" w:type="dxa"/>
-              <w:right w:w="90" w:type="dxa"/>
-            </w:tcMar>
-            <w:vAlign w:val="center"/>
-          </w:tcPr>
-          <w:p>
-            <w:pPr>
-              <w:spacing w:after="20"/>
-            </w:pPr>
-            <w:r>
-              <w:rPr>
-                <w:b/>
-                <w:bCs/>
-                <w:sz w:val="19"/>
-                <w:szCs w:val="19"/>
-              </w:rPr>
-              <w:t>Fecha</w:t>
-            </w:r>
-          </w:p>
-        </w:tc>
-      </w:tr>
-      <w:tr>
-        <w:tblPrEx>
-          <w:tblCellMar>
-            <w:top w:w="0" w:type="dxa"/>
-            <w:bottom w:w="0" w:type="dxa"/>
-          </w:tblCellMar>
-        </w:tblPrEx>
-        <w:trPr>
-          <w:cantSplit/>
-        </w:trPr>
-        <w:tc>
-          <w:tcPr>
-            <w:tcW w:w="2059" w:type="dxa"/>
-            <w:tcBorders>
-              <w:top w:val="single" w:sz="4" w:space="0" w:color="000000"/>
-              <w:left w:val="single" w:sz="4" w:space="0" w:color="000000"/>
-              <w:bottom w:val="single" w:sz="4" w:space="0" w:color="000000"/>
-              <w:right w:val="single" w:sz="4" w:space="0" w:color="000000"/>
-            </w:tcBorders>
-            <w:tcMar>
-              <w:top w:w="50" w:type="dxa"/>
-              <w:left w:w="90" w:type="dxa"/>
-              <w:bottom w:w="50" w:type="dxa"/>
-              <w:right w:w="90" w:type="dxa"/>
-            </w:tcMar>
-            <w:vAlign w:val="center"/>
-          </w:tcPr>
-          <w:p>
-            <w:pPr>
-              <w:spacing w:after="20"/>
-            </w:pPr>
-            <w:r>
-              <w:rPr>
-                <w:sz w:val="19"/>
-                <w:szCs w:val="19"/>
-              </w:rPr>
-              <w:t>Elaboró</w:t>
-            </w:r>
-          </w:p>
-        </w:tc>
-        <w:tc>
-          <w:tcPr>
-            <w:tcW w:w="3557" w:type="dxa"/>
-            <w:tcBorders>
-              <w:top w:val="single" w:sz="4" w:space="0" w:color="000000"/>
-              <w:left w:val="single" w:sz="4" w:space="0" w:color="000000"/>
-              <w:bottom w:val="single" w:sz="4" w:space="0" w:color="000000"/>
-              <w:right w:val="single" w:sz="4" w:space="0" w:color="000000"/>
-            </w:tcBorders>
-            <w:tcMar>
-              <w:top w:w="50" w:type="dxa"/>
-              <w:left w:w="90" w:type="dxa"/>
-              <w:bottom w:w="50" w:type="dxa"/>
-              <w:right w:w="90" w:type="dxa"/>
-            </w:tcMar>
-            <w:vAlign w:val="center"/>
-          </w:tcPr>
-          <w:p>
-            <w:pPr>
-              <w:spacing w:after="20"/>
-            </w:pPr>
-            <w:r>
-              <w:rPr>
-                <w:sz w:val="19"/>
-                <w:szCs w:val="19"/>
-              </w:rPr>
-              <w:t>Sofia Ortiz Daza</w:t>
-            </w:r>
-          </w:p>
-        </w:tc>
-        <w:tc>
-          <w:tcPr>
-            <w:tcW w:w="2059" w:type="dxa"/>
-            <w:tcBorders>
-              <w:top w:val="single" w:sz="4" w:space="0" w:color="000000"/>
-              <w:left w:val="single" w:sz="4" w:space="0" w:color="000000"/>
-              <w:bottom w:val="single" w:sz="4" w:space="0" w:color="000000"/>
-              <w:right w:val="single" w:sz="4" w:space="0" w:color="000000"/>
-            </w:tcBorders>
-            <w:tcMar>
-              <w:top w:w="50" w:type="dxa"/>
-              <w:left w:w="90" w:type="dxa"/>
-              <w:bottom w:w="50" w:type="dxa"/>
-              <w:right w:w="90" w:type="dxa"/>
-            </w:tcMar>
-            <w:vAlign w:val="center"/>
-          </w:tcPr>
-          <w:p>
-            <w:pPr>
-              <w:spacing w:after="20"/>
-            </w:pPr>
-          </w:p>
-        </w:tc>
-        <w:tc>
-          <w:tcPr>
-            <w:tcW w:w="1685" w:type="dxa"/>
-            <w:tcBorders>
-              <w:top w:val="single" w:sz="4" w:space="0" w:color="000000"/>
-              <w:left w:val="single" w:sz="4" w:space="0" w:color="000000"/>
-              <w:bottom w:val="single" w:sz="4" w:space="0" w:color="000000"/>
-              <w:right w:val="single" w:sz="4" w:space="0" w:color="000000"/>
-            </w:tcBorders>
-            <w:tcMar>
-              <w:top w:w="50" w:type="dxa"/>
-              <w:left w:w="90" w:type="dxa"/>
-              <w:bottom w:w="50" w:type="dxa"/>
-              <w:right w:w="90" w:type="dxa"/>
-            </w:tcMar>
-            <w:vAlign w:val="center"/>
-          </w:tcPr>
-          <w:p>
-            <w:pPr>
-              <w:spacing w:after="20"/>
-            </w:pPr>
-          </w:p>
-        </w:tc>
-      </w:tr>
-      <w:tr>
-        <w:tblPrEx>
-          <w:tblCellMar>
-            <w:top w:w="0" w:type="dxa"/>
-            <w:bottom w:w="0" w:type="dxa"/>
-          </w:tblCellMar>
-        </w:tblPrEx>
-        <w:trPr>
-          <w:cantSplit/>
-        </w:trPr>
-        <w:tc>
-          <w:tcPr>
-            <w:tcW w:w="2059" w:type="dxa"/>
-            <w:tcBorders>
-              <w:top w:val="single" w:sz="4" w:space="0" w:color="000000"/>
-              <w:left w:val="single" w:sz="4" w:space="0" w:color="000000"/>
-              <w:bottom w:val="single" w:sz="4" w:space="0" w:color="000000"/>
-              <w:right w:val="single" w:sz="4" w:space="0" w:color="000000"/>
-            </w:tcBorders>
-            <w:tcMar>
-              <w:top w:w="50" w:type="dxa"/>
-              <w:left w:w="90" w:type="dxa"/>
-              <w:bottom w:w="50" w:type="dxa"/>
-              <w:right w:w="90" w:type="dxa"/>
-            </w:tcMar>
-            <w:vAlign w:val="center"/>
-          </w:tcPr>
-          <w:p>
-            <w:pPr>
-              <w:spacing w:after="20"/>
-            </w:pPr>
-            <w:r>
-              <w:rPr>
-                <w:sz w:val="19"/>
-                <w:szCs w:val="19"/>
-              </w:rPr>
-              <w:t>Elaboró</w:t>
-            </w:r>
-          </w:p>
-        </w:tc>
-        <w:tc>
-          <w:tcPr>
-            <w:tcW w:w="3557" w:type="dxa"/>
-            <w:tcBorders>
-              <w:top w:val="single" w:sz="4" w:space="0" w:color="000000"/>
-              <w:left w:val="single" w:sz="4" w:space="0" w:color="000000"/>
-              <w:bottom w:val="single" w:sz="4" w:space="0" w:color="000000"/>
-              <w:right w:val="single" w:sz="4" w:space="0" w:color="000000"/>
-            </w:tcBorders>
-            <w:tcMar>
-              <w:top w:w="50" w:type="dxa"/>
-              <w:left w:w="90" w:type="dxa"/>
-              <w:bottom w:w="50" w:type="dxa"/>
-              <w:right w:w="90" w:type="dxa"/>
-            </w:tcMar>
-            <w:vAlign w:val="center"/>
-          </w:tcPr>
-          <w:p>
-            <w:pPr>
-              <w:spacing w:after="20"/>
-            </w:pPr>
-            <w:r>
-              <w:rPr>
-                <w:sz w:val="19"/>
-                <w:szCs w:val="19"/>
-              </w:rPr>
-              <w:t>Laura Sofia Diaz Suarez</w:t>
-            </w:r>
-          </w:p>
-        </w:tc>
-        <w:tc>
-          <w:tcPr>
-            <w:tcW w:w="2059" w:type="dxa"/>
-            <w:tcBorders>
-              <w:top w:val="single" w:sz="4" w:space="0" w:color="000000"/>
-              <w:left w:val="single" w:sz="4" w:space="0" w:color="000000"/>
-              <w:bottom w:val="single" w:sz="4" w:space="0" w:color="000000"/>
-              <w:right w:val="single" w:sz="4" w:space="0" w:color="000000"/>
-            </w:tcBorders>
-            <w:tcMar>
-              <w:top w:w="50" w:type="dxa"/>
-              <w:left w:w="90" w:type="dxa"/>
-              <w:bottom w:w="50" w:type="dxa"/>
-              <w:right w:w="90" w:type="dxa"/>
-            </w:tcMar>
-            <w:vAlign w:val="center"/>
-          </w:tcPr>
-          <w:p>
-            <w:pPr>
-              <w:spacing w:after="20"/>
-            </w:pPr>
-          </w:p>
-        </w:tc>
-        <w:tc>
-          <w:tcPr>
-            <w:tcW w:w="1685" w:type="dxa"/>
-            <w:tcBorders>
-              <w:top w:val="single" w:sz="4" w:space="0" w:color="000000"/>
-              <w:left w:val="single" w:sz="4" w:space="0" w:color="000000"/>
-              <w:bottom w:val="single" w:sz="4" w:space="0" w:color="000000"/>
-              <w:right w:val="single" w:sz="4" w:space="0" w:color="000000"/>
-            </w:tcBorders>
-            <w:tcMar>
-              <w:top w:w="50" w:type="dxa"/>
-              <w:left w:w="90" w:type="dxa"/>
-              <w:bottom w:w="50" w:type="dxa"/>
-              <w:right w:w="90" w:type="dxa"/>
-            </w:tcMar>
-            <w:vAlign w:val="center"/>
-          </w:tcPr>
-          <w:p>
-            <w:pPr>
-              <w:spacing w:after="20"/>
-            </w:pPr>
-          </w:p>
-        </w:tc>
-      </w:tr>
-      <w:tr>
-        <w:tblPrEx>
-          <w:tblCellMar>
-            <w:top w:w="0" w:type="dxa"/>
-            <w:bottom w:w="0" w:type="dxa"/>
-          </w:tblCellMar>
-        </w:tblPrEx>
-        <w:trPr>
-          <w:cantSplit/>
-        </w:trPr>
-        <w:tc>
-          <w:tcPr>
-            <w:tcW w:w="2059" w:type="dxa"/>
-            <w:tcBorders>
-              <w:top w:val="single" w:sz="4" w:space="0" w:color="000000"/>
-              <w:left w:val="single" w:sz="4" w:space="0" w:color="000000"/>
-              <w:bottom w:val="single" w:sz="4" w:space="0" w:color="000000"/>
-              <w:right w:val="single" w:sz="4" w:space="0" w:color="000000"/>
-            </w:tcBorders>
-            <w:tcMar>
-              <w:top w:w="50" w:type="dxa"/>
-              <w:left w:w="90" w:type="dxa"/>
-              <w:bottom w:w="50" w:type="dxa"/>
-              <w:right w:w="90" w:type="dxa"/>
-            </w:tcMar>
-            <w:vAlign w:val="center"/>
-          </w:tcPr>
-          <w:p>
-            <w:pPr>
-              <w:spacing w:after="20"/>
-            </w:pPr>
-            <w:r>
-              <w:rPr>
-                <w:sz w:val="19"/>
-                <w:szCs w:val="19"/>
-              </w:rPr>
-              <w:t>Aprobó (director)</w:t>
-            </w:r>
-          </w:p>
-        </w:tc>
-        <w:tc>
-          <w:tcPr>
-            <w:tcW w:w="3557" w:type="dxa"/>
-            <w:tcBorders>
-              <w:top w:val="single" w:sz="4" w:space="0" w:color="000000"/>
-              <w:left w:val="single" w:sz="4" w:space="0" w:color="000000"/>
-              <w:bottom w:val="single" w:sz="4" w:space="0" w:color="000000"/>
-              <w:right w:val="single" w:sz="4" w:space="0" w:color="000000"/>
-            </w:tcBorders>
-            <w:tcMar>
-              <w:top w:w="50" w:type="dxa"/>
-              <w:left w:w="90" w:type="dxa"/>
-              <w:bottom w:w="50" w:type="dxa"/>
-              <w:right w:w="90" w:type="dxa"/>
-            </w:tcMar>
-            <w:vAlign w:val="center"/>
-          </w:tcPr>
-          <w:p>
-            <w:pPr>
-              <w:spacing w:after="20"/>
-            </w:pPr>
-            <w:r>
-              <w:rPr>
-                <w:sz w:val="19"/>
-                <w:szCs w:val="19"/>
-              </w:rPr>
-              <w:t>Juan Carlos Navarro Beltrán</w:t>
-            </w:r>
-          </w:p>
-        </w:tc>
-        <w:tc>
-          <w:tcPr>
-            <w:tcW w:w="2059" w:type="dxa"/>
-            <w:tcBorders>
-              <w:top w:val="single" w:sz="4" w:space="0" w:color="000000"/>
-              <w:left w:val="single" w:sz="4" w:space="0" w:color="000000"/>
-              <w:bottom w:val="single" w:sz="4" w:space="0" w:color="000000"/>
-              <w:right w:val="single" w:sz="4" w:space="0" w:color="000000"/>
-            </w:tcBorders>
-            <w:tcMar>
-              <w:top w:w="50" w:type="dxa"/>
-              <w:left w:w="90" w:type="dxa"/>
-              <w:bottom w:w="50" w:type="dxa"/>
-              <w:right w:w="90" w:type="dxa"/>
-            </w:tcMar>
-            <w:vAlign w:val="center"/>
-          </w:tcPr>
-          <w:p>
-            <w:pPr>
-              <w:spacing w:after="20"/>
-            </w:pPr>
-          </w:p>
-        </w:tc>
-        <w:tc>
-          <w:tcPr>
-            <w:tcW w:w="1685" w:type="dxa"/>
-            <w:tcBorders>
-              <w:top w:val="single" w:sz="4" w:space="0" w:color="000000"/>
-              <w:left w:val="single" w:sz="4" w:space="0" w:color="000000"/>
-              <w:bottom w:val="single" w:sz="4" w:space="0" w:color="000000"/>
-              <w:right w:val="single" w:sz="4" w:space="0" w:color="000000"/>
-            </w:tcBorders>
-            <w:tcMar>
-              <w:top w:w="50" w:type="dxa"/>
-              <w:left w:w="90" w:type="dxa"/>
-              <w:bottom w:w="50" w:type="dxa"/>
-              <w:right w:w="90" w:type="dxa"/>
-            </w:tcMar>
-            <w:vAlign w:val="center"/>
-          </w:tcPr>
-          <w:p>
-            <w:pPr>
-              <w:spacing w:after="20"/>
-            </w:pPr>
-          </w:p>
-        </w:tc>
-      </w:tr>
-      <w:tr>
-        <w:tblPrEx>
-          <w:tblCellMar>
-            <w:top w:w="0" w:type="dxa"/>
-            <w:bottom w:w="0" w:type="dxa"/>
-          </w:tblCellMar>
-        </w:tblPrEx>
-        <w:trPr>
-          <w:cantSplit/>
-        </w:trPr>
-        <w:tc>
-          <w:tcPr>
-            <w:tcW w:w="2059" w:type="dxa"/>
-            <w:tcBorders>
-              <w:top w:val="single" w:sz="4" w:space="0" w:color="000000"/>
-              <w:left w:val="single" w:sz="4" w:space="0" w:color="000000"/>
-              <w:bottom w:val="single" w:sz="4" w:space="0" w:color="000000"/>
-              <w:right w:val="single" w:sz="4" w:space="0" w:color="000000"/>
-            </w:tcBorders>
-            <w:tcMar>
-              <w:top w:w="50" w:type="dxa"/>
-              <w:left w:w="90" w:type="dxa"/>
-              <w:bottom w:w="50" w:type="dxa"/>
-              <w:right w:w="90" w:type="dxa"/>
-            </w:tcMar>
-            <w:vAlign w:val="center"/>
-          </w:tcPr>
-          <w:p>
-            <w:pPr>
-              <w:spacing w:after="20"/>
-            </w:pPr>
-            <w:r>
-              <w:rPr>
-                <w:sz w:val="19"/>
-                <w:szCs w:val="19"/>
-              </w:rPr>
-              <w:t>Aprobó (codirectora)</w:t>
-            </w:r>
-          </w:p>
-        </w:tc>
-        <w:tc>
-          <w:tcPr>
-            <w:tcW w:w="3557" w:type="dxa"/>
-            <w:tcBorders>
-              <w:top w:val="single" w:sz="4" w:space="0" w:color="000000"/>
-              <w:left w:val="single" w:sz="4" w:space="0" w:color="000000"/>
-              <w:bottom w:val="single" w:sz="4" w:space="0" w:color="000000"/>
-              <w:right w:val="single" w:sz="4" w:space="0" w:color="000000"/>
-            </w:tcBorders>
-            <w:tcMar>
-              <w:top w:w="50" w:type="dxa"/>
-              <w:left w:w="90" w:type="dxa"/>
-              <w:bottom w:w="50" w:type="dxa"/>
-              <w:right w:w="90" w:type="dxa"/>
-            </w:tcMar>
-            <w:vAlign w:val="center"/>
-          </w:tcPr>
-          <w:p>
-            <w:pPr>
-              <w:spacing w:after="20"/>
-            </w:pPr>
-            <w:r>
-              <w:rPr>
-                <w:sz w:val="19"/>
-                <w:szCs w:val="19"/>
-              </w:rPr>
-              <w:t>Solangie Paola Garavito Mendivelso</w:t>
-            </w:r>
-          </w:p>
-        </w:tc>
-        <w:tc>
-          <w:tcPr>
-            <w:tcW w:w="2059" w:type="dxa"/>
-            <w:tcBorders>
-              <w:top w:val="single" w:sz="4" w:space="0" w:color="000000"/>
-              <w:left w:val="single" w:sz="4" w:space="0" w:color="000000"/>
-              <w:bottom w:val="single" w:sz="4" w:space="0" w:color="000000"/>
-              <w:right w:val="single" w:sz="4" w:space="0" w:color="000000"/>
-            </w:tcBorders>
-            <w:tcMar>
-              <w:top w:w="50" w:type="dxa"/>
-              <w:left w:w="90" w:type="dxa"/>
-              <w:bottom w:w="50" w:type="dxa"/>
-              <w:right w:w="90" w:type="dxa"/>
-            </w:tcMar>
-            <w:vAlign w:val="center"/>
-          </w:tcPr>
-          <w:p>
-            <w:pPr>
-              <w:spacing w:after="20"/>
-            </w:pPr>
-          </w:p>
-        </w:tc>
-        <w:tc>
-          <w:tcPr>
-            <w:tcW w:w="1685" w:type="dxa"/>
-            <w:tcBorders>
-              <w:top w:val="single" w:sz="4" w:space="0" w:color="000000"/>
-              <w:left w:val="single" w:sz="4" w:space="0" w:color="000000"/>
-              <w:bottom w:val="single" w:sz="4" w:space="0" w:color="000000"/>
-              <w:right w:val="single" w:sz="4" w:space="0" w:color="000000"/>
-            </w:tcBorders>
-            <w:tcMar>
-              <w:top w:w="50" w:type="dxa"/>
-              <w:left w:w="90" w:type="dxa"/>
-              <w:bottom w:w="50" w:type="dxa"/>
-              <w:right w:w="90" w:type="dxa"/>
-            </w:tcMar>
-            <w:vAlign w:val="center"/>
-          </w:tcPr>
-          <w:p>
-            <w:pPr>
-              <w:spacing w:after="20"/>
-            </w:pPr>
           </w:p>
         </w:tc>
       </w:tr>
@@ -22629,11 +21746,11 @@
       <w:pPr>
         <w:pStyle w:val="Ttulo1"/>
       </w:pPr>
-      <w:bookmarkStart w:id="32" w:name="_Toc243846534"/>
+      <w:bookmarkStart w:id="31" w:name="_Toc243846534"/>
       <w:r>
         <w:t>Anexo A. Catálogo de casos de prueba</w:t>
       </w:r>
-      <w:bookmarkEnd w:id="32"/>
+      <w:bookmarkEnd w:id="31"/>
     </w:p>
     <w:p>
       <w:pPr>
@@ -22667,11 +21784,11 @@
       <w:pPr>
         <w:pStyle w:val="Ttulo2"/>
       </w:pPr>
-      <w:bookmarkStart w:id="33" w:name="_Toc243846535"/>
+      <w:bookmarkStart w:id="32" w:name="_Toc243846535"/>
       <w:r>
         <w:t>A.1 EP-01 Autenticación y control de acceso</w:t>
       </w:r>
-      <w:bookmarkEnd w:id="33"/>
+      <w:bookmarkEnd w:id="32"/>
     </w:p>
     <w:p>
       <w:pPr>
@@ -22719,12 +21836,6 @@
         <w:gridCol w:w="883"/>
       </w:tblGrid>
       <w:tr>
-        <w:tblPrEx>
-          <w:tblCellMar>
-            <w:top w:w="0" w:type="dxa"/>
-            <w:bottom w:w="0" w:type="dxa"/>
-          </w:tblCellMar>
-        </w:tblPrEx>
         <w:trPr>
           <w:cantSplit/>
           <w:tblHeader/>
@@ -23051,12 +22162,6 @@
         </w:tc>
       </w:tr>
       <w:tr>
-        <w:tblPrEx>
-          <w:tblCellMar>
-            <w:top w:w="0" w:type="dxa"/>
-            <w:bottom w:w="0" w:type="dxa"/>
-          </w:tblCellMar>
-        </w:tblPrEx>
         <w:trPr>
           <w:cantSplit/>
         </w:trPr>
@@ -23362,12 +22467,6 @@
         </w:tc>
       </w:tr>
       <w:tr>
-        <w:tblPrEx>
-          <w:tblCellMar>
-            <w:top w:w="0" w:type="dxa"/>
-            <w:bottom w:w="0" w:type="dxa"/>
-          </w:tblCellMar>
-        </w:tblPrEx>
         <w:trPr>
           <w:cantSplit/>
         </w:trPr>
@@ -23577,7 +22676,23 @@
                 <w:sz w:val="16"/>
                 <w:szCs w:val="16"/>
               </w:rPr>
-              <w:t>Contraseña: "clave-erronea"</w:t>
+              <w:t>Contraseña: "clave-</w:t>
+            </w:r>
+            <w:proofErr w:type="spellStart"/>
+            <w:r>
+              <w:rPr>
+                <w:sz w:val="16"/>
+                <w:szCs w:val="16"/>
+              </w:rPr>
+              <w:t>erronea</w:t>
+            </w:r>
+            <w:proofErr w:type="spellEnd"/>
+            <w:r>
+              <w:rPr>
+                <w:sz w:val="16"/>
+                <w:szCs w:val="16"/>
+              </w:rPr>
+              <w:t>"</w:t>
             </w:r>
           </w:p>
         </w:tc>
@@ -23673,12 +22788,6 @@
         </w:tc>
       </w:tr>
       <w:tr>
-        <w:tblPrEx>
-          <w:tblCellMar>
-            <w:top w:w="0" w:type="dxa"/>
-            <w:bottom w:w="0" w:type="dxa"/>
-          </w:tblCellMar>
-        </w:tblPrEx>
         <w:trPr>
           <w:cantSplit/>
         </w:trPr>
@@ -23984,12 +23093,6 @@
         </w:tc>
       </w:tr>
       <w:tr>
-        <w:tblPrEx>
-          <w:tblCellMar>
-            <w:top w:w="0" w:type="dxa"/>
-            <w:bottom w:w="0" w:type="dxa"/>
-          </w:tblCellMar>
-        </w:tblPrEx>
         <w:trPr>
           <w:cantSplit/>
         </w:trPr>
@@ -24295,12 +23398,6 @@
         </w:tc>
       </w:tr>
       <w:tr>
-        <w:tblPrEx>
-          <w:tblCellMar>
-            <w:top w:w="0" w:type="dxa"/>
-            <w:bottom w:w="0" w:type="dxa"/>
-          </w:tblCellMar>
-        </w:tblPrEx>
         <w:trPr>
           <w:cantSplit/>
         </w:trPr>
@@ -24606,12 +23703,6 @@
         </w:tc>
       </w:tr>
       <w:tr>
-        <w:tblPrEx>
-          <w:tblCellMar>
-            <w:top w:w="0" w:type="dxa"/>
-            <w:bottom w:w="0" w:type="dxa"/>
-          </w:tblCellMar>
-        </w:tblPrEx>
         <w:trPr>
           <w:cantSplit/>
         </w:trPr>
@@ -24917,12 +24008,6 @@
         </w:tc>
       </w:tr>
       <w:tr>
-        <w:tblPrEx>
-          <w:tblCellMar>
-            <w:top w:w="0" w:type="dxa"/>
-            <w:bottom w:w="0" w:type="dxa"/>
-          </w:tblCellMar>
-        </w:tblPrEx>
         <w:trPr>
           <w:cantSplit/>
         </w:trPr>
@@ -25228,12 +24313,6 @@
         </w:tc>
       </w:tr>
       <w:tr>
-        <w:tblPrEx>
-          <w:tblCellMar>
-            <w:top w:w="0" w:type="dxa"/>
-            <w:bottom w:w="0" w:type="dxa"/>
-          </w:tblCellMar>
-        </w:tblPrEx>
         <w:trPr>
           <w:cantSplit/>
         </w:trPr>
@@ -25539,12 +24618,6 @@
         </w:tc>
       </w:tr>
       <w:tr>
-        <w:tblPrEx>
-          <w:tblCellMar>
-            <w:top w:w="0" w:type="dxa"/>
-            <w:bottom w:w="0" w:type="dxa"/>
-          </w:tblCellMar>
-        </w:tblPrEx>
         <w:trPr>
           <w:cantSplit/>
         </w:trPr>
@@ -25850,12 +24923,6 @@
         </w:tc>
       </w:tr>
       <w:tr>
-        <w:tblPrEx>
-          <w:tblCellMar>
-            <w:top w:w="0" w:type="dxa"/>
-            <w:bottom w:w="0" w:type="dxa"/>
-          </w:tblCellMar>
-        </w:tblPrEx>
         <w:trPr>
           <w:cantSplit/>
         </w:trPr>
@@ -26161,12 +25228,6 @@
         </w:tc>
       </w:tr>
       <w:tr>
-        <w:tblPrEx>
-          <w:tblCellMar>
-            <w:top w:w="0" w:type="dxa"/>
-            <w:bottom w:w="0" w:type="dxa"/>
-          </w:tblCellMar>
-        </w:tblPrEx>
         <w:trPr>
           <w:cantSplit/>
         </w:trPr>
@@ -26472,12 +25533,6 @@
         </w:tc>
       </w:tr>
       <w:tr>
-        <w:tblPrEx>
-          <w:tblCellMar>
-            <w:top w:w="0" w:type="dxa"/>
-            <w:bottom w:w="0" w:type="dxa"/>
-          </w:tblCellMar>
-        </w:tblPrEx>
         <w:trPr>
           <w:cantSplit/>
         </w:trPr>
@@ -26783,12 +25838,6 @@
         </w:tc>
       </w:tr>
       <w:tr>
-        <w:tblPrEx>
-          <w:tblCellMar>
-            <w:top w:w="0" w:type="dxa"/>
-            <w:bottom w:w="0" w:type="dxa"/>
-          </w:tblCellMar>
-        </w:tblPrEx>
         <w:trPr>
           <w:cantSplit/>
         </w:trPr>
@@ -27094,12 +26143,6 @@
         </w:tc>
       </w:tr>
       <w:tr>
-        <w:tblPrEx>
-          <w:tblCellMar>
-            <w:top w:w="0" w:type="dxa"/>
-            <w:bottom w:w="0" w:type="dxa"/>
-          </w:tblCellMar>
-        </w:tblPrEx>
         <w:trPr>
           <w:cantSplit/>
         </w:trPr>
@@ -27405,12 +26448,6 @@
         </w:tc>
       </w:tr>
       <w:tr>
-        <w:tblPrEx>
-          <w:tblCellMar>
-            <w:top w:w="0" w:type="dxa"/>
-            <w:bottom w:w="0" w:type="dxa"/>
-          </w:tblCellMar>
-        </w:tblPrEx>
         <w:trPr>
           <w:cantSplit/>
         </w:trPr>
@@ -27590,14 +26627,7 @@
                 <w:sz w:val="16"/>
                 <w:szCs w:val="16"/>
               </w:rPr>
-              <w:t xml:space="preserve">El sistema lo impide y mantiene la solicitud de aceptación. </w:t>
-            </w:r>
-            <w:r>
-              <w:rPr>
-                <w:sz w:val="16"/>
-                <w:szCs w:val="16"/>
-              </w:rPr>
-              <w:t>Pendiente de implementar (DEF-04).</w:t>
+              <w:t>El sistema lo impide y mantiene la solicitud de aceptación. Pendiente de implementar (DEF-04).</w:t>
             </w:r>
           </w:p>
         </w:tc>
@@ -27741,11 +26771,11 @@
       <w:pPr>
         <w:pStyle w:val="Ttulo2"/>
       </w:pPr>
-      <w:bookmarkStart w:id="34" w:name="_Toc243846536"/>
+      <w:bookmarkStart w:id="33" w:name="_Toc243846536"/>
       <w:r>
         <w:t>A.2 EP-02 Registro y gestión documental (Empleado)</w:t>
       </w:r>
-      <w:bookmarkEnd w:id="34"/>
+      <w:bookmarkEnd w:id="33"/>
     </w:p>
     <w:p>
       <w:pPr>
@@ -27793,12 +26823,6 @@
         <w:gridCol w:w="883"/>
       </w:tblGrid>
       <w:tr>
-        <w:tblPrEx>
-          <w:tblCellMar>
-            <w:top w:w="0" w:type="dxa"/>
-            <w:bottom w:w="0" w:type="dxa"/>
-          </w:tblCellMar>
-        </w:tblPrEx>
         <w:trPr>
           <w:cantSplit/>
           <w:tblHeader/>
@@ -28125,12 +27149,6 @@
         </w:tc>
       </w:tr>
       <w:tr>
-        <w:tblPrEx>
-          <w:tblCellMar>
-            <w:top w:w="0" w:type="dxa"/>
-            <w:bottom w:w="0" w:type="dxa"/>
-          </w:tblCellMar>
-        </w:tblPrEx>
         <w:trPr>
           <w:cantSplit/>
         </w:trPr>
@@ -28436,12 +27454,6 @@
         </w:tc>
       </w:tr>
       <w:tr>
-        <w:tblPrEx>
-          <w:tblCellMar>
-            <w:top w:w="0" w:type="dxa"/>
-            <w:bottom w:w="0" w:type="dxa"/>
-          </w:tblCellMar>
-        </w:tblPrEx>
         <w:trPr>
           <w:cantSplit/>
         </w:trPr>
@@ -28747,12 +27759,6 @@
         </w:tc>
       </w:tr>
       <w:tr>
-        <w:tblPrEx>
-          <w:tblCellMar>
-            <w:top w:w="0" w:type="dxa"/>
-            <w:bottom w:w="0" w:type="dxa"/>
-          </w:tblCellMar>
-        </w:tblPrEx>
         <w:trPr>
           <w:cantSplit/>
         </w:trPr>
@@ -29058,12 +28064,6 @@
         </w:tc>
       </w:tr>
       <w:tr>
-        <w:tblPrEx>
-          <w:tblCellMar>
-            <w:top w:w="0" w:type="dxa"/>
-            <w:bottom w:w="0" w:type="dxa"/>
-          </w:tblCellMar>
-        </w:tblPrEx>
         <w:trPr>
           <w:cantSplit/>
         </w:trPr>
@@ -29369,12 +28369,6 @@
         </w:tc>
       </w:tr>
       <w:tr>
-        <w:tblPrEx>
-          <w:tblCellMar>
-            <w:top w:w="0" w:type="dxa"/>
-            <w:bottom w:w="0" w:type="dxa"/>
-          </w:tblCellMar>
-        </w:tblPrEx>
         <w:trPr>
           <w:cantSplit/>
         </w:trPr>
@@ -29464,8 +28458,17 @@
                 <w:sz w:val="16"/>
                 <w:szCs w:val="16"/>
               </w:rPr>
-              <w:t>Registro en la blockchain con txID</w:t>
-            </w:r>
+              <w:t xml:space="preserve">Registro en la blockchain con </w:t>
+            </w:r>
+            <w:proofErr w:type="spellStart"/>
+            <w:r>
+              <w:rPr>
+                <w:sz w:val="16"/>
+                <w:szCs w:val="16"/>
+              </w:rPr>
+              <w:t>txID</w:t>
+            </w:r>
+            <w:proofErr w:type="spellEnd"/>
           </w:p>
         </w:tc>
         <w:tc>
@@ -29680,12 +28683,6 @@
         </w:tc>
       </w:tr>
       <w:tr>
-        <w:tblPrEx>
-          <w:tblCellMar>
-            <w:top w:w="0" w:type="dxa"/>
-            <w:bottom w:w="0" w:type="dxa"/>
-          </w:tblCellMar>
-        </w:tblPrEx>
         <w:trPr>
           <w:cantSplit/>
         </w:trPr>
@@ -29991,12 +28988,6 @@
         </w:tc>
       </w:tr>
       <w:tr>
-        <w:tblPrEx>
-          <w:tblCellMar>
-            <w:top w:w="0" w:type="dxa"/>
-            <w:bottom w:w="0" w:type="dxa"/>
-          </w:tblCellMar>
-        </w:tblPrEx>
         <w:trPr>
           <w:cantSplit/>
         </w:trPr>
@@ -30081,12 +29072,21 @@
             <w:pPr>
               <w:spacing w:after="20"/>
             </w:pPr>
-            <w:r>
-              <w:rPr>
-                <w:sz w:val="16"/>
-                <w:szCs w:val="16"/>
-              </w:rPr>
-              <w:t>Mis documentos muestra solo los propios</w:t>
+            <w:proofErr w:type="gramStart"/>
+            <w:r>
+              <w:rPr>
+                <w:sz w:val="16"/>
+                <w:szCs w:val="16"/>
+              </w:rPr>
+              <w:t>Mis documentos muestra solo</w:t>
+            </w:r>
+            <w:proofErr w:type="gramEnd"/>
+            <w:r>
+              <w:rPr>
+                <w:sz w:val="16"/>
+                <w:szCs w:val="16"/>
+              </w:rPr>
+              <w:t xml:space="preserve"> los propios</w:t>
             </w:r>
           </w:p>
         </w:tc>
@@ -30302,12 +29302,6 @@
         </w:tc>
       </w:tr>
       <w:tr>
-        <w:tblPrEx>
-          <w:tblCellMar>
-            <w:top w:w="0" w:type="dxa"/>
-            <w:bottom w:w="0" w:type="dxa"/>
-          </w:tblCellMar>
-        </w:tblPrEx>
         <w:trPr>
           <w:cantSplit/>
         </w:trPr>
@@ -30613,12 +29607,6 @@
         </w:tc>
       </w:tr>
       <w:tr>
-        <w:tblPrEx>
-          <w:tblCellMar>
-            <w:top w:w="0" w:type="dxa"/>
-            <w:bottom w:w="0" w:type="dxa"/>
-          </w:tblCellMar>
-        </w:tblPrEx>
         <w:trPr>
           <w:cantSplit/>
         </w:trPr>
@@ -30924,12 +29912,6 @@
         </w:tc>
       </w:tr>
       <w:tr>
-        <w:tblPrEx>
-          <w:tblCellMar>
-            <w:top w:w="0" w:type="dxa"/>
-            <w:bottom w:w="0" w:type="dxa"/>
-          </w:tblCellMar>
-        </w:tblPrEx>
         <w:trPr>
           <w:cantSplit/>
         </w:trPr>
@@ -31253,11 +30235,11 @@
       <w:pPr>
         <w:pStyle w:val="Ttulo2"/>
       </w:pPr>
-      <w:bookmarkStart w:id="35" w:name="_Toc243846537"/>
+      <w:bookmarkStart w:id="34" w:name="_Toc243846537"/>
       <w:r>
         <w:t>A.3 EP-03 Verificación de integridad documental (Verificador)</w:t>
       </w:r>
-      <w:bookmarkEnd w:id="35"/>
+      <w:bookmarkEnd w:id="34"/>
     </w:p>
     <w:p>
       <w:pPr>
@@ -31305,12 +30287,6 @@
         <w:gridCol w:w="883"/>
       </w:tblGrid>
       <w:tr>
-        <w:tblPrEx>
-          <w:tblCellMar>
-            <w:top w:w="0" w:type="dxa"/>
-            <w:bottom w:w="0" w:type="dxa"/>
-          </w:tblCellMar>
-        </w:tblPrEx>
         <w:trPr>
           <w:cantSplit/>
           <w:tblHeader/>
@@ -31637,12 +30613,6 @@
         </w:tc>
       </w:tr>
       <w:tr>
-        <w:tblPrEx>
-          <w:tblCellMar>
-            <w:top w:w="0" w:type="dxa"/>
-            <w:bottom w:w="0" w:type="dxa"/>
-          </w:tblCellMar>
-        </w:tblPrEx>
         <w:trPr>
           <w:cantSplit/>
         </w:trPr>
@@ -31948,12 +30918,6 @@
         </w:tc>
       </w:tr>
       <w:tr>
-        <w:tblPrEx>
-          <w:tblCellMar>
-            <w:top w:w="0" w:type="dxa"/>
-            <w:bottom w:w="0" w:type="dxa"/>
-          </w:tblCellMar>
-        </w:tblPrEx>
         <w:trPr>
           <w:cantSplit/>
         </w:trPr>
@@ -32259,12 +31223,6 @@
         </w:tc>
       </w:tr>
       <w:tr>
-        <w:tblPrEx>
-          <w:tblCellMar>
-            <w:top w:w="0" w:type="dxa"/>
-            <w:bottom w:w="0" w:type="dxa"/>
-          </w:tblCellMar>
-        </w:tblPrEx>
         <w:trPr>
           <w:cantSplit/>
         </w:trPr>
@@ -32570,12 +31528,6 @@
         </w:tc>
       </w:tr>
       <w:tr>
-        <w:tblPrEx>
-          <w:tblCellMar>
-            <w:top w:w="0" w:type="dxa"/>
-            <w:bottom w:w="0" w:type="dxa"/>
-          </w:tblCellMar>
-        </w:tblPrEx>
         <w:trPr>
           <w:cantSplit/>
         </w:trPr>
@@ -32881,12 +31833,6 @@
         </w:tc>
       </w:tr>
       <w:tr>
-        <w:tblPrEx>
-          <w:tblCellMar>
-            <w:top w:w="0" w:type="dxa"/>
-            <w:bottom w:w="0" w:type="dxa"/>
-          </w:tblCellMar>
-        </w:tblPrEx>
         <w:trPr>
           <w:cantSplit/>
         </w:trPr>
@@ -33192,12 +32138,6 @@
         </w:tc>
       </w:tr>
       <w:tr>
-        <w:tblPrEx>
-          <w:tblCellMar>
-            <w:top w:w="0" w:type="dxa"/>
-            <w:bottom w:w="0" w:type="dxa"/>
-          </w:tblCellMar>
-        </w:tblPrEx>
         <w:trPr>
           <w:cantSplit/>
         </w:trPr>
@@ -33282,12 +32222,21 @@
             <w:pPr>
               <w:spacing w:after="20"/>
             </w:pPr>
-            <w:r>
-              <w:rPr>
-                <w:sz w:val="16"/>
-                <w:szCs w:val="16"/>
-              </w:rPr>
-              <w:t>Archivo a comparar de 30 MB</w:t>
+            <w:proofErr w:type="gramStart"/>
+            <w:r>
+              <w:rPr>
+                <w:sz w:val="16"/>
+                <w:szCs w:val="16"/>
+              </w:rPr>
+              <w:t>Archivo a comparar</w:t>
+            </w:r>
+            <w:proofErr w:type="gramEnd"/>
+            <w:r>
+              <w:rPr>
+                <w:sz w:val="16"/>
+                <w:szCs w:val="16"/>
+              </w:rPr>
+              <w:t xml:space="preserve"> de 30 MB</w:t>
             </w:r>
           </w:p>
         </w:tc>
@@ -33503,12 +32452,6 @@
         </w:tc>
       </w:tr>
       <w:tr>
-        <w:tblPrEx>
-          <w:tblCellMar>
-            <w:top w:w="0" w:type="dxa"/>
-            <w:bottom w:w="0" w:type="dxa"/>
-          </w:tblCellMar>
-        </w:tblPrEx>
         <w:trPr>
           <w:cantSplit/>
         </w:trPr>
@@ -33814,12 +32757,6 @@
         </w:tc>
       </w:tr>
       <w:tr>
-        <w:tblPrEx>
-          <w:tblCellMar>
-            <w:top w:w="0" w:type="dxa"/>
-            <w:bottom w:w="0" w:type="dxa"/>
-          </w:tblCellMar>
-        </w:tblPrEx>
         <w:trPr>
           <w:cantSplit/>
         </w:trPr>
@@ -34125,12 +33062,6 @@
         </w:tc>
       </w:tr>
       <w:tr>
-        <w:tblPrEx>
-          <w:tblCellMar>
-            <w:top w:w="0" w:type="dxa"/>
-            <w:bottom w:w="0" w:type="dxa"/>
-          </w:tblCellMar>
-        </w:tblPrEx>
         <w:trPr>
           <w:cantSplit/>
         </w:trPr>
@@ -34220,8 +33151,17 @@
                 <w:sz w:val="16"/>
                 <w:szCs w:val="16"/>
               </w:rPr>
-              <w:t>Estado Verificado y evento en el ledger</w:t>
-            </w:r>
+              <w:t xml:space="preserve">Estado Verificado y evento en el </w:t>
+            </w:r>
+            <w:proofErr w:type="spellStart"/>
+            <w:r>
+              <w:rPr>
+                <w:sz w:val="16"/>
+                <w:szCs w:val="16"/>
+              </w:rPr>
+              <w:t>ledger</w:t>
+            </w:r>
+            <w:proofErr w:type="spellEnd"/>
           </w:p>
         </w:tc>
         <w:tc>
@@ -34436,12 +33376,6 @@
         </w:tc>
       </w:tr>
       <w:tr>
-        <w:tblPrEx>
-          <w:tblCellMar>
-            <w:top w:w="0" w:type="dxa"/>
-            <w:bottom w:w="0" w:type="dxa"/>
-          </w:tblCellMar>
-        </w:tblPrEx>
         <w:trPr>
           <w:cantSplit/>
         </w:trPr>
@@ -34747,12 +33681,6 @@
         </w:tc>
       </w:tr>
       <w:tr>
-        <w:tblPrEx>
-          <w:tblCellMar>
-            <w:top w:w="0" w:type="dxa"/>
-            <w:bottom w:w="0" w:type="dxa"/>
-          </w:tblCellMar>
-        </w:tblPrEx>
         <w:trPr>
           <w:cantSplit/>
         </w:trPr>
@@ -35058,12 +33986,6 @@
         </w:tc>
       </w:tr>
       <w:tr>
-        <w:tblPrEx>
-          <w:tblCellMar>
-            <w:top w:w="0" w:type="dxa"/>
-            <w:bottom w:w="0" w:type="dxa"/>
-          </w:tblCellMar>
-        </w:tblPrEx>
         <w:trPr>
           <w:cantSplit/>
         </w:trPr>
@@ -35369,12 +34291,6 @@
         </w:tc>
       </w:tr>
       <w:tr>
-        <w:tblPrEx>
-          <w:tblCellMar>
-            <w:top w:w="0" w:type="dxa"/>
-            <w:bottom w:w="0" w:type="dxa"/>
-          </w:tblCellMar>
-        </w:tblPrEx>
         <w:trPr>
           <w:cantSplit/>
         </w:trPr>
@@ -35680,12 +34596,6 @@
         </w:tc>
       </w:tr>
       <w:tr>
-        <w:tblPrEx>
-          <w:tblCellMar>
-            <w:top w:w="0" w:type="dxa"/>
-            <w:bottom w:w="0" w:type="dxa"/>
-          </w:tblCellMar>
-        </w:tblPrEx>
         <w:trPr>
           <w:cantSplit/>
         </w:trPr>
@@ -35805,7 +34715,23 @@
                 <w:sz w:val="16"/>
                 <w:szCs w:val="16"/>
               </w:rPr>
-              <w:t>El listado de eventos del ledger.</w:t>
+              <w:t xml:space="preserve">El listado de eventos del </w:t>
+            </w:r>
+            <w:proofErr w:type="spellStart"/>
+            <w:r>
+              <w:rPr>
+                <w:sz w:val="16"/>
+                <w:szCs w:val="16"/>
+              </w:rPr>
+              <w:t>ledger</w:t>
+            </w:r>
+            <w:proofErr w:type="spellEnd"/>
+            <w:r>
+              <w:rPr>
+                <w:sz w:val="16"/>
+                <w:szCs w:val="16"/>
+              </w:rPr>
+              <w:t>.</w:t>
             </w:r>
           </w:p>
         </w:tc>
@@ -36009,11 +34935,11 @@
       <w:pPr>
         <w:pStyle w:val="Ttulo2"/>
       </w:pPr>
-      <w:bookmarkStart w:id="36" w:name="_Toc243846538"/>
+      <w:bookmarkStart w:id="35" w:name="_Toc243846538"/>
       <w:r>
         <w:t>A.4 EP-04 Administración del sistema</w:t>
       </w:r>
-      <w:bookmarkEnd w:id="36"/>
+      <w:bookmarkEnd w:id="35"/>
     </w:p>
     <w:p>
       <w:pPr>
@@ -36061,12 +34987,6 @@
         <w:gridCol w:w="883"/>
       </w:tblGrid>
       <w:tr>
-        <w:tblPrEx>
-          <w:tblCellMar>
-            <w:top w:w="0" w:type="dxa"/>
-            <w:bottom w:w="0" w:type="dxa"/>
-          </w:tblCellMar>
-        </w:tblPrEx>
         <w:trPr>
           <w:cantSplit/>
           <w:tblHeader/>
@@ -36393,12 +35313,6 @@
         </w:tc>
       </w:tr>
       <w:tr>
-        <w:tblPrEx>
-          <w:tblCellMar>
-            <w:top w:w="0" w:type="dxa"/>
-            <w:bottom w:w="0" w:type="dxa"/>
-          </w:tblCellMar>
-        </w:tblPrEx>
         <w:trPr>
           <w:cantSplit/>
         </w:trPr>
@@ -36704,12 +35618,6 @@
         </w:tc>
       </w:tr>
       <w:tr>
-        <w:tblPrEx>
-          <w:tblCellMar>
-            <w:top w:w="0" w:type="dxa"/>
-            <w:bottom w:w="0" w:type="dxa"/>
-          </w:tblCellMar>
-        </w:tblPrEx>
         <w:trPr>
           <w:cantSplit/>
         </w:trPr>
@@ -37015,12 +35923,6 @@
         </w:tc>
       </w:tr>
       <w:tr>
-        <w:tblPrEx>
-          <w:tblCellMar>
-            <w:top w:w="0" w:type="dxa"/>
-            <w:bottom w:w="0" w:type="dxa"/>
-          </w:tblCellMar>
-        </w:tblPrEx>
         <w:trPr>
           <w:cantSplit/>
         </w:trPr>
@@ -37326,12 +36228,6 @@
         </w:tc>
       </w:tr>
       <w:tr>
-        <w:tblPrEx>
-          <w:tblCellMar>
-            <w:top w:w="0" w:type="dxa"/>
-            <w:bottom w:w="0" w:type="dxa"/>
-          </w:tblCellMar>
-        </w:tblPrEx>
         <w:trPr>
           <w:cantSplit/>
         </w:trPr>
@@ -37637,12 +36533,6 @@
         </w:tc>
       </w:tr>
       <w:tr>
-        <w:tblPrEx>
-          <w:tblCellMar>
-            <w:top w:w="0" w:type="dxa"/>
-            <w:bottom w:w="0" w:type="dxa"/>
-          </w:tblCellMar>
-        </w:tblPrEx>
         <w:trPr>
           <w:cantSplit/>
         </w:trPr>
@@ -37948,12 +36838,6 @@
         </w:tc>
       </w:tr>
       <w:tr>
-        <w:tblPrEx>
-          <w:tblCellMar>
-            <w:top w:w="0" w:type="dxa"/>
-            <w:bottom w:w="0" w:type="dxa"/>
-          </w:tblCellMar>
-        </w:tblPrEx>
         <w:trPr>
           <w:cantSplit/>
         </w:trPr>
@@ -38259,12 +37143,6 @@
         </w:tc>
       </w:tr>
       <w:tr>
-        <w:tblPrEx>
-          <w:tblCellMar>
-            <w:top w:w="0" w:type="dxa"/>
-            <w:bottom w:w="0" w:type="dxa"/>
-          </w:tblCellMar>
-        </w:tblPrEx>
         <w:trPr>
           <w:cantSplit/>
         </w:trPr>
@@ -38570,12 +37448,6 @@
         </w:tc>
       </w:tr>
       <w:tr>
-        <w:tblPrEx>
-          <w:tblCellMar>
-            <w:top w:w="0" w:type="dxa"/>
-            <w:bottom w:w="0" w:type="dxa"/>
-          </w:tblCellMar>
-        </w:tblPrEx>
         <w:trPr>
           <w:cantSplit/>
         </w:trPr>
@@ -38881,12 +37753,6 @@
         </w:tc>
       </w:tr>
       <w:tr>
-        <w:tblPrEx>
-          <w:tblCellMar>
-            <w:top w:w="0" w:type="dxa"/>
-            <w:bottom w:w="0" w:type="dxa"/>
-          </w:tblCellMar>
-        </w:tblPrEx>
         <w:trPr>
           <w:cantSplit/>
         </w:trPr>
@@ -39192,12 +38058,6 @@
         </w:tc>
       </w:tr>
       <w:tr>
-        <w:tblPrEx>
-          <w:tblCellMar>
-            <w:top w:w="0" w:type="dxa"/>
-            <w:bottom w:w="0" w:type="dxa"/>
-          </w:tblCellMar>
-        </w:tblPrEx>
         <w:trPr>
           <w:cantSplit/>
         </w:trPr>
@@ -39521,11 +38381,11 @@
       <w:pPr>
         <w:pStyle w:val="Ttulo2"/>
       </w:pPr>
-      <w:bookmarkStart w:id="37" w:name="_Toc243846539"/>
+      <w:bookmarkStart w:id="36" w:name="_Toc243846539"/>
       <w:r>
         <w:t>A.5 EP-05 Infraestructura y despliegue</w:t>
       </w:r>
-      <w:bookmarkEnd w:id="37"/>
+      <w:bookmarkEnd w:id="36"/>
     </w:p>
     <w:p>
       <w:pPr>
@@ -39573,12 +38433,6 @@
         <w:gridCol w:w="883"/>
       </w:tblGrid>
       <w:tr>
-        <w:tblPrEx>
-          <w:tblCellMar>
-            <w:top w:w="0" w:type="dxa"/>
-            <w:bottom w:w="0" w:type="dxa"/>
-          </w:tblCellMar>
-        </w:tblPrEx>
         <w:trPr>
           <w:cantSplit/>
           <w:tblHeader/>
@@ -39905,12 +38759,6 @@
         </w:tc>
       </w:tr>
       <w:tr>
-        <w:tblPrEx>
-          <w:tblCellMar>
-            <w:top w:w="0" w:type="dxa"/>
-            <w:bottom w:w="0" w:type="dxa"/>
-          </w:tblCellMar>
-        </w:tblPrEx>
         <w:trPr>
           <w:cantSplit/>
         </w:trPr>
@@ -40060,7 +38908,55 @@
                 <w:sz w:val="16"/>
                 <w:szCs w:val="16"/>
               </w:rPr>
-              <w:t>Ejecutar bash docker/up.sh y luego docker ps.</w:t>
+              <w:t xml:space="preserve">Ejecutar </w:t>
+            </w:r>
+            <w:proofErr w:type="spellStart"/>
+            <w:r>
+              <w:rPr>
+                <w:sz w:val="16"/>
+                <w:szCs w:val="16"/>
+              </w:rPr>
+              <w:t>bash</w:t>
+            </w:r>
+            <w:proofErr w:type="spellEnd"/>
+            <w:r>
+              <w:rPr>
+                <w:sz w:val="16"/>
+                <w:szCs w:val="16"/>
+              </w:rPr>
+              <w:t xml:space="preserve"> docker/up.sh y luego </w:t>
+            </w:r>
+            <w:proofErr w:type="spellStart"/>
+            <w:r>
+              <w:rPr>
+                <w:sz w:val="16"/>
+                <w:szCs w:val="16"/>
+              </w:rPr>
+              <w:t>docker</w:t>
+            </w:r>
+            <w:proofErr w:type="spellEnd"/>
+            <w:r>
+              <w:rPr>
+                <w:sz w:val="16"/>
+                <w:szCs w:val="16"/>
+              </w:rPr>
+              <w:t xml:space="preserve"> </w:t>
+            </w:r>
+            <w:proofErr w:type="spellStart"/>
+            <w:r>
+              <w:rPr>
+                <w:sz w:val="16"/>
+                <w:szCs w:val="16"/>
+              </w:rPr>
+              <w:t>ps</w:t>
+            </w:r>
+            <w:proofErr w:type="spellEnd"/>
+            <w:r>
+              <w:rPr>
+                <w:sz w:val="16"/>
+                <w:szCs w:val="16"/>
+              </w:rPr>
+              <w:t>.</w:t>
             </w:r>
           </w:p>
         </w:tc>
@@ -40090,7 +38986,55 @@
                 <w:sz w:val="16"/>
                 <w:szCs w:val="16"/>
               </w:rPr>
-              <w:t>Arrancan frontend, backend, MongoDB, la red Fabric (orderer, 2 peers, 3 CA), el chaincode y, en Azure, Caddy.</w:t>
+              <w:t>Arrancan frontend, backend, MongoDB, la red Fabric (</w:t>
+            </w:r>
+            <w:proofErr w:type="spellStart"/>
+            <w:r>
+              <w:rPr>
+                <w:sz w:val="16"/>
+                <w:szCs w:val="16"/>
+              </w:rPr>
+              <w:t>orderer</w:t>
+            </w:r>
+            <w:proofErr w:type="spellEnd"/>
+            <w:r>
+              <w:rPr>
+                <w:sz w:val="16"/>
+                <w:szCs w:val="16"/>
+              </w:rPr>
+              <w:t xml:space="preserve">, 2 </w:t>
+            </w:r>
+            <w:proofErr w:type="spellStart"/>
+            <w:r>
+              <w:rPr>
+                <w:sz w:val="16"/>
+                <w:szCs w:val="16"/>
+              </w:rPr>
+              <w:t>peers</w:t>
+            </w:r>
+            <w:proofErr w:type="spellEnd"/>
+            <w:r>
+              <w:rPr>
+                <w:sz w:val="16"/>
+                <w:szCs w:val="16"/>
+              </w:rPr>
+              <w:t xml:space="preserve">, 3 CA), el </w:t>
+            </w:r>
+            <w:proofErr w:type="spellStart"/>
+            <w:r>
+              <w:rPr>
+                <w:sz w:val="16"/>
+                <w:szCs w:val="16"/>
+              </w:rPr>
+              <w:t>chaincode</w:t>
+            </w:r>
+            <w:proofErr w:type="spellEnd"/>
+            <w:r>
+              <w:rPr>
+                <w:sz w:val="16"/>
+                <w:szCs w:val="16"/>
+              </w:rPr>
+              <w:t xml:space="preserve"> y, en Azure, Caddy.</w:t>
             </w:r>
           </w:p>
         </w:tc>
@@ -40216,12 +39160,6 @@
         </w:tc>
       </w:tr>
       <w:tr>
-        <w:tblPrEx>
-          <w:tblCellMar>
-            <w:top w:w="0" w:type="dxa"/>
-            <w:bottom w:w="0" w:type="dxa"/>
-          </w:tblCellMar>
-        </w:tblPrEx>
         <w:trPr>
           <w:cantSplit/>
         </w:trPr>
@@ -40545,11 +39483,11 @@
       <w:pPr>
         <w:pStyle w:val="Ttulo2"/>
       </w:pPr>
-      <w:bookmarkStart w:id="38" w:name="_Toc243846540"/>
+      <w:bookmarkStart w:id="37" w:name="_Toc243846540"/>
       <w:r>
         <w:t>A.6 Casos de integridad, trazabilidad y rendimiento</w:t>
       </w:r>
-      <w:bookmarkEnd w:id="38"/>
+      <w:bookmarkEnd w:id="37"/>
     </w:p>
     <w:p>
       <w:pPr>
@@ -40593,12 +39531,6 @@
         <w:gridCol w:w="1640"/>
       </w:tblGrid>
       <w:tr>
-        <w:tblPrEx>
-          <w:tblCellMar>
-            <w:top w:w="0" w:type="dxa"/>
-            <w:bottom w:w="0" w:type="dxa"/>
-          </w:tblCellMar>
-        </w:tblPrEx>
         <w:trPr>
           <w:cantSplit/>
           <w:tblHeader/>
@@ -40797,12 +39729,6 @@
         </w:tc>
       </w:tr>
       <w:tr>
-        <w:tblPrEx>
-          <w:tblCellMar>
-            <w:top w:w="0" w:type="dxa"/>
-            <w:bottom w:w="0" w:type="dxa"/>
-          </w:tblCellMar>
-        </w:tblPrEx>
         <w:trPr>
           <w:cantSplit/>
         </w:trPr>
@@ -40982,18 +39908,44 @@
                 <w:sz w:val="17"/>
                 <w:szCs w:val="17"/>
               </w:rPr>
-              <w:t>Automatizada (tests/integrity)</w:t>
+              <w:t>Automatizada (</w:t>
+            </w:r>
+            <w:proofErr w:type="spellStart"/>
+            <w:r>
+              <w:rPr>
+                <w:sz w:val="17"/>
+                <w:szCs w:val="17"/>
+              </w:rPr>
+              <w:t>tests</w:t>
+            </w:r>
+            <w:proofErr w:type="spellEnd"/>
+            <w:r>
+              <w:rPr>
+                <w:sz w:val="17"/>
+                <w:szCs w:val="17"/>
+              </w:rPr>
+              <w:t>/</w:t>
+            </w:r>
+            <w:proofErr w:type="spellStart"/>
+            <w:r>
+              <w:rPr>
+                <w:sz w:val="17"/>
+                <w:szCs w:val="17"/>
+              </w:rPr>
+              <w:t>integrity</w:t>
+            </w:r>
+            <w:proofErr w:type="spellEnd"/>
+            <w:r>
+              <w:rPr>
+                <w:sz w:val="17"/>
+                <w:szCs w:val="17"/>
+              </w:rPr>
+              <w:t>)</w:t>
             </w:r>
           </w:p>
         </w:tc>
       </w:tr>
       <w:tr>
-        <w:tblPrEx>
-          <w:tblCellMar>
-            <w:top w:w="0" w:type="dxa"/>
-            <w:bottom w:w="0" w:type="dxa"/>
-          </w:tblCellMar>
-        </w:tblPrEx>
         <w:trPr>
           <w:cantSplit/>
         </w:trPr>
@@ -41179,12 +40131,6 @@
         </w:tc>
       </w:tr>
       <w:tr>
-        <w:tblPrEx>
-          <w:tblCellMar>
-            <w:top w:w="0" w:type="dxa"/>
-            <w:bottom w:w="0" w:type="dxa"/>
-          </w:tblCellMar>
-        </w:tblPrEx>
         <w:trPr>
           <w:cantSplit/>
         </w:trPr>
@@ -41370,12 +40316,6 @@
         </w:tc>
       </w:tr>
       <w:tr>
-        <w:tblPrEx>
-          <w:tblCellMar>
-            <w:top w:w="0" w:type="dxa"/>
-            <w:bottom w:w="0" w:type="dxa"/>
-          </w:tblCellMar>
-        </w:tblPrEx>
         <w:trPr>
           <w:cantSplit/>
         </w:trPr>
@@ -41561,12 +40501,6 @@
         </w:tc>
       </w:tr>
       <w:tr>
-        <w:tblPrEx>
-          <w:tblCellMar>
-            <w:top w:w="0" w:type="dxa"/>
-            <w:bottom w:w="0" w:type="dxa"/>
-          </w:tblCellMar>
-        </w:tblPrEx>
         <w:trPr>
           <w:cantSplit/>
         </w:trPr>
@@ -41752,12 +40686,6 @@
         </w:tc>
       </w:tr>
       <w:tr>
-        <w:tblPrEx>
-          <w:tblCellMar>
-            <w:top w:w="0" w:type="dxa"/>
-            <w:bottom w:w="0" w:type="dxa"/>
-          </w:tblCellMar>
-        </w:tblPrEx>
         <w:trPr>
           <w:cantSplit/>
         </w:trPr>
@@ -41943,12 +40871,6 @@
         </w:tc>
       </w:tr>
       <w:tr>
-        <w:tblPrEx>
-          <w:tblCellMar>
-            <w:top w:w="0" w:type="dxa"/>
-            <w:bottom w:w="0" w:type="dxa"/>
-          </w:tblCellMar>
-        </w:tblPrEx>
         <w:trPr>
           <w:cantSplit/>
         </w:trPr>
@@ -42134,12 +41056,6 @@
         </w:tc>
       </w:tr>
       <w:tr>
-        <w:tblPrEx>
-          <w:tblCellMar>
-            <w:top w:w="0" w:type="dxa"/>
-            <w:bottom w:w="0" w:type="dxa"/>
-          </w:tblCellMar>
-        </w:tblPrEx>
         <w:trPr>
           <w:cantSplit/>
         </w:trPr>
@@ -42325,12 +41241,6 @@
         </w:tc>
       </w:tr>
       <w:tr>
-        <w:tblPrEx>
-          <w:tblCellMar>
-            <w:top w:w="0" w:type="dxa"/>
-            <w:bottom w:w="0" w:type="dxa"/>
-          </w:tblCellMar>
-        </w:tblPrEx>
         <w:trPr>
           <w:cantSplit/>
         </w:trPr>
@@ -42450,78 +41360,88 @@
                 <w:sz w:val="17"/>
                 <w:szCs w:val="17"/>
               </w:rPr>
-              <w:t>Comparar el hash y el estado de cada documento en el ledger y en MongoDB.</w:t>
-            </w:r>
-          </w:p>
-        </w:tc>
-        <w:tc>
-          <w:tcPr>
-            <w:tcW w:w="2873" w:type="dxa"/>
-            <w:tcBorders>
-              <w:top w:val="single" w:sz="4" w:space="0" w:color="000000"/>
-              <w:left w:val="single" w:sz="4" w:space="0" w:color="000000"/>
-              <w:bottom w:val="single" w:sz="4" w:space="0" w:color="000000"/>
-              <w:right w:val="single" w:sz="4" w:space="0" w:color="000000"/>
-            </w:tcBorders>
-            <w:tcMar>
-              <w:top w:w="50" w:type="dxa"/>
-              <w:left w:w="90" w:type="dxa"/>
-              <w:bottom w:w="50" w:type="dxa"/>
-              <w:right w:w="90" w:type="dxa"/>
-            </w:tcMar>
-            <w:vAlign w:val="center"/>
-          </w:tcPr>
-          <w:p>
-            <w:pPr>
-              <w:spacing w:after="20"/>
-            </w:pPr>
+              <w:t xml:space="preserve">Comparar el hash y el estado de cada documento en el </w:t>
+            </w:r>
+            <w:proofErr w:type="spellStart"/>
             <w:r>
               <w:rPr>
                 <w:sz w:val="17"/>
                 <w:szCs w:val="17"/>
               </w:rPr>
-              <w:t>Coinciden en el 100 % de los documentos.</w:t>
-            </w:r>
-          </w:p>
-        </w:tc>
-        <w:tc>
-          <w:tcPr>
-            <w:tcW w:w="1640" w:type="dxa"/>
-            <w:tcBorders>
-              <w:top w:val="single" w:sz="4" w:space="0" w:color="000000"/>
-              <w:left w:val="single" w:sz="4" w:space="0" w:color="000000"/>
-              <w:bottom w:val="single" w:sz="4" w:space="0" w:color="000000"/>
-              <w:right w:val="single" w:sz="4" w:space="0" w:color="000000"/>
-            </w:tcBorders>
-            <w:tcMar>
-              <w:top w:w="50" w:type="dxa"/>
-              <w:left w:w="90" w:type="dxa"/>
-              <w:bottom w:w="50" w:type="dxa"/>
-              <w:right w:w="90" w:type="dxa"/>
-            </w:tcMar>
-            <w:vAlign w:val="center"/>
-          </w:tcPr>
-          <w:p>
-            <w:pPr>
-              <w:spacing w:after="20"/>
-            </w:pPr>
+              <w:t>ledger</w:t>
+            </w:r>
+            <w:proofErr w:type="spellEnd"/>
             <w:r>
               <w:rPr>
                 <w:sz w:val="17"/>
                 <w:szCs w:val="17"/>
               </w:rPr>
+              <w:t xml:space="preserve"> y en MongoDB.</w:t>
+            </w:r>
+          </w:p>
+        </w:tc>
+        <w:tc>
+          <w:tcPr>
+            <w:tcW w:w="2873" w:type="dxa"/>
+            <w:tcBorders>
+              <w:top w:val="single" w:sz="4" w:space="0" w:color="000000"/>
+              <w:left w:val="single" w:sz="4" w:space="0" w:color="000000"/>
+              <w:bottom w:val="single" w:sz="4" w:space="0" w:color="000000"/>
+              <w:right w:val="single" w:sz="4" w:space="0" w:color="000000"/>
+            </w:tcBorders>
+            <w:tcMar>
+              <w:top w:w="50" w:type="dxa"/>
+              <w:left w:w="90" w:type="dxa"/>
+              <w:bottom w:w="50" w:type="dxa"/>
+              <w:right w:w="90" w:type="dxa"/>
+            </w:tcMar>
+            <w:vAlign w:val="center"/>
+          </w:tcPr>
+          <w:p>
+            <w:pPr>
+              <w:spacing w:after="20"/>
+            </w:pPr>
+            <w:r>
+              <w:rPr>
+                <w:sz w:val="17"/>
+                <w:szCs w:val="17"/>
+              </w:rPr>
+              <w:t>Coinciden en el 100 % de los documentos.</w:t>
+            </w:r>
+          </w:p>
+        </w:tc>
+        <w:tc>
+          <w:tcPr>
+            <w:tcW w:w="1640" w:type="dxa"/>
+            <w:tcBorders>
+              <w:top w:val="single" w:sz="4" w:space="0" w:color="000000"/>
+              <w:left w:val="single" w:sz="4" w:space="0" w:color="000000"/>
+              <w:bottom w:val="single" w:sz="4" w:space="0" w:color="000000"/>
+              <w:right w:val="single" w:sz="4" w:space="0" w:color="000000"/>
+            </w:tcBorders>
+            <w:tcMar>
+              <w:top w:w="50" w:type="dxa"/>
+              <w:left w:w="90" w:type="dxa"/>
+              <w:bottom w:w="50" w:type="dxa"/>
+              <w:right w:w="90" w:type="dxa"/>
+            </w:tcMar>
+            <w:vAlign w:val="center"/>
+          </w:tcPr>
+          <w:p>
+            <w:pPr>
+              <w:spacing w:after="20"/>
+            </w:pPr>
+            <w:r>
+              <w:rPr>
+                <w:sz w:val="17"/>
+                <w:szCs w:val="17"/>
+              </w:rPr>
               <w:t>Automatizada</w:t>
             </w:r>
           </w:p>
         </w:tc>
       </w:tr>
       <w:tr>
-        <w:tblPrEx>
-          <w:tblCellMar>
-            <w:top w:w="0" w:type="dxa"/>
-            <w:bottom w:w="0" w:type="dxa"/>
-          </w:tblCellMar>
-        </w:tblPrEx>
         <w:trPr>
           <w:cantSplit/>
         </w:trPr>
@@ -42641,78 +41561,136 @@
                 <w:sz w:val="17"/>
                 <w:szCs w:val="17"/>
               </w:rPr>
-              <w:t>50 verificaciones consecutivas del mismo documento (tests/perf).</w:t>
-            </w:r>
-          </w:p>
-        </w:tc>
-        <w:tc>
-          <w:tcPr>
-            <w:tcW w:w="2873" w:type="dxa"/>
-            <w:tcBorders>
-              <w:top w:val="single" w:sz="4" w:space="0" w:color="000000"/>
-              <w:left w:val="single" w:sz="4" w:space="0" w:color="000000"/>
-              <w:bottom w:val="single" w:sz="4" w:space="0" w:color="000000"/>
-              <w:right w:val="single" w:sz="4" w:space="0" w:color="000000"/>
-            </w:tcBorders>
-            <w:tcMar>
-              <w:top w:w="50" w:type="dxa"/>
-              <w:left w:w="90" w:type="dxa"/>
-              <w:bottom w:w="50" w:type="dxa"/>
-              <w:right w:w="90" w:type="dxa"/>
-            </w:tcMar>
-            <w:vAlign w:val="center"/>
-          </w:tcPr>
-          <w:p>
-            <w:pPr>
-              <w:spacing w:after="20"/>
-            </w:pPr>
+              <w:t>50 verificaciones consecutivas del mismo documento (</w:t>
+            </w:r>
+            <w:proofErr w:type="spellStart"/>
             <w:r>
               <w:rPr>
                 <w:sz w:val="17"/>
                 <w:szCs w:val="17"/>
               </w:rPr>
-              <w:t>Percentil 95 menor o igual a 3000 ms.</w:t>
-            </w:r>
-          </w:p>
-        </w:tc>
-        <w:tc>
-          <w:tcPr>
-            <w:tcW w:w="1640" w:type="dxa"/>
-            <w:tcBorders>
-              <w:top w:val="single" w:sz="4" w:space="0" w:color="000000"/>
-              <w:left w:val="single" w:sz="4" w:space="0" w:color="000000"/>
-              <w:bottom w:val="single" w:sz="4" w:space="0" w:color="000000"/>
-              <w:right w:val="single" w:sz="4" w:space="0" w:color="000000"/>
-            </w:tcBorders>
-            <w:tcMar>
-              <w:top w:w="50" w:type="dxa"/>
-              <w:left w:w="90" w:type="dxa"/>
-              <w:bottom w:w="50" w:type="dxa"/>
-              <w:right w:w="90" w:type="dxa"/>
-            </w:tcMar>
-            <w:vAlign w:val="center"/>
-          </w:tcPr>
-          <w:p>
-            <w:pPr>
-              <w:spacing w:after="20"/>
-            </w:pPr>
+              <w:t>tests</w:t>
+            </w:r>
+            <w:proofErr w:type="spellEnd"/>
             <w:r>
               <w:rPr>
                 <w:sz w:val="17"/>
                 <w:szCs w:val="17"/>
               </w:rPr>
-              <w:t>Automatizada (tests/perf)</w:t>
+              <w:t>/</w:t>
+            </w:r>
+            <w:proofErr w:type="spellStart"/>
+            <w:r>
+              <w:rPr>
+                <w:sz w:val="17"/>
+                <w:szCs w:val="17"/>
+              </w:rPr>
+              <w:t>perf</w:t>
+            </w:r>
+            <w:proofErr w:type="spellEnd"/>
+            <w:r>
+              <w:rPr>
+                <w:sz w:val="17"/>
+                <w:szCs w:val="17"/>
+              </w:rPr>
+              <w:t>).</w:t>
+            </w:r>
+          </w:p>
+        </w:tc>
+        <w:tc>
+          <w:tcPr>
+            <w:tcW w:w="2873" w:type="dxa"/>
+            <w:tcBorders>
+              <w:top w:val="single" w:sz="4" w:space="0" w:color="000000"/>
+              <w:left w:val="single" w:sz="4" w:space="0" w:color="000000"/>
+              <w:bottom w:val="single" w:sz="4" w:space="0" w:color="000000"/>
+              <w:right w:val="single" w:sz="4" w:space="0" w:color="000000"/>
+            </w:tcBorders>
+            <w:tcMar>
+              <w:top w:w="50" w:type="dxa"/>
+              <w:left w:w="90" w:type="dxa"/>
+              <w:bottom w:w="50" w:type="dxa"/>
+              <w:right w:w="90" w:type="dxa"/>
+            </w:tcMar>
+            <w:vAlign w:val="center"/>
+          </w:tcPr>
+          <w:p>
+            <w:pPr>
+              <w:spacing w:after="20"/>
+            </w:pPr>
+            <w:r>
+              <w:rPr>
+                <w:sz w:val="17"/>
+                <w:szCs w:val="17"/>
+              </w:rPr>
+              <w:t>Percentil 95 menor o igual a 3000 ms.</w:t>
+            </w:r>
+          </w:p>
+        </w:tc>
+        <w:tc>
+          <w:tcPr>
+            <w:tcW w:w="1640" w:type="dxa"/>
+            <w:tcBorders>
+              <w:top w:val="single" w:sz="4" w:space="0" w:color="000000"/>
+              <w:left w:val="single" w:sz="4" w:space="0" w:color="000000"/>
+              <w:bottom w:val="single" w:sz="4" w:space="0" w:color="000000"/>
+              <w:right w:val="single" w:sz="4" w:space="0" w:color="000000"/>
+            </w:tcBorders>
+            <w:tcMar>
+              <w:top w:w="50" w:type="dxa"/>
+              <w:left w:w="90" w:type="dxa"/>
+              <w:bottom w:w="50" w:type="dxa"/>
+              <w:right w:w="90" w:type="dxa"/>
+            </w:tcMar>
+            <w:vAlign w:val="center"/>
+          </w:tcPr>
+          <w:p>
+            <w:pPr>
+              <w:spacing w:after="20"/>
+            </w:pPr>
+            <w:r>
+              <w:rPr>
+                <w:sz w:val="17"/>
+                <w:szCs w:val="17"/>
+              </w:rPr>
+              <w:t>Automatizada (</w:t>
+            </w:r>
+            <w:proofErr w:type="spellStart"/>
+            <w:r>
+              <w:rPr>
+                <w:sz w:val="17"/>
+                <w:szCs w:val="17"/>
+              </w:rPr>
+              <w:t>tests</w:t>
+            </w:r>
+            <w:proofErr w:type="spellEnd"/>
+            <w:r>
+              <w:rPr>
+                <w:sz w:val="17"/>
+                <w:szCs w:val="17"/>
+              </w:rPr>
+              <w:t>/</w:t>
+            </w:r>
+            <w:proofErr w:type="spellStart"/>
+            <w:r>
+              <w:rPr>
+                <w:sz w:val="17"/>
+                <w:szCs w:val="17"/>
+              </w:rPr>
+              <w:t>perf</w:t>
+            </w:r>
+            <w:proofErr w:type="spellEnd"/>
+            <w:r>
+              <w:rPr>
+                <w:sz w:val="17"/>
+                <w:szCs w:val="17"/>
+              </w:rPr>
+              <w:t>)</w:t>
             </w:r>
           </w:p>
         </w:tc>
       </w:tr>
       <w:tr>
-        <w:tblPrEx>
-          <w:tblCellMar>
-            <w:top w:w="0" w:type="dxa"/>
-            <w:bottom w:w="0" w:type="dxa"/>
-          </w:tblCellMar>
-        </w:tblPrEx>
         <w:trPr>
           <w:cantSplit/>
         </w:trPr>
@@ -42892,7 +41870,39 @@
                 <w:sz w:val="17"/>
                 <w:szCs w:val="17"/>
               </w:rPr>
-              <w:t>Automatizada (tests/integrity)</w:t>
+              <w:t>Automatizada (</w:t>
+            </w:r>
+            <w:proofErr w:type="spellStart"/>
+            <w:r>
+              <w:rPr>
+                <w:sz w:val="17"/>
+                <w:szCs w:val="17"/>
+              </w:rPr>
+              <w:t>tests</w:t>
+            </w:r>
+            <w:proofErr w:type="spellEnd"/>
+            <w:r>
+              <w:rPr>
+                <w:sz w:val="17"/>
+                <w:szCs w:val="17"/>
+              </w:rPr>
+              <w:t>/</w:t>
+            </w:r>
+            <w:proofErr w:type="spellStart"/>
+            <w:r>
+              <w:rPr>
+                <w:sz w:val="17"/>
+                <w:szCs w:val="17"/>
+              </w:rPr>
+              <w:t>integrity</w:t>
+            </w:r>
+            <w:proofErr w:type="spellEnd"/>
+            <w:r>
+              <w:rPr>
+                <w:sz w:val="17"/>
+                <w:szCs w:val="17"/>
+              </w:rPr>
+              <w:t>)</w:t>
             </w:r>
           </w:p>
         </w:tc>
@@ -43074,12 +42084,21 @@
     <w:pPr>
       <w:jc w:val="right"/>
     </w:pPr>
+    <w:proofErr w:type="spellStart"/>
     <w:r>
       <w:rPr>
         <w:sz w:val="16"/>
         <w:szCs w:val="16"/>
       </w:rPr>
-      <w:t>TrazaDoc · Plan de Pruebas de Software</w:t>
+      <w:t>TrazaDoc</w:t>
+    </w:r>
+    <w:proofErr w:type="spellEnd"/>
+    <w:r>
+      <w:rPr>
+        <w:sz w:val="16"/>
+        <w:szCs w:val="16"/>
+      </w:rPr>
+      <w:t xml:space="preserve"> · Plan de Pruebas de Software</w:t>
     </w:r>
   </w:p>
 </w:hdr>
@@ -43091,12 +42110,21 @@
     <w:pPr>
       <w:jc w:val="right"/>
     </w:pPr>
+    <w:proofErr w:type="spellStart"/>
     <w:r>
       <w:rPr>
         <w:sz w:val="16"/>
         <w:szCs w:val="16"/>
       </w:rPr>
-      <w:t>TrazaDoc · Plan de Pruebas de Software</w:t>
+      <w:t>TrazaDoc</w:t>
+    </w:r>
+    <w:proofErr w:type="spellEnd"/>
+    <w:r>
+      <w:rPr>
+        <w:sz w:val="16"/>
+        <w:szCs w:val="16"/>
+      </w:rPr>
+      <w:t xml:space="preserve"> · Plan de Pruebas de Software</w:t>
     </w:r>
   </w:p>
 </w:hdr>

--- a/docs/Plan de Pruebas de Software - TrazaDoc.docx
+++ b/docs/Plan de Pruebas de Software - TrazaDoc.docx
@@ -26,7 +26,6 @@
         <w:spacing w:before="120"/>
         <w:jc w:val="center"/>
       </w:pPr>
-      <w:proofErr w:type="spellStart"/>
       <w:r>
         <w:rPr>
           <w:b/>
@@ -36,7 +35,6 @@
         </w:rPr>
         <w:t>TrazaDoc</w:t>
       </w:r>
-      <w:proofErr w:type="spellEnd"/>
     </w:p>
     <w:p>
       <w:pPr>
@@ -82,16 +80,8 @@
         <w:jc w:val="center"/>
       </w:pPr>
       <w:r>
-        <w:t xml:space="preserve">Director: </w:t>
+        <w:t>Director: Juan Carlos Navarro Beltrán</w:t>
       </w:r>
-      <w:r>
-        <w:t xml:space="preserve">Sara Fernanda </w:t>
-      </w:r>
-      <w:proofErr w:type="spellStart"/>
-      <w:r>
-        <w:t>Sanchez</w:t>
-      </w:r>
-      <w:proofErr w:type="spellEnd"/>
     </w:p>
     <w:p>
       <w:pPr>
@@ -161,7 +151,7 @@
           <w:left w:w="10" w:type="dxa"/>
           <w:right w:w="10" w:type="dxa"/>
         </w:tblCellMar>
-        <w:tblLook w:val="04A0" w:firstRow="1" w:lastRow="0" w:firstColumn="1" w:lastColumn="0" w:noHBand="0" w:noVBand="1"/>
+        <w:tblLook w:val="0000" w:firstRow="0" w:lastRow="0" w:firstColumn="0" w:lastColumn="0" w:noHBand="0" w:noVBand="0"/>
       </w:tblPr>
       <w:tblGrid>
         <w:gridCol w:w="1123"/>
@@ -170,6 +160,12 @@
         <w:gridCol w:w="3931"/>
       </w:tblGrid>
       <w:tr>
+        <w:tblPrEx>
+          <w:tblCellMar>
+            <w:top w:w="0" w:type="dxa"/>
+            <w:bottom w:w="0" w:type="dxa"/>
+          </w:tblCellMar>
+        </w:tblPrEx>
         <w:trPr>
           <w:cantSplit/>
           <w:tblHeader/>
@@ -304,6 +300,12 @@
         </w:tc>
       </w:tr>
       <w:tr>
+        <w:tblPrEx>
+          <w:tblCellMar>
+            <w:top w:w="0" w:type="dxa"/>
+            <w:bottom w:w="0" w:type="dxa"/>
+          </w:tblCellMar>
+        </w:tblPrEx>
         <w:trPr>
           <w:cantSplit/>
         </w:trPr>
@@ -451,7 +453,7 @@
     <w:sdt>
       <w:sdtPr>
         <w:alias w:val="Contenido"/>
-        <w:id w:val="896864267"/>
+        <w:id w:val="405892091"/>
       </w:sdtPr>
       <w:sdtEndPr/>
       <w:sdtContent>
@@ -480,7 +482,7 @@
           <w:r>
             <w:fldChar w:fldCharType="separate"/>
           </w:r>
-          <w:hyperlink w:anchor="_Toc243846502" w:history="1">
+          <w:hyperlink w:anchor="_Toc243848129" w:history="1">
             <w:r>
               <w:rPr>
                 <w:rStyle w:val="Hipervnculo"/>
@@ -504,7 +506,7 @@
               <w:rPr>
                 <w:noProof/>
               </w:rPr>
-              <w:instrText xml:space="preserve"> PAGEREF _Toc243846502 \h </w:instrText>
+              <w:instrText xml:space="preserve"> PAGEREF _Toc243848129 \h </w:instrText>
             </w:r>
             <w:r>
               <w:rPr>
@@ -547,7 +549,7 @@
               <w14:ligatures w14:val="standardContextual"/>
             </w:rPr>
           </w:pPr>
-          <w:hyperlink w:anchor="_Toc243846503" w:history="1">
+          <w:hyperlink w:anchor="_Toc243848130" w:history="1">
             <w:r>
               <w:rPr>
                 <w:rStyle w:val="Hipervnculo"/>
@@ -571,7 +573,7 @@
               <w:rPr>
                 <w:noProof/>
               </w:rPr>
-              <w:instrText xml:space="preserve"> PAGEREF _Toc243846503 \h </w:instrText>
+              <w:instrText xml:space="preserve"> PAGEREF _Toc243848130 \h </w:instrText>
             </w:r>
             <w:r>
               <w:rPr>
@@ -614,7 +616,7 @@
               <w14:ligatures w14:val="standardContextual"/>
             </w:rPr>
           </w:pPr>
-          <w:hyperlink w:anchor="_Toc243846504" w:history="1">
+          <w:hyperlink w:anchor="_Toc243848131" w:history="1">
             <w:r>
               <w:rPr>
                 <w:rStyle w:val="Hipervnculo"/>
@@ -638,7 +640,7 @@
               <w:rPr>
                 <w:noProof/>
               </w:rPr>
-              <w:instrText xml:space="preserve"> PAGEREF _Toc243846504 \h </w:instrText>
+              <w:instrText xml:space="preserve"> PAGEREF _Toc243848131 \h </w:instrText>
             </w:r>
             <w:r>
               <w:rPr>
@@ -681,7 +683,7 @@
               <w14:ligatures w14:val="standardContextual"/>
             </w:rPr>
           </w:pPr>
-          <w:hyperlink w:anchor="_Toc243846505" w:history="1">
+          <w:hyperlink w:anchor="_Toc243848132" w:history="1">
             <w:r>
               <w:rPr>
                 <w:rStyle w:val="Hipervnculo"/>
@@ -705,7 +707,7 @@
               <w:rPr>
                 <w:noProof/>
               </w:rPr>
-              <w:instrText xml:space="preserve"> PAGEREF _Toc243846505 \h </w:instrText>
+              <w:instrText xml:space="preserve"> PAGEREF _Toc243848132 \h </w:instrText>
             </w:r>
             <w:r>
               <w:rPr>
@@ -748,7 +750,7 @@
               <w14:ligatures w14:val="standardContextual"/>
             </w:rPr>
           </w:pPr>
-          <w:hyperlink w:anchor="_Toc243846506" w:history="1">
+          <w:hyperlink w:anchor="_Toc243848133" w:history="1">
             <w:r>
               <w:rPr>
                 <w:rStyle w:val="Hipervnculo"/>
@@ -772,7 +774,7 @@
               <w:rPr>
                 <w:noProof/>
               </w:rPr>
-              <w:instrText xml:space="preserve"> PAGEREF _Toc243846506 \h </w:instrText>
+              <w:instrText xml:space="preserve"> PAGEREF _Toc243848133 \h </w:instrText>
             </w:r>
             <w:r>
               <w:rPr>
@@ -815,7 +817,7 @@
               <w14:ligatures w14:val="standardContextual"/>
             </w:rPr>
           </w:pPr>
-          <w:hyperlink w:anchor="_Toc243846507" w:history="1">
+          <w:hyperlink w:anchor="_Toc243848134" w:history="1">
             <w:r>
               <w:rPr>
                 <w:rStyle w:val="Hipervnculo"/>
@@ -839,7 +841,7 @@
               <w:rPr>
                 <w:noProof/>
               </w:rPr>
-              <w:instrText xml:space="preserve"> PAGEREF _Toc243846507 \h </w:instrText>
+              <w:instrText xml:space="preserve"> PAGEREF _Toc243848134 \h </w:instrText>
             </w:r>
             <w:r>
               <w:rPr>
@@ -882,7 +884,7 @@
               <w14:ligatures w14:val="standardContextual"/>
             </w:rPr>
           </w:pPr>
-          <w:hyperlink w:anchor="_Toc243846508" w:history="1">
+          <w:hyperlink w:anchor="_Toc243848135" w:history="1">
             <w:r>
               <w:rPr>
                 <w:rStyle w:val="Hipervnculo"/>
@@ -906,7 +908,7 @@
               <w:rPr>
                 <w:noProof/>
               </w:rPr>
-              <w:instrText xml:space="preserve"> PAGEREF _Toc243846508 \h </w:instrText>
+              <w:instrText xml:space="preserve"> PAGEREF _Toc243848135 \h </w:instrText>
             </w:r>
             <w:r>
               <w:rPr>
@@ -949,7 +951,7 @@
               <w14:ligatures w14:val="standardContextual"/>
             </w:rPr>
           </w:pPr>
-          <w:hyperlink w:anchor="_Toc243846509" w:history="1">
+          <w:hyperlink w:anchor="_Toc243848136" w:history="1">
             <w:r>
               <w:rPr>
                 <w:rStyle w:val="Hipervnculo"/>
@@ -973,7 +975,7 @@
               <w:rPr>
                 <w:noProof/>
               </w:rPr>
-              <w:instrText xml:space="preserve"> PAGEREF _Toc243846509 \h </w:instrText>
+              <w:instrText xml:space="preserve"> PAGEREF _Toc243848136 \h </w:instrText>
             </w:r>
             <w:r>
               <w:rPr>
@@ -1016,7 +1018,7 @@
               <w14:ligatures w14:val="standardContextual"/>
             </w:rPr>
           </w:pPr>
-          <w:hyperlink w:anchor="_Toc243846510" w:history="1">
+          <w:hyperlink w:anchor="_Toc243848137" w:history="1">
             <w:r>
               <w:rPr>
                 <w:rStyle w:val="Hipervnculo"/>
@@ -1040,7 +1042,7 @@
               <w:rPr>
                 <w:noProof/>
               </w:rPr>
-              <w:instrText xml:space="preserve"> PAGEREF _Toc243846510 \h </w:instrText>
+              <w:instrText xml:space="preserve"> PAGEREF _Toc243848137 \h </w:instrText>
             </w:r>
             <w:r>
               <w:rPr>
@@ -1083,7 +1085,7 @@
               <w14:ligatures w14:val="standardContextual"/>
             </w:rPr>
           </w:pPr>
-          <w:hyperlink w:anchor="_Toc243846511" w:history="1">
+          <w:hyperlink w:anchor="_Toc243848138" w:history="1">
             <w:r>
               <w:rPr>
                 <w:rStyle w:val="Hipervnculo"/>
@@ -1107,7 +1109,7 @@
               <w:rPr>
                 <w:noProof/>
               </w:rPr>
-              <w:instrText xml:space="preserve"> PAGEREF _Toc243846511 \h </w:instrText>
+              <w:instrText xml:space="preserve"> PAGEREF _Toc243848138 \h </w:instrText>
             </w:r>
             <w:r>
               <w:rPr>
@@ -1150,7 +1152,7 @@
               <w14:ligatures w14:val="standardContextual"/>
             </w:rPr>
           </w:pPr>
-          <w:hyperlink w:anchor="_Toc243846512" w:history="1">
+          <w:hyperlink w:anchor="_Toc243848139" w:history="1">
             <w:r>
               <w:rPr>
                 <w:rStyle w:val="Hipervnculo"/>
@@ -1174,7 +1176,7 @@
               <w:rPr>
                 <w:noProof/>
               </w:rPr>
-              <w:instrText xml:space="preserve"> PAGEREF _Toc243846512 \h </w:instrText>
+              <w:instrText xml:space="preserve"> PAGEREF _Toc243848139 \h </w:instrText>
             </w:r>
             <w:r>
               <w:rPr>
@@ -1217,7 +1219,7 @@
               <w14:ligatures w14:val="standardContextual"/>
             </w:rPr>
           </w:pPr>
-          <w:hyperlink w:anchor="_Toc243846513" w:history="1">
+          <w:hyperlink w:anchor="_Toc243848140" w:history="1">
             <w:r>
               <w:rPr>
                 <w:rStyle w:val="Hipervnculo"/>
@@ -1241,7 +1243,7 @@
               <w:rPr>
                 <w:noProof/>
               </w:rPr>
-              <w:instrText xml:space="preserve"> PAGEREF _Toc243846513 \h </w:instrText>
+              <w:instrText xml:space="preserve"> PAGEREF _Toc243848140 \h </w:instrText>
             </w:r>
             <w:r>
               <w:rPr>
@@ -1284,7 +1286,7 @@
               <w14:ligatures w14:val="standardContextual"/>
             </w:rPr>
           </w:pPr>
-          <w:hyperlink w:anchor="_Toc243846514" w:history="1">
+          <w:hyperlink w:anchor="_Toc243848141" w:history="1">
             <w:r>
               <w:rPr>
                 <w:rStyle w:val="Hipervnculo"/>
@@ -1308,7 +1310,7 @@
               <w:rPr>
                 <w:noProof/>
               </w:rPr>
-              <w:instrText xml:space="preserve"> PAGEREF _Toc243846514 \h </w:instrText>
+              <w:instrText xml:space="preserve"> PAGEREF _Toc243848141 \h </w:instrText>
             </w:r>
             <w:r>
               <w:rPr>
@@ -1351,7 +1353,7 @@
               <w14:ligatures w14:val="standardContextual"/>
             </w:rPr>
           </w:pPr>
-          <w:hyperlink w:anchor="_Toc243846515" w:history="1">
+          <w:hyperlink w:anchor="_Toc243848142" w:history="1">
             <w:r>
               <w:rPr>
                 <w:rStyle w:val="Hipervnculo"/>
@@ -1375,7 +1377,7 @@
               <w:rPr>
                 <w:noProof/>
               </w:rPr>
-              <w:instrText xml:space="preserve"> PAGEREF _Toc243846515 \h </w:instrText>
+              <w:instrText xml:space="preserve"> PAGEREF _Toc243848142 \h </w:instrText>
             </w:r>
             <w:r>
               <w:rPr>
@@ -1418,7 +1420,7 @@
               <w14:ligatures w14:val="standardContextual"/>
             </w:rPr>
           </w:pPr>
-          <w:hyperlink w:anchor="_Toc243846516" w:history="1">
+          <w:hyperlink w:anchor="_Toc243848143" w:history="1">
             <w:r>
               <w:rPr>
                 <w:rStyle w:val="Hipervnculo"/>
@@ -1442,7 +1444,7 @@
               <w:rPr>
                 <w:noProof/>
               </w:rPr>
-              <w:instrText xml:space="preserve"> PAGEREF _Toc243846516 \h </w:instrText>
+              <w:instrText xml:space="preserve"> PAGEREF _Toc243848143 \h </w:instrText>
             </w:r>
             <w:r>
               <w:rPr>
@@ -1485,7 +1487,7 @@
               <w14:ligatures w14:val="standardContextual"/>
             </w:rPr>
           </w:pPr>
-          <w:hyperlink w:anchor="_Toc243846517" w:history="1">
+          <w:hyperlink w:anchor="_Toc243848144" w:history="1">
             <w:r>
               <w:rPr>
                 <w:rStyle w:val="Hipervnculo"/>
@@ -1509,7 +1511,7 @@
               <w:rPr>
                 <w:noProof/>
               </w:rPr>
-              <w:instrText xml:space="preserve"> PAGEREF _Toc243846517 \h </w:instrText>
+              <w:instrText xml:space="preserve"> PAGEREF _Toc243848144 \h </w:instrText>
             </w:r>
             <w:r>
               <w:rPr>
@@ -1552,7 +1554,7 @@
               <w14:ligatures w14:val="standardContextual"/>
             </w:rPr>
           </w:pPr>
-          <w:hyperlink w:anchor="_Toc243846518" w:history="1">
+          <w:hyperlink w:anchor="_Toc243848145" w:history="1">
             <w:r>
               <w:rPr>
                 <w:rStyle w:val="Hipervnculo"/>
@@ -1576,7 +1578,7 @@
               <w:rPr>
                 <w:noProof/>
               </w:rPr>
-              <w:instrText xml:space="preserve"> PAGEREF _Toc243846518 \h </w:instrText>
+              <w:instrText xml:space="preserve"> PAGEREF _Toc243848145 \h </w:instrText>
             </w:r>
             <w:r>
               <w:rPr>
@@ -1619,7 +1621,7 @@
               <w14:ligatures w14:val="standardContextual"/>
             </w:rPr>
           </w:pPr>
-          <w:hyperlink w:anchor="_Toc243846519" w:history="1">
+          <w:hyperlink w:anchor="_Toc243848146" w:history="1">
             <w:r>
               <w:rPr>
                 <w:rStyle w:val="Hipervnculo"/>
@@ -1643,7 +1645,7 @@
               <w:rPr>
                 <w:noProof/>
               </w:rPr>
-              <w:instrText xml:space="preserve"> PAGEREF _Toc243846519 \h </w:instrText>
+              <w:instrText xml:space="preserve"> PAGEREF _Toc243848146 \h </w:instrText>
             </w:r>
             <w:r>
               <w:rPr>
@@ -1686,7 +1688,7 @@
               <w14:ligatures w14:val="standardContextual"/>
             </w:rPr>
           </w:pPr>
-          <w:hyperlink w:anchor="_Toc243846520" w:history="1">
+          <w:hyperlink w:anchor="_Toc243848147" w:history="1">
             <w:r>
               <w:rPr>
                 <w:rStyle w:val="Hipervnculo"/>
@@ -1710,7 +1712,7 @@
               <w:rPr>
                 <w:noProof/>
               </w:rPr>
-              <w:instrText xml:space="preserve"> PAGEREF _Toc243846520 \h </w:instrText>
+              <w:instrText xml:space="preserve"> PAGEREF _Toc243848147 \h </w:instrText>
             </w:r>
             <w:r>
               <w:rPr>
@@ -1753,7 +1755,7 @@
               <w14:ligatures w14:val="standardContextual"/>
             </w:rPr>
           </w:pPr>
-          <w:hyperlink w:anchor="_Toc243846521" w:history="1">
+          <w:hyperlink w:anchor="_Toc243848148" w:history="1">
             <w:r>
               <w:rPr>
                 <w:rStyle w:val="Hipervnculo"/>
@@ -1777,7 +1779,7 @@
               <w:rPr>
                 <w:noProof/>
               </w:rPr>
-              <w:instrText xml:space="preserve"> PAGEREF _Toc243846521 \h </w:instrText>
+              <w:instrText xml:space="preserve"> PAGEREF _Toc243848148 \h </w:instrText>
             </w:r>
             <w:r>
               <w:rPr>
@@ -1820,7 +1822,7 @@
               <w14:ligatures w14:val="standardContextual"/>
             </w:rPr>
           </w:pPr>
-          <w:hyperlink w:anchor="_Toc243846522" w:history="1">
+          <w:hyperlink w:anchor="_Toc243848149" w:history="1">
             <w:r>
               <w:rPr>
                 <w:rStyle w:val="Hipervnculo"/>
@@ -1844,7 +1846,7 @@
               <w:rPr>
                 <w:noProof/>
               </w:rPr>
-              <w:instrText xml:space="preserve"> PAGEREF _Toc243846522 \h </w:instrText>
+              <w:instrText xml:space="preserve"> PAGEREF _Toc243848149 \h </w:instrText>
             </w:r>
             <w:r>
               <w:rPr>
@@ -1887,7 +1889,7 @@
               <w14:ligatures w14:val="standardContextual"/>
             </w:rPr>
           </w:pPr>
-          <w:hyperlink w:anchor="_Toc243846523" w:history="1">
+          <w:hyperlink w:anchor="_Toc243848150" w:history="1">
             <w:r>
               <w:rPr>
                 <w:rStyle w:val="Hipervnculo"/>
@@ -1911,7 +1913,7 @@
               <w:rPr>
                 <w:noProof/>
               </w:rPr>
-              <w:instrText xml:space="preserve"> PAGEREF _Toc243846523 \h </w:instrText>
+              <w:instrText xml:space="preserve"> PAGEREF _Toc243848150 \h </w:instrText>
             </w:r>
             <w:r>
               <w:rPr>
@@ -1954,7 +1956,7 @@
               <w14:ligatures w14:val="standardContextual"/>
             </w:rPr>
           </w:pPr>
-          <w:hyperlink w:anchor="_Toc243846524" w:history="1">
+          <w:hyperlink w:anchor="_Toc243848151" w:history="1">
             <w:r>
               <w:rPr>
                 <w:rStyle w:val="Hipervnculo"/>
@@ -1978,7 +1980,7 @@
               <w:rPr>
                 <w:noProof/>
               </w:rPr>
-              <w:instrText xml:space="preserve"> PAGEREF _Toc243846524 \h </w:instrText>
+              <w:instrText xml:space="preserve"> PAGEREF _Toc243848151 \h </w:instrText>
             </w:r>
             <w:r>
               <w:rPr>
@@ -2021,7 +2023,7 @@
               <w14:ligatures w14:val="standardContextual"/>
             </w:rPr>
           </w:pPr>
-          <w:hyperlink w:anchor="_Toc243846525" w:history="1">
+          <w:hyperlink w:anchor="_Toc243848152" w:history="1">
             <w:r>
               <w:rPr>
                 <w:rStyle w:val="Hipervnculo"/>
@@ -2045,7 +2047,7 @@
               <w:rPr>
                 <w:noProof/>
               </w:rPr>
-              <w:instrText xml:space="preserve"> PAGEREF _Toc243846525 \h </w:instrText>
+              <w:instrText xml:space="preserve"> PAGEREF _Toc243848152 \h </w:instrText>
             </w:r>
             <w:r>
               <w:rPr>
@@ -2088,7 +2090,7 @@
               <w14:ligatures w14:val="standardContextual"/>
             </w:rPr>
           </w:pPr>
-          <w:hyperlink w:anchor="_Toc243846526" w:history="1">
+          <w:hyperlink w:anchor="_Toc243848153" w:history="1">
             <w:r>
               <w:rPr>
                 <w:rStyle w:val="Hipervnculo"/>
@@ -2112,7 +2114,7 @@
               <w:rPr>
                 <w:noProof/>
               </w:rPr>
-              <w:instrText xml:space="preserve"> PAGEREF _Toc243846526 \h </w:instrText>
+              <w:instrText xml:space="preserve"> PAGEREF _Toc243848153 \h </w:instrText>
             </w:r>
             <w:r>
               <w:rPr>
@@ -2155,7 +2157,7 @@
               <w14:ligatures w14:val="standardContextual"/>
             </w:rPr>
           </w:pPr>
-          <w:hyperlink w:anchor="_Toc243846527" w:history="1">
+          <w:hyperlink w:anchor="_Toc243848154" w:history="1">
             <w:r>
               <w:rPr>
                 <w:rStyle w:val="Hipervnculo"/>
@@ -2179,7 +2181,7 @@
               <w:rPr>
                 <w:noProof/>
               </w:rPr>
-              <w:instrText xml:space="preserve"> PAGEREF _Toc243846527 \h </w:instrText>
+              <w:instrText xml:space="preserve"> PAGEREF _Toc243848154 \h </w:instrText>
             </w:r>
             <w:r>
               <w:rPr>
@@ -2222,7 +2224,7 @@
               <w14:ligatures w14:val="standardContextual"/>
             </w:rPr>
           </w:pPr>
-          <w:hyperlink w:anchor="_Toc243846528" w:history="1">
+          <w:hyperlink w:anchor="_Toc243848155" w:history="1">
             <w:r>
               <w:rPr>
                 <w:rStyle w:val="Hipervnculo"/>
@@ -2246,7 +2248,7 @@
               <w:rPr>
                 <w:noProof/>
               </w:rPr>
-              <w:instrText xml:space="preserve"> PAGEREF _Toc243846528 \h </w:instrText>
+              <w:instrText xml:space="preserve"> PAGEREF _Toc243848155 \h </w:instrText>
             </w:r>
             <w:r>
               <w:rPr>
@@ -2289,7 +2291,7 @@
               <w14:ligatures w14:val="standardContextual"/>
             </w:rPr>
           </w:pPr>
-          <w:hyperlink w:anchor="_Toc243846529" w:history="1">
+          <w:hyperlink w:anchor="_Toc243848156" w:history="1">
             <w:r>
               <w:rPr>
                 <w:rStyle w:val="Hipervnculo"/>
@@ -2313,7 +2315,7 @@
               <w:rPr>
                 <w:noProof/>
               </w:rPr>
-              <w:instrText xml:space="preserve"> PAGEREF _Toc243846529 \h </w:instrText>
+              <w:instrText xml:space="preserve"> PAGEREF _Toc243848156 \h </w:instrText>
             </w:r>
             <w:r>
               <w:rPr>
@@ -2356,7 +2358,7 @@
               <w14:ligatures w14:val="standardContextual"/>
             </w:rPr>
           </w:pPr>
-          <w:hyperlink w:anchor="_Toc243846530" w:history="1">
+          <w:hyperlink w:anchor="_Toc243848157" w:history="1">
             <w:r>
               <w:rPr>
                 <w:rStyle w:val="Hipervnculo"/>
@@ -2380,7 +2382,7 @@
               <w:rPr>
                 <w:noProof/>
               </w:rPr>
-              <w:instrText xml:space="preserve"> PAGEREF _Toc243846530 \h </w:instrText>
+              <w:instrText xml:space="preserve"> PAGEREF _Toc243848157 \h </w:instrText>
             </w:r>
             <w:r>
               <w:rPr>
@@ -2423,7 +2425,7 @@
               <w14:ligatures w14:val="standardContextual"/>
             </w:rPr>
           </w:pPr>
-          <w:hyperlink w:anchor="_Toc243846531" w:history="1">
+          <w:hyperlink w:anchor="_Toc243848158" w:history="1">
             <w:r>
               <w:rPr>
                 <w:rStyle w:val="Hipervnculo"/>
@@ -2447,7 +2449,7 @@
               <w:rPr>
                 <w:noProof/>
               </w:rPr>
-              <w:instrText xml:space="preserve"> PAGEREF _Toc243846531 \h </w:instrText>
+              <w:instrText xml:space="preserve"> PAGEREF _Toc243848158 \h </w:instrText>
             </w:r>
             <w:r>
               <w:rPr>
@@ -2490,7 +2492,7 @@
               <w14:ligatures w14:val="standardContextual"/>
             </w:rPr>
           </w:pPr>
-          <w:hyperlink w:anchor="_Toc243846532" w:history="1">
+          <w:hyperlink w:anchor="_Toc243848159" w:history="1">
             <w:r>
               <w:rPr>
                 <w:rStyle w:val="Hipervnculo"/>
@@ -2514,7 +2516,7 @@
               <w:rPr>
                 <w:noProof/>
               </w:rPr>
-              <w:instrText xml:space="preserve"> PAGEREF _Toc243846532 \h </w:instrText>
+              <w:instrText xml:space="preserve"> PAGEREF _Toc243848159 \h </w:instrText>
             </w:r>
             <w:r>
               <w:rPr>
@@ -2557,12 +2559,79 @@
               <w14:ligatures w14:val="standardContextual"/>
             </w:rPr>
           </w:pPr>
-          <w:hyperlink w:anchor="_Toc243846534" w:history="1">
+          <w:hyperlink w:anchor="_Toc243848160" w:history="1">
             <w:r>
               <w:rPr>
                 <w:rStyle w:val="Hipervnculo"/>
                 <w:noProof/>
               </w:rPr>
+              <w:t>11. Aprobaciones</w:t>
+            </w:r>
+            <w:r>
+              <w:rPr>
+                <w:noProof/>
+              </w:rPr>
+              <w:tab/>
+            </w:r>
+            <w:r>
+              <w:rPr>
+                <w:noProof/>
+              </w:rPr>
+              <w:fldChar w:fldCharType="begin"/>
+            </w:r>
+            <w:r>
+              <w:rPr>
+                <w:noProof/>
+              </w:rPr>
+              <w:instrText xml:space="preserve"> PAGEREF _Toc243848160 \h </w:instrText>
+            </w:r>
+            <w:r>
+              <w:rPr>
+                <w:noProof/>
+              </w:rPr>
+            </w:r>
+            <w:r>
+              <w:rPr>
+                <w:noProof/>
+              </w:rPr>
+              <w:fldChar w:fldCharType="separate"/>
+            </w:r>
+            <w:r>
+              <w:rPr>
+                <w:noProof/>
+              </w:rPr>
+              <w:t>29</w:t>
+            </w:r>
+            <w:r>
+              <w:rPr>
+                <w:noProof/>
+              </w:rPr>
+              <w:fldChar w:fldCharType="end"/>
+            </w:r>
+          </w:hyperlink>
+        </w:p>
+        <w:p>
+          <w:pPr>
+            <w:pStyle w:val="TDC1"/>
+            <w:tabs>
+              <w:tab w:val="right" w:leader="dot" w:pos="9350"/>
+            </w:tabs>
+            <w:rPr>
+              <w:rFonts w:asciiTheme="minorHAnsi" w:eastAsiaTheme="minorEastAsia" w:hAnsiTheme="minorHAnsi" w:cstheme="minorBidi"/>
+              <w:noProof/>
+              <w:color w:val="auto"/>
+              <w:kern w:val="2"/>
+              <w:sz w:val="24"/>
+              <w:szCs w:val="24"/>
+              <w14:ligatures w14:val="standardContextual"/>
+            </w:rPr>
+          </w:pPr>
+          <w:hyperlink w:anchor="_Toc243848161" w:history="1">
+            <w:r>
+              <w:rPr>
+                <w:rStyle w:val="Hipervnculo"/>
+                <w:noProof/>
+              </w:rPr>
               <w:t>Anexo A. Catálogo de casos de prueba</w:t>
             </w:r>
             <w:r>
@@ -2581,7 +2650,7 @@
               <w:rPr>
                 <w:noProof/>
               </w:rPr>
-              <w:instrText xml:space="preserve"> PAGEREF _Toc243846534 \h </w:instrText>
+              <w:instrText xml:space="preserve"> PAGEREF _Toc243848161 \h </w:instrText>
             </w:r>
             <w:r>
               <w:rPr>
@@ -2624,7 +2693,7 @@
               <w14:ligatures w14:val="standardContextual"/>
             </w:rPr>
           </w:pPr>
-          <w:hyperlink w:anchor="_Toc243846535" w:history="1">
+          <w:hyperlink w:anchor="_Toc243848162" w:history="1">
             <w:r>
               <w:rPr>
                 <w:rStyle w:val="Hipervnculo"/>
@@ -2648,7 +2717,7 @@
               <w:rPr>
                 <w:noProof/>
               </w:rPr>
-              <w:instrText xml:space="preserve"> PAGEREF _Toc243846535 \h </w:instrText>
+              <w:instrText xml:space="preserve"> PAGEREF _Toc243848162 \h </w:instrText>
             </w:r>
             <w:r>
               <w:rPr>
@@ -2691,7 +2760,7 @@
               <w14:ligatures w14:val="standardContextual"/>
             </w:rPr>
           </w:pPr>
-          <w:hyperlink w:anchor="_Toc243846536" w:history="1">
+          <w:hyperlink w:anchor="_Toc243848163" w:history="1">
             <w:r>
               <w:rPr>
                 <w:rStyle w:val="Hipervnculo"/>
@@ -2715,7 +2784,7 @@
               <w:rPr>
                 <w:noProof/>
               </w:rPr>
-              <w:instrText xml:space="preserve"> PAGEREF _Toc243846536 \h </w:instrText>
+              <w:instrText xml:space="preserve"> PAGEREF _Toc243848163 \h </w:instrText>
             </w:r>
             <w:r>
               <w:rPr>
@@ -2758,7 +2827,7 @@
               <w14:ligatures w14:val="standardContextual"/>
             </w:rPr>
           </w:pPr>
-          <w:hyperlink w:anchor="_Toc243846537" w:history="1">
+          <w:hyperlink w:anchor="_Toc243848164" w:history="1">
             <w:r>
               <w:rPr>
                 <w:rStyle w:val="Hipervnculo"/>
@@ -2782,7 +2851,7 @@
               <w:rPr>
                 <w:noProof/>
               </w:rPr>
-              <w:instrText xml:space="preserve"> PAGEREF _Toc243846537 \h </w:instrText>
+              <w:instrText xml:space="preserve"> PAGEREF _Toc243848164 \h </w:instrText>
             </w:r>
             <w:r>
               <w:rPr>
@@ -2825,7 +2894,7 @@
               <w14:ligatures w14:val="standardContextual"/>
             </w:rPr>
           </w:pPr>
-          <w:hyperlink w:anchor="_Toc243846538" w:history="1">
+          <w:hyperlink w:anchor="_Toc243848165" w:history="1">
             <w:r>
               <w:rPr>
                 <w:rStyle w:val="Hipervnculo"/>
@@ -2849,7 +2918,7 @@
               <w:rPr>
                 <w:noProof/>
               </w:rPr>
-              <w:instrText xml:space="preserve"> PAGEREF _Toc243846538 \h </w:instrText>
+              <w:instrText xml:space="preserve"> PAGEREF _Toc243848165 \h </w:instrText>
             </w:r>
             <w:r>
               <w:rPr>
@@ -2892,7 +2961,7 @@
               <w14:ligatures w14:val="standardContextual"/>
             </w:rPr>
           </w:pPr>
-          <w:hyperlink w:anchor="_Toc243846539" w:history="1">
+          <w:hyperlink w:anchor="_Toc243848166" w:history="1">
             <w:r>
               <w:rPr>
                 <w:rStyle w:val="Hipervnculo"/>
@@ -2916,7 +2985,7 @@
               <w:rPr>
                 <w:noProof/>
               </w:rPr>
-              <w:instrText xml:space="preserve"> PAGEREF _Toc243846539 \h </w:instrText>
+              <w:instrText xml:space="preserve"> PAGEREF _Toc243848166 \h </w:instrText>
             </w:r>
             <w:r>
               <w:rPr>
@@ -2959,7 +3028,7 @@
               <w14:ligatures w14:val="standardContextual"/>
             </w:rPr>
           </w:pPr>
-          <w:hyperlink w:anchor="_Toc243846540" w:history="1">
+          <w:hyperlink w:anchor="_Toc243848167" w:history="1">
             <w:r>
               <w:rPr>
                 <w:rStyle w:val="Hipervnculo"/>
@@ -2983,7 +3052,7 @@
               <w:rPr>
                 <w:noProof/>
               </w:rPr>
-              <w:instrText xml:space="preserve"> PAGEREF _Toc243846540 \h </w:instrText>
+              <w:instrText xml:space="preserve"> PAGEREF _Toc243848167 \h </w:instrText>
             </w:r>
             <w:r>
               <w:rPr>
@@ -3026,7 +3095,7 @@
       <w:pPr>
         <w:pStyle w:val="Ttulo1"/>
       </w:pPr>
-      <w:bookmarkStart w:id="0" w:name="_Toc243846502"/>
+      <w:bookmarkStart w:id="0" w:name="_Toc243848129"/>
       <w:r>
         <w:t>1. Objetivo</w:t>
       </w:r>
@@ -3035,53 +3104,67 @@
     <w:p>
       <w:pPr>
         <w:spacing w:after="140" w:line="276" w:lineRule="auto"/>
-        <w:jc w:val="both"/>
       </w:pPr>
       <w:r>
         <w:t xml:space="preserve">Este documento es el </w:t>
       </w:r>
       <w:r>
-        <w:t xml:space="preserve">Plan de Pruebas de Software (PPS) de </w:t>
+        <w:rPr>
+          <w:b/>
+          <w:bCs/>
+        </w:rPr>
+        <w:t>Plan de Pruebas de Software (PPS)</w:t>
       </w:r>
-      <w:proofErr w:type="spellStart"/>
       <w:r>
-        <w:t>TrazaDoc</w:t>
+        <w:t xml:space="preserve"> de TrazaDoc, el MVP desarrollado en el trabajo de grado. Responde al </w:t>
       </w:r>
-      <w:proofErr w:type="spellEnd"/>
       <w:r>
-        <w:t>, el MVP desarrollado en el trabajo de grado. Responde al objetivo específico 4 (OE4):</w:t>
+        <w:rPr>
+          <w:b/>
+          <w:bCs/>
+        </w:rPr>
+        <w:t>objetivo específico 4 (OE4)</w:t>
+      </w:r>
+      <w:r>
+        <w:t>:</w:t>
       </w:r>
     </w:p>
     <w:p>
       <w:pPr>
         <w:spacing w:after="140" w:line="276" w:lineRule="auto"/>
         <w:ind w:left="567" w:right="567"/>
-        <w:jc w:val="both"/>
       </w:pPr>
       <w:r>
+        <w:rPr>
+          <w:b/>
+          <w:bCs/>
+        </w:rPr>
         <w:t>"Evaluar el MVP mediante un plan de pruebas que verifique el comportamiento funcional de los módulos, la detección de alteraciones en documentos registrados y el rendimiento operativo del sistema."</w:t>
       </w:r>
     </w:p>
     <w:p>
       <w:pPr>
         <w:spacing w:after="140" w:line="276" w:lineRule="auto"/>
-        <w:jc w:val="both"/>
       </w:pPr>
       <w:r>
         <w:t xml:space="preserve">Su propósito es definir, antes de ejecutar cualquier prueba, </w:t>
       </w:r>
       <w:r>
-        <w:t>qué se va a probar, cómo, dónde, quién lo hace, cuándo y con qué criterio se decide si el sistema pasa o no.</w:t>
+        <w:rPr>
+          <w:b/>
+          <w:bCs/>
+        </w:rPr>
+        <w:t>qué se va a probar, cómo, dónde, quién lo hace, cuándo y con qué criterio se decide si el sistema pasa o no</w:t>
       </w:r>
       <w:r>
-        <w:t xml:space="preserve"> Así, los resultados que se presenten en el informe final se pueden repetir y comprobar.</w:t>
+        <w:t>. Así, los resultados que se presenten en el informe final se pueden repetir y comprobar.</w:t>
       </w:r>
     </w:p>
     <w:p>
       <w:pPr>
         <w:pStyle w:val="Ttulo2"/>
       </w:pPr>
-      <w:bookmarkStart w:id="1" w:name="_Toc243846503"/>
+      <w:bookmarkStart w:id="1" w:name="_Toc243848130"/>
       <w:r>
         <w:t>1.1 A quién va dirigido</w:t>
       </w:r>
@@ -3090,79 +3173,62 @@
     <w:p>
       <w:pPr>
         <w:spacing w:after="140" w:line="276" w:lineRule="auto"/>
-        <w:jc w:val="both"/>
       </w:pPr>
       <w:r>
         <w:t xml:space="preserve">Este documento está escrito para </w:t>
       </w:r>
       <w:r>
+        <w:rPr>
+          <w:b/>
+          <w:bCs/>
+        </w:rPr>
         <w:t>cualquier persona interesada</w:t>
       </w:r>
       <w:r>
-        <w:t xml:space="preserve"> en </w:t>
-      </w:r>
-      <w:proofErr w:type="spellStart"/>
-      <w:r>
-        <w:t>TrazaDoc</w:t>
-      </w:r>
-      <w:proofErr w:type="spellEnd"/>
-      <w:r>
-        <w:t xml:space="preserve">: el equipo del proyecto, </w:t>
-      </w:r>
-      <w:r>
-        <w:t>la directora</w:t>
-      </w:r>
-      <w:r>
-        <w:t xml:space="preserve"> y la codirectora, los jurados, otros estudiantes o desarrolladores que quieran repetir las pruebas, y empresas que evalúen una solución parecida. No hace falta saber de blockchain ni de programación: cada término técnico se explica la primera vez que aparece, y cada prueba dice paso a paso qué se hace y qué se espera ver.</w:t>
+        <w:t xml:space="preserve"> en TrazaDoc: el equipo del proyecto, el director y la codirectora, los jurados, otros estudiantes o desarrolladores que quieran repetir las pruebas, y empresas que evalúen una solución parecida. No hace falta saber de blockchain ni de programación: cada término técnico se explica la primera vez que aparece, y cada prueba dice paso a paso qué se hace y qué se espera ver.</w:t>
       </w:r>
     </w:p>
     <w:p>
       <w:pPr>
         <w:pStyle w:val="Ttulo2"/>
       </w:pPr>
-      <w:bookmarkStart w:id="2" w:name="_Toc243846504"/>
+      <w:bookmarkStart w:id="2" w:name="_Toc243848131"/>
       <w:r>
-        <w:t xml:space="preserve">1.2 Qué es </w:t>
-      </w:r>
-      <w:proofErr w:type="spellStart"/>
-      <w:r>
-        <w:t>TrazaDoc</w:t>
+        <w:t>1.2 Qué es TrazaDoc</w:t>
       </w:r>
       <w:bookmarkEnd w:id="2"/>
-      <w:proofErr w:type="spellEnd"/>
     </w:p>
     <w:p>
       <w:pPr>
         <w:spacing w:after="140" w:line="276" w:lineRule="auto"/>
-        <w:jc w:val="both"/>
       </w:pPr>
-      <w:proofErr w:type="spellStart"/>
       <w:r>
-        <w:t>TrazaDoc</w:t>
-      </w:r>
-      <w:proofErr w:type="spellEnd"/>
-      <w:r>
-        <w:t xml:space="preserve"> permite a una empresa proteger sus contratos laborales y acuerdos de </w:t>
+        <w:t xml:space="preserve">TrazaDoc permite a una empresa proteger sus contratos laborales y acuerdos de confidencialidad en PDF. Cuando un Empleado carga un documento, el sistema calcula su </w:t>
       </w:r>
       <w:r>
-        <w:t>confidencialidad en PDF. Cuando un Empleado carga un documento, el sistema calcula su huella digital (hash SHA-256), una especie de "código único" del archivo: si al documento se le cambia aunque sea una coma, la huella cambia por completo. Esa huella se guarda en una red blockchain permisionada (</w:t>
-      </w:r>
-      <w:proofErr w:type="spellStart"/>
-      <w:r>
-        <w:t>Hyperledger</w:t>
-      </w:r>
-      <w:proofErr w:type="spellEnd"/>
-      <w:r>
-        <w:t xml:space="preserve"> Fabric), donde nadie puede modificarla ni borrarla. Después, un Verificador puede comprobar si una copia del documento es idéntica a la registrada, y el Administrador puede consultar todo el historial</w:t>
+        <w:rPr>
+          <w:b/>
+          <w:bCs/>
+        </w:rPr>
+        <w:t>huella digital (hash SHA-256)</w:t>
       </w:r>
       <w:r>
-        <w:t>.</w:t>
+        <w:t xml:space="preserve">, una especie de "código único" del archivo: si al documento se le cambia aunque sea una coma, la huella cambia por completo. Esa huella se guarda en una </w:t>
+      </w:r>
+      <w:r>
+        <w:rPr>
+          <w:b/>
+          <w:bCs/>
+        </w:rPr>
+        <w:t>red blockchain permisionada (Hyperledger Fabric)</w:t>
+      </w:r>
+      <w:r>
+        <w:t>, donde nadie puede modificarla ni borrarla. Después, un Verificador puede comprobar si una copia del documento es idéntica a la registrada, y el Administrador puede consultar todo el historial.</w:t>
       </w:r>
     </w:p>
     <w:p>
       <w:pPr>
         <w:spacing w:after="140" w:line="276" w:lineRule="auto"/>
-        <w:jc w:val="both"/>
       </w:pPr>
       <w:r>
         <w:t>El sistema tiene tres roles:</w:t>
@@ -3176,7 +3242,6 @@
           <w:numId w:val="2"/>
         </w:numPr>
         <w:spacing w:after="70" w:line="264" w:lineRule="auto"/>
-        <w:jc w:val="both"/>
       </w:pPr>
       <w:r>
         <w:rPr>
@@ -3197,7 +3262,6 @@
           <w:numId w:val="2"/>
         </w:numPr>
         <w:spacing w:after="70" w:line="264" w:lineRule="auto"/>
-        <w:jc w:val="both"/>
       </w:pPr>
       <w:r>
         <w:rPr>
@@ -3218,7 +3282,6 @@
           <w:numId w:val="2"/>
         </w:numPr>
         <w:spacing w:after="70" w:line="264" w:lineRule="auto"/>
-        <w:jc w:val="both"/>
       </w:pPr>
       <w:r>
         <w:rPr>
@@ -3235,7 +3298,7 @@
       <w:pPr>
         <w:pStyle w:val="Ttulo2"/>
       </w:pPr>
-      <w:bookmarkStart w:id="3" w:name="_Toc243846505"/>
+      <w:bookmarkStart w:id="3" w:name="_Toc243848132"/>
       <w:r>
         <w:t>1.3 Objetivos de la prueba</w:t>
       </w:r>
@@ -3249,7 +3312,6 @@
           <w:numId w:val="2"/>
         </w:numPr>
         <w:spacing w:after="70" w:line="264" w:lineRule="auto"/>
-        <w:jc w:val="both"/>
       </w:pPr>
       <w:r>
         <w:t>Comprobar que cada función del sistema se comporta como lo definen las 24 historias de usuario y sus 51 escenarios de aceptación.</w:t>
@@ -3263,7 +3325,6 @@
           <w:numId w:val="2"/>
         </w:numPr>
         <w:spacing w:after="70" w:line="264" w:lineRule="auto"/>
-        <w:jc w:val="both"/>
       </w:pPr>
       <w:r>
         <w:t xml:space="preserve">Demostrar que el sistema detecta el </w:t>
@@ -3287,7 +3348,6 @@
           <w:numId w:val="2"/>
         </w:numPr>
         <w:spacing w:after="70" w:line="264" w:lineRule="auto"/>
-        <w:jc w:val="both"/>
       </w:pPr>
       <w:r>
         <w:t>Comprobar que el historial guardado en la blockchain coincide, en orden y contenido, con las acciones realizadas (no repudio).</w:t>
@@ -3301,7 +3361,6 @@
           <w:numId w:val="2"/>
         </w:numPr>
         <w:spacing w:after="70" w:line="264" w:lineRule="auto"/>
-        <w:jc w:val="both"/>
       </w:pPr>
       <w:r>
         <w:t>Medir los tiempos de respuesta al registrar y al verificar un documento.</w:t>
@@ -3315,7 +3374,6 @@
           <w:numId w:val="2"/>
         </w:numPr>
         <w:spacing w:after="70" w:line="264" w:lineRule="auto"/>
-        <w:jc w:val="both"/>
       </w:pPr>
       <w:r>
         <w:t>Encontrar, registrar y hacer seguimiento a los defectos hasta su cierre.</w:t>
@@ -3325,7 +3383,7 @@
       <w:pPr>
         <w:pStyle w:val="Ttulo2"/>
       </w:pPr>
-      <w:bookmarkStart w:id="4" w:name="_Toc243846506"/>
+      <w:bookmarkStart w:id="4" w:name="_Toc243848133"/>
       <w:r>
         <w:t>1.4 Tecnologías del sistema bajo prueba</w:t>
       </w:r>
@@ -3339,34 +3397,9 @@
           <w:numId w:val="2"/>
         </w:numPr>
         <w:spacing w:after="70" w:line="264" w:lineRule="auto"/>
-        <w:jc w:val="both"/>
       </w:pPr>
       <w:r>
-        <w:t xml:space="preserve">Frontend: </w:t>
-      </w:r>
-      <w:proofErr w:type="spellStart"/>
-      <w:r>
-        <w:t>React</w:t>
-      </w:r>
-      <w:proofErr w:type="spellEnd"/>
-      <w:r>
-        <w:t xml:space="preserve"> 19, Vite y </w:t>
-      </w:r>
-      <w:proofErr w:type="spellStart"/>
-      <w:r>
-        <w:t>TypeScript</w:t>
-      </w:r>
-      <w:proofErr w:type="spellEnd"/>
-      <w:r>
-        <w:t xml:space="preserve">, servido por </w:t>
-      </w:r>
-      <w:proofErr w:type="spellStart"/>
-      <w:r>
-        <w:t>nginx</w:t>
-      </w:r>
-      <w:proofErr w:type="spellEnd"/>
-      <w:r>
-        <w:t>.</w:t>
+        <w:t>Frontend: React 19, Vite y TypeScript, servido por nginx.</w:t>
       </w:r>
     </w:p>
     <w:p>
@@ -3377,15 +3410,8 @@
           <w:numId w:val="2"/>
         </w:numPr>
         <w:spacing w:after="70" w:line="264" w:lineRule="auto"/>
-        <w:jc w:val="both"/>
-        <w:rPr>
-          <w:lang w:val="en-US"/>
-        </w:rPr>
       </w:pPr>
       <w:r>
-        <w:rPr>
-          <w:lang w:val="en-US"/>
-        </w:rPr>
         <w:t>Backend: Node.js 20 con Express y TypeScript.</w:t>
       </w:r>
     </w:p>
@@ -3397,34 +3423,9 @@
           <w:numId w:val="2"/>
         </w:numPr>
         <w:spacing w:after="70" w:line="264" w:lineRule="auto"/>
-        <w:jc w:val="both"/>
       </w:pPr>
       <w:r>
-        <w:t xml:space="preserve">Blockchain: </w:t>
-      </w:r>
-      <w:proofErr w:type="spellStart"/>
-      <w:r>
-        <w:t>Hyperledger</w:t>
-      </w:r>
-      <w:proofErr w:type="spellEnd"/>
-      <w:r>
-        <w:t xml:space="preserve"> Fabric 2.5.16 (2 organizaciones, 1 </w:t>
-      </w:r>
-      <w:proofErr w:type="spellStart"/>
-      <w:r>
-        <w:t>orderer</w:t>
-      </w:r>
-      <w:proofErr w:type="spellEnd"/>
-      <w:r>
-        <w:t xml:space="preserve">, 3 autoridades certificadoras, canal </w:t>
-      </w:r>
-      <w:proofErr w:type="spellStart"/>
-      <w:r>
-        <w:t>contratoschannel</w:t>
-      </w:r>
-      <w:proofErr w:type="spellEnd"/>
-      <w:r>
-        <w:t>).</w:t>
+        <w:t>Blockchain: Hyperledger Fabric 2.5.16 (2 organizaciones, 1 orderer, 3 autoridades certificadoras, canal contratoschannel).</w:t>
       </w:r>
     </w:p>
     <w:p>
@@ -3435,26 +3436,9 @@
           <w:numId w:val="2"/>
         </w:numPr>
         <w:spacing w:after="70" w:line="264" w:lineRule="auto"/>
-        <w:jc w:val="both"/>
       </w:pPr>
       <w:r>
-        <w:t>Contrato inteligente (</w:t>
-      </w:r>
-      <w:proofErr w:type="spellStart"/>
-      <w:r>
-        <w:t>chaincode</w:t>
-      </w:r>
-      <w:proofErr w:type="spellEnd"/>
-      <w:r>
-        <w:t xml:space="preserve">): </w:t>
-      </w:r>
-      <w:proofErr w:type="spellStart"/>
-      <w:r>
-        <w:t>Go</w:t>
-      </w:r>
-      <w:proofErr w:type="spellEnd"/>
-      <w:r>
-        <w:t>.</w:t>
+        <w:t>Contrato inteligente (chaincode): Go.</w:t>
       </w:r>
     </w:p>
     <w:p>
@@ -3465,7 +3449,6 @@
           <w:numId w:val="2"/>
         </w:numPr>
         <w:spacing w:after="70" w:line="264" w:lineRule="auto"/>
-        <w:jc w:val="both"/>
       </w:pPr>
       <w:r>
         <w:t>Base de datos: MongoDB 7.</w:t>
@@ -3479,7 +3462,6 @@
           <w:numId w:val="2"/>
         </w:numPr>
         <w:spacing w:after="70" w:line="264" w:lineRule="auto"/>
-        <w:jc w:val="both"/>
       </w:pPr>
       <w:r>
         <w:t>Autenticación: contraseña + código de 6 dígitos enviado por correo (Brevo) y sesión con JWT.</w:t>
@@ -3493,18 +3475,9 @@
           <w:numId w:val="2"/>
         </w:numPr>
         <w:spacing w:after="70" w:line="264" w:lineRule="auto"/>
-        <w:jc w:val="both"/>
       </w:pPr>
       <w:r>
-        <w:t xml:space="preserve">Infraestructura: Docker y Docker </w:t>
-      </w:r>
-      <w:proofErr w:type="spellStart"/>
-      <w:r>
-        <w:t>Compose</w:t>
-      </w:r>
-      <w:proofErr w:type="spellEnd"/>
-      <w:r>
-        <w:t>; en el entorno de validación, Caddy para HTTPS.</w:t>
+        <w:t>Infraestructura: Docker y Docker Compose; en el entorno de validación, Caddy para HTTPS.</w:t>
       </w:r>
     </w:p>
     <w:p>
@@ -3512,7 +3485,7 @@
         <w:pStyle w:val="Ttulo1"/>
         <w:pageBreakBefore/>
       </w:pPr>
-      <w:bookmarkStart w:id="5" w:name="_Toc243846507"/>
+      <w:bookmarkStart w:id="5" w:name="_Toc243848134"/>
       <w:r>
         <w:t>2. Alcance</w:t>
       </w:r>
@@ -3529,21 +3502,13 @@
     <w:p>
       <w:pPr>
         <w:spacing w:after="140" w:line="276" w:lineRule="auto"/>
-        <w:jc w:val="both"/>
       </w:pPr>
       <w:r>
         <w:rPr>
           <w:b/>
           <w:bCs/>
         </w:rPr>
-        <w:t>Funcionalidades que se prueban</w:t>
-      </w:r>
-      <w:r>
-        <w:rPr>
-          <w:b/>
-          <w:bCs/>
-        </w:rPr>
-        <w:t>:</w:t>
+        <w:t>Funcionalidades que se prueban.</w:t>
       </w:r>
       <w:r>
         <w:t xml:space="preserve"> Las cinco épicas del backlog: autenticación y control de acceso, registro y gestión documental, verificación de integridad, administración del sistema e infraestructura. En total, 24 historias de usuario y 51 escenarios de aceptación (sección 2.1).</w:t>
@@ -3552,21 +3517,13 @@
     <w:p>
       <w:pPr>
         <w:spacing w:after="140" w:line="276" w:lineRule="auto"/>
-        <w:jc w:val="both"/>
       </w:pPr>
       <w:r>
         <w:rPr>
           <w:b/>
           <w:bCs/>
         </w:rPr>
-        <w:t>Tipos de prueba</w:t>
-      </w:r>
-      <w:r>
-        <w:rPr>
-          <w:b/>
-          <w:bCs/>
-        </w:rPr>
-        <w:t>:</w:t>
+        <w:t>Tipos de prueba.</w:t>
       </w:r>
       <w:r>
         <w:t xml:space="preserve"> Pruebas funcionales de caja negra (manuales y automatizadas), pruebas de integridad por mutación documental, pruebas de trazabilidad e inmutabilidad, pruebas de rendimiento, pruebas de humo, de regresión y de usabilidad (sección 5).</w:t>
@@ -3575,21 +3532,13 @@
     <w:p>
       <w:pPr>
         <w:spacing w:after="140" w:line="276" w:lineRule="auto"/>
-        <w:jc w:val="both"/>
       </w:pPr>
       <w:r>
         <w:rPr>
           <w:b/>
           <w:bCs/>
         </w:rPr>
-        <w:t>Entornos</w:t>
-      </w:r>
-      <w:r>
-        <w:rPr>
-          <w:b/>
-          <w:bCs/>
-        </w:rPr>
-        <w:t>:</w:t>
+        <w:t>Entornos.</w:t>
       </w:r>
       <w:r>
         <w:t xml:space="preserve"> Un entorno de desarrollo local para ensayos y un entorno de validación en una máquina virtual de Microsoft Azure, donde se hace la ejecución oficial (sección 3).</w:t>
@@ -3604,14 +3553,7 @@
           <w:b/>
           <w:bCs/>
         </w:rPr>
-        <w:t>Criterios de éxito</w:t>
-      </w:r>
-      <w:r>
-        <w:rPr>
-          <w:b/>
-          <w:bCs/>
-        </w:rPr>
-        <w:t>:</w:t>
+        <w:t>Criterios de éxito.</w:t>
       </w:r>
       <w:r>
         <w:t xml:space="preserve"> Los indicadores (KPI) del OE4 definidos en el trabajo de grado:</w:t>
@@ -3648,13 +3590,19 @@
           <w:left w:w="10" w:type="dxa"/>
           <w:right w:w="10" w:type="dxa"/>
         </w:tblCellMar>
-        <w:tblLook w:val="04A0" w:firstRow="1" w:lastRow="0" w:firstColumn="1" w:lastColumn="0" w:noHBand="0" w:noVBand="1"/>
+        <w:tblLook w:val="0000" w:firstRow="0" w:lastRow="0" w:firstColumn="0" w:lastColumn="0" w:noHBand="0" w:noVBand="0"/>
       </w:tblPr>
       <w:tblGrid>
         <w:gridCol w:w="5148"/>
         <w:gridCol w:w="4212"/>
       </w:tblGrid>
       <w:tr>
+        <w:tblPrEx>
+          <w:tblCellMar>
+            <w:top w:w="0" w:type="dxa"/>
+            <w:bottom w:w="0" w:type="dxa"/>
+          </w:tblCellMar>
+        </w:tblPrEx>
         <w:trPr>
           <w:cantSplit/>
           <w:tblHeader/>
@@ -3725,6 +3673,12 @@
         </w:tc>
       </w:tr>
       <w:tr>
+        <w:tblPrEx>
+          <w:tblCellMar>
+            <w:top w:w="0" w:type="dxa"/>
+            <w:bottom w:w="0" w:type="dxa"/>
+          </w:tblCellMar>
+        </w:tblPrEx>
         <w:trPr>
           <w:cantSplit/>
         </w:trPr>
@@ -3790,6 +3744,12 @@
         </w:tc>
       </w:tr>
       <w:tr>
+        <w:tblPrEx>
+          <w:tblCellMar>
+            <w:top w:w="0" w:type="dxa"/>
+            <w:bottom w:w="0" w:type="dxa"/>
+          </w:tblCellMar>
+        </w:tblPrEx>
         <w:trPr>
           <w:cantSplit/>
         </w:trPr>
@@ -3855,6 +3815,12 @@
         </w:tc>
       </w:tr>
       <w:tr>
+        <w:tblPrEx>
+          <w:tblCellMar>
+            <w:top w:w="0" w:type="dxa"/>
+            <w:bottom w:w="0" w:type="dxa"/>
+          </w:tblCellMar>
+        </w:tblPrEx>
         <w:trPr>
           <w:cantSplit/>
         </w:trPr>
@@ -3920,6 +3886,12 @@
         </w:tc>
       </w:tr>
       <w:tr>
+        <w:tblPrEx>
+          <w:tblCellMar>
+            <w:top w:w="0" w:type="dxa"/>
+            <w:bottom w:w="0" w:type="dxa"/>
+          </w:tblCellMar>
+        </w:tblPrEx>
         <w:trPr>
           <w:cantSplit/>
         </w:trPr>
@@ -4042,7 +4014,7 @@
           <w:left w:w="10" w:type="dxa"/>
           <w:right w:w="10" w:type="dxa"/>
         </w:tblCellMar>
-        <w:tblLook w:val="04A0" w:firstRow="1" w:lastRow="0" w:firstColumn="1" w:lastColumn="0" w:noHBand="0" w:noVBand="1"/>
+        <w:tblLook w:val="0000" w:firstRow="0" w:lastRow="0" w:firstColumn="0" w:lastColumn="0" w:noHBand="0" w:noVBand="0"/>
       </w:tblPr>
       <w:tblGrid>
         <w:gridCol w:w="1872"/>
@@ -4050,6 +4022,12 @@
         <w:gridCol w:w="4493"/>
       </w:tblGrid>
       <w:tr>
+        <w:tblPrEx>
+          <w:tblCellMar>
+            <w:top w:w="0" w:type="dxa"/>
+            <w:bottom w:w="0" w:type="dxa"/>
+          </w:tblCellMar>
+        </w:tblPrEx>
         <w:trPr>
           <w:cantSplit/>
           <w:tblHeader/>
@@ -4152,6 +4130,12 @@
         </w:tc>
       </w:tr>
       <w:tr>
+        <w:tblPrEx>
+          <w:tblCellMar>
+            <w:top w:w="0" w:type="dxa"/>
+            <w:bottom w:w="0" w:type="dxa"/>
+          </w:tblCellMar>
+        </w:tblPrEx>
         <w:trPr>
           <w:cantSplit/>
         </w:trPr>
@@ -4247,6 +4231,12 @@
         </w:tc>
       </w:tr>
       <w:tr>
+        <w:tblPrEx>
+          <w:tblCellMar>
+            <w:top w:w="0" w:type="dxa"/>
+            <w:bottom w:w="0" w:type="dxa"/>
+          </w:tblCellMar>
+        </w:tblPrEx>
         <w:trPr>
           <w:cantSplit/>
         </w:trPr>
@@ -4342,6 +4332,12 @@
         </w:tc>
       </w:tr>
       <w:tr>
+        <w:tblPrEx>
+          <w:tblCellMar>
+            <w:top w:w="0" w:type="dxa"/>
+            <w:bottom w:w="0" w:type="dxa"/>
+          </w:tblCellMar>
+        </w:tblPrEx>
         <w:trPr>
           <w:cantSplit/>
         </w:trPr>
@@ -4437,6 +4433,12 @@
         </w:tc>
       </w:tr>
       <w:tr>
+        <w:tblPrEx>
+          <w:tblCellMar>
+            <w:top w:w="0" w:type="dxa"/>
+            <w:bottom w:w="0" w:type="dxa"/>
+          </w:tblCellMar>
+        </w:tblPrEx>
         <w:trPr>
           <w:cantSplit/>
         </w:trPr>
@@ -4496,23 +4498,7 @@
                 <w:sz w:val="19"/>
                 <w:szCs w:val="19"/>
               </w:rPr>
-              <w:t xml:space="preserve">Laura Sofia Diaz Suarez (interfaz y usabilidad), Sofia Ortiz Daza (backend, </w:t>
-            </w:r>
-            <w:proofErr w:type="spellStart"/>
-            <w:r>
-              <w:rPr>
-                <w:sz w:val="19"/>
-                <w:szCs w:val="19"/>
-              </w:rPr>
-              <w:t>chaincode</w:t>
-            </w:r>
-            <w:proofErr w:type="spellEnd"/>
-            <w:r>
-              <w:rPr>
-                <w:sz w:val="19"/>
-                <w:szCs w:val="19"/>
-              </w:rPr>
-              <w:t>, infraestructura y despliegue)</w:t>
+              <w:t>Laura Sofia Diaz Suarez (interfaz y usabilidad), Sofia Ortiz Daza (backend, chaincode, infraestructura y despliegue)</w:t>
             </w:r>
           </w:p>
         </w:tc>
@@ -4548,6 +4534,12 @@
         </w:tc>
       </w:tr>
       <w:tr>
+        <w:tblPrEx>
+          <w:tblCellMar>
+            <w:top w:w="0" w:type="dxa"/>
+            <w:bottom w:w="0" w:type="dxa"/>
+          </w:tblCellMar>
+        </w:tblPrEx>
         <w:trPr>
           <w:cantSplit/>
         </w:trPr>
@@ -4660,21 +4652,13 @@
     <w:p>
       <w:pPr>
         <w:spacing w:after="140" w:line="276" w:lineRule="auto"/>
-        <w:jc w:val="both"/>
       </w:pPr>
       <w:r>
         <w:rPr>
           <w:b/>
           <w:bCs/>
         </w:rPr>
-        <w:t>Cronograma</w:t>
-      </w:r>
-      <w:r>
-        <w:rPr>
-          <w:b/>
-          <w:bCs/>
-        </w:rPr>
-        <w:t>:</w:t>
+        <w:t>Cronograma.</w:t>
       </w:r>
       <w:r>
         <w:t xml:space="preserve"> Dos semanas de pruebas locales (11 al 24 de octubre de 2026), despliegue en Azure el 25 de octubre y pruebas sobre el despliegue del 25 al 29 de octubre (sección 6).</w:t>
@@ -4683,21 +4667,13 @@
     <w:p>
       <w:pPr>
         <w:spacing w:after="140" w:line="276" w:lineRule="auto"/>
-        <w:jc w:val="both"/>
       </w:pPr>
       <w:r>
         <w:rPr>
           <w:b/>
           <w:bCs/>
         </w:rPr>
-        <w:t>Herramientas</w:t>
-      </w:r>
-      <w:r>
-        <w:rPr>
-          <w:b/>
-          <w:bCs/>
-        </w:rPr>
-        <w:t>:</w:t>
+        <w:t>Herramientas.</w:t>
       </w:r>
       <w:r>
         <w:t xml:space="preserve"> Pruebas automatizadas del proyecto, navegador, Postman, GitHub Issues y documentos de Word y Excel (sección 9).</w:t>
@@ -4706,9 +4682,8 @@
     <w:p>
       <w:pPr>
         <w:pStyle w:val="Ttulo2"/>
-        <w:jc w:val="both"/>
       </w:pPr>
-      <w:bookmarkStart w:id="6" w:name="_Toc243846508"/>
+      <w:bookmarkStart w:id="6" w:name="_Toc243848135"/>
       <w:r>
         <w:t>2.1 Inclusiones</w:t>
       </w:r>
@@ -4717,21 +4692,13 @@
     <w:p>
       <w:pPr>
         <w:spacing w:after="140" w:line="276" w:lineRule="auto"/>
-        <w:jc w:val="both"/>
       </w:pPr>
       <w:r>
         <w:rPr>
           <w:b/>
           <w:bCs/>
         </w:rPr>
-        <w:t>Introducción</w:t>
-      </w:r>
-      <w:r>
-        <w:rPr>
-          <w:b/>
-          <w:bCs/>
-        </w:rPr>
-        <w:t>:</w:t>
+        <w:t>Introducción.</w:t>
       </w:r>
       <w:r>
         <w:t xml:space="preserve"> Se prueba el sistema completo, tal como lo usa una persona: desde el navegador, pasando por el backend, hasta la red blockchain y la base de datos. Cada historia de usuario tiene al menos dos escenarios de aceptación (uno principal y uno alterno o de error) y cada escenario se convierte en un caso de prueba (Anexo A).</w:t>
@@ -4740,32 +4707,16 @@
     <w:p>
       <w:pPr>
         <w:spacing w:after="140" w:line="276" w:lineRule="auto"/>
-        <w:jc w:val="both"/>
       </w:pPr>
       <w:r>
         <w:rPr>
           <w:b/>
           <w:bCs/>
         </w:rPr>
-        <w:t>Objetivos de la prueba</w:t>
+        <w:t>Objetivos de la prueba.</w:t>
       </w:r>
       <w:r>
-        <w:rPr>
-          <w:b/>
-          <w:bCs/>
-        </w:rPr>
-        <w:t>:</w:t>
-      </w:r>
-      <w:r>
-        <w:t xml:space="preserve"> Encontrar defectos antes de la entrega, </w:t>
-      </w:r>
-      <w:proofErr w:type="gramStart"/>
-      <w:r>
-        <w:t>confirmar</w:t>
-      </w:r>
-      <w:proofErr w:type="gramEnd"/>
-      <w:r>
-        <w:t xml:space="preserve"> que se cumplen los requerimientos y medir los indicadores del OE4.</w:t>
+        <w:t xml:space="preserve"> Encontrar defectos antes de la entrega, confirmar que se cumplen los requerimientos y medir los indicadores del OE4.</w:t>
       </w:r>
     </w:p>
     <w:p>
@@ -4807,7 +4758,7 @@
           <w:left w:w="10" w:type="dxa"/>
           <w:right w:w="10" w:type="dxa"/>
         </w:tblCellMar>
-        <w:tblLook w:val="04A0" w:firstRow="1" w:lastRow="0" w:firstColumn="1" w:lastColumn="0" w:noHBand="0" w:noVBand="1"/>
+        <w:tblLook w:val="0000" w:firstRow="0" w:lastRow="0" w:firstColumn="0" w:lastColumn="0" w:noHBand="0" w:noVBand="0"/>
       </w:tblPr>
       <w:tblGrid>
         <w:gridCol w:w="2434"/>
@@ -4816,6 +4767,12 @@
         <w:gridCol w:w="1497"/>
       </w:tblGrid>
       <w:tr>
+        <w:tblPrEx>
+          <w:tblCellMar>
+            <w:top w:w="0" w:type="dxa"/>
+            <w:bottom w:w="0" w:type="dxa"/>
+          </w:tblCellMar>
+        </w:tblPrEx>
         <w:trPr>
           <w:cantSplit/>
           <w:tblHeader/>
@@ -4950,6 +4907,12 @@
         </w:tc>
       </w:tr>
       <w:tr>
+        <w:tblPrEx>
+          <w:tblCellMar>
+            <w:top w:w="0" w:type="dxa"/>
+            <w:bottom w:w="0" w:type="dxa"/>
+          </w:tblCellMar>
+        </w:tblPrEx>
         <w:trPr>
           <w:cantSplit/>
         </w:trPr>
@@ -5075,6 +5038,12 @@
         </w:tc>
       </w:tr>
       <w:tr>
+        <w:tblPrEx>
+          <w:tblCellMar>
+            <w:top w:w="0" w:type="dxa"/>
+            <w:bottom w:w="0" w:type="dxa"/>
+          </w:tblCellMar>
+        </w:tblPrEx>
         <w:trPr>
           <w:cantSplit/>
         </w:trPr>
@@ -5200,6 +5169,12 @@
         </w:tc>
       </w:tr>
       <w:tr>
+        <w:tblPrEx>
+          <w:tblCellMar>
+            <w:top w:w="0" w:type="dxa"/>
+            <w:bottom w:w="0" w:type="dxa"/>
+          </w:tblCellMar>
+        </w:tblPrEx>
         <w:trPr>
           <w:cantSplit/>
         </w:trPr>
@@ -5325,6 +5300,12 @@
         </w:tc>
       </w:tr>
       <w:tr>
+        <w:tblPrEx>
+          <w:tblCellMar>
+            <w:top w:w="0" w:type="dxa"/>
+            <w:bottom w:w="0" w:type="dxa"/>
+          </w:tblCellMar>
+        </w:tblPrEx>
         <w:trPr>
           <w:cantSplit/>
         </w:trPr>
@@ -5450,6 +5431,12 @@
         </w:tc>
       </w:tr>
       <w:tr>
+        <w:tblPrEx>
+          <w:tblCellMar>
+            <w:top w:w="0" w:type="dxa"/>
+            <w:bottom w:w="0" w:type="dxa"/>
+          </w:tblCellMar>
+        </w:tblPrEx>
         <w:trPr>
           <w:cantSplit/>
         </w:trPr>
@@ -5616,7 +5603,7 @@
           <w:noProof/>
         </w:rPr>
         <w:drawing>
-          <wp:inline distT="0" distB="0" distL="0" distR="0" wp14:anchorId="77BD9E14" wp14:editId="40666000">
+          <wp:inline distT="0" distB="0" distL="0" distR="0" wp14:anchorId="2C7DC4F0" wp14:editId="6FF8F18B">
             <wp:extent cx="5715000" cy="2809875"/>
             <wp:effectExtent l="0" t="0" r="0" b="0"/>
             <wp:docPr id="1" name="01-inicio.jpg" descr="Página de inicio pública." title="Página de inicio pública."/>
@@ -5703,10 +5690,10 @@
           <w:noProof/>
         </w:rPr>
         <w:drawing>
-          <wp:inline distT="0" distB="0" distL="0" distR="0" wp14:anchorId="327DA7DB" wp14:editId="199D5DD1">
+          <wp:inline distT="0" distB="0" distL="0" distR="0" wp14:anchorId="3C5750D7" wp14:editId="7CC51EF2">
             <wp:extent cx="5715000" cy="2809875"/>
             <wp:effectExtent l="0" t="0" r="0" b="0"/>
-            <wp:docPr id="2063959908" name="02-login.jpg" descr="Inicio de sesión con correo y contraseña (casos CP-01 y CP-02)." title="Inicio de sesión con correo y contraseña (casos CP-01 y CP-02)."/>
+            <wp:docPr id="1786894129" name="02-login.jpg" descr="Inicio de sesión con correo y contraseña (casos CP-01 y CP-02)." title="Inicio de sesión con correo y contraseña (casos CP-01 y CP-02)."/>
             <wp:cNvGraphicFramePr>
               <a:graphicFrameLocks xmlns:a="http://schemas.openxmlformats.org/drawingml/2006/main" noChangeAspect="1"/>
             </wp:cNvGraphicFramePr>
@@ -5790,10 +5777,10 @@
           <w:noProof/>
         </w:rPr>
         <w:drawing>
-          <wp:inline distT="0" distB="0" distL="0" distR="0" wp14:anchorId="4524EBEC" wp14:editId="347BA423">
+          <wp:inline distT="0" distB="0" distL="0" distR="0" wp14:anchorId="314117C3" wp14:editId="29395268">
             <wp:extent cx="5715000" cy="2809875"/>
             <wp:effectExtent l="0" t="0" r="0" b="0"/>
-            <wp:docPr id="2016350840" name="03-otp.jpg" descr="Código de verificación de 6 dígitos enviado al correo (caso CP-03)." title="Código de verificación de 6 dígitos enviado al correo (caso CP-03)."/>
+            <wp:docPr id="1429235932" name="03-otp.jpg" descr="Código de verificación de 6 dígitos enviado al correo (caso CP-03)." title="Código de verificación de 6 dígitos enviado al correo (caso CP-03)."/>
             <wp:cNvGraphicFramePr>
               <a:graphicFrameLocks xmlns:a="http://schemas.openxmlformats.org/drawingml/2006/main" noChangeAspect="1"/>
             </wp:cNvGraphicFramePr>
@@ -5885,10 +5872,10 @@
           <w:noProof/>
         </w:rPr>
         <w:drawing>
-          <wp:inline distT="0" distB="0" distL="0" distR="0" wp14:anchorId="06549FAC" wp14:editId="777E2B80">
+          <wp:inline distT="0" distB="0" distL="0" distR="0" wp14:anchorId="171B2CF6" wp14:editId="0898904B">
             <wp:extent cx="5715000" cy="2809875"/>
             <wp:effectExtent l="0" t="0" r="0" b="0"/>
-            <wp:docPr id="2104304356" name="04-emp-cargar.jpg" descr="Cargar documento: resultado del registro con identificador y huella enmascarada (casos CP-16 a CP-20)." title="Cargar documento: resultado del registro con identificador y huella enmascarada (casos CP-16 a CP-20)."/>
+            <wp:docPr id="1723555376" name="04-emp-cargar.jpg" descr="Cargar documento: resultado del registro con identificador y huella enmascarada (casos CP-16 a CP-20)." title="Cargar documento: resultado del registro con identificador y huella enmascarada (casos CP-16 a CP-20)."/>
             <wp:cNvGraphicFramePr>
               <a:graphicFrameLocks xmlns:a="http://schemas.openxmlformats.org/drawingml/2006/main" noChangeAspect="1"/>
             </wp:cNvGraphicFramePr>
@@ -5972,10 +5959,10 @@
           <w:noProof/>
         </w:rPr>
         <w:drawing>
-          <wp:inline distT="0" distB="0" distL="0" distR="0" wp14:anchorId="3E57B92C" wp14:editId="4667A793">
+          <wp:inline distT="0" distB="0" distL="0" distR="0" wp14:anchorId="5FE44631" wp14:editId="5365A170">
             <wp:extent cx="5715000" cy="2809875"/>
             <wp:effectExtent l="0" t="0" r="0" b="0"/>
-            <wp:docPr id="1680267460" name="05-emp-documentos.jpg" descr="Mis documentos: solo los documentos propios con su estado (casos CP-22 y CP-23)." title="Mis documentos: solo los documentos propios con su estado (casos CP-22 y CP-23)."/>
+            <wp:docPr id="50593723" name="05-emp-documentos.jpg" descr="Mis documentos: solo los documentos propios con su estado (casos CP-22 y CP-23)." title="Mis documentos: solo los documentos propios con su estado (casos CP-22 y CP-23)."/>
             <wp:cNvGraphicFramePr>
               <a:graphicFrameLocks xmlns:a="http://schemas.openxmlformats.org/drawingml/2006/main" noChangeAspect="1"/>
             </wp:cNvGraphicFramePr>
@@ -6059,10 +6046,10 @@
           <w:noProof/>
         </w:rPr>
         <w:drawing>
-          <wp:inline distT="0" distB="0" distL="0" distR="0" wp14:anchorId="11947D09" wp14:editId="088D7274">
+          <wp:inline distT="0" distB="0" distL="0" distR="0" wp14:anchorId="7CEF2525" wp14:editId="7D70E603">
             <wp:extent cx="5715000" cy="2809875"/>
             <wp:effectExtent l="0" t="0" r="0" b="0"/>
-            <wp:docPr id="1908210842" name="06-emp-trazabilidad.jpg" descr="Mi trazabilidad: historial con carga, verificaciones y su TX (caso CP-24)." title="Mi trazabilidad: historial con carga, verificaciones y su TX (caso CP-24)."/>
+            <wp:docPr id="1086273083" name="06-emp-trazabilidad.jpg" descr="Mi trazabilidad: historial con carga, verificaciones y su TX (caso CP-24)." title="Mi trazabilidad: historial con carga, verificaciones y su TX (caso CP-24)."/>
             <wp:cNvGraphicFramePr>
               <a:graphicFrameLocks xmlns:a="http://schemas.openxmlformats.org/drawingml/2006/main" noChangeAspect="1"/>
             </wp:cNvGraphicFramePr>
@@ -6154,10 +6141,10 @@
           <w:noProof/>
         </w:rPr>
         <w:drawing>
-          <wp:inline distT="0" distB="0" distL="0" distR="0" wp14:anchorId="356C77C0" wp14:editId="1D3ACFA7">
+          <wp:inline distT="0" distB="0" distL="0" distR="0" wp14:anchorId="6F34FEBE" wp14:editId="5F1DB063">
             <wp:extent cx="5715000" cy="2809875"/>
             <wp:effectExtent l="0" t="0" r="0" b="0"/>
-            <wp:docPr id="535180502" name="07-ver-seleccion.jpg" descr="Selección del documento en dos pasos: persona responsable y contrato (caso CP-26)." title="Selección del documento en dos pasos: persona responsable y contrato (caso CP-26)."/>
+            <wp:docPr id="290776222" name="07-ver-seleccion.jpg" descr="Selección del documento en dos pasos: persona responsable y contrato (caso CP-26)." title="Selección del documento en dos pasos: persona responsable y contrato (caso CP-26)."/>
             <wp:cNvGraphicFramePr>
               <a:graphicFrameLocks xmlns:a="http://schemas.openxmlformats.org/drawingml/2006/main" noChangeAspect="1"/>
             </wp:cNvGraphicFramePr>
@@ -6241,10 +6228,10 @@
           <w:noProof/>
         </w:rPr>
         <w:drawing>
-          <wp:inline distT="0" distB="0" distL="0" distR="0" wp14:anchorId="743CF768" wp14:editId="61EC4465">
+          <wp:inline distT="0" distB="0" distL="0" distR="0" wp14:anchorId="1104BF6D" wp14:editId="7E307CEE">
             <wp:extent cx="5715000" cy="2809875"/>
             <wp:effectExtent l="0" t="0" r="0" b="0"/>
-            <wp:docPr id="1513602930" name="08-ver-carga.jpg" descr="Documento seleccionado con su huella completa y archivo cargado para comparar (casos CP-28 y CP-30)." title="Documento seleccionado con su huella completa y archivo cargado para comparar (casos CP-28 y CP-30)."/>
+            <wp:docPr id="340388076" name="08-ver-carga.jpg" descr="Documento seleccionado con su huella completa y archivo cargado para comparar (casos CP-28 y CP-30)." title="Documento seleccionado con su huella completa y archivo cargado para comparar (casos CP-28 y CP-30)."/>
             <wp:cNvGraphicFramePr>
               <a:graphicFrameLocks xmlns:a="http://schemas.openxmlformats.org/drawingml/2006/main" noChangeAspect="1"/>
             </wp:cNvGraphicFramePr>
@@ -6328,10 +6315,10 @@
           <w:noProof/>
         </w:rPr>
         <w:drawing>
-          <wp:inline distT="0" distB="0" distL="0" distR="0" wp14:anchorId="4008BB05" wp14:editId="29FB90F9">
+          <wp:inline distT="0" distB="0" distL="0" distR="0" wp14:anchorId="2535A97A" wp14:editId="16B38045">
             <wp:extent cx="5715000" cy="2809875"/>
             <wp:effectExtent l="0" t="0" r="0" b="0"/>
-            <wp:docPr id="381165067" name="09-ver-confirmada.jpg" descr="Resultado: integridad confirmada, huellas idénticas (caso CP-32)." title="Resultado: integridad confirmada, huellas idénticas (caso CP-32)."/>
+            <wp:docPr id="89045375" name="09-ver-confirmada.jpg" descr="Resultado: integridad confirmada, huellas idénticas (caso CP-32)." title="Resultado: integridad confirmada, huellas idénticas (caso CP-32)."/>
             <wp:cNvGraphicFramePr>
               <a:graphicFrameLocks xmlns:a="http://schemas.openxmlformats.org/drawingml/2006/main" noChangeAspect="1"/>
             </wp:cNvGraphicFramePr>
@@ -6415,10 +6402,10 @@
           <w:noProof/>
         </w:rPr>
         <w:drawing>
-          <wp:inline distT="0" distB="0" distL="0" distR="0" wp14:anchorId="32F57859" wp14:editId="0E16CAA6">
+          <wp:inline distT="0" distB="0" distL="0" distR="0" wp14:anchorId="7F4C8D76" wp14:editId="36DBE320">
             <wp:extent cx="5715000" cy="2809875"/>
             <wp:effectExtent l="0" t="0" r="0" b="0"/>
-            <wp:docPr id="1550050264" name="10-ver-comprometida.jpg" descr="Resultado: integridad comprometida, se muestran las dos huellas (caso CP-33)." title="Resultado: integridad comprometida, se muestran las dos huellas (caso CP-33)."/>
+            <wp:docPr id="691585289" name="10-ver-comprometida.jpg" descr="Resultado: integridad comprometida, se muestran las dos huellas (caso CP-33)." title="Resultado: integridad comprometida, se muestran las dos huellas (caso CP-33)."/>
             <wp:cNvGraphicFramePr>
               <a:graphicFrameLocks xmlns:a="http://schemas.openxmlformats.org/drawingml/2006/main" noChangeAspect="1"/>
             </wp:cNvGraphicFramePr>
@@ -6502,10 +6489,10 @@
           <w:noProof/>
         </w:rPr>
         <w:drawing>
-          <wp:inline distT="0" distB="0" distL="0" distR="0" wp14:anchorId="1B68ED64" wp14:editId="2367D9D1">
+          <wp:inline distT="0" distB="0" distL="0" distR="0" wp14:anchorId="2CA514D3" wp14:editId="541CA018">
             <wp:extent cx="5715000" cy="2809875"/>
             <wp:effectExtent l="0" t="0" r="0" b="0"/>
-            <wp:docPr id="1123759289" name="11-ver-documentos.jpg" descr="Todos los documentos, con huella completa para el Verificador (caso CP-36)." title="Todos los documentos, con huella completa para el Verificador (caso CP-36)."/>
+            <wp:docPr id="1394007624" name="11-ver-documentos.jpg" descr="Todos los documentos, con huella completa para el Verificador (caso CP-36)." title="Todos los documentos, con huella completa para el Verificador (caso CP-36)."/>
             <wp:cNvGraphicFramePr>
               <a:graphicFrameLocks xmlns:a="http://schemas.openxmlformats.org/drawingml/2006/main" noChangeAspect="1"/>
             </wp:cNvGraphicFramePr>
@@ -6589,10 +6576,10 @@
           <w:noProof/>
         </w:rPr>
         <w:drawing>
-          <wp:inline distT="0" distB="0" distL="0" distR="0" wp14:anchorId="621BDB26" wp14:editId="61B331CB">
+          <wp:inline distT="0" distB="0" distL="0" distR="0" wp14:anchorId="69369075" wp14:editId="6D50CD3D">
             <wp:extent cx="5715000" cy="2809875"/>
             <wp:effectExtent l="0" t="0" r="0" b="0"/>
-            <wp:docPr id="1988175785" name="12-ver-trazabilidad.jpg" descr="Trazabilidad global con documento, acción, usuario, TX ID, fecha y resultado (casos CP-38 y CP-39)." title="Trazabilidad global con documento, acción, usuario, TX ID, fecha y resultado (casos CP-38 y CP-39)."/>
+            <wp:docPr id="559815636" name="12-ver-trazabilidad.jpg" descr="Trazabilidad global con documento, acción, usuario, TX ID, fecha y resultado (casos CP-38 y CP-39)." title="Trazabilidad global con documento, acción, usuario, TX ID, fecha y resultado (casos CP-38 y CP-39)."/>
             <wp:cNvGraphicFramePr>
               <a:graphicFrameLocks xmlns:a="http://schemas.openxmlformats.org/drawingml/2006/main" noChangeAspect="1"/>
             </wp:cNvGraphicFramePr>
@@ -6684,10 +6671,10 @@
           <w:noProof/>
         </w:rPr>
         <w:drawing>
-          <wp:inline distT="0" distB="0" distL="0" distR="0" wp14:anchorId="328A35A7" wp14:editId="7B3919A3">
+          <wp:inline distT="0" distB="0" distL="0" distR="0" wp14:anchorId="4FDE9D36" wp14:editId="2A420ACB">
             <wp:extent cx="5715000" cy="2809875"/>
             <wp:effectExtent l="0" t="0" r="0" b="0"/>
-            <wp:docPr id="1748363460" name="13-adm-panel.jpg" descr="Dashboard con los cuatro totales y la actividad reciente (casos CP-40 y CP-41)." title="Dashboard con los cuatro totales y la actividad reciente (casos CP-40 y CP-41)."/>
+            <wp:docPr id="30012061" name="13-adm-panel.jpg" descr="Dashboard con los cuatro totales y la actividad reciente (casos CP-40 y CP-41)." title="Dashboard con los cuatro totales y la actividad reciente (casos CP-40 y CP-41)."/>
             <wp:cNvGraphicFramePr>
               <a:graphicFrameLocks xmlns:a="http://schemas.openxmlformats.org/drawingml/2006/main" noChangeAspect="1"/>
             </wp:cNvGraphicFramePr>
@@ -6771,10 +6758,10 @@
           <w:noProof/>
         </w:rPr>
         <w:drawing>
-          <wp:inline distT="0" distB="0" distL="0" distR="0" wp14:anchorId="5899777A" wp14:editId="12896781">
+          <wp:inline distT="0" distB="0" distL="0" distR="0" wp14:anchorId="42A4CFFC" wp14:editId="47CBBFE7">
             <wp:extent cx="5715000" cy="2809875"/>
             <wp:effectExtent l="0" t="0" r="0" b="0"/>
-            <wp:docPr id="526313406" name="14-adm-usuarios.jpg" descr="Gestión de usuarios con rol y estado (casos CP-42, CP-43, CP-48 y CP-49)." title="Gestión de usuarios con rol y estado (casos CP-42, CP-43, CP-48 y CP-49)."/>
+            <wp:docPr id="1345844567" name="14-adm-usuarios.jpg" descr="Gestión de usuarios con rol y estado (casos CP-42, CP-43, CP-48 y CP-49)." title="Gestión de usuarios con rol y estado (casos CP-42, CP-43, CP-48 y CP-49)."/>
             <wp:cNvGraphicFramePr>
               <a:graphicFrameLocks xmlns:a="http://schemas.openxmlformats.org/drawingml/2006/main" noChangeAspect="1"/>
             </wp:cNvGraphicFramePr>
@@ -6858,10 +6845,10 @@
           <w:noProof/>
         </w:rPr>
         <w:drawing>
-          <wp:inline distT="0" distB="0" distL="0" distR="0" wp14:anchorId="3C546DB8" wp14:editId="0E020BFB">
+          <wp:inline distT="0" distB="0" distL="0" distR="0" wp14:anchorId="6E8DD416" wp14:editId="520E41A8">
             <wp:extent cx="5715000" cy="2809875"/>
             <wp:effectExtent l="0" t="0" r="0" b="0"/>
-            <wp:docPr id="1780876838" name="15-adm-nuevo-usuario.jpg" descr="Formulario de creación de usuario (caso CP-42)." title="Formulario de creación de usuario (caso CP-42)."/>
+            <wp:docPr id="222663457" name="15-adm-nuevo-usuario.jpg" descr="Formulario de creación de usuario (caso CP-42)." title="Formulario de creación de usuario (caso CP-42)."/>
             <wp:cNvGraphicFramePr>
               <a:graphicFrameLocks xmlns:a="http://schemas.openxmlformats.org/drawingml/2006/main" noChangeAspect="1"/>
             </wp:cNvGraphicFramePr>
@@ -6945,10 +6932,10 @@
           <w:noProof/>
         </w:rPr>
         <w:drawing>
-          <wp:inline distT="0" distB="0" distL="0" distR="0" wp14:anchorId="7F925161" wp14:editId="2B48F518">
+          <wp:inline distT="0" distB="0" distL="0" distR="0" wp14:anchorId="07F9B901" wp14:editId="123B0F37">
             <wp:extent cx="5715000" cy="2809875"/>
             <wp:effectExtent l="0" t="0" r="0" b="0"/>
-            <wp:docPr id="202417002" name="16-adm-documentos.jpg" descr="Documentos registrados, con la huella enmascarada para el Administrador (casos CP-44 y CP-45)." title="Documentos registrados, con la huella enmascarada para el Administrador (casos CP-44 y CP-45)."/>
+            <wp:docPr id="547431289" name="16-adm-documentos.jpg" descr="Documentos registrados, con la huella enmascarada para el Administrador (casos CP-44 y CP-45)." title="Documentos registrados, con la huella enmascarada para el Administrador (casos CP-44 y CP-45)."/>
             <wp:cNvGraphicFramePr>
               <a:graphicFrameLocks xmlns:a="http://schemas.openxmlformats.org/drawingml/2006/main" noChangeAspect="1"/>
             </wp:cNvGraphicFramePr>
@@ -7032,10 +7019,10 @@
           <w:noProof/>
         </w:rPr>
         <w:drawing>
-          <wp:inline distT="0" distB="0" distL="0" distR="0" wp14:anchorId="28EF6121" wp14:editId="026DE670">
+          <wp:inline distT="0" distB="0" distL="0" distR="0" wp14:anchorId="7EC37F21" wp14:editId="2CF10023">
             <wp:extent cx="5715000" cy="2809875"/>
             <wp:effectExtent l="0" t="0" r="0" b="0"/>
-            <wp:docPr id="1290802605" name="17-adm-trazabilidad.jpg" descr="Historial de trazabilidad del Administrador (casos CP-46 y CP-47)." title="Historial de trazabilidad del Administrador (casos CP-46 y CP-47)."/>
+            <wp:docPr id="2049044787" name="17-adm-trazabilidad.jpg" descr="Historial de trazabilidad del Administrador (casos CP-46 y CP-47)." title="Historial de trazabilidad del Administrador (casos CP-46 y CP-47)."/>
             <wp:cNvGraphicFramePr>
               <a:graphicFrameLocks xmlns:a="http://schemas.openxmlformats.org/drawingml/2006/main" noChangeAspect="1"/>
             </wp:cNvGraphicFramePr>
@@ -7112,7 +7099,7 @@
       <w:pPr>
         <w:pStyle w:val="Ttulo2"/>
       </w:pPr>
-      <w:bookmarkStart w:id="7" w:name="_Toc243846509"/>
+      <w:bookmarkStart w:id="7" w:name="_Toc243848136"/>
       <w:r>
         <w:t>2.2 Exclusiones</w:t>
       </w:r>
@@ -7121,7 +7108,6 @@
     <w:p>
       <w:pPr>
         <w:spacing w:after="140" w:line="276" w:lineRule="auto"/>
-        <w:jc w:val="both"/>
       </w:pPr>
       <w:r>
         <w:t>Quedan fuera de estas pruebas, porque están fuera del alcance del MVP declarado en el trabajo de grado (numerales 2.6.1 y 2.6.2):</w:t>
@@ -7135,7 +7121,6 @@
           <w:numId w:val="3"/>
         </w:numPr>
         <w:spacing w:after="80" w:line="264" w:lineRule="auto"/>
-        <w:jc w:val="both"/>
       </w:pPr>
       <w:r>
         <w:t>Firma electrónica o digital avanzada con validez jurídica plena (PKI). El sistema complementa la firma, no la reemplaza.</w:t>
@@ -7149,7 +7134,6 @@
           <w:numId w:val="3"/>
         </w:numPr>
         <w:spacing w:after="80" w:line="264" w:lineRule="auto"/>
-        <w:jc w:val="both"/>
       </w:pPr>
       <w:r>
         <w:t>Cargas masivas o por lotes y pruebas de carga o estrés a escala empresarial.</w:t>
@@ -7163,7 +7147,6 @@
           <w:numId w:val="3"/>
         </w:numPr>
         <w:spacing w:after="80" w:line="264" w:lineRule="auto"/>
-        <w:jc w:val="both"/>
       </w:pPr>
       <w:r>
         <w:t>Archivos distintos a PDF (DOCX, XML o imágenes): solo se prueba que el sistema los rechace.</w:t>
@@ -7177,7 +7160,6 @@
           <w:numId w:val="3"/>
         </w:numPr>
         <w:spacing w:after="80" w:line="264" w:lineRule="auto"/>
-        <w:jc w:val="both"/>
       </w:pPr>
       <w:r>
         <w:t>Uso en la infraestructura productiva de la empresa o con datos reales: todas las pruebas usan datos ficticios.</w:t>
@@ -7191,7 +7173,6 @@
           <w:numId w:val="3"/>
         </w:numPr>
         <w:spacing w:after="80" w:line="264" w:lineRule="auto"/>
-        <w:jc w:val="both"/>
       </w:pPr>
       <w:r>
         <w:t>Certificación ISO/IEC 27001 o auditorías de cumplimiento normativo.</w:t>
@@ -7205,7 +7186,6 @@
           <w:numId w:val="3"/>
         </w:numPr>
         <w:spacing w:after="80" w:line="264" w:lineRule="auto"/>
-        <w:jc w:val="both"/>
       </w:pPr>
       <w:r>
         <w:t>Aplicaciones móviles nativas: el sistema es web; en celular solo se hace una revisión visual básica.</w:t>
@@ -7219,7 +7199,6 @@
           <w:numId w:val="3"/>
         </w:numPr>
         <w:spacing w:after="80" w:line="264" w:lineRule="auto"/>
-        <w:jc w:val="both"/>
       </w:pPr>
       <w:r>
         <w:t>Prevención de copias, reenvíos o impresiones del documento antes de su registro.</w:t>
@@ -7233,7 +7212,6 @@
           <w:numId w:val="3"/>
         </w:numPr>
         <w:spacing w:after="80" w:line="264" w:lineRule="auto"/>
-        <w:jc w:val="both"/>
       </w:pPr>
       <w:r>
         <w:t>Recuperación de contraseña por correo, que no hace parte de los requerimientos.</w:t>
@@ -7244,7 +7222,7 @@
         <w:pStyle w:val="Ttulo1"/>
         <w:pageBreakBefore/>
       </w:pPr>
-      <w:bookmarkStart w:id="8" w:name="_Toc243846510"/>
+      <w:bookmarkStart w:id="8" w:name="_Toc243848137"/>
       <w:r>
         <w:t>3. Entornos de prueba</w:t>
       </w:r>
@@ -7253,16 +7231,19 @@
     <w:p>
       <w:pPr>
         <w:spacing w:after="140" w:line="276" w:lineRule="auto"/>
-        <w:jc w:val="both"/>
       </w:pPr>
       <w:r>
         <w:t xml:space="preserve">Se usan dos entornos con el mismo software y la misma configuración. El local sirve para ensayar y para las pruebas que exigen apagar componentes; el de Azure es donde se hace la </w:t>
       </w:r>
       <w:r>
-        <w:t>ejecución oficial,</w:t>
+        <w:rPr>
+          <w:b/>
+          <w:bCs/>
+        </w:rPr>
+        <w:t>ejecución oficial</w:t>
       </w:r>
       <w:r>
-        <w:t xml:space="preserve"> cuyos resultados van al informe.</w:t>
+        <w:t>, cuyos resultados van al informe.</w:t>
       </w:r>
     </w:p>
     <w:p>
@@ -7296,7 +7277,7 @@
           <w:left w:w="10" w:type="dxa"/>
           <w:right w:w="10" w:type="dxa"/>
         </w:tblCellMar>
-        <w:tblLook w:val="04A0" w:firstRow="1" w:lastRow="0" w:firstColumn="1" w:lastColumn="0" w:noHBand="0" w:noVBand="1"/>
+        <w:tblLook w:val="0000" w:firstRow="0" w:lastRow="0" w:firstColumn="0" w:lastColumn="0" w:noHBand="0" w:noVBand="0"/>
       </w:tblPr>
       <w:tblGrid>
         <w:gridCol w:w="1860"/>
@@ -7304,6 +7285,12 @@
         <w:gridCol w:w="4447"/>
       </w:tblGrid>
       <w:tr>
+        <w:tblPrEx>
+          <w:tblCellMar>
+            <w:top w:w="0" w:type="dxa"/>
+            <w:bottom w:w="0" w:type="dxa"/>
+          </w:tblCellMar>
+        </w:tblPrEx>
         <w:trPr>
           <w:cantSplit/>
           <w:tblHeader/>
@@ -7406,6 +7393,12 @@
         </w:tc>
       </w:tr>
       <w:tr>
+        <w:tblPrEx>
+          <w:tblCellMar>
+            <w:top w:w="0" w:type="dxa"/>
+            <w:bottom w:w="0" w:type="dxa"/>
+          </w:tblCellMar>
+        </w:tblPrEx>
         <w:trPr>
           <w:cantSplit/>
         </w:trPr>
@@ -7501,6 +7494,12 @@
         </w:tc>
       </w:tr>
       <w:tr>
+        <w:tblPrEx>
+          <w:tblCellMar>
+            <w:top w:w="0" w:type="dxa"/>
+            <w:bottom w:w="0" w:type="dxa"/>
+          </w:tblCellMar>
+        </w:tblPrEx>
         <w:trPr>
           <w:cantSplit/>
         </w:trPr>
@@ -7614,7 +7613,7 @@
       <w:pPr>
         <w:pStyle w:val="Ttulo2"/>
       </w:pPr>
-      <w:bookmarkStart w:id="9" w:name="_Toc243846511"/>
+      <w:bookmarkStart w:id="9" w:name="_Toc243848138"/>
       <w:r>
         <w:t>3.1 Características de cada entorno</w:t>
       </w:r>
@@ -7651,7 +7650,7 @@
           <w:left w:w="10" w:type="dxa"/>
           <w:right w:w="10" w:type="dxa"/>
         </w:tblCellMar>
-        <w:tblLook w:val="04A0" w:firstRow="1" w:lastRow="0" w:firstColumn="1" w:lastColumn="0" w:noHBand="0" w:noVBand="1"/>
+        <w:tblLook w:val="0000" w:firstRow="0" w:lastRow="0" w:firstColumn="0" w:lastColumn="0" w:noHBand="0" w:noVBand="0"/>
       </w:tblPr>
       <w:tblGrid>
         <w:gridCol w:w="2059"/>
@@ -7659,6 +7658,12 @@
         <w:gridCol w:w="3651"/>
       </w:tblGrid>
       <w:tr>
+        <w:tblPrEx>
+          <w:tblCellMar>
+            <w:top w:w="0" w:type="dxa"/>
+            <w:bottom w:w="0" w:type="dxa"/>
+          </w:tblCellMar>
+        </w:tblPrEx>
         <w:trPr>
           <w:cantSplit/>
           <w:tblHeader/>
@@ -7761,6 +7766,12 @@
         </w:tc>
       </w:tr>
       <w:tr>
+        <w:tblPrEx>
+          <w:tblCellMar>
+            <w:top w:w="0" w:type="dxa"/>
+            <w:bottom w:w="0" w:type="dxa"/>
+          </w:tblCellMar>
+        </w:tblPrEx>
         <w:trPr>
           <w:cantSplit/>
         </w:trPr>
@@ -7814,35 +7825,13 @@
           <w:p>
             <w:pPr>
               <w:spacing w:after="20"/>
-              <w:rPr>
-                <w:lang w:val="en-US"/>
-              </w:rPr>
-            </w:pPr>
-            <w:r>
-              <w:rPr>
-                <w:sz w:val="19"/>
-                <w:szCs w:val="19"/>
-                <w:lang w:val="en-US"/>
-              </w:rPr>
-              <w:t xml:space="preserve">Windows 11 Pro </w:t>
-            </w:r>
-            <w:proofErr w:type="gramStart"/>
-            <w:r>
-              <w:rPr>
-                <w:sz w:val="19"/>
-                <w:szCs w:val="19"/>
-                <w:lang w:val="en-US"/>
-              </w:rPr>
-              <w:t>con</w:t>
-            </w:r>
-            <w:proofErr w:type="gramEnd"/>
-            <w:r>
-              <w:rPr>
-                <w:sz w:val="19"/>
-                <w:szCs w:val="19"/>
-                <w:lang w:val="en-US"/>
-              </w:rPr>
-              <w:t xml:space="preserve"> Docker Desktop 28.5</w:t>
+            </w:pPr>
+            <w:r>
+              <w:rPr>
+                <w:sz w:val="19"/>
+                <w:szCs w:val="19"/>
+              </w:rPr>
+              <w:t>Windows 11 Pro con Docker Desktop 28.5</w:t>
             </w:r>
           </w:p>
         </w:tc>
@@ -7872,21 +7861,18 @@
                 <w:sz w:val="19"/>
                 <w:szCs w:val="19"/>
               </w:rPr>
-              <w:t xml:space="preserve">Ubuntu Server 24.04 LTS con Docker </w:t>
-            </w:r>
-            <w:proofErr w:type="spellStart"/>
-            <w:r>
-              <w:rPr>
-                <w:sz w:val="19"/>
-                <w:szCs w:val="19"/>
-              </w:rPr>
-              <w:t>Engine</w:t>
-            </w:r>
-            <w:proofErr w:type="spellEnd"/>
+              <w:t>Ubuntu Server 24.04 LTS con Docker Engine</w:t>
+            </w:r>
           </w:p>
         </w:tc>
       </w:tr>
       <w:tr>
+        <w:tblPrEx>
+          <w:tblCellMar>
+            <w:top w:w="0" w:type="dxa"/>
+            <w:bottom w:w="0" w:type="dxa"/>
+          </w:tblCellMar>
+        </w:tblPrEx>
         <w:trPr>
           <w:cantSplit/>
         </w:trPr>
@@ -7976,28 +7962,18 @@
                 <w:sz w:val="19"/>
                 <w:szCs w:val="19"/>
               </w:rPr>
-              <w:t xml:space="preserve">Máquina virtual Standard_B2s: 2 </w:t>
-            </w:r>
-            <w:proofErr w:type="spellStart"/>
-            <w:r>
-              <w:rPr>
-                <w:sz w:val="19"/>
-                <w:szCs w:val="19"/>
-              </w:rPr>
-              <w:t>vCPU</w:t>
-            </w:r>
-            <w:proofErr w:type="spellEnd"/>
-            <w:r>
-              <w:rPr>
-                <w:sz w:val="19"/>
-                <w:szCs w:val="19"/>
-              </w:rPr>
-              <w:t>, 4 GB de RAM, disco SSD de 30 GB</w:t>
+              <w:t>Máquina virtual Standard_B2s: 2 vCPU, 4 GB de RAM, disco SSD de 30 GB</w:t>
             </w:r>
           </w:p>
         </w:tc>
       </w:tr>
       <w:tr>
+        <w:tblPrEx>
+          <w:tblCellMar>
+            <w:top w:w="0" w:type="dxa"/>
+            <w:bottom w:w="0" w:type="dxa"/>
+          </w:tblCellMar>
+        </w:tblPrEx>
         <w:trPr>
           <w:cantSplit/>
         </w:trPr>
@@ -8057,23 +8033,7 @@
                 <w:sz w:val="19"/>
                 <w:szCs w:val="19"/>
               </w:rPr>
-              <w:t xml:space="preserve">Conexión cableada o </w:t>
-            </w:r>
-            <w:proofErr w:type="spellStart"/>
-            <w:r>
-              <w:rPr>
-                <w:sz w:val="19"/>
-                <w:szCs w:val="19"/>
-              </w:rPr>
-              <w:t>Wi</w:t>
-            </w:r>
-            <w:proofErr w:type="spellEnd"/>
-            <w:r>
-              <w:rPr>
-                <w:sz w:val="19"/>
-                <w:szCs w:val="19"/>
-              </w:rPr>
-              <w:t>-Fi del equipo</w:t>
+              <w:t>Conexión cableada o Wi-Fi del equipo</w:t>
             </w:r>
           </w:p>
         </w:tc>
@@ -8109,6 +8069,12 @@
         </w:tc>
       </w:tr>
       <w:tr>
+        <w:tblPrEx>
+          <w:tblCellMar>
+            <w:top w:w="0" w:type="dxa"/>
+            <w:bottom w:w="0" w:type="dxa"/>
+          </w:tblCellMar>
+        </w:tblPrEx>
         <w:trPr>
           <w:cantSplit/>
         </w:trPr>
@@ -8198,44 +8164,18 @@
                 <w:sz w:val="19"/>
                 <w:szCs w:val="19"/>
               </w:rPr>
-              <w:t xml:space="preserve">HTTPS con certificado </w:t>
-            </w:r>
-            <w:proofErr w:type="spellStart"/>
-            <w:r>
-              <w:rPr>
-                <w:sz w:val="19"/>
-                <w:szCs w:val="19"/>
-              </w:rPr>
-              <w:t>Let's</w:t>
-            </w:r>
-            <w:proofErr w:type="spellEnd"/>
-            <w:r>
-              <w:rPr>
-                <w:sz w:val="19"/>
-                <w:szCs w:val="19"/>
-              </w:rPr>
-              <w:t xml:space="preserve"> </w:t>
-            </w:r>
-            <w:proofErr w:type="spellStart"/>
-            <w:r>
-              <w:rPr>
-                <w:sz w:val="19"/>
-                <w:szCs w:val="19"/>
-              </w:rPr>
-              <w:t>Encrypt</w:t>
-            </w:r>
-            <w:proofErr w:type="spellEnd"/>
-            <w:r>
-              <w:rPr>
-                <w:sz w:val="19"/>
-                <w:szCs w:val="19"/>
-              </w:rPr>
-              <w:t xml:space="preserve"> (Caddy), límite de intentos de inicio de sesión por IP</w:t>
+              <w:t>HTTPS con certificado Let's Encrypt (Caddy), límite de intentos de inicio de sesión por IP</w:t>
             </w:r>
           </w:p>
         </w:tc>
       </w:tr>
       <w:tr>
+        <w:tblPrEx>
+          <w:tblCellMar>
+            <w:top w:w="0" w:type="dxa"/>
+            <w:bottom w:w="0" w:type="dxa"/>
+          </w:tblCellMar>
+        </w:tblPrEx>
         <w:trPr>
           <w:cantSplit/>
         </w:trPr>
@@ -8295,23 +8235,7 @@
                 <w:sz w:val="19"/>
                 <w:szCs w:val="19"/>
               </w:rPr>
-              <w:t xml:space="preserve">La misma versión del repositorio en ambos entornos (se identifica por el </w:t>
-            </w:r>
-            <w:proofErr w:type="spellStart"/>
-            <w:r>
-              <w:rPr>
-                <w:sz w:val="19"/>
-                <w:szCs w:val="19"/>
-              </w:rPr>
-              <w:t>commit</w:t>
-            </w:r>
-            <w:proofErr w:type="spellEnd"/>
-            <w:r>
-              <w:rPr>
-                <w:sz w:val="19"/>
-                <w:szCs w:val="19"/>
-              </w:rPr>
-              <w:t xml:space="preserve"> de Git anotado en el informe)</w:t>
+              <w:t>La misma versión del repositorio en ambos entornos (se identifica por el commit de Git anotado en el informe)</w:t>
             </w:r>
           </w:p>
         </w:tc>
@@ -8358,7 +8282,7 @@
       <w:pPr>
         <w:pStyle w:val="Ttulo2"/>
       </w:pPr>
-      <w:bookmarkStart w:id="10" w:name="_Toc243846512"/>
+      <w:bookmarkStart w:id="10" w:name="_Toc243848139"/>
       <w:r>
         <w:t>3.2 Navegadores y dispositivos</w:t>
       </w:r>
@@ -8372,7 +8296,6 @@
           <w:numId w:val="2"/>
         </w:numPr>
         <w:spacing w:after="70" w:line="264" w:lineRule="auto"/>
-        <w:jc w:val="both"/>
       </w:pPr>
       <w:r>
         <w:t>Windows 11: Google Chrome, Microsoft Edge y Mozilla Firefox, en sus versiones estables vigentes.</w:t>
@@ -8386,7 +8309,6 @@
           <w:numId w:val="2"/>
         </w:numPr>
         <w:spacing w:after="70" w:line="264" w:lineRule="auto"/>
-        <w:jc w:val="both"/>
       </w:pPr>
       <w:r>
         <w:t>Android: Google Chrome (revisión visual básica de las pantallas, sin casos completos).</w:t>
@@ -8400,7 +8322,6 @@
           <w:numId w:val="2"/>
         </w:numPr>
         <w:spacing w:after="70" w:line="264" w:lineRule="auto"/>
-        <w:jc w:val="both"/>
       </w:pPr>
       <w:r>
         <w:t>Resolución de referencia: 1440 × 900 píxeles en computador.</w:t>
@@ -8410,7 +8331,7 @@
       <w:pPr>
         <w:pStyle w:val="Ttulo2"/>
       </w:pPr>
-      <w:bookmarkStart w:id="11" w:name="_Toc243846513"/>
+      <w:bookmarkStart w:id="11" w:name="_Toc243848140"/>
       <w:r>
         <w:t>3.3 Usuarios y permisos de prueba</w:t>
       </w:r>
@@ -8419,7 +8340,6 @@
     <w:p>
       <w:pPr>
         <w:spacing w:after="140" w:line="276" w:lineRule="auto"/>
-        <w:jc w:val="both"/>
       </w:pPr>
       <w:r>
         <w:t>Cada rol tiene su usuario de prueba. Todos los correos llegan al mismo buzón del proyecto (contratosblockchain@gmail.com), lo que permite recibir los códigos de verificación de todos los roles en un solo lugar.</w:t>
@@ -8456,7 +8376,7 @@
           <w:left w:w="10" w:type="dxa"/>
           <w:right w:w="10" w:type="dxa"/>
         </w:tblCellMar>
-        <w:tblLook w:val="04A0" w:firstRow="1" w:lastRow="0" w:firstColumn="1" w:lastColumn="0" w:noHBand="0" w:noVBand="1"/>
+        <w:tblLook w:val="0000" w:firstRow="0" w:lastRow="0" w:firstColumn="0" w:lastColumn="0" w:noHBand="0" w:noVBand="0"/>
       </w:tblPr>
       <w:tblGrid>
         <w:gridCol w:w="2059"/>
@@ -8464,6 +8384,12 @@
         <w:gridCol w:w="5242"/>
       </w:tblGrid>
       <w:tr>
+        <w:tblPrEx>
+          <w:tblCellMar>
+            <w:top w:w="0" w:type="dxa"/>
+            <w:bottom w:w="0" w:type="dxa"/>
+          </w:tblCellMar>
+        </w:tblPrEx>
         <w:trPr>
           <w:cantSplit/>
           <w:tblHeader/>
@@ -8566,6 +8492,12 @@
         </w:tc>
       </w:tr>
       <w:tr>
+        <w:tblPrEx>
+          <w:tblCellMar>
+            <w:top w:w="0" w:type="dxa"/>
+            <w:bottom w:w="0" w:type="dxa"/>
+          </w:tblCellMar>
+        </w:tblPrEx>
         <w:trPr>
           <w:cantSplit/>
         </w:trPr>
@@ -8661,6 +8593,12 @@
         </w:tc>
       </w:tr>
       <w:tr>
+        <w:tblPrEx>
+          <w:tblCellMar>
+            <w:top w:w="0" w:type="dxa"/>
+            <w:bottom w:w="0" w:type="dxa"/>
+          </w:tblCellMar>
+        </w:tblPrEx>
         <w:trPr>
           <w:cantSplit/>
         </w:trPr>
@@ -8756,6 +8694,12 @@
         </w:tc>
       </w:tr>
       <w:tr>
+        <w:tblPrEx>
+          <w:tblCellMar>
+            <w:top w:w="0" w:type="dxa"/>
+            <w:bottom w:w="0" w:type="dxa"/>
+          </w:tblCellMar>
+        </w:tblPrEx>
         <w:trPr>
           <w:cantSplit/>
         </w:trPr>
@@ -8851,6 +8795,12 @@
         </w:tc>
       </w:tr>
       <w:tr>
+        <w:tblPrEx>
+          <w:tblCellMar>
+            <w:top w:w="0" w:type="dxa"/>
+            <w:bottom w:w="0" w:type="dxa"/>
+          </w:tblCellMar>
+        </w:tblPrEx>
         <w:trPr>
           <w:cantSplit/>
         </w:trPr>
@@ -8964,7 +8914,7 @@
       <w:pPr>
         <w:pStyle w:val="Ttulo2"/>
       </w:pPr>
-      <w:bookmarkStart w:id="12" w:name="_Toc243846514"/>
+      <w:bookmarkStart w:id="12" w:name="_Toc243848141"/>
       <w:r>
         <w:t>3.4 Datos de prueba</w:t>
       </w:r>
@@ -8978,21 +8928,16 @@
           <w:numId w:val="2"/>
         </w:numPr>
         <w:spacing w:after="70" w:line="264" w:lineRule="auto"/>
-        <w:jc w:val="both"/>
       </w:pPr>
       <w:r>
+        <w:rPr>
+          <w:b/>
+          <w:bCs/>
+        </w:rPr>
         <w:t>20 documentos sintéticos</w:t>
       </w:r>
       <w:r>
-        <w:t xml:space="preserve"> (12 contratos laborales y 8 acuerdos de confidencialidad) con datos ficticios, y una copia alterada de cada uno, en la carpeta </w:t>
-      </w:r>
-      <w:proofErr w:type="spellStart"/>
-      <w:r>
-        <w:t>docs</w:t>
-      </w:r>
-      <w:proofErr w:type="spellEnd"/>
-      <w:r>
-        <w:t>/documentos-prueba del repositorio. Las alteraciones son de cinco tipos: texto, firma, metadatos, un solo carácter y anexo agregado (4 documentos de cada tipo).</w:t>
+        <w:t xml:space="preserve"> (12 contratos laborales y 8 acuerdos de confidencialidad) con datos ficticios, y una copia alterada de cada uno, en la carpeta docs/documentos-prueba del repositorio. Las alteraciones son de cinco tipos: texto, firma, metadatos, un solo carácter y anexo agregado (4 documentos de cada tipo).</w:t>
       </w:r>
     </w:p>
     <w:p>
@@ -9003,18 +8948,9 @@
           <w:numId w:val="2"/>
         </w:numPr>
         <w:spacing w:after="70" w:line="264" w:lineRule="auto"/>
-        <w:jc w:val="both"/>
       </w:pPr>
       <w:r>
-        <w:t>Archivos para los casos de límite: PDF de 10 MB, de 25 MB y de 30 MB, un archivo DOCX y un archivo de texto con extensión .</w:t>
-      </w:r>
-      <w:proofErr w:type="spellStart"/>
-      <w:r>
-        <w:t>pdf</w:t>
-      </w:r>
-      <w:proofErr w:type="spellEnd"/>
-      <w:r>
-        <w:t>.</w:t>
+        <w:t>Archivos para los casos de límite: PDF de 10 MB, de 25 MB y de 30 MB, un archivo DOCX y un archivo de texto con extensión .pdf.</w:t>
       </w:r>
     </w:p>
     <w:p>
@@ -9025,7 +8961,6 @@
           <w:numId w:val="2"/>
         </w:numPr>
         <w:spacing w:after="70" w:line="264" w:lineRule="auto"/>
-        <w:jc w:val="both"/>
       </w:pPr>
       <w:r>
         <w:t>Ningún documento contiene información real de la empresa ni de personas.</w:t>
@@ -9036,7 +8971,7 @@
         <w:pStyle w:val="Ttulo1"/>
         <w:pageBreakBefore/>
       </w:pPr>
-      <w:bookmarkStart w:id="13" w:name="_Toc243846515"/>
+      <w:bookmarkStart w:id="13" w:name="_Toc243848142"/>
       <w:r>
         <w:t>4. Procedimiento de reporte de defectos</w:t>
       </w:r>
@@ -9045,10 +8980,16 @@
     <w:p>
       <w:pPr>
         <w:spacing w:after="140" w:line="276" w:lineRule="auto"/>
-        <w:jc w:val="both"/>
       </w:pPr>
       <w:r>
-        <w:t>Un defecto</w:t>
+        <w:t xml:space="preserve">Un </w:t>
+      </w:r>
+      <w:r>
+        <w:rPr>
+          <w:b/>
+          <w:bCs/>
+        </w:rPr>
+        <w:t>defecto</w:t>
       </w:r>
       <w:r>
         <w:t xml:space="preserve"> es cualquier diferencia entre lo que hace el sistema y lo que dice el resultado esperado de un caso de prueba, un requerimiento o una historia de usuario. También se reportan problemas de uso (por ejemplo, un mensaje confuso) y errores técnicos (por ejemplo, una pantalla que no carga).</w:t>
@@ -9058,7 +8999,7 @@
       <w:pPr>
         <w:pStyle w:val="Ttulo2"/>
       </w:pPr>
-      <w:bookmarkStart w:id="14" w:name="_Toc243846516"/>
+      <w:bookmarkStart w:id="14" w:name="_Toc243848143"/>
       <w:r>
         <w:t>4.1 Pasos para reportar un defecto</w:t>
       </w:r>
@@ -9072,7 +9013,6 @@
           <w:numId w:val="4"/>
         </w:numPr>
         <w:spacing w:after="80" w:line="264" w:lineRule="auto"/>
-        <w:jc w:val="both"/>
       </w:pPr>
       <w:r>
         <w:t>Repetir el problema al menos una vez para confirmar que no fue casual.</w:t>
@@ -9086,7 +9026,6 @@
           <w:numId w:val="4"/>
         </w:numPr>
         <w:spacing w:after="80" w:line="264" w:lineRule="auto"/>
-        <w:jc w:val="both"/>
       </w:pPr>
       <w:r>
         <w:t>Crear el reporte en GitHub Issues del repositorio con la etiqueta "defecto" y la de su severidad.</w:t>
@@ -9100,7 +9039,6 @@
           <w:numId w:val="4"/>
         </w:numPr>
         <w:spacing w:after="80" w:line="264" w:lineRule="auto"/>
-        <w:jc w:val="both"/>
       </w:pPr>
       <w:r>
         <w:t>Llenar todos los campos de la plantilla (Tabla 7).</w:t>
@@ -9114,7 +9052,6 @@
           <w:numId w:val="4"/>
         </w:numPr>
         <w:spacing w:after="80" w:line="264" w:lineRule="auto"/>
-        <w:jc w:val="both"/>
       </w:pPr>
       <w:r>
         <w:t>Adjuntar la evidencia: captura de pantalla y, si aplica, el mensaje de error o el registro del backend.</w:t>
@@ -9128,7 +9065,6 @@
           <w:numId w:val="4"/>
         </w:numPr>
         <w:spacing w:after="80" w:line="264" w:lineRule="auto"/>
-        <w:jc w:val="both"/>
       </w:pPr>
       <w:r>
         <w:t>Asignarlo a la responsable del área (Tabla 9) y avisar por el canal del equipo.</w:t>
@@ -9165,13 +9101,19 @@
           <w:left w:w="10" w:type="dxa"/>
           <w:right w:w="10" w:type="dxa"/>
         </w:tblCellMar>
-        <w:tblLook w:val="04A0" w:firstRow="1" w:lastRow="0" w:firstColumn="1" w:lastColumn="0" w:noHBand="0" w:noVBand="1"/>
+        <w:tblLook w:val="0000" w:firstRow="0" w:lastRow="0" w:firstColumn="0" w:lastColumn="0" w:noHBand="0" w:noVBand="0"/>
       </w:tblPr>
       <w:tblGrid>
         <w:gridCol w:w="2621"/>
         <w:gridCol w:w="6739"/>
       </w:tblGrid>
       <w:tr>
+        <w:tblPrEx>
+          <w:tblCellMar>
+            <w:top w:w="0" w:type="dxa"/>
+            <w:bottom w:w="0" w:type="dxa"/>
+          </w:tblCellMar>
+        </w:tblPrEx>
         <w:trPr>
           <w:cantSplit/>
           <w:tblHeader/>
@@ -9242,6 +9184,12 @@
         </w:tc>
       </w:tr>
       <w:tr>
+        <w:tblPrEx>
+          <w:tblCellMar>
+            <w:top w:w="0" w:type="dxa"/>
+            <w:bottom w:w="0" w:type="dxa"/>
+          </w:tblCellMar>
+        </w:tblPrEx>
         <w:trPr>
           <w:cantSplit/>
         </w:trPr>
@@ -9307,6 +9255,12 @@
         </w:tc>
       </w:tr>
       <w:tr>
+        <w:tblPrEx>
+          <w:tblCellMar>
+            <w:top w:w="0" w:type="dxa"/>
+            <w:bottom w:w="0" w:type="dxa"/>
+          </w:tblCellMar>
+        </w:tblPrEx>
         <w:trPr>
           <w:cantSplit/>
         </w:trPr>
@@ -9372,6 +9326,12 @@
         </w:tc>
       </w:tr>
       <w:tr>
+        <w:tblPrEx>
+          <w:tblCellMar>
+            <w:top w:w="0" w:type="dxa"/>
+            <w:bottom w:w="0" w:type="dxa"/>
+          </w:tblCellMar>
+        </w:tblPrEx>
         <w:trPr>
           <w:cantSplit/>
         </w:trPr>
@@ -9437,6 +9397,12 @@
         </w:tc>
       </w:tr>
       <w:tr>
+        <w:tblPrEx>
+          <w:tblCellMar>
+            <w:top w:w="0" w:type="dxa"/>
+            <w:bottom w:w="0" w:type="dxa"/>
+          </w:tblCellMar>
+        </w:tblPrEx>
         <w:trPr>
           <w:cantSplit/>
         </w:trPr>
@@ -9496,28 +9462,18 @@
                 <w:sz w:val="19"/>
                 <w:szCs w:val="19"/>
               </w:rPr>
-              <w:t>Local o Azure, navegador y versión del sistema (</w:t>
-            </w:r>
-            <w:proofErr w:type="spellStart"/>
-            <w:r>
-              <w:rPr>
-                <w:sz w:val="19"/>
-                <w:szCs w:val="19"/>
-              </w:rPr>
-              <w:t>commit</w:t>
-            </w:r>
-            <w:proofErr w:type="spellEnd"/>
-            <w:r>
-              <w:rPr>
-                <w:sz w:val="19"/>
-                <w:szCs w:val="19"/>
-              </w:rPr>
-              <w:t>).</w:t>
+              <w:t>Local o Azure, navegador y versión del sistema (commit).</w:t>
             </w:r>
           </w:p>
         </w:tc>
       </w:tr>
       <w:tr>
+        <w:tblPrEx>
+          <w:tblCellMar>
+            <w:top w:w="0" w:type="dxa"/>
+            <w:bottom w:w="0" w:type="dxa"/>
+          </w:tblCellMar>
+        </w:tblPrEx>
         <w:trPr>
           <w:cantSplit/>
         </w:trPr>
@@ -9583,6 +9539,12 @@
         </w:tc>
       </w:tr>
       <w:tr>
+        <w:tblPrEx>
+          <w:tblCellMar>
+            <w:top w:w="0" w:type="dxa"/>
+            <w:bottom w:w="0" w:type="dxa"/>
+          </w:tblCellMar>
+        </w:tblPrEx>
         <w:trPr>
           <w:cantSplit/>
         </w:trPr>
@@ -9648,6 +9610,12 @@
         </w:tc>
       </w:tr>
       <w:tr>
+        <w:tblPrEx>
+          <w:tblCellMar>
+            <w:top w:w="0" w:type="dxa"/>
+            <w:bottom w:w="0" w:type="dxa"/>
+          </w:tblCellMar>
+        </w:tblPrEx>
         <w:trPr>
           <w:cantSplit/>
         </w:trPr>
@@ -9713,6 +9681,12 @@
         </w:tc>
       </w:tr>
       <w:tr>
+        <w:tblPrEx>
+          <w:tblCellMar>
+            <w:top w:w="0" w:type="dxa"/>
+            <w:bottom w:w="0" w:type="dxa"/>
+          </w:tblCellMar>
+        </w:tblPrEx>
         <w:trPr>
           <w:cantSplit/>
         </w:trPr>
@@ -9778,6 +9752,12 @@
         </w:tc>
       </w:tr>
       <w:tr>
+        <w:tblPrEx>
+          <w:tblCellMar>
+            <w:top w:w="0" w:type="dxa"/>
+            <w:bottom w:w="0" w:type="dxa"/>
+          </w:tblCellMar>
+        </w:tblPrEx>
         <w:trPr>
           <w:cantSplit/>
         </w:trPr>
@@ -9837,23 +9817,7 @@
                 <w:sz w:val="19"/>
                 <w:szCs w:val="19"/>
               </w:rPr>
-              <w:t xml:space="preserve">Nuevo, Asignado, En corrección, Corregido, </w:t>
-            </w:r>
-            <w:proofErr w:type="spellStart"/>
-            <w:r>
-              <w:rPr>
-                <w:sz w:val="19"/>
-                <w:szCs w:val="19"/>
-              </w:rPr>
-              <w:t>Re-probado</w:t>
-            </w:r>
-            <w:proofErr w:type="spellEnd"/>
-            <w:r>
-              <w:rPr>
-                <w:sz w:val="19"/>
-                <w:szCs w:val="19"/>
-              </w:rPr>
-              <w:t>, Cerrado o Rechazado.</w:t>
+              <w:t>Nuevo, Asignado, En corrección, Corregido, Re-probado, Cerrado o Rechazado.</w:t>
             </w:r>
           </w:p>
         </w:tc>
@@ -9877,7 +9841,7 @@
       <w:pPr>
         <w:pStyle w:val="Ttulo2"/>
       </w:pPr>
-      <w:bookmarkStart w:id="15" w:name="_Toc243846517"/>
+      <w:bookmarkStart w:id="15" w:name="_Toc243848144"/>
       <w:r>
         <w:t>4.2 Clasificación y priorización</w:t>
       </w:r>
@@ -9914,7 +9878,7 @@
           <w:left w:w="10" w:type="dxa"/>
           <w:right w:w="10" w:type="dxa"/>
         </w:tblCellMar>
-        <w:tblLook w:val="04A0" w:firstRow="1" w:lastRow="0" w:firstColumn="1" w:lastColumn="0" w:noHBand="0" w:noVBand="1"/>
+        <w:tblLook w:val="0000" w:firstRow="0" w:lastRow="0" w:firstColumn="0" w:lastColumn="0" w:noHBand="0" w:noVBand="0"/>
       </w:tblPr>
       <w:tblGrid>
         <w:gridCol w:w="1310"/>
@@ -9923,6 +9887,12 @@
         <w:gridCol w:w="2060"/>
       </w:tblGrid>
       <w:tr>
+        <w:tblPrEx>
+          <w:tblCellMar>
+            <w:top w:w="0" w:type="dxa"/>
+            <w:bottom w:w="0" w:type="dxa"/>
+          </w:tblCellMar>
+        </w:tblPrEx>
         <w:trPr>
           <w:cantSplit/>
           <w:tblHeader/>
@@ -10019,9 +9989,31 @@
                 <w:sz w:val="19"/>
                 <w:szCs w:val="19"/>
               </w:rPr>
-              <w:t xml:space="preserve">Ejemplo en </w:t>
-            </w:r>
-            <w:proofErr w:type="spellStart"/>
+              <w:t>Ejemplo en TrazaDoc</w:t>
+            </w:r>
+          </w:p>
+        </w:tc>
+        <w:tc>
+          <w:tcPr>
+            <w:tcW w:w="2060" w:type="dxa"/>
+            <w:tcBorders>
+              <w:top w:val="single" w:sz="4" w:space="0" w:color="000000"/>
+              <w:left w:val="single" w:sz="4" w:space="0" w:color="000000"/>
+              <w:bottom w:val="single" w:sz="12" w:space="0" w:color="000000"/>
+              <w:right w:val="single" w:sz="4" w:space="0" w:color="000000"/>
+            </w:tcBorders>
+            <w:tcMar>
+              <w:top w:w="50" w:type="dxa"/>
+              <w:left w:w="90" w:type="dxa"/>
+              <w:bottom w:w="50" w:type="dxa"/>
+              <w:right w:w="90" w:type="dxa"/>
+            </w:tcMar>
+            <w:vAlign w:val="center"/>
+          </w:tcPr>
+          <w:p>
+            <w:pPr>
+              <w:spacing w:after="20"/>
+            </w:pPr>
             <w:r>
               <w:rPr>
                 <w:b/>
@@ -10029,45 +10021,18 @@
                 <w:sz w:val="19"/>
                 <w:szCs w:val="19"/>
               </w:rPr>
-              <w:t>TrazaDoc</w:t>
-            </w:r>
-            <w:proofErr w:type="spellEnd"/>
-          </w:p>
-        </w:tc>
-        <w:tc>
-          <w:tcPr>
-            <w:tcW w:w="2060" w:type="dxa"/>
-            <w:tcBorders>
-              <w:top w:val="single" w:sz="4" w:space="0" w:color="000000"/>
-              <w:left w:val="single" w:sz="4" w:space="0" w:color="000000"/>
-              <w:bottom w:val="single" w:sz="12" w:space="0" w:color="000000"/>
-              <w:right w:val="single" w:sz="4" w:space="0" w:color="000000"/>
-            </w:tcBorders>
-            <w:tcMar>
-              <w:top w:w="50" w:type="dxa"/>
-              <w:left w:w="90" w:type="dxa"/>
-              <w:bottom w:w="50" w:type="dxa"/>
-              <w:right w:w="90" w:type="dxa"/>
-            </w:tcMar>
-            <w:vAlign w:val="center"/>
-          </w:tcPr>
-          <w:p>
-            <w:pPr>
-              <w:spacing w:after="20"/>
-            </w:pPr>
-            <w:r>
-              <w:rPr>
-                <w:b/>
-                <w:bCs/>
-                <w:sz w:val="19"/>
-                <w:szCs w:val="19"/>
-              </w:rPr>
               <w:t>Tiempo objetivo de corrección</w:t>
             </w:r>
           </w:p>
         </w:tc>
       </w:tr>
       <w:tr>
+        <w:tblPrEx>
+          <w:tblCellMar>
+            <w:top w:w="0" w:type="dxa"/>
+            <w:bottom w:w="0" w:type="dxa"/>
+          </w:tblCellMar>
+        </w:tblPrEx>
         <w:trPr>
           <w:cantSplit/>
         </w:trPr>
@@ -10193,6 +10158,12 @@
         </w:tc>
       </w:tr>
       <w:tr>
+        <w:tblPrEx>
+          <w:tblCellMar>
+            <w:top w:w="0" w:type="dxa"/>
+            <w:bottom w:w="0" w:type="dxa"/>
+          </w:tblCellMar>
+        </w:tblPrEx>
         <w:trPr>
           <w:cantSplit/>
         </w:trPr>
@@ -10318,6 +10289,12 @@
         </w:tc>
       </w:tr>
       <w:tr>
+        <w:tblPrEx>
+          <w:tblCellMar>
+            <w:top w:w="0" w:type="dxa"/>
+            <w:bottom w:w="0" w:type="dxa"/>
+          </w:tblCellMar>
+        </w:tblPrEx>
         <w:trPr>
           <w:cantSplit/>
         </w:trPr>
@@ -10443,6 +10420,12 @@
         </w:tc>
       </w:tr>
       <w:tr>
+        <w:tblPrEx>
+          <w:tblCellMar>
+            <w:top w:w="0" w:type="dxa"/>
+            <w:bottom w:w="0" w:type="dxa"/>
+          </w:tblCellMar>
+        </w:tblPrEx>
         <w:trPr>
           <w:cantSplit/>
         </w:trPr>
@@ -10604,15 +10587,9 @@
       <w:pPr>
         <w:pStyle w:val="Ttulo2"/>
       </w:pPr>
-      <w:bookmarkStart w:id="16" w:name="_Toc243846518"/>
+      <w:bookmarkStart w:id="16" w:name="_Toc243848145"/>
       <w:r>
-        <w:t xml:space="preserve">4.3 </w:t>
-      </w:r>
-      <w:r>
-        <w:t>responsables</w:t>
-      </w:r>
-      <w:r>
-        <w:t xml:space="preserve"> por área</w:t>
+        <w:t>4.3 Responsables por área</w:t>
       </w:r>
       <w:bookmarkEnd w:id="16"/>
     </w:p>
@@ -10647,13 +10624,19 @@
           <w:left w:w="10" w:type="dxa"/>
           <w:right w:w="10" w:type="dxa"/>
         </w:tblCellMar>
-        <w:tblLook w:val="04A0" w:firstRow="1" w:lastRow="0" w:firstColumn="1" w:lastColumn="0" w:noHBand="0" w:noVBand="1"/>
+        <w:tblLook w:val="0000" w:firstRow="0" w:lastRow="0" w:firstColumn="0" w:lastColumn="0" w:noHBand="0" w:noVBand="0"/>
       </w:tblPr>
       <w:tblGrid>
         <w:gridCol w:w="4680"/>
         <w:gridCol w:w="4680"/>
       </w:tblGrid>
       <w:tr>
+        <w:tblPrEx>
+          <w:tblCellMar>
+            <w:top w:w="0" w:type="dxa"/>
+            <w:bottom w:w="0" w:type="dxa"/>
+          </w:tblCellMar>
+        </w:tblPrEx>
         <w:trPr>
           <w:cantSplit/>
           <w:tblHeader/>
@@ -10724,6 +10707,12 @@
         </w:tc>
       </w:tr>
       <w:tr>
+        <w:tblPrEx>
+          <w:tblCellMar>
+            <w:top w:w="0" w:type="dxa"/>
+            <w:bottom w:w="0" w:type="dxa"/>
+          </w:tblCellMar>
+        </w:tblPrEx>
         <w:trPr>
           <w:cantSplit/>
         </w:trPr>
@@ -10789,6 +10778,12 @@
         </w:tc>
       </w:tr>
       <w:tr>
+        <w:tblPrEx>
+          <w:tblCellMar>
+            <w:top w:w="0" w:type="dxa"/>
+            <w:bottom w:w="0" w:type="dxa"/>
+          </w:tblCellMar>
+        </w:tblPrEx>
         <w:trPr>
           <w:cantSplit/>
         </w:trPr>
@@ -10854,6 +10849,12 @@
         </w:tc>
       </w:tr>
       <w:tr>
+        <w:tblPrEx>
+          <w:tblCellMar>
+            <w:top w:w="0" w:type="dxa"/>
+            <w:bottom w:w="0" w:type="dxa"/>
+          </w:tblCellMar>
+        </w:tblPrEx>
         <w:trPr>
           <w:cantSplit/>
         </w:trPr>
@@ -10919,6 +10920,12 @@
         </w:tc>
       </w:tr>
       <w:tr>
+        <w:tblPrEx>
+          <w:tblCellMar>
+            <w:top w:w="0" w:type="dxa"/>
+            <w:bottom w:w="0" w:type="dxa"/>
+          </w:tblCellMar>
+        </w:tblPrEx>
         <w:trPr>
           <w:cantSplit/>
         </w:trPr>
@@ -10948,23 +10955,7 @@
                 <w:sz w:val="19"/>
                 <w:szCs w:val="19"/>
               </w:rPr>
-              <w:t>Blockchain (</w:t>
-            </w:r>
-            <w:proofErr w:type="spellStart"/>
-            <w:r>
-              <w:rPr>
-                <w:sz w:val="19"/>
-                <w:szCs w:val="19"/>
-              </w:rPr>
-              <w:t>chaincode</w:t>
-            </w:r>
-            <w:proofErr w:type="spellEnd"/>
-            <w:r>
-              <w:rPr>
-                <w:sz w:val="19"/>
-                <w:szCs w:val="19"/>
-              </w:rPr>
-              <w:t xml:space="preserve"> y red Fabric)</w:t>
+              <w:t>Blockchain (chaincode y red Fabric)</w:t>
             </w:r>
           </w:p>
         </w:tc>
@@ -11000,6 +10991,12 @@
         </w:tc>
       </w:tr>
       <w:tr>
+        <w:tblPrEx>
+          <w:tblCellMar>
+            <w:top w:w="0" w:type="dxa"/>
+            <w:bottom w:w="0" w:type="dxa"/>
+          </w:tblCellMar>
+        </w:tblPrEx>
         <w:trPr>
           <w:cantSplit/>
         </w:trPr>
@@ -11097,7 +11094,6 @@
     <w:p>
       <w:pPr>
         <w:spacing w:after="140" w:line="276" w:lineRule="auto"/>
-        <w:jc w:val="both"/>
       </w:pPr>
       <w:r>
         <w:rPr>
@@ -11113,7 +11109,6 @@
     <w:p>
       <w:pPr>
         <w:spacing w:after="140" w:line="276" w:lineRule="auto"/>
-        <w:jc w:val="both"/>
       </w:pPr>
       <w:r>
         <w:rPr>
@@ -11129,9 +11124,8 @@
     <w:p>
       <w:pPr>
         <w:pStyle w:val="Ttulo2"/>
-        <w:jc w:val="both"/>
       </w:pPr>
-      <w:bookmarkStart w:id="17" w:name="_Toc243846519"/>
+      <w:bookmarkStart w:id="17" w:name="_Toc243848146"/>
       <w:r>
         <w:t>4.4 Registro inicial de defectos</w:t>
       </w:r>
@@ -11140,10 +11134,9 @@
     <w:p>
       <w:pPr>
         <w:spacing w:after="140" w:line="276" w:lineRule="auto"/>
-        <w:jc w:val="both"/>
       </w:pPr>
       <w:r>
-        <w:t>Durante la preparación de este plan, al revisar el sistema y tomar las capturas, se identificaron los siguientes defectos. Quedan registrados desde ya para hacerles seguimiento durante la ejecución:</w:t>
+        <w:t>Durante la preparación de este plan, al revisar el sistema, tomar las capturas y ensayar los casos en el entorno local, se identificaron los siguientes defectos. Quedan registrados desde ya para hacerles seguimiento durante la ejecución:</w:t>
       </w:r>
     </w:p>
     <w:p>
@@ -11177,7 +11170,7 @@
           <w:left w:w="10" w:type="dxa"/>
           <w:right w:w="10" w:type="dxa"/>
         </w:tblCellMar>
-        <w:tblLook w:val="04A0" w:firstRow="1" w:lastRow="0" w:firstColumn="1" w:lastColumn="0" w:noHBand="0" w:noVBand="1"/>
+        <w:tblLook w:val="0000" w:firstRow="0" w:lastRow="0" w:firstColumn="0" w:lastColumn="0" w:noHBand="0" w:noVBand="0"/>
       </w:tblPr>
       <w:tblGrid>
         <w:gridCol w:w="933"/>
@@ -11187,6 +11180,12 @@
         <w:gridCol w:w="1026"/>
       </w:tblGrid>
       <w:tr>
+        <w:tblPrEx>
+          <w:tblCellMar>
+            <w:top w:w="0" w:type="dxa"/>
+            <w:bottom w:w="0" w:type="dxa"/>
+          </w:tblCellMar>
+        </w:tblPrEx>
         <w:trPr>
           <w:cantSplit/>
           <w:tblHeader/>
@@ -11353,6 +11352,12 @@
         </w:tc>
       </w:tr>
       <w:tr>
+        <w:tblPrEx>
+          <w:tblCellMar>
+            <w:top w:w="0" w:type="dxa"/>
+            <w:bottom w:w="0" w:type="dxa"/>
+          </w:tblCellMar>
+        </w:tblPrEx>
         <w:trPr>
           <w:cantSplit/>
         </w:trPr>
@@ -11508,6 +11513,12 @@
         </w:tc>
       </w:tr>
       <w:tr>
+        <w:tblPrEx>
+          <w:tblCellMar>
+            <w:top w:w="0" w:type="dxa"/>
+            <w:bottom w:w="0" w:type="dxa"/>
+          </w:tblCellMar>
+        </w:tblPrEx>
         <w:trPr>
           <w:cantSplit/>
         </w:trPr>
@@ -11663,6 +11674,12 @@
         </w:tc>
       </w:tr>
       <w:tr>
+        <w:tblPrEx>
+          <w:tblCellMar>
+            <w:top w:w="0" w:type="dxa"/>
+            <w:bottom w:w="0" w:type="dxa"/>
+          </w:tblCellMar>
+        </w:tblPrEx>
         <w:trPr>
           <w:cantSplit/>
         </w:trPr>
@@ -11818,6 +11835,12 @@
         </w:tc>
       </w:tr>
       <w:tr>
+        <w:tblPrEx>
+          <w:tblCellMar>
+            <w:top w:w="0" w:type="dxa"/>
+            <w:bottom w:w="0" w:type="dxa"/>
+          </w:tblCellMar>
+        </w:tblPrEx>
         <w:trPr>
           <w:cantSplit/>
         </w:trPr>
@@ -11973,6 +11996,12 @@
         </w:tc>
       </w:tr>
       <w:tr>
+        <w:tblPrEx>
+          <w:tblCellMar>
+            <w:top w:w="0" w:type="dxa"/>
+            <w:bottom w:w="0" w:type="dxa"/>
+          </w:tblCellMar>
+        </w:tblPrEx>
         <w:trPr>
           <w:cantSplit/>
         </w:trPr>
@@ -12032,23 +12061,7 @@
                 <w:sz w:val="19"/>
                 <w:szCs w:val="19"/>
               </w:rPr>
-              <w:t xml:space="preserve">Las insignias de estado aparecen en minúscula ("pendiente", "alterado"), distinto de </w:t>
-            </w:r>
-            <w:proofErr w:type="spellStart"/>
-            <w:r>
-              <w:rPr>
-                <w:sz w:val="19"/>
-                <w:szCs w:val="19"/>
-              </w:rPr>
-              <w:t>como</w:t>
-            </w:r>
-            <w:proofErr w:type="spellEnd"/>
-            <w:r>
-              <w:rPr>
-                <w:sz w:val="19"/>
-                <w:szCs w:val="19"/>
-              </w:rPr>
-              <w:t xml:space="preserve"> se nombran en el resto del sistema.</w:t>
+              <w:t>Las insignias de estado aparecen en minúscula ("pendiente", "alterado"), distinto de como se nombran en el resto del sistema.</w:t>
             </w:r>
           </w:p>
         </w:tc>
@@ -12109,6 +12122,167 @@
                 <w:szCs w:val="19"/>
               </w:rPr>
               <w:t>Baja</w:t>
+            </w:r>
+          </w:p>
+        </w:tc>
+        <w:tc>
+          <w:tcPr>
+            <w:tcW w:w="1029" w:type="dxa"/>
+            <w:tcBorders>
+              <w:top w:val="single" w:sz="4" w:space="0" w:color="000000"/>
+              <w:left w:val="single" w:sz="4" w:space="0" w:color="000000"/>
+              <w:bottom w:val="single" w:sz="4" w:space="0" w:color="000000"/>
+              <w:right w:val="single" w:sz="4" w:space="0" w:color="000000"/>
+            </w:tcBorders>
+            <w:tcMar>
+              <w:top w:w="50" w:type="dxa"/>
+              <w:left w:w="90" w:type="dxa"/>
+              <w:bottom w:w="50" w:type="dxa"/>
+              <w:right w:w="90" w:type="dxa"/>
+            </w:tcMar>
+            <w:vAlign w:val="center"/>
+          </w:tcPr>
+          <w:p>
+            <w:pPr>
+              <w:spacing w:after="20"/>
+            </w:pPr>
+            <w:r>
+              <w:rPr>
+                <w:sz w:val="19"/>
+                <w:szCs w:val="19"/>
+              </w:rPr>
+              <w:t>Nuevo</w:t>
+            </w:r>
+          </w:p>
+        </w:tc>
+      </w:tr>
+      <w:tr>
+        <w:tblPrEx>
+          <w:tblCellMar>
+            <w:top w:w="0" w:type="dxa"/>
+            <w:bottom w:w="0" w:type="dxa"/>
+          </w:tblCellMar>
+        </w:tblPrEx>
+        <w:trPr>
+          <w:cantSplit/>
+        </w:trPr>
+        <w:tc>
+          <w:tcPr>
+            <w:tcW w:w="936" w:type="dxa"/>
+            <w:tcBorders>
+              <w:top w:val="single" w:sz="4" w:space="0" w:color="000000"/>
+              <w:left w:val="single" w:sz="4" w:space="0" w:color="000000"/>
+              <w:bottom w:val="single" w:sz="4" w:space="0" w:color="000000"/>
+              <w:right w:val="single" w:sz="4" w:space="0" w:color="000000"/>
+            </w:tcBorders>
+            <w:tcMar>
+              <w:top w:w="50" w:type="dxa"/>
+              <w:left w:w="90" w:type="dxa"/>
+              <w:bottom w:w="50" w:type="dxa"/>
+              <w:right w:w="90" w:type="dxa"/>
+            </w:tcMar>
+            <w:vAlign w:val="center"/>
+          </w:tcPr>
+          <w:p>
+            <w:pPr>
+              <w:spacing w:after="20"/>
+            </w:pPr>
+            <w:r>
+              <w:rPr>
+                <w:sz w:val="19"/>
+                <w:szCs w:val="19"/>
+              </w:rPr>
+              <w:t>DEF-06</w:t>
+            </w:r>
+          </w:p>
+        </w:tc>
+        <w:tc>
+          <w:tcPr>
+            <w:tcW w:w="5242" w:type="dxa"/>
+            <w:tcBorders>
+              <w:top w:val="single" w:sz="4" w:space="0" w:color="000000"/>
+              <w:left w:val="single" w:sz="4" w:space="0" w:color="000000"/>
+              <w:bottom w:val="single" w:sz="4" w:space="0" w:color="000000"/>
+              <w:right w:val="single" w:sz="4" w:space="0" w:color="000000"/>
+            </w:tcBorders>
+            <w:tcMar>
+              <w:top w:w="50" w:type="dxa"/>
+              <w:left w:w="90" w:type="dxa"/>
+              <w:bottom w:w="50" w:type="dxa"/>
+              <w:right w:w="90" w:type="dxa"/>
+            </w:tcMar>
+            <w:vAlign w:val="center"/>
+          </w:tcPr>
+          <w:p>
+            <w:pPr>
+              <w:spacing w:after="20"/>
+            </w:pPr>
+            <w:r>
+              <w:rPr>
+                <w:sz w:val="19"/>
+                <w:szCs w:val="19"/>
+              </w:rPr>
+              <w:t>Un Empleado puede consultar por la API los datos de un documento de otra persona (nombre, responsable, fecha y estado); la huella sí sale enmascarada. Afecta la privacidad (RNF-08, Ley 1581 de 2012).</w:t>
+            </w:r>
+          </w:p>
+        </w:tc>
+        <w:tc>
+          <w:tcPr>
+            <w:tcW w:w="1123" w:type="dxa"/>
+            <w:tcBorders>
+              <w:top w:val="single" w:sz="4" w:space="0" w:color="000000"/>
+              <w:left w:val="single" w:sz="4" w:space="0" w:color="000000"/>
+              <w:bottom w:val="single" w:sz="4" w:space="0" w:color="000000"/>
+              <w:right w:val="single" w:sz="4" w:space="0" w:color="000000"/>
+            </w:tcBorders>
+            <w:tcMar>
+              <w:top w:w="50" w:type="dxa"/>
+              <w:left w:w="90" w:type="dxa"/>
+              <w:bottom w:w="50" w:type="dxa"/>
+              <w:right w:w="90" w:type="dxa"/>
+            </w:tcMar>
+            <w:vAlign w:val="center"/>
+          </w:tcPr>
+          <w:p>
+            <w:pPr>
+              <w:spacing w:after="20"/>
+            </w:pPr>
+            <w:r>
+              <w:rPr>
+                <w:sz w:val="19"/>
+                <w:szCs w:val="19"/>
+              </w:rPr>
+              <w:t>CP-29</w:t>
+            </w:r>
+          </w:p>
+        </w:tc>
+        <w:tc>
+          <w:tcPr>
+            <w:tcW w:w="1030" w:type="dxa"/>
+            <w:tcBorders>
+              <w:top w:val="single" w:sz="4" w:space="0" w:color="000000"/>
+              <w:left w:val="single" w:sz="4" w:space="0" w:color="000000"/>
+              <w:bottom w:val="single" w:sz="4" w:space="0" w:color="000000"/>
+              <w:right w:val="single" w:sz="4" w:space="0" w:color="000000"/>
+            </w:tcBorders>
+            <w:tcMar>
+              <w:top w:w="50" w:type="dxa"/>
+              <w:left w:w="90" w:type="dxa"/>
+              <w:bottom w:w="50" w:type="dxa"/>
+              <w:right w:w="90" w:type="dxa"/>
+            </w:tcMar>
+            <w:vAlign w:val="center"/>
+          </w:tcPr>
+          <w:p>
+            <w:pPr>
+              <w:spacing w:after="20"/>
+            </w:pPr>
+            <w:r>
+              <w:rPr>
+                <w:sz w:val="19"/>
+                <w:szCs w:val="19"/>
+              </w:rPr>
+              <w:t>Media</w:t>
             </w:r>
           </w:p>
         </w:tc>
@@ -12163,7 +12337,7 @@
         <w:pStyle w:val="Ttulo1"/>
         <w:pageBreakBefore/>
       </w:pPr>
-      <w:bookmarkStart w:id="18" w:name="_Toc243846520"/>
+      <w:bookmarkStart w:id="18" w:name="_Toc243848147"/>
       <w:r>
         <w:t>5. Estrategia de pruebas</w:t>
       </w:r>
@@ -12173,7 +12347,7 @@
       <w:pPr>
         <w:pStyle w:val="Ttulo2"/>
       </w:pPr>
-      <w:bookmarkStart w:id="19" w:name="_Toc243846521"/>
+      <w:bookmarkStart w:id="19" w:name="_Toc243848148"/>
       <w:r>
         <w:t>5.1 Paso 1: diseño de escenarios y casos de prueba</w:t>
       </w:r>
@@ -12182,7 +12356,6 @@
     <w:p>
       <w:pPr>
         <w:spacing w:after="140" w:line="276" w:lineRule="auto"/>
-        <w:jc w:val="both"/>
       </w:pPr>
       <w:r>
         <w:t xml:space="preserve">Los casos se construyen a partir de los </w:t>
@@ -12206,7 +12379,6 @@
           <w:numId w:val="2"/>
         </w:numPr>
         <w:spacing w:after="70" w:line="264" w:lineRule="auto"/>
-        <w:jc w:val="both"/>
       </w:pPr>
       <w:r>
         <w:rPr>
@@ -12227,7 +12399,6 @@
           <w:numId w:val="2"/>
         </w:numPr>
         <w:spacing w:after="70" w:line="264" w:lineRule="auto"/>
-        <w:jc w:val="both"/>
       </w:pPr>
       <w:r>
         <w:rPr>
@@ -12248,7 +12419,6 @@
           <w:numId w:val="2"/>
         </w:numPr>
         <w:spacing w:after="70" w:line="264" w:lineRule="auto"/>
-        <w:jc w:val="both"/>
       </w:pPr>
       <w:r>
         <w:rPr>
@@ -12269,7 +12439,6 @@
           <w:numId w:val="2"/>
         </w:numPr>
         <w:spacing w:after="70" w:line="264" w:lineRule="auto"/>
-        <w:jc w:val="both"/>
       </w:pPr>
       <w:r>
         <w:rPr>
@@ -12290,7 +12459,6 @@
           <w:numId w:val="2"/>
         </w:numPr>
         <w:spacing w:after="70" w:line="264" w:lineRule="auto"/>
-        <w:jc w:val="both"/>
       </w:pPr>
       <w:r>
         <w:rPr>
@@ -12302,15 +12470,10 @@
       <w:r>
         <w:t xml:space="preserve"> se siguen los flujos completos de cada historia de usuario.</w:t>
       </w:r>
-      <w:r>
-        <w:t xml:space="preserve"> </w:t>
-      </w:r>
     </w:p>
     <w:p>
       <w:pPr>
-        <w:spacing w:after="70" w:line="264" w:lineRule="auto"/>
-        <w:ind w:left="284"/>
-        <w:jc w:val="both"/>
+        <w:spacing w:after="140" w:line="276" w:lineRule="auto"/>
       </w:pPr>
       <w:r>
         <w:t>Además se aplica la experiencia del equipo:</w:t>
@@ -12324,7 +12487,6 @@
           <w:numId w:val="2"/>
         </w:numPr>
         <w:spacing w:after="70" w:line="264" w:lineRule="auto"/>
-        <w:jc w:val="both"/>
       </w:pPr>
       <w:r>
         <w:rPr>
@@ -12345,7 +12507,6 @@
           <w:numId w:val="2"/>
         </w:numPr>
         <w:spacing w:after="70" w:line="264" w:lineRule="auto"/>
-        <w:jc w:val="both"/>
       </w:pPr>
       <w:r>
         <w:rPr>
@@ -12389,7 +12550,7 @@
           <w:left w:w="10" w:type="dxa"/>
           <w:right w:w="10" w:type="dxa"/>
         </w:tblCellMar>
-        <w:tblLook w:val="04A0" w:firstRow="1" w:lastRow="0" w:firstColumn="1" w:lastColumn="0" w:noHBand="0" w:noVBand="1"/>
+        <w:tblLook w:val="0000" w:firstRow="0" w:lastRow="0" w:firstColumn="0" w:lastColumn="0" w:noHBand="0" w:noVBand="0"/>
       </w:tblPr>
       <w:tblGrid>
         <w:gridCol w:w="3744"/>
@@ -12398,6 +12559,12 @@
         <w:gridCol w:w="1872"/>
       </w:tblGrid>
       <w:tr>
+        <w:tblPrEx>
+          <w:tblCellMar>
+            <w:top w:w="0" w:type="dxa"/>
+            <w:bottom w:w="0" w:type="dxa"/>
+          </w:tblCellMar>
+        </w:tblPrEx>
         <w:trPr>
           <w:cantSplit/>
           <w:tblHeader/>
@@ -12532,6 +12699,12 @@
         </w:tc>
       </w:tr>
       <w:tr>
+        <w:tblPrEx>
+          <w:tblCellMar>
+            <w:top w:w="0" w:type="dxa"/>
+            <w:bottom w:w="0" w:type="dxa"/>
+          </w:tblCellMar>
+        </w:tblPrEx>
         <w:trPr>
           <w:cantSplit/>
         </w:trPr>
@@ -12657,6 +12830,12 @@
         </w:tc>
       </w:tr>
       <w:tr>
+        <w:tblPrEx>
+          <w:tblCellMar>
+            <w:top w:w="0" w:type="dxa"/>
+            <w:bottom w:w="0" w:type="dxa"/>
+          </w:tblCellMar>
+        </w:tblPrEx>
         <w:trPr>
           <w:cantSplit/>
         </w:trPr>
@@ -12782,6 +12961,12 @@
         </w:tc>
       </w:tr>
       <w:tr>
+        <w:tblPrEx>
+          <w:tblCellMar>
+            <w:top w:w="0" w:type="dxa"/>
+            <w:bottom w:w="0" w:type="dxa"/>
+          </w:tblCellMar>
+        </w:tblPrEx>
         <w:trPr>
           <w:cantSplit/>
         </w:trPr>
@@ -12907,6 +13092,12 @@
         </w:tc>
       </w:tr>
       <w:tr>
+        <w:tblPrEx>
+          <w:tblCellMar>
+            <w:top w:w="0" w:type="dxa"/>
+            <w:bottom w:w="0" w:type="dxa"/>
+          </w:tblCellMar>
+        </w:tblPrEx>
         <w:trPr>
           <w:cantSplit/>
         </w:trPr>
@@ -13032,6 +13223,12 @@
         </w:tc>
       </w:tr>
       <w:tr>
+        <w:tblPrEx>
+          <w:tblCellMar>
+            <w:top w:w="0" w:type="dxa"/>
+            <w:bottom w:w="0" w:type="dxa"/>
+          </w:tblCellMar>
+        </w:tblPrEx>
         <w:trPr>
           <w:cantSplit/>
         </w:trPr>
@@ -13157,6 +13354,12 @@
         </w:tc>
       </w:tr>
       <w:tr>
+        <w:tblPrEx>
+          <w:tblCellMar>
+            <w:top w:w="0" w:type="dxa"/>
+            <w:bottom w:w="0" w:type="dxa"/>
+          </w:tblCellMar>
+        </w:tblPrEx>
         <w:trPr>
           <w:cantSplit/>
         </w:trPr>
@@ -13282,6 +13485,12 @@
         </w:tc>
       </w:tr>
       <w:tr>
+        <w:tblPrEx>
+          <w:tblCellMar>
+            <w:top w:w="0" w:type="dxa"/>
+            <w:bottom w:w="0" w:type="dxa"/>
+          </w:tblCellMar>
+        </w:tblPrEx>
         <w:trPr>
           <w:cantSplit/>
         </w:trPr>
@@ -13426,10 +13635,14 @@
         <w:spacing w:after="140" w:line="276" w:lineRule="auto"/>
       </w:pPr>
       <w:r>
-        <w:t>Los casos se</w:t>
+        <w:t xml:space="preserve">Los casos se </w:t>
       </w:r>
       <w:r>
-        <w:t xml:space="preserve"> priorizan</w:t>
+        <w:rPr>
+          <w:b/>
+          <w:bCs/>
+        </w:rPr>
+        <w:t>priorizan</w:t>
       </w:r>
       <w:r>
         <w:t xml:space="preserve"> en Alta, Media y Baja según el riesgo: primero lo relacionado con integridad, seguridad y permisos; luego las consultas; al final lo visual.</w:t>
@@ -13439,7 +13652,7 @@
       <w:pPr>
         <w:pStyle w:val="Ttulo2"/>
       </w:pPr>
-      <w:bookmarkStart w:id="20" w:name="_Toc243846522"/>
+      <w:bookmarkStart w:id="20" w:name="_Toc243848149"/>
       <w:r>
         <w:t>5.2 Paso 2: procedimiento al recibir una versión para probar</w:t>
       </w:r>
@@ -13453,7 +13666,6 @@
           <w:numId w:val="5"/>
         </w:numPr>
         <w:spacing w:after="80" w:line="264" w:lineRule="auto"/>
-        <w:jc w:val="both"/>
       </w:pPr>
       <w:r>
         <w:rPr>
@@ -13474,13 +13686,19 @@
           <w:numId w:val="5"/>
         </w:numPr>
         <w:spacing w:after="80" w:line="264" w:lineRule="auto"/>
-        <w:jc w:val="both"/>
       </w:pPr>
       <w:r>
         <w:t xml:space="preserve">Si la prueba de humo falla, </w:t>
       </w:r>
       <w:r>
-        <w:t>se rechaza la versión y se espera una corregida antes de seguir.</w:t>
+        <w:rPr>
+          <w:b/>
+          <w:bCs/>
+        </w:rPr>
+        <w:t>se rechaza la versión</w:t>
+      </w:r>
+      <w:r>
+        <w:t xml:space="preserve"> y se espera una corregida antes de seguir.</w:t>
       </w:r>
     </w:p>
     <w:p>
@@ -13491,10 +13709,19 @@
           <w:numId w:val="5"/>
         </w:numPr>
         <w:spacing w:after="80" w:line="264" w:lineRule="auto"/>
-        <w:jc w:val="both"/>
       </w:pPr>
       <w:r>
-        <w:t>Si pasa, se ejecutan a fondo los casos del Anexo A, en orden de prioridad, anotando el resultado de cada uno.</w:t>
+        <w:t xml:space="preserve">Si pasa, se ejecutan </w:t>
+      </w:r>
+      <w:r>
+        <w:rPr>
+          <w:b/>
+          <w:bCs/>
+        </w:rPr>
+        <w:t>a fondo</w:t>
+      </w:r>
+      <w:r>
+        <w:t xml:space="preserve"> los casos del Anexo A, en orden de prioridad, anotando el resultado de cada uno.</w:t>
       </w:r>
     </w:p>
     <w:p>
@@ -13505,7 +13732,6 @@
           <w:numId w:val="5"/>
         </w:numPr>
         <w:spacing w:after="80" w:line="264" w:lineRule="auto"/>
-        <w:jc w:val="both"/>
       </w:pPr>
       <w:r>
         <w:t>Los defectos se reportan apenas se encuentran (sección 4), y al final del día se envía el resumen.</w:t>
@@ -13519,10 +13745,16 @@
           <w:numId w:val="5"/>
         </w:numPr>
         <w:spacing w:after="80" w:line="264" w:lineRule="auto"/>
-        <w:jc w:val="both"/>
       </w:pPr>
       <w:r>
-        <w:t>Cuando se corrige un defecto, se vuelve a probar</w:t>
+        <w:t xml:space="preserve">Cuando se corrige un defecto, se </w:t>
+      </w:r>
+      <w:r>
+        <w:rPr>
+          <w:b/>
+          <w:bCs/>
+        </w:rPr>
+        <w:t>vuelve a probar</w:t>
       </w:r>
       <w:r>
         <w:t xml:space="preserve"> el caso donde apareció y se repiten las pruebas automatizadas para confirmar que no se dañó nada más (regresión).</w:t>
@@ -13536,7 +13768,14 @@
         <w:t xml:space="preserve">Se planean tres </w:t>
       </w:r>
       <w:r>
-        <w:t>ciclos de prueba:</w:t>
+        <w:rPr>
+          <w:b/>
+          <w:bCs/>
+        </w:rPr>
+        <w:t>ciclos de prueba</w:t>
+      </w:r>
+      <w:r>
+        <w:t>:</w:t>
       </w:r>
     </w:p>
     <w:p>
@@ -13570,7 +13809,7 @@
           <w:left w:w="10" w:type="dxa"/>
           <w:right w:w="10" w:type="dxa"/>
         </w:tblCellMar>
-        <w:tblLook w:val="04A0" w:firstRow="1" w:lastRow="0" w:firstColumn="1" w:lastColumn="0" w:noHBand="0" w:noVBand="1"/>
+        <w:tblLook w:val="0000" w:firstRow="0" w:lastRow="0" w:firstColumn="0" w:lastColumn="0" w:noHBand="0" w:noVBand="0"/>
       </w:tblPr>
       <w:tblGrid>
         <w:gridCol w:w="2434"/>
@@ -13578,6 +13817,12 @@
         <w:gridCol w:w="4680"/>
       </w:tblGrid>
       <w:tr>
+        <w:tblPrEx>
+          <w:tblCellMar>
+            <w:top w:w="0" w:type="dxa"/>
+            <w:bottom w:w="0" w:type="dxa"/>
+          </w:tblCellMar>
+        </w:tblPrEx>
         <w:trPr>
           <w:cantSplit/>
           <w:tblHeader/>
@@ -13680,6 +13925,12 @@
         </w:tc>
       </w:tr>
       <w:tr>
+        <w:tblPrEx>
+          <w:tblCellMar>
+            <w:top w:w="0" w:type="dxa"/>
+            <w:bottom w:w="0" w:type="dxa"/>
+          </w:tblCellMar>
+        </w:tblPrEx>
         <w:trPr>
           <w:cantSplit/>
         </w:trPr>
@@ -13775,6 +14026,12 @@
         </w:tc>
       </w:tr>
       <w:tr>
+        <w:tblPrEx>
+          <w:tblCellMar>
+            <w:top w:w="0" w:type="dxa"/>
+            <w:bottom w:w="0" w:type="dxa"/>
+          </w:tblCellMar>
+        </w:tblPrEx>
         <w:trPr>
           <w:cantSplit/>
         </w:trPr>
@@ -13870,6 +14127,12 @@
         </w:tc>
       </w:tr>
       <w:tr>
+        <w:tblPrEx>
+          <w:tblCellMar>
+            <w:top w:w="0" w:type="dxa"/>
+            <w:bottom w:w="0" w:type="dxa"/>
+          </w:tblCellMar>
+        </w:tblPrEx>
         <w:trPr>
           <w:cantSplit/>
         </w:trPr>
@@ -13899,17 +14162,8 @@
                 <w:sz w:val="19"/>
                 <w:szCs w:val="19"/>
               </w:rPr>
-              <w:t xml:space="preserve">Ciclo 3: </w:t>
-            </w:r>
-            <w:proofErr w:type="spellStart"/>
-            <w:r>
-              <w:rPr>
-                <w:sz w:val="19"/>
-                <w:szCs w:val="19"/>
-              </w:rPr>
-              <w:t>re-pruebas</w:t>
-            </w:r>
-            <w:proofErr w:type="spellEnd"/>
+              <w:t>Ciclo 3: re-pruebas</w:t>
+            </w:r>
           </w:p>
         </w:tc>
         <w:tc>
@@ -13992,7 +14246,7 @@
       <w:pPr>
         <w:pStyle w:val="Ttulo2"/>
       </w:pPr>
-      <w:bookmarkStart w:id="21" w:name="_Toc243846523"/>
+      <w:bookmarkStart w:id="21" w:name="_Toc243848150"/>
       <w:r>
         <w:t>5.3 Tipos de prueba</w:t>
       </w:r>
@@ -14029,7 +14283,7 @@
           <w:left w:w="10" w:type="dxa"/>
           <w:right w:w="10" w:type="dxa"/>
         </w:tblCellMar>
-        <w:tblLook w:val="04A0" w:firstRow="1" w:lastRow="0" w:firstColumn="1" w:lastColumn="0" w:noHBand="0" w:noVBand="1"/>
+        <w:tblLook w:val="0000" w:firstRow="0" w:lastRow="0" w:firstColumn="0" w:lastColumn="0" w:noHBand="0" w:noVBand="0"/>
       </w:tblPr>
       <w:tblGrid>
         <w:gridCol w:w="2059"/>
@@ -14037,6 +14291,12 @@
         <w:gridCol w:w="3744"/>
       </w:tblGrid>
       <w:tr>
+        <w:tblPrEx>
+          <w:tblCellMar>
+            <w:top w:w="0" w:type="dxa"/>
+            <w:bottom w:w="0" w:type="dxa"/>
+          </w:tblCellMar>
+        </w:tblPrEx>
         <w:trPr>
           <w:cantSplit/>
           <w:tblHeader/>
@@ -14139,6 +14399,12 @@
         </w:tc>
       </w:tr>
       <w:tr>
+        <w:tblPrEx>
+          <w:tblCellMar>
+            <w:top w:w="0" w:type="dxa"/>
+            <w:bottom w:w="0" w:type="dxa"/>
+          </w:tblCellMar>
+        </w:tblPrEx>
         <w:trPr>
           <w:cantSplit/>
         </w:trPr>
@@ -14234,6 +14500,12 @@
         </w:tc>
       </w:tr>
       <w:tr>
+        <w:tblPrEx>
+          <w:tblCellMar>
+            <w:top w:w="0" w:type="dxa"/>
+            <w:bottom w:w="0" w:type="dxa"/>
+          </w:tblCellMar>
+        </w:tblPrEx>
         <w:trPr>
           <w:cantSplit/>
         </w:trPr>
@@ -14323,28 +14595,18 @@
                 <w:sz w:val="19"/>
                 <w:szCs w:val="19"/>
               </w:rPr>
-              <w:t>51 casos del Anexo A, manuales y automatizados (</w:t>
-            </w:r>
-            <w:proofErr w:type="spellStart"/>
-            <w:r>
-              <w:rPr>
-                <w:sz w:val="19"/>
-                <w:szCs w:val="19"/>
-              </w:rPr>
-              <w:t>tests</w:t>
-            </w:r>
-            <w:proofErr w:type="spellEnd"/>
-            <w:r>
-              <w:rPr>
-                <w:sz w:val="19"/>
-                <w:szCs w:val="19"/>
-              </w:rPr>
-              <w:t>/e2e).</w:t>
+              <w:t>51 casos del Anexo A, manuales y automatizados (tests/e2e).</w:t>
             </w:r>
           </w:p>
         </w:tc>
       </w:tr>
       <w:tr>
+        <w:tblPrEx>
+          <w:tblCellMar>
+            <w:top w:w="0" w:type="dxa"/>
+            <w:bottom w:w="0" w:type="dxa"/>
+          </w:tblCellMar>
+        </w:tblPrEx>
         <w:trPr>
           <w:cantSplit/>
         </w:trPr>
@@ -14434,44 +14696,18 @@
                 <w:sz w:val="19"/>
                 <w:szCs w:val="19"/>
               </w:rPr>
-              <w:t>20 documentos alterados de 5 formas (</w:t>
-            </w:r>
-            <w:proofErr w:type="spellStart"/>
-            <w:r>
-              <w:rPr>
-                <w:sz w:val="19"/>
-                <w:szCs w:val="19"/>
-              </w:rPr>
-              <w:t>tests</w:t>
-            </w:r>
-            <w:proofErr w:type="spellEnd"/>
-            <w:r>
-              <w:rPr>
-                <w:sz w:val="19"/>
-                <w:szCs w:val="19"/>
-              </w:rPr>
-              <w:t>/</w:t>
-            </w:r>
-            <w:proofErr w:type="spellStart"/>
-            <w:r>
-              <w:rPr>
-                <w:sz w:val="19"/>
-                <w:szCs w:val="19"/>
-              </w:rPr>
-              <w:t>integrity</w:t>
-            </w:r>
-            <w:proofErr w:type="spellEnd"/>
-            <w:r>
-              <w:rPr>
-                <w:sz w:val="19"/>
-                <w:szCs w:val="19"/>
-              </w:rPr>
-              <w:t>) y 5 casos manuales con captura.</w:t>
+              <w:t>20 documentos alterados de 5 formas (tests/integrity) y 5 casos manuales con captura.</w:t>
             </w:r>
           </w:p>
         </w:tc>
       </w:tr>
       <w:tr>
+        <w:tblPrEx>
+          <w:tblCellMar>
+            <w:top w:w="0" w:type="dxa"/>
+            <w:bottom w:w="0" w:type="dxa"/>
+          </w:tblCellMar>
+        </w:tblPrEx>
         <w:trPr>
           <w:cantSplit/>
         </w:trPr>
@@ -14567,6 +14803,12 @@
         </w:tc>
       </w:tr>
       <w:tr>
+        <w:tblPrEx>
+          <w:tblCellMar>
+            <w:top w:w="0" w:type="dxa"/>
+            <w:bottom w:w="0" w:type="dxa"/>
+          </w:tblCellMar>
+        </w:tblPrEx>
         <w:trPr>
           <w:cantSplit/>
         </w:trPr>
@@ -14656,44 +14898,18 @@
                 <w:sz w:val="19"/>
                 <w:szCs w:val="19"/>
               </w:rPr>
-              <w:t>50 verificaciones consecutivas (</w:t>
-            </w:r>
-            <w:proofErr w:type="spellStart"/>
-            <w:r>
-              <w:rPr>
-                <w:sz w:val="19"/>
-                <w:szCs w:val="19"/>
-              </w:rPr>
-              <w:t>tests</w:t>
-            </w:r>
-            <w:proofErr w:type="spellEnd"/>
-            <w:r>
-              <w:rPr>
-                <w:sz w:val="19"/>
-                <w:szCs w:val="19"/>
-              </w:rPr>
-              <w:t>/</w:t>
-            </w:r>
-            <w:proofErr w:type="spellStart"/>
-            <w:r>
-              <w:rPr>
-                <w:sz w:val="19"/>
-                <w:szCs w:val="19"/>
-              </w:rPr>
-              <w:t>perf</w:t>
-            </w:r>
-            <w:proofErr w:type="spellEnd"/>
-            <w:r>
-              <w:rPr>
-                <w:sz w:val="19"/>
-                <w:szCs w:val="19"/>
-              </w:rPr>
-              <w:t>) y tiempos del registro de los 20 documentos.</w:t>
+              <w:t>50 verificaciones consecutivas (tests/perf) y tiempos del registro de los 20 documentos.</w:t>
             </w:r>
           </w:p>
         </w:tc>
       </w:tr>
       <w:tr>
+        <w:tblPrEx>
+          <w:tblCellMar>
+            <w:top w:w="0" w:type="dxa"/>
+            <w:bottom w:w="0" w:type="dxa"/>
+          </w:tblCellMar>
+        </w:tblPrEx>
         <w:trPr>
           <w:cantSplit/>
         </w:trPr>
@@ -14723,17 +14939,8 @@
                 <w:sz w:val="19"/>
                 <w:szCs w:val="19"/>
               </w:rPr>
-              <w:t xml:space="preserve">Regresión y </w:t>
-            </w:r>
-            <w:proofErr w:type="spellStart"/>
-            <w:r>
-              <w:rPr>
-                <w:sz w:val="19"/>
-                <w:szCs w:val="19"/>
-              </w:rPr>
-              <w:t>re-prueba</w:t>
-            </w:r>
-            <w:proofErr w:type="spellEnd"/>
+              <w:t>Regresión y re-prueba</w:t>
+            </w:r>
           </w:p>
         </w:tc>
         <w:tc>
@@ -14792,28 +14999,18 @@
                 <w:sz w:val="19"/>
                 <w:szCs w:val="19"/>
               </w:rPr>
-              <w:t xml:space="preserve">144 pruebas automáticas del backend, pruebas del </w:t>
-            </w:r>
-            <w:proofErr w:type="spellStart"/>
-            <w:r>
-              <w:rPr>
-                <w:sz w:val="19"/>
-                <w:szCs w:val="19"/>
-              </w:rPr>
-              <w:t>chaincode</w:t>
-            </w:r>
-            <w:proofErr w:type="spellEnd"/>
-            <w:r>
-              <w:rPr>
-                <w:sz w:val="19"/>
-                <w:szCs w:val="19"/>
-              </w:rPr>
-              <w:t xml:space="preserve"> y la prueba e2e de 47 pasos.</w:t>
+              <w:t>144 pruebas automáticas del backend, pruebas del chaincode y la prueba e2e de 47 pasos.</w:t>
             </w:r>
           </w:p>
         </w:tc>
       </w:tr>
       <w:tr>
+        <w:tblPrEx>
+          <w:tblCellMar>
+            <w:top w:w="0" w:type="dxa"/>
+            <w:bottom w:w="0" w:type="dxa"/>
+          </w:tblCellMar>
+        </w:tblPrEx>
         <w:trPr>
           <w:cantSplit/>
         </w:trPr>
@@ -14927,7 +15124,7 @@
       <w:pPr>
         <w:pStyle w:val="Ttulo2"/>
       </w:pPr>
-      <w:bookmarkStart w:id="22" w:name="_Toc243846524"/>
+      <w:bookmarkStart w:id="22" w:name="_Toc243848151"/>
       <w:r>
         <w:t>5.4 Paso 3: buenas prácticas</w:t>
       </w:r>
@@ -14941,7 +15138,6 @@
           <w:numId w:val="2"/>
         </w:numPr>
         <w:spacing w:after="70" w:line="264" w:lineRule="auto"/>
-        <w:jc w:val="both"/>
       </w:pPr>
       <w:r>
         <w:rPr>
@@ -14962,41 +15158,16 @@
           <w:numId w:val="2"/>
         </w:numPr>
         <w:spacing w:after="70" w:line="264" w:lineRule="auto"/>
-        <w:jc w:val="both"/>
       </w:pPr>
       <w:r>
         <w:rPr>
           <w:b/>
           <w:bCs/>
         </w:rPr>
-        <w:t xml:space="preserve">Pruebas desde el inicio (shift </w:t>
-      </w:r>
-      <w:proofErr w:type="spellStart"/>
-      <w:r>
-        <w:rPr>
-          <w:b/>
-          <w:bCs/>
-        </w:rPr>
-        <w:t>left</w:t>
-      </w:r>
-      <w:proofErr w:type="spellEnd"/>
-      <w:r>
-        <w:rPr>
-          <w:b/>
-          <w:bCs/>
-        </w:rPr>
-        <w:t>):</w:t>
+        <w:t>Pruebas desde el inicio (shift left):</w:t>
       </w:r>
       <w:r>
-        <w:t xml:space="preserve"> las pruebas automáticas se escribieron junto con el código desde el Sprint 1; hoy hay 144 pruebas del backend y las del </w:t>
-      </w:r>
-      <w:proofErr w:type="spellStart"/>
-      <w:r>
-        <w:t>chaincode</w:t>
-      </w:r>
-      <w:proofErr w:type="spellEnd"/>
-      <w:r>
-        <w:t>, todas aprobadas.</w:t>
+        <w:t xml:space="preserve"> las pruebas automáticas se escribieron junto con el código desde el Sprint 1; hoy hay 144 pruebas del backend y las del chaincode, todas aprobadas.</w:t>
       </w:r>
     </w:p>
     <w:p>
@@ -15007,7 +15178,6 @@
           <w:numId w:val="2"/>
         </w:numPr>
         <w:spacing w:after="70" w:line="264" w:lineRule="auto"/>
-        <w:jc w:val="both"/>
       </w:pPr>
       <w:r>
         <w:rPr>
@@ -15028,7 +15198,6 @@
           <w:numId w:val="2"/>
         </w:numPr>
         <w:spacing w:after="70" w:line="264" w:lineRule="auto"/>
-        <w:jc w:val="both"/>
       </w:pPr>
       <w:r>
         <w:rPr>
@@ -15049,7 +15218,6 @@
           <w:numId w:val="2"/>
         </w:numPr>
         <w:spacing w:after="70" w:line="264" w:lineRule="auto"/>
-        <w:jc w:val="both"/>
       </w:pPr>
       <w:r>
         <w:rPr>
@@ -15067,7 +15235,7 @@
         <w:pStyle w:val="Ttulo1"/>
         <w:pageBreakBefore/>
       </w:pPr>
-      <w:bookmarkStart w:id="23" w:name="_Toc243846525"/>
+      <w:bookmarkStart w:id="23" w:name="_Toc243848152"/>
       <w:r>
         <w:t>6. Cronograma de pruebas</w:t>
       </w:r>
@@ -15078,13 +15246,37 @@
         <w:spacing w:after="140" w:line="276" w:lineRule="auto"/>
       </w:pPr>
       <w:r>
-        <w:t xml:space="preserve">Las pruebas se hicieron en dos etapas. </w:t>
+        <w:t xml:space="preserve">Las pruebas se hicieron en dos etapas. Durante las </w:t>
       </w:r>
       <w:r>
-        <w:t>Durante las dos semanas anteriores al despliegue (11 al 24 de octubre de 2026) se probó todo en el entorno local. El 25 de octubre se desplegó el sistema en Azure y del 25 al 29 de octubre se ejecutaron las pruebas</w:t>
+        <w:rPr>
+          <w:b/>
+          <w:bCs/>
+        </w:rPr>
+        <w:t>dos semanas anteriores al despliegue</w:t>
       </w:r>
       <w:r>
-        <w:t xml:space="preserve"> sobre el despliegue.</w:t>
+        <w:t xml:space="preserve"> (11 al 24 de octubre de 2026) se probó todo en el entorno local. El </w:t>
+      </w:r>
+      <w:r>
+        <w:rPr>
+          <w:b/>
+          <w:bCs/>
+        </w:rPr>
+        <w:t>25 de octubre</w:t>
+      </w:r>
+      <w:r>
+        <w:t xml:space="preserve"> se desplegó el sistema en Azure y del </w:t>
+      </w:r>
+      <w:r>
+        <w:rPr>
+          <w:b/>
+          <w:bCs/>
+        </w:rPr>
+        <w:t>25 al 29 de octubre</w:t>
+      </w:r>
+      <w:r>
+        <w:t xml:space="preserve"> se ejecutaron las pruebas sobre el despliegue.</w:t>
       </w:r>
     </w:p>
     <w:p>
@@ -15118,13 +15310,19 @@
           <w:left w:w="10" w:type="dxa"/>
           <w:right w:w="10" w:type="dxa"/>
         </w:tblCellMar>
-        <w:tblLook w:val="04A0" w:firstRow="1" w:lastRow="0" w:firstColumn="1" w:lastColumn="0" w:noHBand="0" w:noVBand="1"/>
+        <w:tblLook w:val="0000" w:firstRow="0" w:lastRow="0" w:firstColumn="0" w:lastColumn="0" w:noHBand="0" w:noVBand="0"/>
       </w:tblPr>
       <w:tblGrid>
         <w:gridCol w:w="5616"/>
         <w:gridCol w:w="3744"/>
       </w:tblGrid>
       <w:tr>
+        <w:tblPrEx>
+          <w:tblCellMar>
+            <w:top w:w="0" w:type="dxa"/>
+            <w:bottom w:w="0" w:type="dxa"/>
+          </w:tblCellMar>
+        </w:tblPrEx>
         <w:trPr>
           <w:cantSplit/>
           <w:tblHeader/>
@@ -15195,6 +15393,12 @@
         </w:tc>
       </w:tr>
       <w:tr>
+        <w:tblPrEx>
+          <w:tblCellMar>
+            <w:top w:w="0" w:type="dxa"/>
+            <w:bottom w:w="0" w:type="dxa"/>
+          </w:tblCellMar>
+        </w:tblPrEx>
         <w:trPr>
           <w:cantSplit/>
         </w:trPr>
@@ -15260,6 +15464,12 @@
         </w:tc>
       </w:tr>
       <w:tr>
+        <w:tblPrEx>
+          <w:tblCellMar>
+            <w:top w:w="0" w:type="dxa"/>
+            <w:bottom w:w="0" w:type="dxa"/>
+          </w:tblCellMar>
+        </w:tblPrEx>
         <w:trPr>
           <w:cantSplit/>
         </w:trPr>
@@ -15325,6 +15535,12 @@
         </w:tc>
       </w:tr>
       <w:tr>
+        <w:tblPrEx>
+          <w:tblCellMar>
+            <w:top w:w="0" w:type="dxa"/>
+            <w:bottom w:w="0" w:type="dxa"/>
+          </w:tblCellMar>
+        </w:tblPrEx>
         <w:trPr>
           <w:cantSplit/>
         </w:trPr>
@@ -15390,6 +15606,12 @@
         </w:tc>
       </w:tr>
       <w:tr>
+        <w:tblPrEx>
+          <w:tblCellMar>
+            <w:top w:w="0" w:type="dxa"/>
+            <w:bottom w:w="0" w:type="dxa"/>
+          </w:tblCellMar>
+        </w:tblPrEx>
         <w:trPr>
           <w:cantSplit/>
         </w:trPr>
@@ -15455,6 +15677,12 @@
         </w:tc>
       </w:tr>
       <w:tr>
+        <w:tblPrEx>
+          <w:tblCellMar>
+            <w:top w:w="0" w:type="dxa"/>
+            <w:bottom w:w="0" w:type="dxa"/>
+          </w:tblCellMar>
+        </w:tblPrEx>
         <w:trPr>
           <w:cantSplit/>
         </w:trPr>
@@ -15520,6 +15748,12 @@
         </w:tc>
       </w:tr>
       <w:tr>
+        <w:tblPrEx>
+          <w:tblCellMar>
+            <w:top w:w="0" w:type="dxa"/>
+            <w:bottom w:w="0" w:type="dxa"/>
+          </w:tblCellMar>
+        </w:tblPrEx>
         <w:trPr>
           <w:cantSplit/>
         </w:trPr>
@@ -15549,23 +15783,7 @@
                 <w:sz w:val="19"/>
                 <w:szCs w:val="19"/>
               </w:rPr>
-              <w:t xml:space="preserve">Corrección de defectos y </w:t>
-            </w:r>
-            <w:proofErr w:type="spellStart"/>
-            <w:r>
-              <w:rPr>
-                <w:sz w:val="19"/>
-                <w:szCs w:val="19"/>
-              </w:rPr>
-              <w:t>re-pruebas</w:t>
-            </w:r>
-            <w:proofErr w:type="spellEnd"/>
-            <w:r>
-              <w:rPr>
-                <w:sz w:val="19"/>
-                <w:szCs w:val="19"/>
-              </w:rPr>
-              <w:t xml:space="preserve"> (ciclo 3)</w:t>
+              <w:t>Corrección de defectos y re-pruebas (ciclo 3)</w:t>
             </w:r>
           </w:p>
         </w:tc>
@@ -15601,6 +15819,12 @@
         </w:tc>
       </w:tr>
       <w:tr>
+        <w:tblPrEx>
+          <w:tblCellMar>
+            <w:top w:w="0" w:type="dxa"/>
+            <w:bottom w:w="0" w:type="dxa"/>
+          </w:tblCellMar>
+        </w:tblPrEx>
         <w:trPr>
           <w:cantSplit/>
         </w:trPr>
@@ -15719,7 +15943,7 @@
           <w:left w:w="10" w:type="dxa"/>
           <w:right w:w="10" w:type="dxa"/>
         </w:tblCellMar>
-        <w:tblLook w:val="04A0" w:firstRow="1" w:lastRow="0" w:firstColumn="1" w:lastColumn="0" w:noHBand="0" w:noVBand="1"/>
+        <w:tblLook w:val="0000" w:firstRow="0" w:lastRow="0" w:firstColumn="0" w:lastColumn="0" w:noHBand="0" w:noVBand="0"/>
       </w:tblPr>
       <w:tblGrid>
         <w:gridCol w:w="749"/>
@@ -15728,6 +15952,12 @@
         <w:gridCol w:w="1684"/>
       </w:tblGrid>
       <w:tr>
+        <w:tblPrEx>
+          <w:tblCellMar>
+            <w:top w:w="0" w:type="dxa"/>
+            <w:bottom w:w="0" w:type="dxa"/>
+          </w:tblCellMar>
+        </w:tblPrEx>
         <w:trPr>
           <w:cantSplit/>
           <w:tblHeader/>
@@ -15753,7 +15983,6 @@
             <w:pPr>
               <w:spacing w:after="20"/>
             </w:pPr>
-            <w:proofErr w:type="spellStart"/>
             <w:r>
               <w:rPr>
                 <w:b/>
@@ -15763,7 +15992,6 @@
               </w:rPr>
               <w:t>N.°</w:t>
             </w:r>
-            <w:proofErr w:type="spellEnd"/>
           </w:p>
         </w:tc>
         <w:tc>
@@ -15864,6 +16092,12 @@
         </w:tc>
       </w:tr>
       <w:tr>
+        <w:tblPrEx>
+          <w:tblCellMar>
+            <w:top w:w="0" w:type="dxa"/>
+            <w:bottom w:w="0" w:type="dxa"/>
+          </w:tblCellMar>
+        </w:tblPrEx>
         <w:trPr>
           <w:cantSplit/>
         </w:trPr>
@@ -15989,6 +16223,12 @@
         </w:tc>
       </w:tr>
       <w:tr>
+        <w:tblPrEx>
+          <w:tblCellMar>
+            <w:top w:w="0" w:type="dxa"/>
+            <w:bottom w:w="0" w:type="dxa"/>
+          </w:tblCellMar>
+        </w:tblPrEx>
         <w:trPr>
           <w:cantSplit/>
         </w:trPr>
@@ -16114,6 +16354,12 @@
         </w:tc>
       </w:tr>
       <w:tr>
+        <w:tblPrEx>
+          <w:tblCellMar>
+            <w:top w:w="0" w:type="dxa"/>
+            <w:bottom w:w="0" w:type="dxa"/>
+          </w:tblCellMar>
+        </w:tblPrEx>
         <w:trPr>
           <w:cantSplit/>
         </w:trPr>
@@ -16239,6 +16485,12 @@
         </w:tc>
       </w:tr>
       <w:tr>
+        <w:tblPrEx>
+          <w:tblCellMar>
+            <w:top w:w="0" w:type="dxa"/>
+            <w:bottom w:w="0" w:type="dxa"/>
+          </w:tblCellMar>
+        </w:tblPrEx>
         <w:trPr>
           <w:cantSplit/>
         </w:trPr>
@@ -16364,6 +16616,12 @@
         </w:tc>
       </w:tr>
       <w:tr>
+        <w:tblPrEx>
+          <w:tblCellMar>
+            <w:top w:w="0" w:type="dxa"/>
+            <w:bottom w:w="0" w:type="dxa"/>
+          </w:tblCellMar>
+        </w:tblPrEx>
         <w:trPr>
           <w:cantSplit/>
         </w:trPr>
@@ -16489,6 +16747,12 @@
         </w:tc>
       </w:tr>
       <w:tr>
+        <w:tblPrEx>
+          <w:tblCellMar>
+            <w:top w:w="0" w:type="dxa"/>
+            <w:bottom w:w="0" w:type="dxa"/>
+          </w:tblCellMar>
+        </w:tblPrEx>
         <w:trPr>
           <w:cantSplit/>
         </w:trPr>
@@ -16614,6 +16878,12 @@
         </w:tc>
       </w:tr>
       <w:tr>
+        <w:tblPrEx>
+          <w:tblCellMar>
+            <w:top w:w="0" w:type="dxa"/>
+            <w:bottom w:w="0" w:type="dxa"/>
+          </w:tblCellMar>
+        </w:tblPrEx>
         <w:trPr>
           <w:cantSplit/>
         </w:trPr>
@@ -16739,6 +17009,12 @@
         </w:tc>
       </w:tr>
       <w:tr>
+        <w:tblPrEx>
+          <w:tblCellMar>
+            <w:top w:w="0" w:type="dxa"/>
+            <w:bottom w:w="0" w:type="dxa"/>
+          </w:tblCellMar>
+        </w:tblPrEx>
         <w:trPr>
           <w:cantSplit/>
         </w:trPr>
@@ -16864,6 +17140,12 @@
         </w:tc>
       </w:tr>
       <w:tr>
+        <w:tblPrEx>
+          <w:tblCellMar>
+            <w:top w:w="0" w:type="dxa"/>
+            <w:bottom w:w="0" w:type="dxa"/>
+          </w:tblCellMar>
+        </w:tblPrEx>
         <w:trPr>
           <w:cantSplit/>
         </w:trPr>
@@ -16989,6 +17271,12 @@
         </w:tc>
       </w:tr>
       <w:tr>
+        <w:tblPrEx>
+          <w:tblCellMar>
+            <w:top w:w="0" w:type="dxa"/>
+            <w:bottom w:w="0" w:type="dxa"/>
+          </w:tblCellMar>
+        </w:tblPrEx>
         <w:trPr>
           <w:cantSplit/>
         </w:trPr>
@@ -17114,6 +17402,12 @@
         </w:tc>
       </w:tr>
       <w:tr>
+        <w:tblPrEx>
+          <w:tblCellMar>
+            <w:top w:w="0" w:type="dxa"/>
+            <w:bottom w:w="0" w:type="dxa"/>
+          </w:tblCellMar>
+        </w:tblPrEx>
         <w:trPr>
           <w:cantSplit/>
         </w:trPr>
@@ -17239,6 +17533,12 @@
         </w:tc>
       </w:tr>
       <w:tr>
+        <w:tblPrEx>
+          <w:tblCellMar>
+            <w:top w:w="0" w:type="dxa"/>
+            <w:bottom w:w="0" w:type="dxa"/>
+          </w:tblCellMar>
+        </w:tblPrEx>
         <w:trPr>
           <w:cantSplit/>
         </w:trPr>
@@ -17364,6 +17664,12 @@
         </w:tc>
       </w:tr>
       <w:tr>
+        <w:tblPrEx>
+          <w:tblCellMar>
+            <w:top w:w="0" w:type="dxa"/>
+            <w:bottom w:w="0" w:type="dxa"/>
+          </w:tblCellMar>
+        </w:tblPrEx>
         <w:trPr>
           <w:cantSplit/>
         </w:trPr>
@@ -17489,6 +17795,12 @@
         </w:tc>
       </w:tr>
       <w:tr>
+        <w:tblPrEx>
+          <w:tblCellMar>
+            <w:top w:w="0" w:type="dxa"/>
+            <w:bottom w:w="0" w:type="dxa"/>
+          </w:tblCellMar>
+        </w:tblPrEx>
         <w:trPr>
           <w:cantSplit/>
         </w:trPr>
@@ -17614,6 +17926,12 @@
         </w:tc>
       </w:tr>
       <w:tr>
+        <w:tblPrEx>
+          <w:tblCellMar>
+            <w:top w:w="0" w:type="dxa"/>
+            <w:bottom w:w="0" w:type="dxa"/>
+          </w:tblCellMar>
+        </w:tblPrEx>
         <w:trPr>
           <w:cantSplit/>
         </w:trPr>
@@ -17739,6 +18057,12 @@
         </w:tc>
       </w:tr>
       <w:tr>
+        <w:tblPrEx>
+          <w:tblCellMar>
+            <w:top w:w="0" w:type="dxa"/>
+            <w:bottom w:w="0" w:type="dxa"/>
+          </w:tblCellMar>
+        </w:tblPrEx>
         <w:trPr>
           <w:cantSplit/>
         </w:trPr>
@@ -17864,6 +18188,12 @@
         </w:tc>
       </w:tr>
       <w:tr>
+        <w:tblPrEx>
+          <w:tblCellMar>
+            <w:top w:w="0" w:type="dxa"/>
+            <w:bottom w:w="0" w:type="dxa"/>
+          </w:tblCellMar>
+        </w:tblPrEx>
         <w:trPr>
           <w:cantSplit/>
         </w:trPr>
@@ -17989,6 +18319,12 @@
         </w:tc>
       </w:tr>
       <w:tr>
+        <w:tblPrEx>
+          <w:tblCellMar>
+            <w:top w:w="0" w:type="dxa"/>
+            <w:bottom w:w="0" w:type="dxa"/>
+          </w:tblCellMar>
+        </w:tblPrEx>
         <w:trPr>
           <w:cantSplit/>
         </w:trPr>
@@ -18048,23 +18384,7 @@
                 <w:sz w:val="19"/>
                 <w:szCs w:val="19"/>
               </w:rPr>
-              <w:t xml:space="preserve">Reporte de defectos, </w:t>
-            </w:r>
-            <w:proofErr w:type="spellStart"/>
-            <w:r>
-              <w:rPr>
-                <w:sz w:val="19"/>
-                <w:szCs w:val="19"/>
-              </w:rPr>
-              <w:t>re-pruebas</w:t>
-            </w:r>
-            <w:proofErr w:type="spellEnd"/>
-            <w:r>
-              <w:rPr>
-                <w:sz w:val="19"/>
-                <w:szCs w:val="19"/>
-              </w:rPr>
-              <w:t xml:space="preserve"> y regresión (ciclo 3)</w:t>
+              <w:t>Reporte de defectos, re-pruebas y regresión (ciclo 3)</w:t>
             </w:r>
           </w:p>
         </w:tc>
@@ -18130,6 +18450,12 @@
         </w:tc>
       </w:tr>
       <w:tr>
+        <w:tblPrEx>
+          <w:tblCellMar>
+            <w:top w:w="0" w:type="dxa"/>
+            <w:bottom w:w="0" w:type="dxa"/>
+          </w:tblCellMar>
+        </w:tblPrEx>
         <w:trPr>
           <w:cantSplit/>
         </w:trPr>
@@ -18255,6 +18581,12 @@
         </w:tc>
       </w:tr>
       <w:tr>
+        <w:tblPrEx>
+          <w:tblCellMar>
+            <w:top w:w="0" w:type="dxa"/>
+            <w:bottom w:w="0" w:type="dxa"/>
+          </w:tblCellMar>
+        </w:tblPrEx>
         <w:trPr>
           <w:cantSplit/>
         </w:trPr>
@@ -18403,23 +18735,7 @@
           <w:b/>
           <w:bCs/>
         </w:rPr>
-        <w:t xml:space="preserve">Duración total: 2 </w:t>
-      </w:r>
-      <w:proofErr w:type="spellStart"/>
-      <w:r>
-        <w:rPr>
-          <w:b/>
-          <w:bCs/>
-        </w:rPr>
-        <w:t>sprints</w:t>
-      </w:r>
-      <w:proofErr w:type="spellEnd"/>
-      <w:r>
-        <w:rPr>
-          <w:b/>
-          <w:bCs/>
-        </w:rPr>
-        <w:t xml:space="preserve"> de pruebas</w:t>
+        <w:t>Duración total: 2 sprints de pruebas</w:t>
       </w:r>
       <w:r>
         <w:t>: pruebas locales (11 al 24 de octubre de 2026) y pruebas sobre el despliegue (25 al 29 de octubre de 2026).</w:t>
@@ -18427,22 +18743,9 @@
     </w:p>
     <w:p>
       <w:pPr>
-        <w:rPr>
-          <w:b/>
-          <w:bCs/>
-          <w:sz w:val="32"/>
-          <w:szCs w:val="32"/>
-        </w:rPr>
-      </w:pPr>
-      <w:bookmarkStart w:id="24" w:name="_Toc243846526"/>
-      <w:r>
-        <w:br w:type="page"/>
-      </w:r>
-    </w:p>
-    <w:p>
-      <w:pPr>
         <w:pStyle w:val="Ttulo1"/>
       </w:pPr>
+      <w:bookmarkStart w:id="24" w:name="_Toc243848153"/>
       <w:r>
         <w:t>7. Entregables de prueba</w:t>
       </w:r>
@@ -18479,7 +18782,7 @@
           <w:left w:w="10" w:type="dxa"/>
           <w:right w:w="10" w:type="dxa"/>
         </w:tblCellMar>
-        <w:tblLook w:val="04A0" w:firstRow="1" w:lastRow="0" w:firstColumn="1" w:lastColumn="0" w:noHBand="0" w:noVBand="1"/>
+        <w:tblLook w:val="0000" w:firstRow="0" w:lastRow="0" w:firstColumn="0" w:lastColumn="0" w:noHBand="0" w:noVBand="0"/>
       </w:tblPr>
       <w:tblGrid>
         <w:gridCol w:w="2434"/>
@@ -18487,6 +18790,12 @@
         <w:gridCol w:w="2059"/>
       </w:tblGrid>
       <w:tr>
+        <w:tblPrEx>
+          <w:tblCellMar>
+            <w:top w:w="0" w:type="dxa"/>
+            <w:bottom w:w="0" w:type="dxa"/>
+          </w:tblCellMar>
+        </w:tblPrEx>
         <w:trPr>
           <w:cantSplit/>
           <w:tblHeader/>
@@ -18589,6 +18898,12 @@
         </w:tc>
       </w:tr>
       <w:tr>
+        <w:tblPrEx>
+          <w:tblCellMar>
+            <w:top w:w="0" w:type="dxa"/>
+            <w:bottom w:w="0" w:type="dxa"/>
+          </w:tblCellMar>
+        </w:tblPrEx>
         <w:trPr>
           <w:cantSplit/>
         </w:trPr>
@@ -18684,6 +18999,12 @@
         </w:tc>
       </w:tr>
       <w:tr>
+        <w:tblPrEx>
+          <w:tblCellMar>
+            <w:top w:w="0" w:type="dxa"/>
+            <w:bottom w:w="0" w:type="dxa"/>
+          </w:tblCellMar>
+        </w:tblPrEx>
         <w:trPr>
           <w:cantSplit/>
         </w:trPr>
@@ -18779,6 +19100,12 @@
         </w:tc>
       </w:tr>
       <w:tr>
+        <w:tblPrEx>
+          <w:tblCellMar>
+            <w:top w:w="0" w:type="dxa"/>
+            <w:bottom w:w="0" w:type="dxa"/>
+          </w:tblCellMar>
+        </w:tblPrEx>
         <w:trPr>
           <w:cantSplit/>
         </w:trPr>
@@ -18874,6 +19201,12 @@
         </w:tc>
       </w:tr>
       <w:tr>
+        <w:tblPrEx>
+          <w:tblCellMar>
+            <w:top w:w="0" w:type="dxa"/>
+            <w:bottom w:w="0" w:type="dxa"/>
+          </w:tblCellMar>
+        </w:tblPrEx>
         <w:trPr>
           <w:cantSplit/>
         </w:trPr>
@@ -18969,6 +19302,12 @@
         </w:tc>
       </w:tr>
       <w:tr>
+        <w:tblPrEx>
+          <w:tblCellMar>
+            <w:top w:w="0" w:type="dxa"/>
+            <w:bottom w:w="0" w:type="dxa"/>
+          </w:tblCellMar>
+        </w:tblPrEx>
         <w:trPr>
           <w:cantSplit/>
         </w:trPr>
@@ -19064,6 +19403,12 @@
         </w:tc>
       </w:tr>
       <w:tr>
+        <w:tblPrEx>
+          <w:tblCellMar>
+            <w:top w:w="0" w:type="dxa"/>
+            <w:bottom w:w="0" w:type="dxa"/>
+          </w:tblCellMar>
+        </w:tblPrEx>
         <w:trPr>
           <w:cantSplit/>
         </w:trPr>
@@ -19159,6 +19504,12 @@
         </w:tc>
       </w:tr>
       <w:tr>
+        <w:tblPrEx>
+          <w:tblCellMar>
+            <w:top w:w="0" w:type="dxa"/>
+            <w:bottom w:w="0" w:type="dxa"/>
+          </w:tblCellMar>
+        </w:tblPrEx>
         <w:trPr>
           <w:cantSplit/>
         </w:trPr>
@@ -19273,7 +19624,7 @@
         <w:pStyle w:val="Ttulo1"/>
         <w:pageBreakBefore/>
       </w:pPr>
-      <w:bookmarkStart w:id="25" w:name="_Toc243846527"/>
+      <w:bookmarkStart w:id="25" w:name="_Toc243848154"/>
       <w:r>
         <w:t>8. Criterios de entrada y salida</w:t>
       </w:r>
@@ -19291,7 +19642,7 @@
       <w:pPr>
         <w:pStyle w:val="Ttulo2"/>
       </w:pPr>
-      <w:bookmarkStart w:id="26" w:name="_Toc243846528"/>
+      <w:bookmarkStart w:id="26" w:name="_Toc243848155"/>
       <w:r>
         <w:t>8.1 Análisis de requerimientos</w:t>
       </w:r>
@@ -19313,7 +19664,6 @@
           <w:numId w:val="2"/>
         </w:numPr>
         <w:spacing w:after="70" w:line="264" w:lineRule="auto"/>
-        <w:jc w:val="both"/>
       </w:pPr>
       <w:r>
         <w:t>El equipo tiene el documento de requerimientos (55 RF y 30 RNF), el backlog con las 24 historias de usuario y sus 51 escenarios de aceptación.</w:t>
@@ -19335,15 +19685,9 @@
           <w:numId w:val="2"/>
         </w:numPr>
         <w:spacing w:after="70" w:line="264" w:lineRule="auto"/>
-        <w:jc w:val="both"/>
       </w:pPr>
-      <w:proofErr w:type="gramStart"/>
       <w:r>
-        <w:t>Cada requerimiento a probar</w:t>
-      </w:r>
-      <w:proofErr w:type="gramEnd"/>
-      <w:r>
-        <w:t xml:space="preserve"> está entendido y relacionado con al menos un caso.</w:t>
+        <w:t>Cada requerimiento a probar está entendido y relacionado con al menos un caso.</w:t>
       </w:r>
     </w:p>
     <w:p>
@@ -19354,7 +19698,6 @@
           <w:numId w:val="2"/>
         </w:numPr>
         <w:spacing w:after="70" w:line="264" w:lineRule="auto"/>
-        <w:jc w:val="both"/>
       </w:pPr>
       <w:r>
         <w:t>Las dudas están resueltas con el director o anotadas como pregunta abierta.</w:t>
@@ -19364,7 +19707,7 @@
       <w:pPr>
         <w:pStyle w:val="Ttulo2"/>
       </w:pPr>
-      <w:bookmarkStart w:id="27" w:name="_Toc243846529"/>
+      <w:bookmarkStart w:id="27" w:name="_Toc243848156"/>
       <w:r>
         <w:t>8.2 Ejecución de pruebas</w:t>
       </w:r>
@@ -19386,7 +19729,6 @@
           <w:numId w:val="2"/>
         </w:numPr>
         <w:spacing w:after="70" w:line="264" w:lineRule="auto"/>
-        <w:jc w:val="both"/>
       </w:pPr>
       <w:r>
         <w:t>El plan y los casos de prueba están revisados por el equipo; la aprobación formal se registra en la sección 11.</w:t>
@@ -19400,7 +19742,6 @@
           <w:numId w:val="2"/>
         </w:numPr>
         <w:spacing w:after="70" w:line="264" w:lineRule="auto"/>
-        <w:jc w:val="both"/>
       </w:pPr>
       <w:r>
         <w:t>El sistema está desplegado en el entorno de validación y la prueba de humo pasa.</w:t>
@@ -19414,7 +19755,6 @@
           <w:numId w:val="2"/>
         </w:numPr>
         <w:spacing w:after="70" w:line="264" w:lineRule="auto"/>
-        <w:jc w:val="both"/>
       </w:pPr>
       <w:r>
         <w:t>Las pruebas automatizadas de la versión a probar están aprobadas.</w:t>
@@ -19428,7 +19768,6 @@
           <w:numId w:val="2"/>
         </w:numPr>
         <w:spacing w:after="70" w:line="264" w:lineRule="auto"/>
-        <w:jc w:val="both"/>
       </w:pPr>
       <w:r>
         <w:t>Los datos de prueba y los usuarios de cada rol están listos.</w:t>
@@ -19437,7 +19776,6 @@
     <w:p>
       <w:pPr>
         <w:spacing w:after="140" w:line="276" w:lineRule="auto"/>
-        <w:jc w:val="both"/>
       </w:pPr>
       <w:r>
         <w:t>Estado de las pruebas automatizadas al aprobar este plan (25 de octubre de 2026, entorno local):</w:t>
@@ -19474,13 +19812,19 @@
           <w:left w:w="10" w:type="dxa"/>
           <w:right w:w="10" w:type="dxa"/>
         </w:tblCellMar>
-        <w:tblLook w:val="04A0" w:firstRow="1" w:lastRow="0" w:firstColumn="1" w:lastColumn="0" w:noHBand="0" w:noVBand="1"/>
+        <w:tblLook w:val="0000" w:firstRow="0" w:lastRow="0" w:firstColumn="0" w:lastColumn="0" w:noHBand="0" w:noVBand="0"/>
       </w:tblPr>
       <w:tblGrid>
         <w:gridCol w:w="5148"/>
         <w:gridCol w:w="4212"/>
       </w:tblGrid>
       <w:tr>
+        <w:tblPrEx>
+          <w:tblCellMar>
+            <w:top w:w="0" w:type="dxa"/>
+            <w:bottom w:w="0" w:type="dxa"/>
+          </w:tblCellMar>
+        </w:tblPrEx>
         <w:trPr>
           <w:cantSplit/>
           <w:tblHeader/>
@@ -19551,6 +19895,12 @@
         </w:tc>
       </w:tr>
       <w:tr>
+        <w:tblPrEx>
+          <w:tblCellMar>
+            <w:top w:w="0" w:type="dxa"/>
+            <w:bottom w:w="0" w:type="dxa"/>
+          </w:tblCellMar>
+        </w:tblPrEx>
         <w:trPr>
           <w:cantSplit/>
         </w:trPr>
@@ -19616,6 +19966,12 @@
         </w:tc>
       </w:tr>
       <w:tr>
+        <w:tblPrEx>
+          <w:tblCellMar>
+            <w:top w:w="0" w:type="dxa"/>
+            <w:bottom w:w="0" w:type="dxa"/>
+          </w:tblCellMar>
+        </w:tblPrEx>
         <w:trPr>
           <w:cantSplit/>
         </w:trPr>
@@ -19645,23 +20001,7 @@
                 <w:sz w:val="19"/>
                 <w:szCs w:val="19"/>
               </w:rPr>
-              <w:t>Pruebas del contrato inteligente (</w:t>
-            </w:r>
-            <w:proofErr w:type="spellStart"/>
-            <w:r>
-              <w:rPr>
-                <w:sz w:val="19"/>
-                <w:szCs w:val="19"/>
-              </w:rPr>
-              <w:t>Go</w:t>
-            </w:r>
-            <w:proofErr w:type="spellEnd"/>
-            <w:r>
-              <w:rPr>
-                <w:sz w:val="19"/>
-                <w:szCs w:val="19"/>
-              </w:rPr>
-              <w:t>)</w:t>
+              <w:t>Pruebas del contrato inteligente (Go)</w:t>
             </w:r>
           </w:p>
         </w:tc>
@@ -19697,6 +20037,12 @@
         </w:tc>
       </w:tr>
       <w:tr>
+        <w:tblPrEx>
+          <w:tblCellMar>
+            <w:top w:w="0" w:type="dxa"/>
+            <w:bottom w:w="0" w:type="dxa"/>
+          </w:tblCellMar>
+        </w:tblPrEx>
         <w:trPr>
           <w:cantSplit/>
         </w:trPr>
@@ -19726,23 +20072,7 @@
                 <w:sz w:val="19"/>
                 <w:szCs w:val="19"/>
               </w:rPr>
-              <w:t>Prueba de punta a punta de la API (</w:t>
-            </w:r>
-            <w:proofErr w:type="spellStart"/>
-            <w:r>
-              <w:rPr>
-                <w:sz w:val="19"/>
-                <w:szCs w:val="19"/>
-              </w:rPr>
-              <w:t>tests</w:t>
-            </w:r>
-            <w:proofErr w:type="spellEnd"/>
-            <w:r>
-              <w:rPr>
-                <w:sz w:val="19"/>
-                <w:szCs w:val="19"/>
-              </w:rPr>
-              <w:t>/e2e)</w:t>
+              <w:t>Prueba de punta a punta de la API (tests/e2e)</w:t>
             </w:r>
           </w:p>
         </w:tc>
@@ -19778,6 +20108,12 @@
         </w:tc>
       </w:tr>
       <w:tr>
+        <w:tblPrEx>
+          <w:tblCellMar>
+            <w:top w:w="0" w:type="dxa"/>
+            <w:bottom w:w="0" w:type="dxa"/>
+          </w:tblCellMar>
+        </w:tblPrEx>
         <w:trPr>
           <w:cantSplit/>
         </w:trPr>
@@ -19807,39 +20143,7 @@
                 <w:sz w:val="19"/>
                 <w:szCs w:val="19"/>
               </w:rPr>
-              <w:t>Ensayo de integridad con los 20 documentos (</w:t>
-            </w:r>
-            <w:proofErr w:type="spellStart"/>
-            <w:r>
-              <w:rPr>
-                <w:sz w:val="19"/>
-                <w:szCs w:val="19"/>
-              </w:rPr>
-              <w:t>tests</w:t>
-            </w:r>
-            <w:proofErr w:type="spellEnd"/>
-            <w:r>
-              <w:rPr>
-                <w:sz w:val="19"/>
-                <w:szCs w:val="19"/>
-              </w:rPr>
-              <w:t>/</w:t>
-            </w:r>
-            <w:proofErr w:type="spellStart"/>
-            <w:r>
-              <w:rPr>
-                <w:sz w:val="19"/>
-                <w:szCs w:val="19"/>
-              </w:rPr>
-              <w:t>integrity</w:t>
-            </w:r>
-            <w:proofErr w:type="spellEnd"/>
-            <w:r>
-              <w:rPr>
-                <w:sz w:val="19"/>
-                <w:szCs w:val="19"/>
-              </w:rPr>
-              <w:t>)</w:t>
+              <w:t>Ensayo de integridad con los 20 documentos (tests/integrity)</w:t>
             </w:r>
           </w:p>
         </w:tc>
@@ -19875,6 +20179,12 @@
         </w:tc>
       </w:tr>
       <w:tr>
+        <w:tblPrEx>
+          <w:tblCellMar>
+            <w:top w:w="0" w:type="dxa"/>
+            <w:bottom w:w="0" w:type="dxa"/>
+          </w:tblCellMar>
+        </w:tblPrEx>
         <w:trPr>
           <w:cantSplit/>
         </w:trPr>
@@ -19904,39 +20214,7 @@
                 <w:sz w:val="19"/>
                 <w:szCs w:val="19"/>
               </w:rPr>
-              <w:t>Ensayo de latencia de la verificación (</w:t>
-            </w:r>
-            <w:proofErr w:type="spellStart"/>
-            <w:r>
-              <w:rPr>
-                <w:sz w:val="19"/>
-                <w:szCs w:val="19"/>
-              </w:rPr>
-              <w:t>tests</w:t>
-            </w:r>
-            <w:proofErr w:type="spellEnd"/>
-            <w:r>
-              <w:rPr>
-                <w:sz w:val="19"/>
-                <w:szCs w:val="19"/>
-              </w:rPr>
-              <w:t>/</w:t>
-            </w:r>
-            <w:proofErr w:type="spellStart"/>
-            <w:r>
-              <w:rPr>
-                <w:sz w:val="19"/>
-                <w:szCs w:val="19"/>
-              </w:rPr>
-              <w:t>perf</w:t>
-            </w:r>
-            <w:proofErr w:type="spellEnd"/>
-            <w:r>
-              <w:rPr>
-                <w:sz w:val="19"/>
-                <w:szCs w:val="19"/>
-              </w:rPr>
-              <w:t>)</w:t>
+              <w:t>Ensayo de latencia de la verificación (tests/perf)</w:t>
             </w:r>
           </w:p>
         </w:tc>
@@ -20002,7 +20280,6 @@
           <w:numId w:val="2"/>
         </w:numPr>
         <w:spacing w:after="70" w:line="264" w:lineRule="auto"/>
-        <w:jc w:val="both"/>
       </w:pPr>
       <w:r>
         <w:t>Todos los casos del Anexo A se ejecutaron y tienen resultado (PASS, FAIL o bloqueado con su motivo).</w:t>
@@ -20016,7 +20293,6 @@
           <w:numId w:val="2"/>
         </w:numPr>
         <w:spacing w:after="70" w:line="264" w:lineRule="auto"/>
-        <w:jc w:val="both"/>
       </w:pPr>
       <w:r>
         <w:t>Los reportes de defectos y de casos están listos.</w:t>
@@ -20030,7 +20306,6 @@
           <w:numId w:val="2"/>
         </w:numPr>
         <w:spacing w:after="70" w:line="264" w:lineRule="auto"/>
-        <w:jc w:val="both"/>
       </w:pPr>
       <w:r>
         <w:t>No quedan defectos críticos abiertos.</w:t>
@@ -20044,7 +20319,6 @@
           <w:numId w:val="2"/>
         </w:numPr>
         <w:spacing w:after="70" w:line="264" w:lineRule="auto"/>
-        <w:jc w:val="both"/>
       </w:pPr>
       <w:r>
         <w:t>Se cumplen los KPI: 90 % o más de casos funcionales en PASS, 100 % de detección de alteraciones y latencia P95 menor o igual a 3000 ms.</w:t>
@@ -20054,7 +20328,7 @@
       <w:pPr>
         <w:pStyle w:val="Ttulo2"/>
       </w:pPr>
-      <w:bookmarkStart w:id="28" w:name="_Toc243846530"/>
+      <w:bookmarkStart w:id="28" w:name="_Toc243848157"/>
       <w:r>
         <w:t>8.3 Cierre de pruebas</w:t>
       </w:r>
@@ -20117,22 +20391,9 @@
     </w:p>
     <w:p>
       <w:pPr>
-        <w:rPr>
-          <w:b/>
-          <w:bCs/>
-          <w:sz w:val="32"/>
-          <w:szCs w:val="32"/>
-        </w:rPr>
-      </w:pPr>
-      <w:bookmarkStart w:id="29" w:name="_Toc243846531"/>
-      <w:r>
-        <w:br w:type="page"/>
-      </w:r>
-    </w:p>
-    <w:p>
-      <w:pPr>
         <w:pStyle w:val="Ttulo1"/>
       </w:pPr>
+      <w:bookmarkStart w:id="29" w:name="_Toc243848158"/>
       <w:r>
         <w:t>9. Herramientas</w:t>
       </w:r>
@@ -20177,13 +20438,19 @@
           <w:left w:w="10" w:type="dxa"/>
           <w:right w:w="10" w:type="dxa"/>
         </w:tblCellMar>
-        <w:tblLook w:val="04A0" w:firstRow="1" w:lastRow="0" w:firstColumn="1" w:lastColumn="0" w:noHBand="0" w:noVBand="1"/>
+        <w:tblLook w:val="0000" w:firstRow="0" w:lastRow="0" w:firstColumn="0" w:lastColumn="0" w:noHBand="0" w:noVBand="0"/>
       </w:tblPr>
       <w:tblGrid>
         <w:gridCol w:w="3931"/>
         <w:gridCol w:w="5429"/>
       </w:tblGrid>
       <w:tr>
+        <w:tblPrEx>
+          <w:tblCellMar>
+            <w:top w:w="0" w:type="dxa"/>
+            <w:bottom w:w="0" w:type="dxa"/>
+          </w:tblCellMar>
+        </w:tblPrEx>
         <w:trPr>
           <w:cantSplit/>
           <w:tblHeader/>
@@ -20254,6 +20521,12 @@
         </w:tc>
       </w:tr>
       <w:tr>
+        <w:tblPrEx>
+          <w:tblCellMar>
+            <w:top w:w="0" w:type="dxa"/>
+            <w:bottom w:w="0" w:type="dxa"/>
+          </w:tblCellMar>
+        </w:tblPrEx>
         <w:trPr>
           <w:cantSplit/>
         </w:trPr>
@@ -20319,6 +20592,12 @@
         </w:tc>
       </w:tr>
       <w:tr>
+        <w:tblPrEx>
+          <w:tblCellMar>
+            <w:top w:w="0" w:type="dxa"/>
+            <w:bottom w:w="0" w:type="dxa"/>
+          </w:tblCellMar>
+        </w:tblPrEx>
         <w:trPr>
           <w:cantSplit/>
         </w:trPr>
@@ -20343,21 +20622,12 @@
             <w:pPr>
               <w:spacing w:after="20"/>
             </w:pPr>
-            <w:proofErr w:type="spellStart"/>
-            <w:r>
-              <w:rPr>
-                <w:sz w:val="19"/>
-                <w:szCs w:val="19"/>
-              </w:rPr>
-              <w:t>go</w:t>
-            </w:r>
-            <w:proofErr w:type="spellEnd"/>
-            <w:r>
-              <w:rPr>
-                <w:sz w:val="19"/>
-                <w:szCs w:val="19"/>
-              </w:rPr>
-              <w:t xml:space="preserve"> test</w:t>
+            <w:r>
+              <w:rPr>
+                <w:sz w:val="19"/>
+                <w:szCs w:val="19"/>
+              </w:rPr>
+              <w:t>go test</w:t>
             </w:r>
           </w:p>
         </w:tc>
@@ -20393,6 +20663,12 @@
         </w:tc>
       </w:tr>
       <w:tr>
+        <w:tblPrEx>
+          <w:tblCellMar>
+            <w:top w:w="0" w:type="dxa"/>
+            <w:bottom w:w="0" w:type="dxa"/>
+          </w:tblCellMar>
+        </w:tblPrEx>
         <w:trPr>
           <w:cantSplit/>
         </w:trPr>
@@ -20458,6 +20734,12 @@
         </w:tc>
       </w:tr>
       <w:tr>
+        <w:tblPrEx>
+          <w:tblCellMar>
+            <w:top w:w="0" w:type="dxa"/>
+            <w:bottom w:w="0" w:type="dxa"/>
+          </w:tblCellMar>
+        </w:tblPrEx>
         <w:trPr>
           <w:cantSplit/>
         </w:trPr>
@@ -20482,31 +20764,13 @@
             <w:pPr>
               <w:spacing w:after="20"/>
             </w:pPr>
-            <w:proofErr w:type="spellStart"/>
-            <w:r>
-              <w:rPr>
-                <w:sz w:val="19"/>
-                <w:szCs w:val="19"/>
-              </w:rPr>
-              <w:t>tests</w:t>
-            </w:r>
-            <w:proofErr w:type="spellEnd"/>
-            <w:r>
-              <w:rPr>
-                <w:sz w:val="19"/>
-                <w:szCs w:val="19"/>
-              </w:rPr>
-              <w:t>/</w:t>
-            </w:r>
-            <w:proofErr w:type="spellStart"/>
-            <w:r>
-              <w:rPr>
-                <w:sz w:val="19"/>
-                <w:szCs w:val="19"/>
-              </w:rPr>
-              <w:t>integrity</w:t>
-            </w:r>
-            <w:proofErr w:type="spellEnd"/>
+            <w:r>
+              <w:rPr>
+                <w:sz w:val="19"/>
+                <w:szCs w:val="19"/>
+              </w:rPr>
+              <w:t>tests/integrity</w:t>
+            </w:r>
           </w:p>
         </w:tc>
         <w:tc>
@@ -20541,6 +20805,12 @@
         </w:tc>
       </w:tr>
       <w:tr>
+        <w:tblPrEx>
+          <w:tblCellMar>
+            <w:top w:w="0" w:type="dxa"/>
+            <w:bottom w:w="0" w:type="dxa"/>
+          </w:tblCellMar>
+        </w:tblPrEx>
         <w:trPr>
           <w:cantSplit/>
         </w:trPr>
@@ -20565,31 +20835,13 @@
             <w:pPr>
               <w:spacing w:after="20"/>
             </w:pPr>
-            <w:proofErr w:type="spellStart"/>
-            <w:r>
-              <w:rPr>
-                <w:sz w:val="19"/>
-                <w:szCs w:val="19"/>
-              </w:rPr>
-              <w:t>tests</w:t>
-            </w:r>
-            <w:proofErr w:type="spellEnd"/>
-            <w:r>
-              <w:rPr>
-                <w:sz w:val="19"/>
-                <w:szCs w:val="19"/>
-              </w:rPr>
-              <w:t>/</w:t>
-            </w:r>
-            <w:proofErr w:type="spellStart"/>
-            <w:r>
-              <w:rPr>
-                <w:sz w:val="19"/>
-                <w:szCs w:val="19"/>
-              </w:rPr>
-              <w:t>perf</w:t>
-            </w:r>
-            <w:proofErr w:type="spellEnd"/>
+            <w:r>
+              <w:rPr>
+                <w:sz w:val="19"/>
+                <w:szCs w:val="19"/>
+              </w:rPr>
+              <w:t>tests/perf</w:t>
+            </w:r>
           </w:p>
         </w:tc>
         <w:tc>
@@ -20624,6 +20876,12 @@
         </w:tc>
       </w:tr>
       <w:tr>
+        <w:tblPrEx>
+          <w:tblCellMar>
+            <w:top w:w="0" w:type="dxa"/>
+            <w:bottom w:w="0" w:type="dxa"/>
+          </w:tblCellMar>
+        </w:tblPrEx>
         <w:trPr>
           <w:cantSplit/>
         </w:trPr>
@@ -20689,6 +20947,12 @@
         </w:tc>
       </w:tr>
       <w:tr>
+        <w:tblPrEx>
+          <w:tblCellMar>
+            <w:top w:w="0" w:type="dxa"/>
+            <w:bottom w:w="0" w:type="dxa"/>
+          </w:tblCellMar>
+        </w:tblPrEx>
         <w:trPr>
           <w:cantSplit/>
         </w:trPr>
@@ -20718,17 +20982,8 @@
                 <w:sz w:val="19"/>
                 <w:szCs w:val="19"/>
               </w:rPr>
-              <w:t xml:space="preserve">Postman y la especificación </w:t>
-            </w:r>
-            <w:proofErr w:type="spellStart"/>
-            <w:r>
-              <w:rPr>
-                <w:sz w:val="19"/>
-                <w:szCs w:val="19"/>
-              </w:rPr>
-              <w:t>OpenAPI</w:t>
-            </w:r>
-            <w:proofErr w:type="spellEnd"/>
+              <w:t>Postman y la especificación OpenAPI</w:t>
+            </w:r>
           </w:p>
         </w:tc>
         <w:tc>
@@ -20757,28 +21012,18 @@
                 <w:sz w:val="19"/>
                 <w:szCs w:val="19"/>
               </w:rPr>
-              <w:t>Pruebas manuales de la API (</w:t>
-            </w:r>
-            <w:proofErr w:type="spellStart"/>
-            <w:r>
-              <w:rPr>
-                <w:sz w:val="19"/>
-                <w:szCs w:val="19"/>
-              </w:rPr>
-              <w:t>docs</w:t>
-            </w:r>
-            <w:proofErr w:type="spellEnd"/>
-            <w:r>
-              <w:rPr>
-                <w:sz w:val="19"/>
-                <w:szCs w:val="19"/>
-              </w:rPr>
-              <w:t>/api).</w:t>
+              <w:t>Pruebas manuales de la API (docs/api).</w:t>
             </w:r>
           </w:p>
         </w:tc>
       </w:tr>
       <w:tr>
+        <w:tblPrEx>
+          <w:tblCellMar>
+            <w:top w:w="0" w:type="dxa"/>
+            <w:bottom w:w="0" w:type="dxa"/>
+          </w:tblCellMar>
+        </w:tblPrEx>
         <w:trPr>
           <w:cantSplit/>
         </w:trPr>
@@ -20844,6 +21089,12 @@
         </w:tc>
       </w:tr>
       <w:tr>
+        <w:tblPrEx>
+          <w:tblCellMar>
+            <w:top w:w="0" w:type="dxa"/>
+            <w:bottom w:w="0" w:type="dxa"/>
+          </w:tblCellMar>
+        </w:tblPrEx>
         <w:trPr>
           <w:cantSplit/>
         </w:trPr>
@@ -20909,6 +21160,12 @@
         </w:tc>
       </w:tr>
       <w:tr>
+        <w:tblPrEx>
+          <w:tblCellMar>
+            <w:top w:w="0" w:type="dxa"/>
+            <w:bottom w:w="0" w:type="dxa"/>
+          </w:tblCellMar>
+        </w:tblPrEx>
         <w:trPr>
           <w:cantSplit/>
         </w:trPr>
@@ -20974,6 +21231,12 @@
         </w:tc>
       </w:tr>
       <w:tr>
+        <w:tblPrEx>
+          <w:tblCellMar>
+            <w:top w:w="0" w:type="dxa"/>
+            <w:bottom w:w="0" w:type="dxa"/>
+          </w:tblCellMar>
+        </w:tblPrEx>
         <w:trPr>
           <w:cantSplit/>
         </w:trPr>
@@ -21039,6 +21302,12 @@
         </w:tc>
       </w:tr>
       <w:tr>
+        <w:tblPrEx>
+          <w:tblCellMar>
+            <w:top w:w="0" w:type="dxa"/>
+            <w:bottom w:w="0" w:type="dxa"/>
+          </w:tblCellMar>
+        </w:tblPrEx>
         <w:trPr>
           <w:cantSplit/>
         </w:trPr>
@@ -21062,15 +21331,11 @@
           <w:p>
             <w:pPr>
               <w:spacing w:after="20"/>
-              <w:rPr>
-                <w:lang w:val="en-US"/>
-              </w:rPr>
-            </w:pPr>
-            <w:r>
-              <w:rPr>
-                <w:sz w:val="19"/>
-                <w:szCs w:val="19"/>
-                <w:lang w:val="en-US"/>
+            </w:pPr>
+            <w:r>
+              <w:rPr>
+                <w:sz w:val="19"/>
+                <w:szCs w:val="19"/>
               </w:rPr>
               <w:t>Docker Desktop y MongoDB Compass</w:t>
             </w:r>
@@ -21124,22 +21389,9 @@
     </w:p>
     <w:p>
       <w:pPr>
-        <w:rPr>
-          <w:b/>
-          <w:bCs/>
-          <w:sz w:val="32"/>
-          <w:szCs w:val="32"/>
-        </w:rPr>
-      </w:pPr>
-      <w:bookmarkStart w:id="30" w:name="_Toc243846532"/>
-      <w:r>
-        <w:br w:type="page"/>
-      </w:r>
-    </w:p>
-    <w:p>
-      <w:pPr>
         <w:pStyle w:val="Ttulo1"/>
       </w:pPr>
+      <w:bookmarkStart w:id="30" w:name="_Toc243848159"/>
       <w:r>
         <w:t>10. Riesgos y mitigaciones</w:t>
       </w:r>
@@ -21184,13 +21436,19 @@
           <w:left w:w="10" w:type="dxa"/>
           <w:right w:w="10" w:type="dxa"/>
         </w:tblCellMar>
-        <w:tblLook w:val="04A0" w:firstRow="1" w:lastRow="0" w:firstColumn="1" w:lastColumn="0" w:noHBand="0" w:noVBand="1"/>
+        <w:tblLook w:val="0000" w:firstRow="0" w:lastRow="0" w:firstColumn="0" w:lastColumn="0" w:noHBand="0" w:noVBand="0"/>
       </w:tblPr>
       <w:tblGrid>
         <w:gridCol w:w="4212"/>
         <w:gridCol w:w="5148"/>
       </w:tblGrid>
       <w:tr>
+        <w:tblPrEx>
+          <w:tblCellMar>
+            <w:top w:w="0" w:type="dxa"/>
+            <w:bottom w:w="0" w:type="dxa"/>
+          </w:tblCellMar>
+        </w:tblPrEx>
         <w:trPr>
           <w:cantSplit/>
           <w:tblHeader/>
@@ -21261,6 +21519,12 @@
         </w:tc>
       </w:tr>
       <w:tr>
+        <w:tblPrEx>
+          <w:tblCellMar>
+            <w:top w:w="0" w:type="dxa"/>
+            <w:bottom w:w="0" w:type="dxa"/>
+          </w:tblCellMar>
+        </w:tblPrEx>
         <w:trPr>
           <w:cantSplit/>
         </w:trPr>
@@ -21326,6 +21590,12 @@
         </w:tc>
       </w:tr>
       <w:tr>
+        <w:tblPrEx>
+          <w:tblCellMar>
+            <w:top w:w="0" w:type="dxa"/>
+            <w:bottom w:w="0" w:type="dxa"/>
+          </w:tblCellMar>
+        </w:tblPrEx>
         <w:trPr>
           <w:cantSplit/>
         </w:trPr>
@@ -21391,6 +21661,12 @@
         </w:tc>
       </w:tr>
       <w:tr>
+        <w:tblPrEx>
+          <w:tblCellMar>
+            <w:top w:w="0" w:type="dxa"/>
+            <w:bottom w:w="0" w:type="dxa"/>
+          </w:tblCellMar>
+        </w:tblPrEx>
         <w:trPr>
           <w:cantSplit/>
         </w:trPr>
@@ -21456,6 +21732,12 @@
         </w:tc>
       </w:tr>
       <w:tr>
+        <w:tblPrEx>
+          <w:tblCellMar>
+            <w:top w:w="0" w:type="dxa"/>
+            <w:bottom w:w="0" w:type="dxa"/>
+          </w:tblCellMar>
+        </w:tblPrEx>
         <w:trPr>
           <w:cantSplit/>
         </w:trPr>
@@ -21521,6 +21803,12 @@
         </w:tc>
       </w:tr>
       <w:tr>
+        <w:tblPrEx>
+          <w:tblCellMar>
+            <w:top w:w="0" w:type="dxa"/>
+            <w:bottom w:w="0" w:type="dxa"/>
+          </w:tblCellMar>
+        </w:tblPrEx>
         <w:trPr>
           <w:cantSplit/>
         </w:trPr>
@@ -21586,6 +21874,12 @@
         </w:tc>
       </w:tr>
       <w:tr>
+        <w:tblPrEx>
+          <w:tblCellMar>
+            <w:top w:w="0" w:type="dxa"/>
+            <w:bottom w:w="0" w:type="dxa"/>
+          </w:tblCellMar>
+        </w:tblPrEx>
         <w:trPr>
           <w:cantSplit/>
         </w:trPr>
@@ -21651,6 +21945,12 @@
         </w:tc>
       </w:tr>
       <w:tr>
+        <w:tblPrEx>
+          <w:tblCellMar>
+            <w:top w:w="0" w:type="dxa"/>
+            <w:bottom w:w="0" w:type="dxa"/>
+          </w:tblCellMar>
+        </w:tblPrEx>
         <w:trPr>
           <w:cantSplit/>
         </w:trPr>
@@ -21710,8 +22010,752 @@
                 <w:sz w:val="19"/>
                 <w:szCs w:val="19"/>
               </w:rPr>
-              <w:t>Se registran como defectos (DEF-03 y DEF-04); si no se implementan a tiempo, sus casos se reportan como FAIL con su justificación. Aun así, la meta de 90 % se alcanza si pasan los demás 47 casos (92 %).</w:t>
-            </w:r>
+              <w:t>Se registran como defectos (DEF-03 y DEF-04); si no se implementan a tiempo, sus casos se reportan como FAIL con su justificación. Aun así, la meta de 90 % se alcanza si pasan los demás 47 casos (92 %); si además sigue fallando CP-29 (DEF-06), quedan 46 de 51 (90 %), justo en el límite.</w:t>
+            </w:r>
+          </w:p>
+        </w:tc>
+      </w:tr>
+    </w:tbl>
+    <w:p>
+      <w:pPr>
+        <w:spacing w:after="200"/>
+      </w:pPr>
+      <w:r>
+        <w:rPr>
+          <w:i/>
+          <w:iCs/>
+          <w:sz w:val="18"/>
+          <w:szCs w:val="18"/>
+        </w:rPr>
+        <w:t>Fuente: elaboración propia.</w:t>
+      </w:r>
+    </w:p>
+    <w:p>
+      <w:pPr>
+        <w:pStyle w:val="Ttulo1"/>
+      </w:pPr>
+      <w:bookmarkStart w:id="31" w:name="_Toc243848160"/>
+      <w:r>
+        <w:t>11. Aprobaciones</w:t>
+      </w:r>
+      <w:bookmarkEnd w:id="31"/>
+    </w:p>
+    <w:p>
+      <w:pPr>
+        <w:spacing w:after="140" w:line="276" w:lineRule="auto"/>
+      </w:pPr>
+      <w:r>
+        <w:t>El equipo enviará los siguientes documentos para aprobación del director y la codirectora:</w:t>
+      </w:r>
+    </w:p>
+    <w:p>
+      <w:pPr>
+        <w:pStyle w:val="Prrafodelista"/>
+        <w:numPr>
+          <w:ilvl w:val="0"/>
+          <w:numId w:val="2"/>
+        </w:numPr>
+        <w:spacing w:after="70" w:line="264" w:lineRule="auto"/>
+      </w:pPr>
+      <w:r>
+        <w:t>Plan de pruebas</w:t>
+      </w:r>
+    </w:p>
+    <w:p>
+      <w:pPr>
+        <w:pStyle w:val="Prrafodelista"/>
+        <w:numPr>
+          <w:ilvl w:val="0"/>
+          <w:numId w:val="2"/>
+        </w:numPr>
+        <w:spacing w:after="70" w:line="264" w:lineRule="auto"/>
+      </w:pPr>
+      <w:r>
+        <w:t>Escenarios de prueba</w:t>
+      </w:r>
+    </w:p>
+    <w:p>
+      <w:pPr>
+        <w:pStyle w:val="Prrafodelista"/>
+        <w:numPr>
+          <w:ilvl w:val="0"/>
+          <w:numId w:val="2"/>
+        </w:numPr>
+        <w:spacing w:after="70" w:line="264" w:lineRule="auto"/>
+      </w:pPr>
+      <w:r>
+        <w:t>Casos de prueba</w:t>
+      </w:r>
+    </w:p>
+    <w:p>
+      <w:pPr>
+        <w:pStyle w:val="Prrafodelista"/>
+        <w:numPr>
+          <w:ilvl w:val="0"/>
+          <w:numId w:val="2"/>
+        </w:numPr>
+        <w:spacing w:after="70" w:line="264" w:lineRule="auto"/>
+      </w:pPr>
+      <w:r>
+        <w:t>Informes</w:t>
+      </w:r>
+    </w:p>
+    <w:p>
+      <w:pPr>
+        <w:spacing w:after="140" w:line="276" w:lineRule="auto"/>
+      </w:pPr>
+      <w:r>
+        <w:rPr>
+          <w:b/>
+          <w:bCs/>
+        </w:rPr>
+        <w:t>Las pruebas solo avanzan a la siguiente fase cuando se registra la aprobación correspondiente.</w:t>
+      </w:r>
+    </w:p>
+    <w:p>
+      <w:pPr>
+        <w:keepNext/>
+        <w:spacing w:before="120" w:after="80"/>
+      </w:pPr>
+      <w:r>
+        <w:rPr>
+          <w:b/>
+          <w:bCs/>
+        </w:rPr>
+        <w:t xml:space="preserve">Tabla 20. </w:t>
+      </w:r>
+      <w:r>
+        <w:t>Registro de aprobación</w:t>
+      </w:r>
+    </w:p>
+    <w:tbl>
+      <w:tblPr>
+        <w:tblW w:w="9360" w:type="dxa"/>
+        <w:tblBorders>
+          <w:top w:val="single" w:sz="4" w:space="0" w:color="auto"/>
+          <w:left w:val="single" w:sz="4" w:space="0" w:color="auto"/>
+          <w:bottom w:val="single" w:sz="4" w:space="0" w:color="auto"/>
+          <w:right w:val="single" w:sz="4" w:space="0" w:color="auto"/>
+          <w:insideH w:val="single" w:sz="4" w:space="0" w:color="auto"/>
+          <w:insideV w:val="single" w:sz="4" w:space="0" w:color="auto"/>
+        </w:tblBorders>
+        <w:tblCellMar>
+          <w:left w:w="10" w:type="dxa"/>
+          <w:right w:w="10" w:type="dxa"/>
+        </w:tblCellMar>
+        <w:tblLook w:val="0000" w:firstRow="0" w:lastRow="0" w:firstColumn="0" w:lastColumn="0" w:noHBand="0" w:noVBand="0"/>
+      </w:tblPr>
+      <w:tblGrid>
+        <w:gridCol w:w="2059"/>
+        <w:gridCol w:w="3557"/>
+        <w:gridCol w:w="2059"/>
+        <w:gridCol w:w="1685"/>
+      </w:tblGrid>
+      <w:tr>
+        <w:tblPrEx>
+          <w:tblCellMar>
+            <w:top w:w="0" w:type="dxa"/>
+            <w:bottom w:w="0" w:type="dxa"/>
+          </w:tblCellMar>
+        </w:tblPrEx>
+        <w:trPr>
+          <w:cantSplit/>
+          <w:tblHeader/>
+        </w:trPr>
+        <w:tc>
+          <w:tcPr>
+            <w:tcW w:w="2059" w:type="dxa"/>
+            <w:tcBorders>
+              <w:top w:val="single" w:sz="4" w:space="0" w:color="000000"/>
+              <w:left w:val="single" w:sz="4" w:space="0" w:color="000000"/>
+              <w:bottom w:val="single" w:sz="12" w:space="0" w:color="000000"/>
+              <w:right w:val="single" w:sz="4" w:space="0" w:color="000000"/>
+            </w:tcBorders>
+            <w:tcMar>
+              <w:top w:w="50" w:type="dxa"/>
+              <w:left w:w="90" w:type="dxa"/>
+              <w:bottom w:w="50" w:type="dxa"/>
+              <w:right w:w="90" w:type="dxa"/>
+            </w:tcMar>
+            <w:vAlign w:val="center"/>
+          </w:tcPr>
+          <w:p>
+            <w:pPr>
+              <w:spacing w:after="20"/>
+            </w:pPr>
+            <w:r>
+              <w:rPr>
+                <w:b/>
+                <w:bCs/>
+                <w:sz w:val="19"/>
+                <w:szCs w:val="19"/>
+              </w:rPr>
+              <w:t>Rol</w:t>
+            </w:r>
+          </w:p>
+        </w:tc>
+        <w:tc>
+          <w:tcPr>
+            <w:tcW w:w="3557" w:type="dxa"/>
+            <w:tcBorders>
+              <w:top w:val="single" w:sz="4" w:space="0" w:color="000000"/>
+              <w:left w:val="single" w:sz="4" w:space="0" w:color="000000"/>
+              <w:bottom w:val="single" w:sz="12" w:space="0" w:color="000000"/>
+              <w:right w:val="single" w:sz="4" w:space="0" w:color="000000"/>
+            </w:tcBorders>
+            <w:tcMar>
+              <w:top w:w="50" w:type="dxa"/>
+              <w:left w:w="90" w:type="dxa"/>
+              <w:bottom w:w="50" w:type="dxa"/>
+              <w:right w:w="90" w:type="dxa"/>
+            </w:tcMar>
+            <w:vAlign w:val="center"/>
+          </w:tcPr>
+          <w:p>
+            <w:pPr>
+              <w:spacing w:after="20"/>
+            </w:pPr>
+            <w:r>
+              <w:rPr>
+                <w:b/>
+                <w:bCs/>
+                <w:sz w:val="19"/>
+                <w:szCs w:val="19"/>
+              </w:rPr>
+              <w:t>Nombre</w:t>
+            </w:r>
+          </w:p>
+        </w:tc>
+        <w:tc>
+          <w:tcPr>
+            <w:tcW w:w="2059" w:type="dxa"/>
+            <w:tcBorders>
+              <w:top w:val="single" w:sz="4" w:space="0" w:color="000000"/>
+              <w:left w:val="single" w:sz="4" w:space="0" w:color="000000"/>
+              <w:bottom w:val="single" w:sz="12" w:space="0" w:color="000000"/>
+              <w:right w:val="single" w:sz="4" w:space="0" w:color="000000"/>
+            </w:tcBorders>
+            <w:tcMar>
+              <w:top w:w="50" w:type="dxa"/>
+              <w:left w:w="90" w:type="dxa"/>
+              <w:bottom w:w="50" w:type="dxa"/>
+              <w:right w:w="90" w:type="dxa"/>
+            </w:tcMar>
+            <w:vAlign w:val="center"/>
+          </w:tcPr>
+          <w:p>
+            <w:pPr>
+              <w:spacing w:after="20"/>
+            </w:pPr>
+            <w:r>
+              <w:rPr>
+                <w:b/>
+                <w:bCs/>
+                <w:sz w:val="19"/>
+                <w:szCs w:val="19"/>
+              </w:rPr>
+              <w:t>Firma</w:t>
+            </w:r>
+          </w:p>
+        </w:tc>
+        <w:tc>
+          <w:tcPr>
+            <w:tcW w:w="1685" w:type="dxa"/>
+            <w:tcBorders>
+              <w:top w:val="single" w:sz="4" w:space="0" w:color="000000"/>
+              <w:left w:val="single" w:sz="4" w:space="0" w:color="000000"/>
+              <w:bottom w:val="single" w:sz="12" w:space="0" w:color="000000"/>
+              <w:right w:val="single" w:sz="4" w:space="0" w:color="000000"/>
+            </w:tcBorders>
+            <w:tcMar>
+              <w:top w:w="50" w:type="dxa"/>
+              <w:left w:w="90" w:type="dxa"/>
+              <w:bottom w:w="50" w:type="dxa"/>
+              <w:right w:w="90" w:type="dxa"/>
+            </w:tcMar>
+            <w:vAlign w:val="center"/>
+          </w:tcPr>
+          <w:p>
+            <w:pPr>
+              <w:spacing w:after="20"/>
+            </w:pPr>
+            <w:r>
+              <w:rPr>
+                <w:b/>
+                <w:bCs/>
+                <w:sz w:val="19"/>
+                <w:szCs w:val="19"/>
+              </w:rPr>
+              <w:t>Fecha</w:t>
+            </w:r>
+          </w:p>
+        </w:tc>
+      </w:tr>
+      <w:tr>
+        <w:tblPrEx>
+          <w:tblCellMar>
+            <w:top w:w="0" w:type="dxa"/>
+            <w:bottom w:w="0" w:type="dxa"/>
+          </w:tblCellMar>
+        </w:tblPrEx>
+        <w:trPr>
+          <w:cantSplit/>
+        </w:trPr>
+        <w:tc>
+          <w:tcPr>
+            <w:tcW w:w="2059" w:type="dxa"/>
+            <w:tcBorders>
+              <w:top w:val="single" w:sz="4" w:space="0" w:color="000000"/>
+              <w:left w:val="single" w:sz="4" w:space="0" w:color="000000"/>
+              <w:bottom w:val="single" w:sz="4" w:space="0" w:color="000000"/>
+              <w:right w:val="single" w:sz="4" w:space="0" w:color="000000"/>
+            </w:tcBorders>
+            <w:tcMar>
+              <w:top w:w="50" w:type="dxa"/>
+              <w:left w:w="90" w:type="dxa"/>
+              <w:bottom w:w="50" w:type="dxa"/>
+              <w:right w:w="90" w:type="dxa"/>
+            </w:tcMar>
+            <w:vAlign w:val="center"/>
+          </w:tcPr>
+          <w:p>
+            <w:pPr>
+              <w:spacing w:after="20"/>
+            </w:pPr>
+            <w:r>
+              <w:rPr>
+                <w:sz w:val="19"/>
+                <w:szCs w:val="19"/>
+              </w:rPr>
+              <w:t>Elaboró</w:t>
+            </w:r>
+          </w:p>
+        </w:tc>
+        <w:tc>
+          <w:tcPr>
+            <w:tcW w:w="3557" w:type="dxa"/>
+            <w:tcBorders>
+              <w:top w:val="single" w:sz="4" w:space="0" w:color="000000"/>
+              <w:left w:val="single" w:sz="4" w:space="0" w:color="000000"/>
+              <w:bottom w:val="single" w:sz="4" w:space="0" w:color="000000"/>
+              <w:right w:val="single" w:sz="4" w:space="0" w:color="000000"/>
+            </w:tcBorders>
+            <w:tcMar>
+              <w:top w:w="50" w:type="dxa"/>
+              <w:left w:w="90" w:type="dxa"/>
+              <w:bottom w:w="50" w:type="dxa"/>
+              <w:right w:w="90" w:type="dxa"/>
+            </w:tcMar>
+            <w:vAlign w:val="center"/>
+          </w:tcPr>
+          <w:p>
+            <w:pPr>
+              <w:spacing w:after="20"/>
+            </w:pPr>
+            <w:r>
+              <w:rPr>
+                <w:sz w:val="19"/>
+                <w:szCs w:val="19"/>
+              </w:rPr>
+              <w:t>Sofia Ortiz Daza</w:t>
+            </w:r>
+          </w:p>
+        </w:tc>
+        <w:tc>
+          <w:tcPr>
+            <w:tcW w:w="2059" w:type="dxa"/>
+            <w:tcBorders>
+              <w:top w:val="single" w:sz="4" w:space="0" w:color="000000"/>
+              <w:left w:val="single" w:sz="4" w:space="0" w:color="000000"/>
+              <w:bottom w:val="single" w:sz="4" w:space="0" w:color="000000"/>
+              <w:right w:val="single" w:sz="4" w:space="0" w:color="000000"/>
+            </w:tcBorders>
+            <w:tcMar>
+              <w:top w:w="50" w:type="dxa"/>
+              <w:left w:w="90" w:type="dxa"/>
+              <w:bottom w:w="50" w:type="dxa"/>
+              <w:right w:w="90" w:type="dxa"/>
+            </w:tcMar>
+            <w:vAlign w:val="center"/>
+          </w:tcPr>
+          <w:p>
+            <w:pPr>
+              <w:spacing w:after="20"/>
+            </w:pPr>
+          </w:p>
+        </w:tc>
+        <w:tc>
+          <w:tcPr>
+            <w:tcW w:w="1685" w:type="dxa"/>
+            <w:tcBorders>
+              <w:top w:val="single" w:sz="4" w:space="0" w:color="000000"/>
+              <w:left w:val="single" w:sz="4" w:space="0" w:color="000000"/>
+              <w:bottom w:val="single" w:sz="4" w:space="0" w:color="000000"/>
+              <w:right w:val="single" w:sz="4" w:space="0" w:color="000000"/>
+            </w:tcBorders>
+            <w:tcMar>
+              <w:top w:w="50" w:type="dxa"/>
+              <w:left w:w="90" w:type="dxa"/>
+              <w:bottom w:w="50" w:type="dxa"/>
+              <w:right w:w="90" w:type="dxa"/>
+            </w:tcMar>
+            <w:vAlign w:val="center"/>
+          </w:tcPr>
+          <w:p>
+            <w:pPr>
+              <w:spacing w:after="20"/>
+            </w:pPr>
+          </w:p>
+        </w:tc>
+      </w:tr>
+      <w:tr>
+        <w:tblPrEx>
+          <w:tblCellMar>
+            <w:top w:w="0" w:type="dxa"/>
+            <w:bottom w:w="0" w:type="dxa"/>
+          </w:tblCellMar>
+        </w:tblPrEx>
+        <w:trPr>
+          <w:cantSplit/>
+        </w:trPr>
+        <w:tc>
+          <w:tcPr>
+            <w:tcW w:w="2059" w:type="dxa"/>
+            <w:tcBorders>
+              <w:top w:val="single" w:sz="4" w:space="0" w:color="000000"/>
+              <w:left w:val="single" w:sz="4" w:space="0" w:color="000000"/>
+              <w:bottom w:val="single" w:sz="4" w:space="0" w:color="000000"/>
+              <w:right w:val="single" w:sz="4" w:space="0" w:color="000000"/>
+            </w:tcBorders>
+            <w:tcMar>
+              <w:top w:w="50" w:type="dxa"/>
+              <w:left w:w="90" w:type="dxa"/>
+              <w:bottom w:w="50" w:type="dxa"/>
+              <w:right w:w="90" w:type="dxa"/>
+            </w:tcMar>
+            <w:vAlign w:val="center"/>
+          </w:tcPr>
+          <w:p>
+            <w:pPr>
+              <w:spacing w:after="20"/>
+            </w:pPr>
+            <w:r>
+              <w:rPr>
+                <w:sz w:val="19"/>
+                <w:szCs w:val="19"/>
+              </w:rPr>
+              <w:t>Elaboró</w:t>
+            </w:r>
+          </w:p>
+        </w:tc>
+        <w:tc>
+          <w:tcPr>
+            <w:tcW w:w="3557" w:type="dxa"/>
+            <w:tcBorders>
+              <w:top w:val="single" w:sz="4" w:space="0" w:color="000000"/>
+              <w:left w:val="single" w:sz="4" w:space="0" w:color="000000"/>
+              <w:bottom w:val="single" w:sz="4" w:space="0" w:color="000000"/>
+              <w:right w:val="single" w:sz="4" w:space="0" w:color="000000"/>
+            </w:tcBorders>
+            <w:tcMar>
+              <w:top w:w="50" w:type="dxa"/>
+              <w:left w:w="90" w:type="dxa"/>
+              <w:bottom w:w="50" w:type="dxa"/>
+              <w:right w:w="90" w:type="dxa"/>
+            </w:tcMar>
+            <w:vAlign w:val="center"/>
+          </w:tcPr>
+          <w:p>
+            <w:pPr>
+              <w:spacing w:after="20"/>
+            </w:pPr>
+            <w:r>
+              <w:rPr>
+                <w:sz w:val="19"/>
+                <w:szCs w:val="19"/>
+              </w:rPr>
+              <w:t>Laura Sofia Diaz Suarez</w:t>
+            </w:r>
+          </w:p>
+        </w:tc>
+        <w:tc>
+          <w:tcPr>
+            <w:tcW w:w="2059" w:type="dxa"/>
+            <w:tcBorders>
+              <w:top w:val="single" w:sz="4" w:space="0" w:color="000000"/>
+              <w:left w:val="single" w:sz="4" w:space="0" w:color="000000"/>
+              <w:bottom w:val="single" w:sz="4" w:space="0" w:color="000000"/>
+              <w:right w:val="single" w:sz="4" w:space="0" w:color="000000"/>
+            </w:tcBorders>
+            <w:tcMar>
+              <w:top w:w="50" w:type="dxa"/>
+              <w:left w:w="90" w:type="dxa"/>
+              <w:bottom w:w="50" w:type="dxa"/>
+              <w:right w:w="90" w:type="dxa"/>
+            </w:tcMar>
+            <w:vAlign w:val="center"/>
+          </w:tcPr>
+          <w:p>
+            <w:pPr>
+              <w:spacing w:after="20"/>
+            </w:pPr>
+          </w:p>
+        </w:tc>
+        <w:tc>
+          <w:tcPr>
+            <w:tcW w:w="1685" w:type="dxa"/>
+            <w:tcBorders>
+              <w:top w:val="single" w:sz="4" w:space="0" w:color="000000"/>
+              <w:left w:val="single" w:sz="4" w:space="0" w:color="000000"/>
+              <w:bottom w:val="single" w:sz="4" w:space="0" w:color="000000"/>
+              <w:right w:val="single" w:sz="4" w:space="0" w:color="000000"/>
+            </w:tcBorders>
+            <w:tcMar>
+              <w:top w:w="50" w:type="dxa"/>
+              <w:left w:w="90" w:type="dxa"/>
+              <w:bottom w:w="50" w:type="dxa"/>
+              <w:right w:w="90" w:type="dxa"/>
+            </w:tcMar>
+            <w:vAlign w:val="center"/>
+          </w:tcPr>
+          <w:p>
+            <w:pPr>
+              <w:spacing w:after="20"/>
+            </w:pPr>
+          </w:p>
+        </w:tc>
+      </w:tr>
+      <w:tr>
+        <w:tblPrEx>
+          <w:tblCellMar>
+            <w:top w:w="0" w:type="dxa"/>
+            <w:bottom w:w="0" w:type="dxa"/>
+          </w:tblCellMar>
+        </w:tblPrEx>
+        <w:trPr>
+          <w:cantSplit/>
+        </w:trPr>
+        <w:tc>
+          <w:tcPr>
+            <w:tcW w:w="2059" w:type="dxa"/>
+            <w:tcBorders>
+              <w:top w:val="single" w:sz="4" w:space="0" w:color="000000"/>
+              <w:left w:val="single" w:sz="4" w:space="0" w:color="000000"/>
+              <w:bottom w:val="single" w:sz="4" w:space="0" w:color="000000"/>
+              <w:right w:val="single" w:sz="4" w:space="0" w:color="000000"/>
+            </w:tcBorders>
+            <w:tcMar>
+              <w:top w:w="50" w:type="dxa"/>
+              <w:left w:w="90" w:type="dxa"/>
+              <w:bottom w:w="50" w:type="dxa"/>
+              <w:right w:w="90" w:type="dxa"/>
+            </w:tcMar>
+            <w:vAlign w:val="center"/>
+          </w:tcPr>
+          <w:p>
+            <w:pPr>
+              <w:spacing w:after="20"/>
+            </w:pPr>
+            <w:r>
+              <w:rPr>
+                <w:sz w:val="19"/>
+                <w:szCs w:val="19"/>
+              </w:rPr>
+              <w:t>Aprobó (director)</w:t>
+            </w:r>
+          </w:p>
+        </w:tc>
+        <w:tc>
+          <w:tcPr>
+            <w:tcW w:w="3557" w:type="dxa"/>
+            <w:tcBorders>
+              <w:top w:val="single" w:sz="4" w:space="0" w:color="000000"/>
+              <w:left w:val="single" w:sz="4" w:space="0" w:color="000000"/>
+              <w:bottom w:val="single" w:sz="4" w:space="0" w:color="000000"/>
+              <w:right w:val="single" w:sz="4" w:space="0" w:color="000000"/>
+            </w:tcBorders>
+            <w:tcMar>
+              <w:top w:w="50" w:type="dxa"/>
+              <w:left w:w="90" w:type="dxa"/>
+              <w:bottom w:w="50" w:type="dxa"/>
+              <w:right w:w="90" w:type="dxa"/>
+            </w:tcMar>
+            <w:vAlign w:val="center"/>
+          </w:tcPr>
+          <w:p>
+            <w:pPr>
+              <w:spacing w:after="20"/>
+            </w:pPr>
+            <w:r>
+              <w:rPr>
+                <w:sz w:val="19"/>
+                <w:szCs w:val="19"/>
+              </w:rPr>
+              <w:t>Juan Carlos Navarro Beltrán</w:t>
+            </w:r>
+          </w:p>
+        </w:tc>
+        <w:tc>
+          <w:tcPr>
+            <w:tcW w:w="2059" w:type="dxa"/>
+            <w:tcBorders>
+              <w:top w:val="single" w:sz="4" w:space="0" w:color="000000"/>
+              <w:left w:val="single" w:sz="4" w:space="0" w:color="000000"/>
+              <w:bottom w:val="single" w:sz="4" w:space="0" w:color="000000"/>
+              <w:right w:val="single" w:sz="4" w:space="0" w:color="000000"/>
+            </w:tcBorders>
+            <w:tcMar>
+              <w:top w:w="50" w:type="dxa"/>
+              <w:left w:w="90" w:type="dxa"/>
+              <w:bottom w:w="50" w:type="dxa"/>
+              <w:right w:w="90" w:type="dxa"/>
+            </w:tcMar>
+            <w:vAlign w:val="center"/>
+          </w:tcPr>
+          <w:p>
+            <w:pPr>
+              <w:spacing w:after="20"/>
+            </w:pPr>
+          </w:p>
+        </w:tc>
+        <w:tc>
+          <w:tcPr>
+            <w:tcW w:w="1685" w:type="dxa"/>
+            <w:tcBorders>
+              <w:top w:val="single" w:sz="4" w:space="0" w:color="000000"/>
+              <w:left w:val="single" w:sz="4" w:space="0" w:color="000000"/>
+              <w:bottom w:val="single" w:sz="4" w:space="0" w:color="000000"/>
+              <w:right w:val="single" w:sz="4" w:space="0" w:color="000000"/>
+            </w:tcBorders>
+            <w:tcMar>
+              <w:top w:w="50" w:type="dxa"/>
+              <w:left w:w="90" w:type="dxa"/>
+              <w:bottom w:w="50" w:type="dxa"/>
+              <w:right w:w="90" w:type="dxa"/>
+            </w:tcMar>
+            <w:vAlign w:val="center"/>
+          </w:tcPr>
+          <w:p>
+            <w:pPr>
+              <w:spacing w:after="20"/>
+            </w:pPr>
+          </w:p>
+        </w:tc>
+      </w:tr>
+      <w:tr>
+        <w:tblPrEx>
+          <w:tblCellMar>
+            <w:top w:w="0" w:type="dxa"/>
+            <w:bottom w:w="0" w:type="dxa"/>
+          </w:tblCellMar>
+        </w:tblPrEx>
+        <w:trPr>
+          <w:cantSplit/>
+        </w:trPr>
+        <w:tc>
+          <w:tcPr>
+            <w:tcW w:w="2059" w:type="dxa"/>
+            <w:tcBorders>
+              <w:top w:val="single" w:sz="4" w:space="0" w:color="000000"/>
+              <w:left w:val="single" w:sz="4" w:space="0" w:color="000000"/>
+              <w:bottom w:val="single" w:sz="4" w:space="0" w:color="000000"/>
+              <w:right w:val="single" w:sz="4" w:space="0" w:color="000000"/>
+            </w:tcBorders>
+            <w:tcMar>
+              <w:top w:w="50" w:type="dxa"/>
+              <w:left w:w="90" w:type="dxa"/>
+              <w:bottom w:w="50" w:type="dxa"/>
+              <w:right w:w="90" w:type="dxa"/>
+            </w:tcMar>
+            <w:vAlign w:val="center"/>
+          </w:tcPr>
+          <w:p>
+            <w:pPr>
+              <w:spacing w:after="20"/>
+            </w:pPr>
+            <w:r>
+              <w:rPr>
+                <w:sz w:val="19"/>
+                <w:szCs w:val="19"/>
+              </w:rPr>
+              <w:t>Aprobó (codirectora)</w:t>
+            </w:r>
+          </w:p>
+        </w:tc>
+        <w:tc>
+          <w:tcPr>
+            <w:tcW w:w="3557" w:type="dxa"/>
+            <w:tcBorders>
+              <w:top w:val="single" w:sz="4" w:space="0" w:color="000000"/>
+              <w:left w:val="single" w:sz="4" w:space="0" w:color="000000"/>
+              <w:bottom w:val="single" w:sz="4" w:space="0" w:color="000000"/>
+              <w:right w:val="single" w:sz="4" w:space="0" w:color="000000"/>
+            </w:tcBorders>
+            <w:tcMar>
+              <w:top w:w="50" w:type="dxa"/>
+              <w:left w:w="90" w:type="dxa"/>
+              <w:bottom w:w="50" w:type="dxa"/>
+              <w:right w:w="90" w:type="dxa"/>
+            </w:tcMar>
+            <w:vAlign w:val="center"/>
+          </w:tcPr>
+          <w:p>
+            <w:pPr>
+              <w:spacing w:after="20"/>
+            </w:pPr>
+            <w:r>
+              <w:rPr>
+                <w:sz w:val="19"/>
+                <w:szCs w:val="19"/>
+              </w:rPr>
+              <w:t>Solangie Paola Garavito Mendivelso</w:t>
+            </w:r>
+          </w:p>
+        </w:tc>
+        <w:tc>
+          <w:tcPr>
+            <w:tcW w:w="2059" w:type="dxa"/>
+            <w:tcBorders>
+              <w:top w:val="single" w:sz="4" w:space="0" w:color="000000"/>
+              <w:left w:val="single" w:sz="4" w:space="0" w:color="000000"/>
+              <w:bottom w:val="single" w:sz="4" w:space="0" w:color="000000"/>
+              <w:right w:val="single" w:sz="4" w:space="0" w:color="000000"/>
+            </w:tcBorders>
+            <w:tcMar>
+              <w:top w:w="50" w:type="dxa"/>
+              <w:left w:w="90" w:type="dxa"/>
+              <w:bottom w:w="50" w:type="dxa"/>
+              <w:right w:w="90" w:type="dxa"/>
+            </w:tcMar>
+            <w:vAlign w:val="center"/>
+          </w:tcPr>
+          <w:p>
+            <w:pPr>
+              <w:spacing w:after="20"/>
+            </w:pPr>
+          </w:p>
+        </w:tc>
+        <w:tc>
+          <w:tcPr>
+            <w:tcW w:w="1685" w:type="dxa"/>
+            <w:tcBorders>
+              <w:top w:val="single" w:sz="4" w:space="0" w:color="000000"/>
+              <w:left w:val="single" w:sz="4" w:space="0" w:color="000000"/>
+              <w:bottom w:val="single" w:sz="4" w:space="0" w:color="000000"/>
+              <w:right w:val="single" w:sz="4" w:space="0" w:color="000000"/>
+            </w:tcBorders>
+            <w:tcMar>
+              <w:top w:w="50" w:type="dxa"/>
+              <w:left w:w="90" w:type="dxa"/>
+              <w:bottom w:w="50" w:type="dxa"/>
+              <w:right w:w="90" w:type="dxa"/>
+            </w:tcMar>
+            <w:vAlign w:val="center"/>
+          </w:tcPr>
+          <w:p>
+            <w:pPr>
+              <w:spacing w:after="20"/>
+            </w:pPr>
           </w:p>
         </w:tc>
       </w:tr>
@@ -21746,11 +22790,11 @@
       <w:pPr>
         <w:pStyle w:val="Ttulo1"/>
       </w:pPr>
-      <w:bookmarkStart w:id="31" w:name="_Toc243846534"/>
+      <w:bookmarkStart w:id="32" w:name="_Toc243848161"/>
       <w:r>
         <w:t>Anexo A. Catálogo de casos de prueba</w:t>
       </w:r>
-      <w:bookmarkEnd w:id="31"/>
+      <w:bookmarkEnd w:id="32"/>
     </w:p>
     <w:p>
       <w:pPr>
@@ -21784,11 +22828,11 @@
       <w:pPr>
         <w:pStyle w:val="Ttulo2"/>
       </w:pPr>
-      <w:bookmarkStart w:id="32" w:name="_Toc243846535"/>
+      <w:bookmarkStart w:id="33" w:name="_Toc243848162"/>
       <w:r>
         <w:t>A.1 EP-01 Autenticación y control de acceso</w:t>
       </w:r>
-      <w:bookmarkEnd w:id="32"/>
+      <w:bookmarkEnd w:id="33"/>
     </w:p>
     <w:p>
       <w:pPr>
@@ -21821,7 +22865,7 @@
           <w:left w:w="10" w:type="dxa"/>
           <w:right w:w="10" w:type="dxa"/>
         </w:tblCellMar>
-        <w:tblLook w:val="04A0" w:firstRow="1" w:lastRow="0" w:firstColumn="1" w:lastColumn="0" w:noHBand="0" w:noVBand="1"/>
+        <w:tblLook w:val="0000" w:firstRow="0" w:lastRow="0" w:firstColumn="0" w:lastColumn="0" w:noHBand="0" w:noVBand="0"/>
       </w:tblPr>
       <w:tblGrid>
         <w:gridCol w:w="720"/>
@@ -21836,6 +22880,12 @@
         <w:gridCol w:w="883"/>
       </w:tblGrid>
       <w:tr>
+        <w:tblPrEx>
+          <w:tblCellMar>
+            <w:top w:w="0" w:type="dxa"/>
+            <w:bottom w:w="0" w:type="dxa"/>
+          </w:tblCellMar>
+        </w:tblPrEx>
         <w:trPr>
           <w:cantSplit/>
           <w:tblHeader/>
@@ -22162,6 +23212,12 @@
         </w:tc>
       </w:tr>
       <w:tr>
+        <w:tblPrEx>
+          <w:tblCellMar>
+            <w:top w:w="0" w:type="dxa"/>
+            <w:bottom w:w="0" w:type="dxa"/>
+          </w:tblCellMar>
+        </w:tblPrEx>
         <w:trPr>
           <w:cantSplit/>
         </w:trPr>
@@ -22467,6 +23523,12 @@
         </w:tc>
       </w:tr>
       <w:tr>
+        <w:tblPrEx>
+          <w:tblCellMar>
+            <w:top w:w="0" w:type="dxa"/>
+            <w:bottom w:w="0" w:type="dxa"/>
+          </w:tblCellMar>
+        </w:tblPrEx>
         <w:trPr>
           <w:cantSplit/>
         </w:trPr>
@@ -22676,23 +23738,7 @@
                 <w:sz w:val="16"/>
                 <w:szCs w:val="16"/>
               </w:rPr>
-              <w:t>Contraseña: "clave-</w:t>
-            </w:r>
-            <w:proofErr w:type="spellStart"/>
-            <w:r>
-              <w:rPr>
-                <w:sz w:val="16"/>
-                <w:szCs w:val="16"/>
-              </w:rPr>
-              <w:t>erronea</w:t>
-            </w:r>
-            <w:proofErr w:type="spellEnd"/>
-            <w:r>
-              <w:rPr>
-                <w:sz w:val="16"/>
-                <w:szCs w:val="16"/>
-              </w:rPr>
-              <w:t>"</w:t>
+              <w:t>Contraseña: "clave-erronea"</w:t>
             </w:r>
           </w:p>
         </w:tc>
@@ -22788,6 +23834,12 @@
         </w:tc>
       </w:tr>
       <w:tr>
+        <w:tblPrEx>
+          <w:tblCellMar>
+            <w:top w:w="0" w:type="dxa"/>
+            <w:bottom w:w="0" w:type="dxa"/>
+          </w:tblCellMar>
+        </w:tblPrEx>
         <w:trPr>
           <w:cantSplit/>
         </w:trPr>
@@ -23093,6 +24145,12 @@
         </w:tc>
       </w:tr>
       <w:tr>
+        <w:tblPrEx>
+          <w:tblCellMar>
+            <w:top w:w="0" w:type="dxa"/>
+            <w:bottom w:w="0" w:type="dxa"/>
+          </w:tblCellMar>
+        </w:tblPrEx>
         <w:trPr>
           <w:cantSplit/>
         </w:trPr>
@@ -23398,6 +24456,12 @@
         </w:tc>
       </w:tr>
       <w:tr>
+        <w:tblPrEx>
+          <w:tblCellMar>
+            <w:top w:w="0" w:type="dxa"/>
+            <w:bottom w:w="0" w:type="dxa"/>
+          </w:tblCellMar>
+        </w:tblPrEx>
         <w:trPr>
           <w:cantSplit/>
         </w:trPr>
@@ -23703,6 +24767,12 @@
         </w:tc>
       </w:tr>
       <w:tr>
+        <w:tblPrEx>
+          <w:tblCellMar>
+            <w:top w:w="0" w:type="dxa"/>
+            <w:bottom w:w="0" w:type="dxa"/>
+          </w:tblCellMar>
+        </w:tblPrEx>
         <w:trPr>
           <w:cantSplit/>
         </w:trPr>
@@ -24008,6 +25078,12 @@
         </w:tc>
       </w:tr>
       <w:tr>
+        <w:tblPrEx>
+          <w:tblCellMar>
+            <w:top w:w="0" w:type="dxa"/>
+            <w:bottom w:w="0" w:type="dxa"/>
+          </w:tblCellMar>
+        </w:tblPrEx>
         <w:trPr>
           <w:cantSplit/>
         </w:trPr>
@@ -24313,6 +25389,12 @@
         </w:tc>
       </w:tr>
       <w:tr>
+        <w:tblPrEx>
+          <w:tblCellMar>
+            <w:top w:w="0" w:type="dxa"/>
+            <w:bottom w:w="0" w:type="dxa"/>
+          </w:tblCellMar>
+        </w:tblPrEx>
         <w:trPr>
           <w:cantSplit/>
         </w:trPr>
@@ -24618,6 +25700,12 @@
         </w:tc>
       </w:tr>
       <w:tr>
+        <w:tblPrEx>
+          <w:tblCellMar>
+            <w:top w:w="0" w:type="dxa"/>
+            <w:bottom w:w="0" w:type="dxa"/>
+          </w:tblCellMar>
+        </w:tblPrEx>
         <w:trPr>
           <w:cantSplit/>
         </w:trPr>
@@ -24923,6 +26011,12 @@
         </w:tc>
       </w:tr>
       <w:tr>
+        <w:tblPrEx>
+          <w:tblCellMar>
+            <w:top w:w="0" w:type="dxa"/>
+            <w:bottom w:w="0" w:type="dxa"/>
+          </w:tblCellMar>
+        </w:tblPrEx>
         <w:trPr>
           <w:cantSplit/>
         </w:trPr>
@@ -25228,6 +26322,12 @@
         </w:tc>
       </w:tr>
       <w:tr>
+        <w:tblPrEx>
+          <w:tblCellMar>
+            <w:top w:w="0" w:type="dxa"/>
+            <w:bottom w:w="0" w:type="dxa"/>
+          </w:tblCellMar>
+        </w:tblPrEx>
         <w:trPr>
           <w:cantSplit/>
         </w:trPr>
@@ -25533,6 +26633,12 @@
         </w:tc>
       </w:tr>
       <w:tr>
+        <w:tblPrEx>
+          <w:tblCellMar>
+            <w:top w:w="0" w:type="dxa"/>
+            <w:bottom w:w="0" w:type="dxa"/>
+          </w:tblCellMar>
+        </w:tblPrEx>
         <w:trPr>
           <w:cantSplit/>
         </w:trPr>
@@ -25838,6 +26944,12 @@
         </w:tc>
       </w:tr>
       <w:tr>
+        <w:tblPrEx>
+          <w:tblCellMar>
+            <w:top w:w="0" w:type="dxa"/>
+            <w:bottom w:w="0" w:type="dxa"/>
+          </w:tblCellMar>
+        </w:tblPrEx>
         <w:trPr>
           <w:cantSplit/>
         </w:trPr>
@@ -26143,6 +27255,12 @@
         </w:tc>
       </w:tr>
       <w:tr>
+        <w:tblPrEx>
+          <w:tblCellMar>
+            <w:top w:w="0" w:type="dxa"/>
+            <w:bottom w:w="0" w:type="dxa"/>
+          </w:tblCellMar>
+        </w:tblPrEx>
         <w:trPr>
           <w:cantSplit/>
         </w:trPr>
@@ -26448,6 +27566,12 @@
         </w:tc>
       </w:tr>
       <w:tr>
+        <w:tblPrEx>
+          <w:tblCellMar>
+            <w:top w:w="0" w:type="dxa"/>
+            <w:bottom w:w="0" w:type="dxa"/>
+          </w:tblCellMar>
+        </w:tblPrEx>
         <w:trPr>
           <w:cantSplit/>
         </w:trPr>
@@ -26627,7 +27751,14 @@
                 <w:sz w:val="16"/>
                 <w:szCs w:val="16"/>
               </w:rPr>
-              <w:t>El sistema lo impide y mantiene la solicitud de aceptación. Pendiente de implementar (DEF-04).</w:t>
+              <w:t xml:space="preserve">El sistema lo impide y mantiene la solicitud de aceptación. </w:t>
+            </w:r>
+            <w:r>
+              <w:rPr>
+                <w:sz w:val="16"/>
+                <w:szCs w:val="16"/>
+              </w:rPr>
+              <w:t>Pendiente de implementar (DEF-04).</w:t>
             </w:r>
           </w:p>
         </w:tc>
@@ -26771,11 +27902,11 @@
       <w:pPr>
         <w:pStyle w:val="Ttulo2"/>
       </w:pPr>
-      <w:bookmarkStart w:id="33" w:name="_Toc243846536"/>
+      <w:bookmarkStart w:id="34" w:name="_Toc243848163"/>
       <w:r>
         <w:t>A.2 EP-02 Registro y gestión documental (Empleado)</w:t>
       </w:r>
-      <w:bookmarkEnd w:id="33"/>
+      <w:bookmarkEnd w:id="34"/>
     </w:p>
     <w:p>
       <w:pPr>
@@ -26808,7 +27939,7 @@
           <w:left w:w="10" w:type="dxa"/>
           <w:right w:w="10" w:type="dxa"/>
         </w:tblCellMar>
-        <w:tblLook w:val="04A0" w:firstRow="1" w:lastRow="0" w:firstColumn="1" w:lastColumn="0" w:noHBand="0" w:noVBand="1"/>
+        <w:tblLook w:val="0000" w:firstRow="0" w:lastRow="0" w:firstColumn="0" w:lastColumn="0" w:noHBand="0" w:noVBand="0"/>
       </w:tblPr>
       <w:tblGrid>
         <w:gridCol w:w="797"/>
@@ -26823,6 +27954,12 @@
         <w:gridCol w:w="883"/>
       </w:tblGrid>
       <w:tr>
+        <w:tblPrEx>
+          <w:tblCellMar>
+            <w:top w:w="0" w:type="dxa"/>
+            <w:bottom w:w="0" w:type="dxa"/>
+          </w:tblCellMar>
+        </w:tblPrEx>
         <w:trPr>
           <w:cantSplit/>
           <w:tblHeader/>
@@ -27149,6 +28286,12 @@
         </w:tc>
       </w:tr>
       <w:tr>
+        <w:tblPrEx>
+          <w:tblCellMar>
+            <w:top w:w="0" w:type="dxa"/>
+            <w:bottom w:w="0" w:type="dxa"/>
+          </w:tblCellMar>
+        </w:tblPrEx>
         <w:trPr>
           <w:cantSplit/>
         </w:trPr>
@@ -27454,6 +28597,12 @@
         </w:tc>
       </w:tr>
       <w:tr>
+        <w:tblPrEx>
+          <w:tblCellMar>
+            <w:top w:w="0" w:type="dxa"/>
+            <w:bottom w:w="0" w:type="dxa"/>
+          </w:tblCellMar>
+        </w:tblPrEx>
         <w:trPr>
           <w:cantSplit/>
         </w:trPr>
@@ -27759,6 +28908,12 @@
         </w:tc>
       </w:tr>
       <w:tr>
+        <w:tblPrEx>
+          <w:tblCellMar>
+            <w:top w:w="0" w:type="dxa"/>
+            <w:bottom w:w="0" w:type="dxa"/>
+          </w:tblCellMar>
+        </w:tblPrEx>
         <w:trPr>
           <w:cantSplit/>
         </w:trPr>
@@ -28064,6 +29219,12 @@
         </w:tc>
       </w:tr>
       <w:tr>
+        <w:tblPrEx>
+          <w:tblCellMar>
+            <w:top w:w="0" w:type="dxa"/>
+            <w:bottom w:w="0" w:type="dxa"/>
+          </w:tblCellMar>
+        </w:tblPrEx>
         <w:trPr>
           <w:cantSplit/>
         </w:trPr>
@@ -28369,6 +29530,12 @@
         </w:tc>
       </w:tr>
       <w:tr>
+        <w:tblPrEx>
+          <w:tblCellMar>
+            <w:top w:w="0" w:type="dxa"/>
+            <w:bottom w:w="0" w:type="dxa"/>
+          </w:tblCellMar>
+        </w:tblPrEx>
         <w:trPr>
           <w:cantSplit/>
         </w:trPr>
@@ -28458,17 +29625,8 @@
                 <w:sz w:val="16"/>
                 <w:szCs w:val="16"/>
               </w:rPr>
-              <w:t xml:space="preserve">Registro en la blockchain con </w:t>
-            </w:r>
-            <w:proofErr w:type="spellStart"/>
-            <w:r>
-              <w:rPr>
-                <w:sz w:val="16"/>
-                <w:szCs w:val="16"/>
-              </w:rPr>
-              <w:t>txID</w:t>
-            </w:r>
-            <w:proofErr w:type="spellEnd"/>
+              <w:t>Registro en la blockchain con txID</w:t>
+            </w:r>
           </w:p>
         </w:tc>
         <w:tc>
@@ -28683,6 +29841,12 @@
         </w:tc>
       </w:tr>
       <w:tr>
+        <w:tblPrEx>
+          <w:tblCellMar>
+            <w:top w:w="0" w:type="dxa"/>
+            <w:bottom w:w="0" w:type="dxa"/>
+          </w:tblCellMar>
+        </w:tblPrEx>
         <w:trPr>
           <w:cantSplit/>
         </w:trPr>
@@ -28988,6 +30152,12 @@
         </w:tc>
       </w:tr>
       <w:tr>
+        <w:tblPrEx>
+          <w:tblCellMar>
+            <w:top w:w="0" w:type="dxa"/>
+            <w:bottom w:w="0" w:type="dxa"/>
+          </w:tblCellMar>
+        </w:tblPrEx>
         <w:trPr>
           <w:cantSplit/>
         </w:trPr>
@@ -29072,21 +30242,12 @@
             <w:pPr>
               <w:spacing w:after="20"/>
             </w:pPr>
-            <w:proofErr w:type="gramStart"/>
-            <w:r>
-              <w:rPr>
-                <w:sz w:val="16"/>
-                <w:szCs w:val="16"/>
-              </w:rPr>
-              <w:t>Mis documentos muestra solo</w:t>
-            </w:r>
-            <w:proofErr w:type="gramEnd"/>
-            <w:r>
-              <w:rPr>
-                <w:sz w:val="16"/>
-                <w:szCs w:val="16"/>
-              </w:rPr>
-              <w:t xml:space="preserve"> los propios</w:t>
+            <w:r>
+              <w:rPr>
+                <w:sz w:val="16"/>
+                <w:szCs w:val="16"/>
+              </w:rPr>
+              <w:t>Mis documentos muestra solo los propios</w:t>
             </w:r>
           </w:p>
         </w:tc>
@@ -29302,6 +30463,12 @@
         </w:tc>
       </w:tr>
       <w:tr>
+        <w:tblPrEx>
+          <w:tblCellMar>
+            <w:top w:w="0" w:type="dxa"/>
+            <w:bottom w:w="0" w:type="dxa"/>
+          </w:tblCellMar>
+        </w:tblPrEx>
         <w:trPr>
           <w:cantSplit/>
         </w:trPr>
@@ -29607,6 +30774,12 @@
         </w:tc>
       </w:tr>
       <w:tr>
+        <w:tblPrEx>
+          <w:tblCellMar>
+            <w:top w:w="0" w:type="dxa"/>
+            <w:bottom w:w="0" w:type="dxa"/>
+          </w:tblCellMar>
+        </w:tblPrEx>
         <w:trPr>
           <w:cantSplit/>
         </w:trPr>
@@ -29912,6 +31085,12 @@
         </w:tc>
       </w:tr>
       <w:tr>
+        <w:tblPrEx>
+          <w:tblCellMar>
+            <w:top w:w="0" w:type="dxa"/>
+            <w:bottom w:w="0" w:type="dxa"/>
+          </w:tblCellMar>
+        </w:tblPrEx>
         <w:trPr>
           <w:cantSplit/>
         </w:trPr>
@@ -30235,11 +31414,11 @@
       <w:pPr>
         <w:pStyle w:val="Ttulo2"/>
       </w:pPr>
-      <w:bookmarkStart w:id="34" w:name="_Toc243846537"/>
+      <w:bookmarkStart w:id="35" w:name="_Toc243848164"/>
       <w:r>
         <w:t>A.3 EP-03 Verificación de integridad documental (Verificador)</w:t>
       </w:r>
-      <w:bookmarkEnd w:id="34"/>
+      <w:bookmarkEnd w:id="35"/>
     </w:p>
     <w:p>
       <w:pPr>
@@ -30272,7 +31451,7 @@
           <w:left w:w="10" w:type="dxa"/>
           <w:right w:w="10" w:type="dxa"/>
         </w:tblCellMar>
-        <w:tblLook w:val="04A0" w:firstRow="1" w:lastRow="0" w:firstColumn="1" w:lastColumn="0" w:noHBand="0" w:noVBand="1"/>
+        <w:tblLook w:val="0000" w:firstRow="0" w:lastRow="0" w:firstColumn="0" w:lastColumn="0" w:noHBand="0" w:noVBand="0"/>
       </w:tblPr>
       <w:tblGrid>
         <w:gridCol w:w="790"/>
@@ -30287,6 +31466,12 @@
         <w:gridCol w:w="883"/>
       </w:tblGrid>
       <w:tr>
+        <w:tblPrEx>
+          <w:tblCellMar>
+            <w:top w:w="0" w:type="dxa"/>
+            <w:bottom w:w="0" w:type="dxa"/>
+          </w:tblCellMar>
+        </w:tblPrEx>
         <w:trPr>
           <w:cantSplit/>
           <w:tblHeader/>
@@ -30613,6 +31798,12 @@
         </w:tc>
       </w:tr>
       <w:tr>
+        <w:tblPrEx>
+          <w:tblCellMar>
+            <w:top w:w="0" w:type="dxa"/>
+            <w:bottom w:w="0" w:type="dxa"/>
+          </w:tblCellMar>
+        </w:tblPrEx>
         <w:trPr>
           <w:cantSplit/>
         </w:trPr>
@@ -30918,6 +32109,12 @@
         </w:tc>
       </w:tr>
       <w:tr>
+        <w:tblPrEx>
+          <w:tblCellMar>
+            <w:top w:w="0" w:type="dxa"/>
+            <w:bottom w:w="0" w:type="dxa"/>
+          </w:tblCellMar>
+        </w:tblPrEx>
         <w:trPr>
           <w:cantSplit/>
         </w:trPr>
@@ -31223,6 +32420,12 @@
         </w:tc>
       </w:tr>
       <w:tr>
+        <w:tblPrEx>
+          <w:tblCellMar>
+            <w:top w:w="0" w:type="dxa"/>
+            <w:bottom w:w="0" w:type="dxa"/>
+          </w:tblCellMar>
+        </w:tblPrEx>
         <w:trPr>
           <w:cantSplit/>
         </w:trPr>
@@ -31528,6 +32731,12 @@
         </w:tc>
       </w:tr>
       <w:tr>
+        <w:tblPrEx>
+          <w:tblCellMar>
+            <w:top w:w="0" w:type="dxa"/>
+            <w:bottom w:w="0" w:type="dxa"/>
+          </w:tblCellMar>
+        </w:tblPrEx>
         <w:trPr>
           <w:cantSplit/>
         </w:trPr>
@@ -31833,6 +33042,12 @@
         </w:tc>
       </w:tr>
       <w:tr>
+        <w:tblPrEx>
+          <w:tblCellMar>
+            <w:top w:w="0" w:type="dxa"/>
+            <w:bottom w:w="0" w:type="dxa"/>
+          </w:tblCellMar>
+        </w:tblPrEx>
         <w:trPr>
           <w:cantSplit/>
         </w:trPr>
@@ -32138,6 +33353,12 @@
         </w:tc>
       </w:tr>
       <w:tr>
+        <w:tblPrEx>
+          <w:tblCellMar>
+            <w:top w:w="0" w:type="dxa"/>
+            <w:bottom w:w="0" w:type="dxa"/>
+          </w:tblCellMar>
+        </w:tblPrEx>
         <w:trPr>
           <w:cantSplit/>
         </w:trPr>
@@ -32222,21 +33443,12 @@
             <w:pPr>
               <w:spacing w:after="20"/>
             </w:pPr>
-            <w:proofErr w:type="gramStart"/>
-            <w:r>
-              <w:rPr>
-                <w:sz w:val="16"/>
-                <w:szCs w:val="16"/>
-              </w:rPr>
-              <w:t>Archivo a comparar</w:t>
-            </w:r>
-            <w:proofErr w:type="gramEnd"/>
-            <w:r>
-              <w:rPr>
-                <w:sz w:val="16"/>
-                <w:szCs w:val="16"/>
-              </w:rPr>
-              <w:t xml:space="preserve"> de 30 MB</w:t>
+            <w:r>
+              <w:rPr>
+                <w:sz w:val="16"/>
+                <w:szCs w:val="16"/>
+              </w:rPr>
+              <w:t>Archivo a comparar de 30 MB</w:t>
             </w:r>
           </w:p>
         </w:tc>
@@ -32452,6 +33664,12 @@
         </w:tc>
       </w:tr>
       <w:tr>
+        <w:tblPrEx>
+          <w:tblCellMar>
+            <w:top w:w="0" w:type="dxa"/>
+            <w:bottom w:w="0" w:type="dxa"/>
+          </w:tblCellMar>
+        </w:tblPrEx>
         <w:trPr>
           <w:cantSplit/>
         </w:trPr>
@@ -32757,6 +33975,12 @@
         </w:tc>
       </w:tr>
       <w:tr>
+        <w:tblPrEx>
+          <w:tblCellMar>
+            <w:top w:w="0" w:type="dxa"/>
+            <w:bottom w:w="0" w:type="dxa"/>
+          </w:tblCellMar>
+        </w:tblPrEx>
         <w:trPr>
           <w:cantSplit/>
         </w:trPr>
@@ -33062,6 +34286,12 @@
         </w:tc>
       </w:tr>
       <w:tr>
+        <w:tblPrEx>
+          <w:tblCellMar>
+            <w:top w:w="0" w:type="dxa"/>
+            <w:bottom w:w="0" w:type="dxa"/>
+          </w:tblCellMar>
+        </w:tblPrEx>
         <w:trPr>
           <w:cantSplit/>
         </w:trPr>
@@ -33151,17 +34381,8 @@
                 <w:sz w:val="16"/>
                 <w:szCs w:val="16"/>
               </w:rPr>
-              <w:t xml:space="preserve">Estado Verificado y evento en el </w:t>
-            </w:r>
-            <w:proofErr w:type="spellStart"/>
-            <w:r>
-              <w:rPr>
-                <w:sz w:val="16"/>
-                <w:szCs w:val="16"/>
-              </w:rPr>
-              <w:t>ledger</w:t>
-            </w:r>
-            <w:proofErr w:type="spellEnd"/>
+              <w:t>Estado Verificado y evento en el ledger</w:t>
+            </w:r>
           </w:p>
         </w:tc>
         <w:tc>
@@ -33376,6 +34597,12 @@
         </w:tc>
       </w:tr>
       <w:tr>
+        <w:tblPrEx>
+          <w:tblCellMar>
+            <w:top w:w="0" w:type="dxa"/>
+            <w:bottom w:w="0" w:type="dxa"/>
+          </w:tblCellMar>
+        </w:tblPrEx>
         <w:trPr>
           <w:cantSplit/>
         </w:trPr>
@@ -33681,6 +34908,12 @@
         </w:tc>
       </w:tr>
       <w:tr>
+        <w:tblPrEx>
+          <w:tblCellMar>
+            <w:top w:w="0" w:type="dxa"/>
+            <w:bottom w:w="0" w:type="dxa"/>
+          </w:tblCellMar>
+        </w:tblPrEx>
         <w:trPr>
           <w:cantSplit/>
         </w:trPr>
@@ -33986,6 +35219,12 @@
         </w:tc>
       </w:tr>
       <w:tr>
+        <w:tblPrEx>
+          <w:tblCellMar>
+            <w:top w:w="0" w:type="dxa"/>
+            <w:bottom w:w="0" w:type="dxa"/>
+          </w:tblCellMar>
+        </w:tblPrEx>
         <w:trPr>
           <w:cantSplit/>
         </w:trPr>
@@ -34291,6 +35530,12 @@
         </w:tc>
       </w:tr>
       <w:tr>
+        <w:tblPrEx>
+          <w:tblCellMar>
+            <w:top w:w="0" w:type="dxa"/>
+            <w:bottom w:w="0" w:type="dxa"/>
+          </w:tblCellMar>
+        </w:tblPrEx>
         <w:trPr>
           <w:cantSplit/>
         </w:trPr>
@@ -34596,6 +35841,12 @@
         </w:tc>
       </w:tr>
       <w:tr>
+        <w:tblPrEx>
+          <w:tblCellMar>
+            <w:top w:w="0" w:type="dxa"/>
+            <w:bottom w:w="0" w:type="dxa"/>
+          </w:tblCellMar>
+        </w:tblPrEx>
         <w:trPr>
           <w:cantSplit/>
         </w:trPr>
@@ -34715,23 +35966,7 @@
                 <w:sz w:val="16"/>
                 <w:szCs w:val="16"/>
               </w:rPr>
-              <w:t xml:space="preserve">El listado de eventos del </w:t>
-            </w:r>
-            <w:proofErr w:type="spellStart"/>
-            <w:r>
-              <w:rPr>
-                <w:sz w:val="16"/>
-                <w:szCs w:val="16"/>
-              </w:rPr>
-              <w:t>ledger</w:t>
-            </w:r>
-            <w:proofErr w:type="spellEnd"/>
-            <w:r>
-              <w:rPr>
-                <w:sz w:val="16"/>
-                <w:szCs w:val="16"/>
-              </w:rPr>
-              <w:t>.</w:t>
+              <w:t>El listado de eventos del ledger.</w:t>
             </w:r>
           </w:p>
         </w:tc>
@@ -34935,11 +36170,11 @@
       <w:pPr>
         <w:pStyle w:val="Ttulo2"/>
       </w:pPr>
-      <w:bookmarkStart w:id="35" w:name="_Toc243846538"/>
+      <w:bookmarkStart w:id="36" w:name="_Toc243848165"/>
       <w:r>
         <w:t>A.4 EP-04 Administración del sistema</w:t>
       </w:r>
-      <w:bookmarkEnd w:id="35"/>
+      <w:bookmarkEnd w:id="36"/>
     </w:p>
     <w:p>
       <w:pPr>
@@ -34972,7 +36207,7 @@
           <w:left w:w="10" w:type="dxa"/>
           <w:right w:w="10" w:type="dxa"/>
         </w:tblCellMar>
-        <w:tblLook w:val="04A0" w:firstRow="1" w:lastRow="0" w:firstColumn="1" w:lastColumn="0" w:noHBand="0" w:noVBand="1"/>
+        <w:tblLook w:val="0000" w:firstRow="0" w:lastRow="0" w:firstColumn="0" w:lastColumn="0" w:noHBand="0" w:noVBand="0"/>
       </w:tblPr>
       <w:tblGrid>
         <w:gridCol w:w="797"/>
@@ -34987,6 +36222,12 @@
         <w:gridCol w:w="883"/>
       </w:tblGrid>
       <w:tr>
+        <w:tblPrEx>
+          <w:tblCellMar>
+            <w:top w:w="0" w:type="dxa"/>
+            <w:bottom w:w="0" w:type="dxa"/>
+          </w:tblCellMar>
+        </w:tblPrEx>
         <w:trPr>
           <w:cantSplit/>
           <w:tblHeader/>
@@ -35313,6 +36554,12 @@
         </w:tc>
       </w:tr>
       <w:tr>
+        <w:tblPrEx>
+          <w:tblCellMar>
+            <w:top w:w="0" w:type="dxa"/>
+            <w:bottom w:w="0" w:type="dxa"/>
+          </w:tblCellMar>
+        </w:tblPrEx>
         <w:trPr>
           <w:cantSplit/>
         </w:trPr>
@@ -35618,6 +36865,12 @@
         </w:tc>
       </w:tr>
       <w:tr>
+        <w:tblPrEx>
+          <w:tblCellMar>
+            <w:top w:w="0" w:type="dxa"/>
+            <w:bottom w:w="0" w:type="dxa"/>
+          </w:tblCellMar>
+        </w:tblPrEx>
         <w:trPr>
           <w:cantSplit/>
         </w:trPr>
@@ -35923,6 +37176,12 @@
         </w:tc>
       </w:tr>
       <w:tr>
+        <w:tblPrEx>
+          <w:tblCellMar>
+            <w:top w:w="0" w:type="dxa"/>
+            <w:bottom w:w="0" w:type="dxa"/>
+          </w:tblCellMar>
+        </w:tblPrEx>
         <w:trPr>
           <w:cantSplit/>
         </w:trPr>
@@ -36228,6 +37487,12 @@
         </w:tc>
       </w:tr>
       <w:tr>
+        <w:tblPrEx>
+          <w:tblCellMar>
+            <w:top w:w="0" w:type="dxa"/>
+            <w:bottom w:w="0" w:type="dxa"/>
+          </w:tblCellMar>
+        </w:tblPrEx>
         <w:trPr>
           <w:cantSplit/>
         </w:trPr>
@@ -36533,6 +37798,12 @@
         </w:tc>
       </w:tr>
       <w:tr>
+        <w:tblPrEx>
+          <w:tblCellMar>
+            <w:top w:w="0" w:type="dxa"/>
+            <w:bottom w:w="0" w:type="dxa"/>
+          </w:tblCellMar>
+        </w:tblPrEx>
         <w:trPr>
           <w:cantSplit/>
         </w:trPr>
@@ -36838,6 +38109,12 @@
         </w:tc>
       </w:tr>
       <w:tr>
+        <w:tblPrEx>
+          <w:tblCellMar>
+            <w:top w:w="0" w:type="dxa"/>
+            <w:bottom w:w="0" w:type="dxa"/>
+          </w:tblCellMar>
+        </w:tblPrEx>
         <w:trPr>
           <w:cantSplit/>
         </w:trPr>
@@ -37143,6 +38420,12 @@
         </w:tc>
       </w:tr>
       <w:tr>
+        <w:tblPrEx>
+          <w:tblCellMar>
+            <w:top w:w="0" w:type="dxa"/>
+            <w:bottom w:w="0" w:type="dxa"/>
+          </w:tblCellMar>
+        </w:tblPrEx>
         <w:trPr>
           <w:cantSplit/>
         </w:trPr>
@@ -37448,6 +38731,12 @@
         </w:tc>
       </w:tr>
       <w:tr>
+        <w:tblPrEx>
+          <w:tblCellMar>
+            <w:top w:w="0" w:type="dxa"/>
+            <w:bottom w:w="0" w:type="dxa"/>
+          </w:tblCellMar>
+        </w:tblPrEx>
         <w:trPr>
           <w:cantSplit/>
         </w:trPr>
@@ -37753,6 +39042,12 @@
         </w:tc>
       </w:tr>
       <w:tr>
+        <w:tblPrEx>
+          <w:tblCellMar>
+            <w:top w:w="0" w:type="dxa"/>
+            <w:bottom w:w="0" w:type="dxa"/>
+          </w:tblCellMar>
+        </w:tblPrEx>
         <w:trPr>
           <w:cantSplit/>
         </w:trPr>
@@ -38058,6 +39353,12 @@
         </w:tc>
       </w:tr>
       <w:tr>
+        <w:tblPrEx>
+          <w:tblCellMar>
+            <w:top w:w="0" w:type="dxa"/>
+            <w:bottom w:w="0" w:type="dxa"/>
+          </w:tblCellMar>
+        </w:tblPrEx>
         <w:trPr>
           <w:cantSplit/>
         </w:trPr>
@@ -38381,11 +39682,11 @@
       <w:pPr>
         <w:pStyle w:val="Ttulo2"/>
       </w:pPr>
-      <w:bookmarkStart w:id="36" w:name="_Toc243846539"/>
+      <w:bookmarkStart w:id="37" w:name="_Toc243848166"/>
       <w:r>
         <w:t>A.5 EP-05 Infraestructura y despliegue</w:t>
       </w:r>
-      <w:bookmarkEnd w:id="36"/>
+      <w:bookmarkEnd w:id="37"/>
     </w:p>
     <w:p>
       <w:pPr>
@@ -38418,7 +39719,7 @@
           <w:left w:w="10" w:type="dxa"/>
           <w:right w:w="10" w:type="dxa"/>
         </w:tblCellMar>
-        <w:tblLook w:val="04A0" w:firstRow="1" w:lastRow="0" w:firstColumn="1" w:lastColumn="0" w:noHBand="0" w:noVBand="1"/>
+        <w:tblLook w:val="0000" w:firstRow="0" w:lastRow="0" w:firstColumn="0" w:lastColumn="0" w:noHBand="0" w:noVBand="0"/>
       </w:tblPr>
       <w:tblGrid>
         <w:gridCol w:w="801"/>
@@ -38433,6 +39734,12 @@
         <w:gridCol w:w="883"/>
       </w:tblGrid>
       <w:tr>
+        <w:tblPrEx>
+          <w:tblCellMar>
+            <w:top w:w="0" w:type="dxa"/>
+            <w:bottom w:w="0" w:type="dxa"/>
+          </w:tblCellMar>
+        </w:tblPrEx>
         <w:trPr>
           <w:cantSplit/>
           <w:tblHeader/>
@@ -38759,6 +40066,12 @@
         </w:tc>
       </w:tr>
       <w:tr>
+        <w:tblPrEx>
+          <w:tblCellMar>
+            <w:top w:w="0" w:type="dxa"/>
+            <w:bottom w:w="0" w:type="dxa"/>
+          </w:tblCellMar>
+        </w:tblPrEx>
         <w:trPr>
           <w:cantSplit/>
         </w:trPr>
@@ -38908,55 +40221,7 @@
                 <w:sz w:val="16"/>
                 <w:szCs w:val="16"/>
               </w:rPr>
-              <w:t xml:space="preserve">Ejecutar </w:t>
-            </w:r>
-            <w:proofErr w:type="spellStart"/>
-            <w:r>
-              <w:rPr>
-                <w:sz w:val="16"/>
-                <w:szCs w:val="16"/>
-              </w:rPr>
-              <w:t>bash</w:t>
-            </w:r>
-            <w:proofErr w:type="spellEnd"/>
-            <w:r>
-              <w:rPr>
-                <w:sz w:val="16"/>
-                <w:szCs w:val="16"/>
-              </w:rPr>
-              <w:t xml:space="preserve"> docker/up.sh y luego </w:t>
-            </w:r>
-            <w:proofErr w:type="spellStart"/>
-            <w:r>
-              <w:rPr>
-                <w:sz w:val="16"/>
-                <w:szCs w:val="16"/>
-              </w:rPr>
-              <w:t>docker</w:t>
-            </w:r>
-            <w:proofErr w:type="spellEnd"/>
-            <w:r>
-              <w:rPr>
-                <w:sz w:val="16"/>
-                <w:szCs w:val="16"/>
-              </w:rPr>
-              <w:t xml:space="preserve"> </w:t>
-            </w:r>
-            <w:proofErr w:type="spellStart"/>
-            <w:r>
-              <w:rPr>
-                <w:sz w:val="16"/>
-                <w:szCs w:val="16"/>
-              </w:rPr>
-              <w:t>ps</w:t>
-            </w:r>
-            <w:proofErr w:type="spellEnd"/>
-            <w:r>
-              <w:rPr>
-                <w:sz w:val="16"/>
-                <w:szCs w:val="16"/>
-              </w:rPr>
-              <w:t>.</w:t>
+              <w:t>Ejecutar bash docker/up.sh y luego docker ps.</w:t>
             </w:r>
           </w:p>
         </w:tc>
@@ -38986,55 +40251,7 @@
                 <w:sz w:val="16"/>
                 <w:szCs w:val="16"/>
               </w:rPr>
-              <w:t>Arrancan frontend, backend, MongoDB, la red Fabric (</w:t>
-            </w:r>
-            <w:proofErr w:type="spellStart"/>
-            <w:r>
-              <w:rPr>
-                <w:sz w:val="16"/>
-                <w:szCs w:val="16"/>
-              </w:rPr>
-              <w:t>orderer</w:t>
-            </w:r>
-            <w:proofErr w:type="spellEnd"/>
-            <w:r>
-              <w:rPr>
-                <w:sz w:val="16"/>
-                <w:szCs w:val="16"/>
-              </w:rPr>
-              <w:t xml:space="preserve">, 2 </w:t>
-            </w:r>
-            <w:proofErr w:type="spellStart"/>
-            <w:r>
-              <w:rPr>
-                <w:sz w:val="16"/>
-                <w:szCs w:val="16"/>
-              </w:rPr>
-              <w:t>peers</w:t>
-            </w:r>
-            <w:proofErr w:type="spellEnd"/>
-            <w:r>
-              <w:rPr>
-                <w:sz w:val="16"/>
-                <w:szCs w:val="16"/>
-              </w:rPr>
-              <w:t xml:space="preserve">, 3 CA), el </w:t>
-            </w:r>
-            <w:proofErr w:type="spellStart"/>
-            <w:r>
-              <w:rPr>
-                <w:sz w:val="16"/>
-                <w:szCs w:val="16"/>
-              </w:rPr>
-              <w:t>chaincode</w:t>
-            </w:r>
-            <w:proofErr w:type="spellEnd"/>
-            <w:r>
-              <w:rPr>
-                <w:sz w:val="16"/>
-                <w:szCs w:val="16"/>
-              </w:rPr>
-              <w:t xml:space="preserve"> y, en Azure, Caddy.</w:t>
+              <w:t>Arrancan frontend, backend, MongoDB, la red Fabric (orderer, 2 peers, 3 CA), el chaincode y, en Azure, Caddy.</w:t>
             </w:r>
           </w:p>
         </w:tc>
@@ -39160,6 +40377,12 @@
         </w:tc>
       </w:tr>
       <w:tr>
+        <w:tblPrEx>
+          <w:tblCellMar>
+            <w:top w:w="0" w:type="dxa"/>
+            <w:bottom w:w="0" w:type="dxa"/>
+          </w:tblCellMar>
+        </w:tblPrEx>
         <w:trPr>
           <w:cantSplit/>
         </w:trPr>
@@ -39483,11 +40706,11 @@
       <w:pPr>
         <w:pStyle w:val="Ttulo2"/>
       </w:pPr>
-      <w:bookmarkStart w:id="37" w:name="_Toc243846540"/>
+      <w:bookmarkStart w:id="38" w:name="_Toc243848167"/>
       <w:r>
         <w:t>A.6 Casos de integridad, trazabilidad y rendimiento</w:t>
       </w:r>
-      <w:bookmarkEnd w:id="37"/>
+      <w:bookmarkEnd w:id="38"/>
     </w:p>
     <w:p>
       <w:pPr>
@@ -39520,7 +40743,7 @@
           <w:left w:w="10" w:type="dxa"/>
           <w:right w:w="10" w:type="dxa"/>
         </w:tblCellMar>
-        <w:tblLook w:val="04A0" w:firstRow="1" w:lastRow="0" w:firstColumn="1" w:lastColumn="0" w:noHBand="0" w:noVBand="1"/>
+        <w:tblLook w:val="0000" w:firstRow="0" w:lastRow="0" w:firstColumn="0" w:lastColumn="0" w:noHBand="0" w:noVBand="0"/>
       </w:tblPr>
       <w:tblGrid>
         <w:gridCol w:w="958"/>
@@ -39531,6 +40754,12 @@
         <w:gridCol w:w="1640"/>
       </w:tblGrid>
       <w:tr>
+        <w:tblPrEx>
+          <w:tblCellMar>
+            <w:top w:w="0" w:type="dxa"/>
+            <w:bottom w:w="0" w:type="dxa"/>
+          </w:tblCellMar>
+        </w:tblPrEx>
         <w:trPr>
           <w:cantSplit/>
           <w:tblHeader/>
@@ -39729,6 +40958,12 @@
         </w:tc>
       </w:tr>
       <w:tr>
+        <w:tblPrEx>
+          <w:tblCellMar>
+            <w:top w:w="0" w:type="dxa"/>
+            <w:bottom w:w="0" w:type="dxa"/>
+          </w:tblCellMar>
+        </w:tblPrEx>
         <w:trPr>
           <w:cantSplit/>
         </w:trPr>
@@ -39908,44 +41143,18 @@
                 <w:sz w:val="17"/>
                 <w:szCs w:val="17"/>
               </w:rPr>
-              <w:t>Automatizada (</w:t>
-            </w:r>
-            <w:proofErr w:type="spellStart"/>
-            <w:r>
-              <w:rPr>
-                <w:sz w:val="17"/>
-                <w:szCs w:val="17"/>
-              </w:rPr>
-              <w:t>tests</w:t>
-            </w:r>
-            <w:proofErr w:type="spellEnd"/>
-            <w:r>
-              <w:rPr>
-                <w:sz w:val="17"/>
-                <w:szCs w:val="17"/>
-              </w:rPr>
-              <w:t>/</w:t>
-            </w:r>
-            <w:proofErr w:type="spellStart"/>
-            <w:r>
-              <w:rPr>
-                <w:sz w:val="17"/>
-                <w:szCs w:val="17"/>
-              </w:rPr>
-              <w:t>integrity</w:t>
-            </w:r>
-            <w:proofErr w:type="spellEnd"/>
-            <w:r>
-              <w:rPr>
-                <w:sz w:val="17"/>
-                <w:szCs w:val="17"/>
-              </w:rPr>
-              <w:t>)</w:t>
+              <w:t>Automatizada (tests/integrity)</w:t>
             </w:r>
           </w:p>
         </w:tc>
       </w:tr>
       <w:tr>
+        <w:tblPrEx>
+          <w:tblCellMar>
+            <w:top w:w="0" w:type="dxa"/>
+            <w:bottom w:w="0" w:type="dxa"/>
+          </w:tblCellMar>
+        </w:tblPrEx>
         <w:trPr>
           <w:cantSplit/>
         </w:trPr>
@@ -40131,6 +41340,12 @@
         </w:tc>
       </w:tr>
       <w:tr>
+        <w:tblPrEx>
+          <w:tblCellMar>
+            <w:top w:w="0" w:type="dxa"/>
+            <w:bottom w:w="0" w:type="dxa"/>
+          </w:tblCellMar>
+        </w:tblPrEx>
         <w:trPr>
           <w:cantSplit/>
         </w:trPr>
@@ -40316,6 +41531,12 @@
         </w:tc>
       </w:tr>
       <w:tr>
+        <w:tblPrEx>
+          <w:tblCellMar>
+            <w:top w:w="0" w:type="dxa"/>
+            <w:bottom w:w="0" w:type="dxa"/>
+          </w:tblCellMar>
+        </w:tblPrEx>
         <w:trPr>
           <w:cantSplit/>
         </w:trPr>
@@ -40501,6 +41722,12 @@
         </w:tc>
       </w:tr>
       <w:tr>
+        <w:tblPrEx>
+          <w:tblCellMar>
+            <w:top w:w="0" w:type="dxa"/>
+            <w:bottom w:w="0" w:type="dxa"/>
+          </w:tblCellMar>
+        </w:tblPrEx>
         <w:trPr>
           <w:cantSplit/>
         </w:trPr>
@@ -40686,6 +41913,12 @@
         </w:tc>
       </w:tr>
       <w:tr>
+        <w:tblPrEx>
+          <w:tblCellMar>
+            <w:top w:w="0" w:type="dxa"/>
+            <w:bottom w:w="0" w:type="dxa"/>
+          </w:tblCellMar>
+        </w:tblPrEx>
         <w:trPr>
           <w:cantSplit/>
         </w:trPr>
@@ -40871,6 +42104,12 @@
         </w:tc>
       </w:tr>
       <w:tr>
+        <w:tblPrEx>
+          <w:tblCellMar>
+            <w:top w:w="0" w:type="dxa"/>
+            <w:bottom w:w="0" w:type="dxa"/>
+          </w:tblCellMar>
+        </w:tblPrEx>
         <w:trPr>
           <w:cantSplit/>
         </w:trPr>
@@ -41056,6 +42295,12 @@
         </w:tc>
       </w:tr>
       <w:tr>
+        <w:tblPrEx>
+          <w:tblCellMar>
+            <w:top w:w="0" w:type="dxa"/>
+            <w:bottom w:w="0" w:type="dxa"/>
+          </w:tblCellMar>
+        </w:tblPrEx>
         <w:trPr>
           <w:cantSplit/>
         </w:trPr>
@@ -41241,6 +42486,12 @@
         </w:tc>
       </w:tr>
       <w:tr>
+        <w:tblPrEx>
+          <w:tblCellMar>
+            <w:top w:w="0" w:type="dxa"/>
+            <w:bottom w:w="0" w:type="dxa"/>
+          </w:tblCellMar>
+        </w:tblPrEx>
         <w:trPr>
           <w:cantSplit/>
         </w:trPr>
@@ -41360,88 +42611,78 @@
                 <w:sz w:val="17"/>
                 <w:szCs w:val="17"/>
               </w:rPr>
-              <w:t xml:space="preserve">Comparar el hash y el estado de cada documento en el </w:t>
-            </w:r>
-            <w:proofErr w:type="spellStart"/>
+              <w:t>Comparar el hash y el estado de cada documento en el ledger y en MongoDB.</w:t>
+            </w:r>
+          </w:p>
+        </w:tc>
+        <w:tc>
+          <w:tcPr>
+            <w:tcW w:w="2873" w:type="dxa"/>
+            <w:tcBorders>
+              <w:top w:val="single" w:sz="4" w:space="0" w:color="000000"/>
+              <w:left w:val="single" w:sz="4" w:space="0" w:color="000000"/>
+              <w:bottom w:val="single" w:sz="4" w:space="0" w:color="000000"/>
+              <w:right w:val="single" w:sz="4" w:space="0" w:color="000000"/>
+            </w:tcBorders>
+            <w:tcMar>
+              <w:top w:w="50" w:type="dxa"/>
+              <w:left w:w="90" w:type="dxa"/>
+              <w:bottom w:w="50" w:type="dxa"/>
+              <w:right w:w="90" w:type="dxa"/>
+            </w:tcMar>
+            <w:vAlign w:val="center"/>
+          </w:tcPr>
+          <w:p>
+            <w:pPr>
+              <w:spacing w:after="20"/>
+            </w:pPr>
             <w:r>
               <w:rPr>
                 <w:sz w:val="17"/>
                 <w:szCs w:val="17"/>
               </w:rPr>
-              <w:t>ledger</w:t>
-            </w:r>
-            <w:proofErr w:type="spellEnd"/>
+              <w:t>Coinciden en el 100 % de los documentos.</w:t>
+            </w:r>
+          </w:p>
+        </w:tc>
+        <w:tc>
+          <w:tcPr>
+            <w:tcW w:w="1640" w:type="dxa"/>
+            <w:tcBorders>
+              <w:top w:val="single" w:sz="4" w:space="0" w:color="000000"/>
+              <w:left w:val="single" w:sz="4" w:space="0" w:color="000000"/>
+              <w:bottom w:val="single" w:sz="4" w:space="0" w:color="000000"/>
+              <w:right w:val="single" w:sz="4" w:space="0" w:color="000000"/>
+            </w:tcBorders>
+            <w:tcMar>
+              <w:top w:w="50" w:type="dxa"/>
+              <w:left w:w="90" w:type="dxa"/>
+              <w:bottom w:w="50" w:type="dxa"/>
+              <w:right w:w="90" w:type="dxa"/>
+            </w:tcMar>
+            <w:vAlign w:val="center"/>
+          </w:tcPr>
+          <w:p>
+            <w:pPr>
+              <w:spacing w:after="20"/>
+            </w:pPr>
             <w:r>
               <w:rPr>
                 <w:sz w:val="17"/>
                 <w:szCs w:val="17"/>
               </w:rPr>
-              <w:t xml:space="preserve"> y en MongoDB.</w:t>
-            </w:r>
-          </w:p>
-        </w:tc>
-        <w:tc>
-          <w:tcPr>
-            <w:tcW w:w="2873" w:type="dxa"/>
-            <w:tcBorders>
-              <w:top w:val="single" w:sz="4" w:space="0" w:color="000000"/>
-              <w:left w:val="single" w:sz="4" w:space="0" w:color="000000"/>
-              <w:bottom w:val="single" w:sz="4" w:space="0" w:color="000000"/>
-              <w:right w:val="single" w:sz="4" w:space="0" w:color="000000"/>
-            </w:tcBorders>
-            <w:tcMar>
-              <w:top w:w="50" w:type="dxa"/>
-              <w:left w:w="90" w:type="dxa"/>
-              <w:bottom w:w="50" w:type="dxa"/>
-              <w:right w:w="90" w:type="dxa"/>
-            </w:tcMar>
-            <w:vAlign w:val="center"/>
-          </w:tcPr>
-          <w:p>
-            <w:pPr>
-              <w:spacing w:after="20"/>
-            </w:pPr>
-            <w:r>
-              <w:rPr>
-                <w:sz w:val="17"/>
-                <w:szCs w:val="17"/>
-              </w:rPr>
-              <w:t>Coinciden en el 100 % de los documentos.</w:t>
-            </w:r>
-          </w:p>
-        </w:tc>
-        <w:tc>
-          <w:tcPr>
-            <w:tcW w:w="1640" w:type="dxa"/>
-            <w:tcBorders>
-              <w:top w:val="single" w:sz="4" w:space="0" w:color="000000"/>
-              <w:left w:val="single" w:sz="4" w:space="0" w:color="000000"/>
-              <w:bottom w:val="single" w:sz="4" w:space="0" w:color="000000"/>
-              <w:right w:val="single" w:sz="4" w:space="0" w:color="000000"/>
-            </w:tcBorders>
-            <w:tcMar>
-              <w:top w:w="50" w:type="dxa"/>
-              <w:left w:w="90" w:type="dxa"/>
-              <w:bottom w:w="50" w:type="dxa"/>
-              <w:right w:w="90" w:type="dxa"/>
-            </w:tcMar>
-            <w:vAlign w:val="center"/>
-          </w:tcPr>
-          <w:p>
-            <w:pPr>
-              <w:spacing w:after="20"/>
-            </w:pPr>
-            <w:r>
-              <w:rPr>
-                <w:sz w:val="17"/>
-                <w:szCs w:val="17"/>
-              </w:rPr>
               <w:t>Automatizada</w:t>
             </w:r>
           </w:p>
         </w:tc>
       </w:tr>
       <w:tr>
+        <w:tblPrEx>
+          <w:tblCellMar>
+            <w:top w:w="0" w:type="dxa"/>
+            <w:bottom w:w="0" w:type="dxa"/>
+          </w:tblCellMar>
+        </w:tblPrEx>
         <w:trPr>
           <w:cantSplit/>
         </w:trPr>
@@ -41561,136 +42802,78 @@
                 <w:sz w:val="17"/>
                 <w:szCs w:val="17"/>
               </w:rPr>
-              <w:t>50 verificaciones consecutivas del mismo documento (</w:t>
-            </w:r>
-            <w:proofErr w:type="spellStart"/>
+              <w:t>50 verificaciones consecutivas del mismo documento (tests/perf).</w:t>
+            </w:r>
+          </w:p>
+        </w:tc>
+        <w:tc>
+          <w:tcPr>
+            <w:tcW w:w="2873" w:type="dxa"/>
+            <w:tcBorders>
+              <w:top w:val="single" w:sz="4" w:space="0" w:color="000000"/>
+              <w:left w:val="single" w:sz="4" w:space="0" w:color="000000"/>
+              <w:bottom w:val="single" w:sz="4" w:space="0" w:color="000000"/>
+              <w:right w:val="single" w:sz="4" w:space="0" w:color="000000"/>
+            </w:tcBorders>
+            <w:tcMar>
+              <w:top w:w="50" w:type="dxa"/>
+              <w:left w:w="90" w:type="dxa"/>
+              <w:bottom w:w="50" w:type="dxa"/>
+              <w:right w:w="90" w:type="dxa"/>
+            </w:tcMar>
+            <w:vAlign w:val="center"/>
+          </w:tcPr>
+          <w:p>
+            <w:pPr>
+              <w:spacing w:after="20"/>
+            </w:pPr>
             <w:r>
               <w:rPr>
                 <w:sz w:val="17"/>
                 <w:szCs w:val="17"/>
               </w:rPr>
-              <w:t>tests</w:t>
-            </w:r>
-            <w:proofErr w:type="spellEnd"/>
+              <w:t>Percentil 95 menor o igual a 3000 ms.</w:t>
+            </w:r>
+          </w:p>
+        </w:tc>
+        <w:tc>
+          <w:tcPr>
+            <w:tcW w:w="1640" w:type="dxa"/>
+            <w:tcBorders>
+              <w:top w:val="single" w:sz="4" w:space="0" w:color="000000"/>
+              <w:left w:val="single" w:sz="4" w:space="0" w:color="000000"/>
+              <w:bottom w:val="single" w:sz="4" w:space="0" w:color="000000"/>
+              <w:right w:val="single" w:sz="4" w:space="0" w:color="000000"/>
+            </w:tcBorders>
+            <w:tcMar>
+              <w:top w:w="50" w:type="dxa"/>
+              <w:left w:w="90" w:type="dxa"/>
+              <w:bottom w:w="50" w:type="dxa"/>
+              <w:right w:w="90" w:type="dxa"/>
+            </w:tcMar>
+            <w:vAlign w:val="center"/>
+          </w:tcPr>
+          <w:p>
+            <w:pPr>
+              <w:spacing w:after="20"/>
+            </w:pPr>
             <w:r>
               <w:rPr>
                 <w:sz w:val="17"/>
                 <w:szCs w:val="17"/>
               </w:rPr>
-              <w:t>/</w:t>
-            </w:r>
-            <w:proofErr w:type="spellStart"/>
-            <w:r>
-              <w:rPr>
-                <w:sz w:val="17"/>
-                <w:szCs w:val="17"/>
-              </w:rPr>
-              <w:t>perf</w:t>
-            </w:r>
-            <w:proofErr w:type="spellEnd"/>
-            <w:r>
-              <w:rPr>
-                <w:sz w:val="17"/>
-                <w:szCs w:val="17"/>
-              </w:rPr>
-              <w:t>).</w:t>
-            </w:r>
-          </w:p>
-        </w:tc>
-        <w:tc>
-          <w:tcPr>
-            <w:tcW w:w="2873" w:type="dxa"/>
-            <w:tcBorders>
-              <w:top w:val="single" w:sz="4" w:space="0" w:color="000000"/>
-              <w:left w:val="single" w:sz="4" w:space="0" w:color="000000"/>
-              <w:bottom w:val="single" w:sz="4" w:space="0" w:color="000000"/>
-              <w:right w:val="single" w:sz="4" w:space="0" w:color="000000"/>
-            </w:tcBorders>
-            <w:tcMar>
-              <w:top w:w="50" w:type="dxa"/>
-              <w:left w:w="90" w:type="dxa"/>
-              <w:bottom w:w="50" w:type="dxa"/>
-              <w:right w:w="90" w:type="dxa"/>
-            </w:tcMar>
-            <w:vAlign w:val="center"/>
-          </w:tcPr>
-          <w:p>
-            <w:pPr>
-              <w:spacing w:after="20"/>
-            </w:pPr>
-            <w:r>
-              <w:rPr>
-                <w:sz w:val="17"/>
-                <w:szCs w:val="17"/>
-              </w:rPr>
-              <w:t>Percentil 95 menor o igual a 3000 ms.</w:t>
-            </w:r>
-          </w:p>
-        </w:tc>
-        <w:tc>
-          <w:tcPr>
-            <w:tcW w:w="1640" w:type="dxa"/>
-            <w:tcBorders>
-              <w:top w:val="single" w:sz="4" w:space="0" w:color="000000"/>
-              <w:left w:val="single" w:sz="4" w:space="0" w:color="000000"/>
-              <w:bottom w:val="single" w:sz="4" w:space="0" w:color="000000"/>
-              <w:right w:val="single" w:sz="4" w:space="0" w:color="000000"/>
-            </w:tcBorders>
-            <w:tcMar>
-              <w:top w:w="50" w:type="dxa"/>
-              <w:left w:w="90" w:type="dxa"/>
-              <w:bottom w:w="50" w:type="dxa"/>
-              <w:right w:w="90" w:type="dxa"/>
-            </w:tcMar>
-            <w:vAlign w:val="center"/>
-          </w:tcPr>
-          <w:p>
-            <w:pPr>
-              <w:spacing w:after="20"/>
-            </w:pPr>
-            <w:r>
-              <w:rPr>
-                <w:sz w:val="17"/>
-                <w:szCs w:val="17"/>
-              </w:rPr>
-              <w:t>Automatizada (</w:t>
-            </w:r>
-            <w:proofErr w:type="spellStart"/>
-            <w:r>
-              <w:rPr>
-                <w:sz w:val="17"/>
-                <w:szCs w:val="17"/>
-              </w:rPr>
-              <w:t>tests</w:t>
-            </w:r>
-            <w:proofErr w:type="spellEnd"/>
-            <w:r>
-              <w:rPr>
-                <w:sz w:val="17"/>
-                <w:szCs w:val="17"/>
-              </w:rPr>
-              <w:t>/</w:t>
-            </w:r>
-            <w:proofErr w:type="spellStart"/>
-            <w:r>
-              <w:rPr>
-                <w:sz w:val="17"/>
-                <w:szCs w:val="17"/>
-              </w:rPr>
-              <w:t>perf</w:t>
-            </w:r>
-            <w:proofErr w:type="spellEnd"/>
-            <w:r>
-              <w:rPr>
-                <w:sz w:val="17"/>
-                <w:szCs w:val="17"/>
-              </w:rPr>
-              <w:t>)</w:t>
+              <w:t>Automatizada (tests/perf)</w:t>
             </w:r>
           </w:p>
         </w:tc>
       </w:tr>
       <w:tr>
+        <w:tblPrEx>
+          <w:tblCellMar>
+            <w:top w:w="0" w:type="dxa"/>
+            <w:bottom w:w="0" w:type="dxa"/>
+          </w:tblCellMar>
+        </w:tblPrEx>
         <w:trPr>
           <w:cantSplit/>
         </w:trPr>
@@ -41870,39 +43053,7 @@
                 <w:sz w:val="17"/>
                 <w:szCs w:val="17"/>
               </w:rPr>
-              <w:t>Automatizada (</w:t>
-            </w:r>
-            <w:proofErr w:type="spellStart"/>
-            <w:r>
-              <w:rPr>
-                <w:sz w:val="17"/>
-                <w:szCs w:val="17"/>
-              </w:rPr>
-              <w:t>tests</w:t>
-            </w:r>
-            <w:proofErr w:type="spellEnd"/>
-            <w:r>
-              <w:rPr>
-                <w:sz w:val="17"/>
-                <w:szCs w:val="17"/>
-              </w:rPr>
-              <w:t>/</w:t>
-            </w:r>
-            <w:proofErr w:type="spellStart"/>
-            <w:r>
-              <w:rPr>
-                <w:sz w:val="17"/>
-                <w:szCs w:val="17"/>
-              </w:rPr>
-              <w:t>integrity</w:t>
-            </w:r>
-            <w:proofErr w:type="spellEnd"/>
-            <w:r>
-              <w:rPr>
-                <w:sz w:val="17"/>
-                <w:szCs w:val="17"/>
-              </w:rPr>
-              <w:t>)</w:t>
+              <w:t>Automatizada (tests/integrity)</w:t>
             </w:r>
           </w:p>
         </w:tc>
@@ -42084,21 +43235,12 @@
     <w:pPr>
       <w:jc w:val="right"/>
     </w:pPr>
-    <w:proofErr w:type="spellStart"/>
     <w:r>
       <w:rPr>
         <w:sz w:val="16"/>
         <w:szCs w:val="16"/>
       </w:rPr>
-      <w:t>TrazaDoc</w:t>
-    </w:r>
-    <w:proofErr w:type="spellEnd"/>
-    <w:r>
-      <w:rPr>
-        <w:sz w:val="16"/>
-        <w:szCs w:val="16"/>
-      </w:rPr>
-      <w:t xml:space="preserve"> · Plan de Pruebas de Software</w:t>
+      <w:t>TrazaDoc · Plan de Pruebas de Software</w:t>
     </w:r>
   </w:p>
 </w:hdr>
@@ -42110,21 +43252,12 @@
     <w:pPr>
       <w:jc w:val="right"/>
     </w:pPr>
-    <w:proofErr w:type="spellStart"/>
     <w:r>
       <w:rPr>
         <w:sz w:val="16"/>
         <w:szCs w:val="16"/>
       </w:rPr>
-      <w:t>TrazaDoc</w:t>
-    </w:r>
-    <w:proofErr w:type="spellEnd"/>
-    <w:r>
-      <w:rPr>
-        <w:sz w:val="16"/>
-        <w:szCs w:val="16"/>
-      </w:rPr>
-      <w:t xml:space="preserve"> · Plan de Pruebas de Software</w:t>
+      <w:t>TrazaDoc · Plan de Pruebas de Software</w:t>
     </w:r>
   </w:p>
 </w:hdr>
@@ -42133,10 +43266,10 @@
 <file path=word/numbering.xml><?xml version="1.0" encoding="utf-8"?>
 <w:numbering xmlns:wpc="http://schemas.microsoft.com/office/word/2010/wordprocessingCanvas" xmlns:cx="http://schemas.microsoft.com/office/drawing/2014/chartex" xmlns:cx1="http://schemas.microsoft.com/office/drawing/2015/9/8/chartex" xmlns:cx2="http://schemas.microsoft.com/office/drawing/2015/10/21/chartex" xmlns:cx3="http://schemas.microsoft.com/office/drawing/2016/5/9/chartex" xmlns:cx4="http://schemas.microsoft.com/office/drawing/2016/5/10/chartex" xmlns:cx5="http://schemas.microsoft.com/office/drawing/2016/5/11/chartex" xmlns:cx6="http://schemas.microsoft.com/office/drawing/2016/5/12/chartex" xmlns:cx7="http://schemas.microsoft.com/office/drawing/2016/5/13/chartex" xmlns:cx8="http://schemas.microsoft.com/office/drawing/2016/5/14/chartex" xmlns:mc="http://schemas.openxmlformats.org/markup-compatibility/2006" xmlns:aink="http://schemas.microsoft.com/office/drawing/2016/ink" xmlns:am3d="http://schemas.microsoft.com/office/drawing/2017/model3d" xmlns:o="urn:schemas-microsoft-com:office:office" xmlns:oel="http://schemas.microsoft.com/office/2019/extlst" xmlns:r="http://schemas.openxmlformats.org/officeDocument/2006/relationships" xmlns:m="http://schemas.openxmlformats.org/officeDocument/2006/math" xmlns:v="urn:schemas-microsoft-com:vml" xmlns:wp14="http://schemas.microsoft.com/office/word/2010/wordprocessingDrawing" xmlns:wp="http://schemas.openxmlformats.org/drawingml/2006/wordprocessingDrawing" xmlns:w10="urn:schemas-microsoft-com:office:word" xmlns:w="http://schemas.openxmlformats.org/wordprocessingml/2006/main" xmlns:w14="http://schemas.microsoft.com/office/word/2010/wordml" xmlns:w15="http://schemas.microsoft.com/office/word/2012/wordml" xmlns:w16cex="http://schemas.microsoft.com/office/word/2018/wordml/cex" xmlns:w16cid="http://schemas.microsoft.com/office/word/2016/wordml/cid" xmlns:w16="http://schemas.microsoft.com/office/word/2018/wordml" xmlns:w16du="http://schemas.microsoft.com/office/word/2023/wordml/word16du" xmlns:w16sdtdh="http://schemas.microsoft.com/office/word/2020/wordml/sdtdatahash" xmlns:w16sdtfl="http://schemas.microsoft.com/office/word/2024/wordml/sdtformatlock" xmlns:w16se="http://schemas.microsoft.com/office/word/2015/wordml/symex" xmlns:wpg="http://schemas.microsoft.com/office/word/2010/wordprocessingGroup" xmlns:wpi="http://schemas.microsoft.com/office/word/2010/wordprocessingInk" xmlns:wne="http://schemas.microsoft.com/office/word/2006/wordml" xmlns:wps="http://schemas.microsoft.com/office/word/2010/wordprocessingShape" mc:Ignorable="w14 w15 w16se w16cid w16 w16cex w16sdtdh w16sdtfl w16du wp14">
   <w:abstractNum w:abstractNumId="0" w15:restartNumberingAfterBreak="0">
-    <w:nsid w:val="379054F7"/>
+    <w:nsid w:val="29D7630D"/>
     <w:multiLevelType w:val="hybridMultilevel"/>
-    <w:tmpl w:val="06CC0740"/>
-    <w:lvl w:ilvl="0" w:tplc="9C329542">
+    <w:tmpl w:val="5E7C57F4"/>
+    <w:lvl w:ilvl="0" w:tplc="A0346AAA">
       <w:start w:val="1"/>
       <w:numFmt w:val="bullet"/>
       <w:lvlText w:val="●"/>
@@ -42145,7 +43278,7 @@
         <w:ind w:left="720" w:hanging="360"/>
       </w:pPr>
     </w:lvl>
-    <w:lvl w:ilvl="1" w:tplc="AE5469B8">
+    <w:lvl w:ilvl="1" w:tplc="74D45FFA">
       <w:start w:val="1"/>
       <w:numFmt w:val="bullet"/>
       <w:lvlText w:val="○"/>
@@ -42154,7 +43287,7 @@
         <w:ind w:left="1440" w:hanging="360"/>
       </w:pPr>
     </w:lvl>
-    <w:lvl w:ilvl="2" w:tplc="2A36CCDA">
+    <w:lvl w:ilvl="2" w:tplc="76A415AE">
       <w:start w:val="1"/>
       <w:numFmt w:val="bullet"/>
       <w:lvlText w:val="■"/>
@@ -42163,7 +43296,7 @@
         <w:ind w:left="2160" w:hanging="360"/>
       </w:pPr>
     </w:lvl>
-    <w:lvl w:ilvl="3" w:tplc="4CACF1DE">
+    <w:lvl w:ilvl="3" w:tplc="F8046752">
       <w:start w:val="1"/>
       <w:numFmt w:val="bullet"/>
       <w:lvlText w:val="●"/>
@@ -42172,7 +43305,7 @@
         <w:ind w:left="2880" w:hanging="360"/>
       </w:pPr>
     </w:lvl>
-    <w:lvl w:ilvl="4" w:tplc="709EBFF0">
+    <w:lvl w:ilvl="4" w:tplc="2B8E3806">
       <w:start w:val="1"/>
       <w:numFmt w:val="bullet"/>
       <w:lvlText w:val="○"/>
@@ -42181,7 +43314,7 @@
         <w:ind w:left="3600" w:hanging="360"/>
       </w:pPr>
     </w:lvl>
-    <w:lvl w:ilvl="5" w:tplc="EC9E184A">
+    <w:lvl w:ilvl="5" w:tplc="BBFA04D2">
       <w:start w:val="1"/>
       <w:numFmt w:val="bullet"/>
       <w:lvlText w:val="■"/>
@@ -42190,7 +43323,7 @@
         <w:ind w:left="4320" w:hanging="360"/>
       </w:pPr>
     </w:lvl>
-    <w:lvl w:ilvl="6" w:tplc="14F0B59C">
+    <w:lvl w:ilvl="6" w:tplc="4C20F2DC">
       <w:start w:val="1"/>
       <w:numFmt w:val="bullet"/>
       <w:lvlText w:val="●"/>
@@ -42199,7 +43332,7 @@
         <w:ind w:left="5040" w:hanging="360"/>
       </w:pPr>
     </w:lvl>
-    <w:lvl w:ilvl="7" w:tplc="BED68E4E">
+    <w:lvl w:ilvl="7" w:tplc="AC223018">
       <w:start w:val="1"/>
       <w:numFmt w:val="bullet"/>
       <w:lvlText w:val="●"/>
@@ -42208,7 +43341,7 @@
         <w:ind w:left="5760" w:hanging="360"/>
       </w:pPr>
     </w:lvl>
-    <w:lvl w:ilvl="8" w:tplc="E2A8DD18">
+    <w:lvl w:ilvl="8" w:tplc="7AD25204">
       <w:start w:val="1"/>
       <w:numFmt w:val="bullet"/>
       <w:lvlText w:val="●"/>
@@ -42219,10 +43352,64 @@
     </w:lvl>
   </w:abstractNum>
   <w:abstractNum w:abstractNumId="1" w15:restartNumberingAfterBreak="0">
-    <w:nsid w:val="39147EE4"/>
+    <w:nsid w:val="387F1947"/>
     <w:multiLevelType w:val="hybridMultilevel"/>
-    <w:tmpl w:val="A66610D4"/>
-    <w:lvl w:ilvl="0" w:tplc="E75EA318">
+    <w:tmpl w:val="DE86405C"/>
+    <w:lvl w:ilvl="0" w:tplc="7430E6D4">
+      <w:start w:val="1"/>
+      <w:numFmt w:val="bullet"/>
+      <w:lvlText w:val="•"/>
+      <w:lvlJc w:val="left"/>
+      <w:pPr>
+        <w:ind w:left="567" w:hanging="283"/>
+      </w:pPr>
+    </w:lvl>
+    <w:lvl w:ilvl="1" w:tplc="18F031CA">
+      <w:numFmt w:val="decimal"/>
+      <w:lvlText w:val=""/>
+      <w:lvlJc w:val="left"/>
+    </w:lvl>
+    <w:lvl w:ilvl="2" w:tplc="989AEAB6">
+      <w:numFmt w:val="decimal"/>
+      <w:lvlText w:val=""/>
+      <w:lvlJc w:val="left"/>
+    </w:lvl>
+    <w:lvl w:ilvl="3" w:tplc="E20C8C4C">
+      <w:numFmt w:val="decimal"/>
+      <w:lvlText w:val=""/>
+      <w:lvlJc w:val="left"/>
+    </w:lvl>
+    <w:lvl w:ilvl="4" w:tplc="D2102BEE">
+      <w:numFmt w:val="decimal"/>
+      <w:lvlText w:val=""/>
+      <w:lvlJc w:val="left"/>
+    </w:lvl>
+    <w:lvl w:ilvl="5" w:tplc="A98869B8">
+      <w:numFmt w:val="decimal"/>
+      <w:lvlText w:val=""/>
+      <w:lvlJc w:val="left"/>
+    </w:lvl>
+    <w:lvl w:ilvl="6" w:tplc="5638FB3C">
+      <w:numFmt w:val="decimal"/>
+      <w:lvlText w:val=""/>
+      <w:lvlJc w:val="left"/>
+    </w:lvl>
+    <w:lvl w:ilvl="7" w:tplc="FA145288">
+      <w:numFmt w:val="decimal"/>
+      <w:lvlText w:val=""/>
+      <w:lvlJc w:val="left"/>
+    </w:lvl>
+    <w:lvl w:ilvl="8" w:tplc="A9606CDE">
+      <w:numFmt w:val="decimal"/>
+      <w:lvlText w:val=""/>
+      <w:lvlJc w:val="left"/>
+    </w:lvl>
+  </w:abstractNum>
+  <w:abstractNum w:abstractNumId="2" w15:restartNumberingAfterBreak="0">
+    <w:nsid w:val="682223EB"/>
+    <w:multiLevelType w:val="hybridMultilevel"/>
+    <w:tmpl w:val="364C57B0"/>
+    <w:lvl w:ilvl="0" w:tplc="83A49112">
       <w:start w:val="1"/>
       <w:numFmt w:val="decimal"/>
       <w:lvlText w:val="%1."/>
@@ -42231,127 +43418,73 @@
         <w:ind w:left="567" w:hanging="340"/>
       </w:pPr>
     </w:lvl>
-    <w:lvl w:ilvl="1" w:tplc="818A0966">
+    <w:lvl w:ilvl="1" w:tplc="E82A1B2C">
       <w:numFmt w:val="decimal"/>
       <w:lvlText w:val=""/>
       <w:lvlJc w:val="left"/>
     </w:lvl>
-    <w:lvl w:ilvl="2" w:tplc="E11EFD6E">
+    <w:lvl w:ilvl="2" w:tplc="B6B263A2">
       <w:numFmt w:val="decimal"/>
       <w:lvlText w:val=""/>
       <w:lvlJc w:val="left"/>
     </w:lvl>
-    <w:lvl w:ilvl="3" w:tplc="F802FF40">
+    <w:lvl w:ilvl="3" w:tplc="A0264332">
       <w:numFmt w:val="decimal"/>
       <w:lvlText w:val=""/>
       <w:lvlJc w:val="left"/>
     </w:lvl>
-    <w:lvl w:ilvl="4" w:tplc="F1D2C22A">
+    <w:lvl w:ilvl="4" w:tplc="5DA023EE">
       <w:numFmt w:val="decimal"/>
       <w:lvlText w:val=""/>
       <w:lvlJc w:val="left"/>
     </w:lvl>
-    <w:lvl w:ilvl="5" w:tplc="3F66AA10">
+    <w:lvl w:ilvl="5" w:tplc="CDFE1D32">
       <w:numFmt w:val="decimal"/>
       <w:lvlText w:val=""/>
       <w:lvlJc w:val="left"/>
     </w:lvl>
-    <w:lvl w:ilvl="6" w:tplc="9B70B0F8">
+    <w:lvl w:ilvl="6" w:tplc="76422FEE">
       <w:numFmt w:val="decimal"/>
       <w:lvlText w:val=""/>
       <w:lvlJc w:val="left"/>
     </w:lvl>
-    <w:lvl w:ilvl="7" w:tplc="BD04EDDE">
+    <w:lvl w:ilvl="7" w:tplc="047C7620">
       <w:numFmt w:val="decimal"/>
       <w:lvlText w:val=""/>
       <w:lvlJc w:val="left"/>
     </w:lvl>
-    <w:lvl w:ilvl="8" w:tplc="0D586878">
+    <w:lvl w:ilvl="8" w:tplc="0F50ACF0">
       <w:numFmt w:val="decimal"/>
       <w:lvlText w:val=""/>
       <w:lvlJc w:val="left"/>
     </w:lvl>
   </w:abstractNum>
-  <w:abstractNum w:abstractNumId="2" w15:restartNumberingAfterBreak="0">
-    <w:nsid w:val="6EE50420"/>
-    <w:multiLevelType w:val="hybridMultilevel"/>
-    <w:tmpl w:val="CD7CCD38"/>
-    <w:lvl w:ilvl="0" w:tplc="81225FD0">
-      <w:start w:val="1"/>
-      <w:numFmt w:val="bullet"/>
-      <w:lvlText w:val="•"/>
-      <w:lvlJc w:val="left"/>
-      <w:pPr>
-        <w:ind w:left="567" w:hanging="283"/>
-      </w:pPr>
-    </w:lvl>
-    <w:lvl w:ilvl="1" w:tplc="1B3067B0">
-      <w:numFmt w:val="decimal"/>
-      <w:lvlText w:val=""/>
-      <w:lvlJc w:val="left"/>
-    </w:lvl>
-    <w:lvl w:ilvl="2" w:tplc="3D54271A">
-      <w:numFmt w:val="decimal"/>
-      <w:lvlText w:val=""/>
-      <w:lvlJc w:val="left"/>
-    </w:lvl>
-    <w:lvl w:ilvl="3" w:tplc="7F9ACCF0">
-      <w:numFmt w:val="decimal"/>
-      <w:lvlText w:val=""/>
-      <w:lvlJc w:val="left"/>
-    </w:lvl>
-    <w:lvl w:ilvl="4" w:tplc="96EA1B6C">
-      <w:numFmt w:val="decimal"/>
-      <w:lvlText w:val=""/>
-      <w:lvlJc w:val="left"/>
-    </w:lvl>
-    <w:lvl w:ilvl="5" w:tplc="5574C1DA">
-      <w:numFmt w:val="decimal"/>
-      <w:lvlText w:val=""/>
-      <w:lvlJc w:val="left"/>
-    </w:lvl>
-    <w:lvl w:ilvl="6" w:tplc="703C45A6">
-      <w:numFmt w:val="decimal"/>
-      <w:lvlText w:val=""/>
-      <w:lvlJc w:val="left"/>
-    </w:lvl>
-    <w:lvl w:ilvl="7" w:tplc="87289A30">
-      <w:numFmt w:val="decimal"/>
-      <w:lvlText w:val=""/>
-      <w:lvlJc w:val="left"/>
-    </w:lvl>
-    <w:lvl w:ilvl="8" w:tplc="BB82151C">
-      <w:numFmt w:val="decimal"/>
-      <w:lvlText w:val=""/>
-      <w:lvlJc w:val="left"/>
-    </w:lvl>
-  </w:abstractNum>
-  <w:num w:numId="1" w16cid:durableId="648559662">
+  <w:num w:numId="1" w16cid:durableId="122503486">
     <w:abstractNumId w:val="0"/>
     <w:lvlOverride w:ilvl="0">
       <w:startOverride w:val="1"/>
     </w:lvlOverride>
   </w:num>
-  <w:num w:numId="2" w16cid:durableId="547840004">
+  <w:num w:numId="2" w16cid:durableId="974065723">
+    <w:abstractNumId w:val="1"/>
+    <w:lvlOverride w:ilvl="0">
+      <w:startOverride w:val="1"/>
+    </w:lvlOverride>
+  </w:num>
+  <w:num w:numId="3" w16cid:durableId="453059234">
     <w:abstractNumId w:val="2"/>
     <w:lvlOverride w:ilvl="0">
       <w:startOverride w:val="1"/>
     </w:lvlOverride>
   </w:num>
-  <w:num w:numId="3" w16cid:durableId="2019890440">
-    <w:abstractNumId w:val="1"/>
+  <w:num w:numId="4" w16cid:durableId="1662925010">
+    <w:abstractNumId w:val="2"/>
     <w:lvlOverride w:ilvl="0">
       <w:startOverride w:val="1"/>
     </w:lvlOverride>
   </w:num>
-  <w:num w:numId="4" w16cid:durableId="1358845261">
-    <w:abstractNumId w:val="1"/>
-    <w:lvlOverride w:ilvl="0">
-      <w:startOverride w:val="1"/>
-    </w:lvlOverride>
-  </w:num>
-  <w:num w:numId="5" w16cid:durableId="1930888100">
-    <w:abstractNumId w:val="1"/>
+  <w:num w:numId="5" w16cid:durableId="1565524880">
+    <w:abstractNumId w:val="2"/>
     <w:lvlOverride w:ilvl="0">
       <w:startOverride w:val="1"/>
     </w:lvlOverride>
@@ -42946,7 +44079,7 @@
     <w:autoRedefine/>
     <w:uiPriority w:val="39"/>
     <w:unhideWhenUsed/>
-    <w:rsid w:val="00842316"/>
+    <w:rsid w:val="00D21DB6"/>
     <w:pPr>
       <w:spacing w:after="100"/>
     </w:pPr>
@@ -42958,7 +44091,7 @@
     <w:autoRedefine/>
     <w:uiPriority w:val="39"/>
     <w:unhideWhenUsed/>
-    <w:rsid w:val="00842316"/>
+    <w:rsid w:val="00D21DB6"/>
     <w:pPr>
       <w:spacing w:after="100"/>
       <w:ind w:left="220"/>
